--- a/src/Layers/W1/BaseApp/Manufacturing/Reports/CapacityTaskListBody.docx
+++ b/src/Layers/W1/BaseApp/Manufacturing/Reports/CapacityTaskListBody.docx
@@ -1,84 +1,86 @@
 
 <file path=word/document.xml><?xml version="1.0" encoding="utf-8"?>
-<w:document xmlns:wpc="http://schemas.microsoft.com/office/word/2010/wordprocessingCanvas" xmlns:cx="http://schemas.microsoft.com/office/drawing/2014/chartex" xmlns:cx1="http://schemas.microsoft.com/office/drawing/2015/9/8/chartex" xmlns:cx2="http://schemas.microsoft.com/office/drawing/2015/10/21/chartex" xmlns:cx3="http://schemas.microsoft.com/office/drawing/2016/5/9/chartex" xmlns:cx4="http://schemas.microsoft.com/office/drawing/2016/5/10/chartex" xmlns:cx5="http://schemas.microsoft.com/office/drawing/2016/5/11/chartex" xmlns:cx6="http://schemas.microsoft.com/office/drawing/2016/5/12/chartex" xmlns:cx7="http://schemas.microsoft.com/office/drawing/2016/5/13/chartex" xmlns:cx8="http://schemas.microsoft.com/office/drawing/2016/5/14/chartex" xmlns:mc="http://schemas.openxmlformats.org/markup-compatibility/2006" xmlns:aink="http://schemas.microsoft.com/office/drawing/2016/ink" xmlns:am3d="http://schemas.microsoft.com/office/drawing/2017/model3d" xmlns:o="urn:schemas-microsoft-com:office:office" xmlns:oel="http://schemas.microsoft.com/office/2019/extlst" xmlns:r="http://schemas.openxmlformats.org/officeDocument/2006/relationships" xmlns:m="http://schemas.openxmlformats.org/officeDocument/2006/math" xmlns:v="urn:schemas-microsoft-com:vml" xmlns:wp14="http://schemas.microsoft.com/office/word/2010/wordprocessingDrawing" xmlns:wp="http://schemas.openxmlformats.org/drawingml/2006/wordprocessingDrawing" xmlns:w10="urn:schemas-microsoft-com:office:word" xmlns:w="http://schemas.openxmlformats.org/wordprocessingml/2006/main" xmlns:w14="http://schemas.microsoft.com/office/word/2010/wordml" xmlns:w15="http://schemas.microsoft.com/office/word/2012/wordml" xmlns:w16cei="http://schemas.microsoft.com/office/word/2026/wordml/cei" xmlns:w16cex="http://schemas.microsoft.com/office/word/2018/wordml/cex" xmlns:w16cid="http://schemas.microsoft.com/office/word/2016/wordml/cid" xmlns:w16="http://schemas.microsoft.com/office/word/2018/wordml" xmlns:w16du="http://schemas.microsoft.com/office/word/2023/wordml/word16du" xmlns:w16sdtdh="http://schemas.microsoft.com/office/word/2020/wordml/sdtdatahash" xmlns:w16sdtfl="http://schemas.microsoft.com/office/word/2024/wordml/sdtformatlock" xmlns:w16se="http://schemas.microsoft.com/office/word/2015/wordml/symex" xmlns:wpg="http://schemas.microsoft.com/office/word/2010/wordprocessingGroup" xmlns:wpi="http://schemas.microsoft.com/office/word/2010/wordprocessingInk" xmlns:wne="http://schemas.microsoft.com/office/word/2006/wordml" xmlns:wps="http://schemas.microsoft.com/office/word/2010/wordprocessingShape" mc:Ignorable="w14 w15 w16se w16cid w16 w16cex w16sdtdh w16sdtfl w16du wp14">
+<w:document xmlns:wpc="http://schemas.microsoft.com/office/word/2010/wordprocessingCanvas" xmlns:cx="http://schemas.microsoft.com/office/drawing/2014/chartex" xmlns:cx1="http://schemas.microsoft.com/office/drawing/2015/9/8/chartex" xmlns:cx2="http://schemas.microsoft.com/office/drawing/2015/10/21/chartex" xmlns:cx3="http://schemas.microsoft.com/office/drawing/2016/5/9/chartex" xmlns:cx4="http://schemas.microsoft.com/office/drawing/2016/5/10/chartex" xmlns:cx5="http://schemas.microsoft.com/office/drawing/2016/5/11/chartex" xmlns:cx6="http://schemas.microsoft.com/office/drawing/2016/5/12/chartex" xmlns:cx7="http://schemas.microsoft.com/office/drawing/2016/5/13/chartex" xmlns:cx8="http://schemas.microsoft.com/office/drawing/2016/5/14/chartex" xmlns:mc="http://schemas.openxmlformats.org/markup-compatibility/2006" xmlns:aink="http://schemas.microsoft.com/office/drawing/2016/ink" xmlns:am3d="http://schemas.microsoft.com/office/drawing/2017/model3d" xmlns:o="urn:schemas-microsoft-com:office:office" xmlns:oel="http://schemas.microsoft.com/office/2019/extlst" xmlns:r="http://schemas.openxmlformats.org/officeDocument/2006/relationships" xmlns:m="http://schemas.openxmlformats.org/officeDocument/2006/math" xmlns:v="urn:schemas-microsoft-com:vml" xmlns:wp14="http://schemas.microsoft.com/office/word/2010/wordprocessingDrawing" xmlns:wp="http://schemas.openxmlformats.org/drawingml/2006/wordprocessingDrawing" xmlns:w10="urn:schemas-microsoft-com:office:word" xmlns:w="http://schemas.openxmlformats.org/wordprocessingml/2006/main" xmlns:w14="http://schemas.microsoft.com/office/word/2010/wordml" xmlns:w15="http://schemas.microsoft.com/office/word/2012/wordml" xmlns:w16cex="http://schemas.microsoft.com/office/word/2018/wordml/cex" xmlns:w16cid="http://schemas.microsoft.com/office/word/2016/wordml/cid" xmlns:w16="http://schemas.microsoft.com/office/word/2018/wordml" xmlns:w16du="http://schemas.microsoft.com/office/word/2023/wordml/word16du" xmlns:w16sdtdh="http://schemas.microsoft.com/office/word/2020/wordml/sdtdatahash" xmlns:w16sdtfl="http://schemas.microsoft.com/office/word/2024/wordml/sdtformatlock" xmlns:w16se="http://schemas.microsoft.com/office/word/2015/wordml/symex" xmlns:wpg="http://schemas.microsoft.com/office/word/2010/wordprocessingGroup" xmlns:wpi="http://schemas.microsoft.com/office/word/2010/wordprocessingInk" xmlns:wne="http://schemas.microsoft.com/office/word/2006/wordml" xmlns:wps="http://schemas.microsoft.com/office/word/2010/wordprocessingShape" mc:Ignorable="w14 w15 w16se w16cid w16 w16cex w16sdtdh w16sdtfl w16du wp14">
   <w:body>
     <w:tbl>
       <w:tblPr>
-        <w:tblStyle w:val="TableGrid1"/>
+        <w:tblStyle w:val="TableGrid"/>
         <w:tblpPr w:leftFromText="180" w:rightFromText="180" w:vertAnchor="text" w:horzAnchor="margin" w:tblpY="-11"/>
-        <w:tblW w:w="15422" w:type="dxa"/>
+        <w:tblW w:w="15364" w:type="dxa"/>
         <w:tblBorders>
-          <w:top w:val="none" w:sz="0" w:space="0" w:color="auto"/>
-          <w:left w:val="none" w:sz="0" w:space="0" w:color="auto"/>
-          <w:bottom w:val="none" w:sz="0" w:space="0" w:color="auto"/>
-          <w:right w:val="none" w:sz="0" w:space="0" w:color="auto"/>
-          <w:insideH w:val="none" w:sz="0" w:space="0" w:color="auto"/>
-          <w:insideV w:val="none" w:sz="0" w:space="0" w:color="auto"/>
+          <w:top w:val="none" w:color="auto" w:sz="0" w:space="0"/>
+          <w:left w:val="none" w:color="auto" w:sz="0" w:space="0"/>
+          <w:bottom w:val="none" w:color="auto" w:sz="0" w:space="0"/>
+          <w:right w:val="none" w:color="auto" w:sz="0" w:space="0"/>
+          <w:insideH w:val="none" w:color="auto" w:sz="0" w:space="0"/>
+          <w:insideV w:val="none" w:color="auto" w:sz="0" w:space="0"/>
         </w:tblBorders>
         <w:tblLayout w:type="fixed"/>
         <w:tblLook w:val="04A0" w:firstRow="1" w:lastRow="0" w:firstColumn="1" w:lastColumn="0" w:noHBand="0" w:noVBand="1"/>
       </w:tblPr>
       <w:tblGrid>
-        <w:gridCol w:w="1072"/>
-        <w:gridCol w:w="919"/>
-        <w:gridCol w:w="996"/>
-        <w:gridCol w:w="1281"/>
-        <w:gridCol w:w="1422"/>
-        <w:gridCol w:w="1708"/>
-        <w:gridCol w:w="1081"/>
-        <w:gridCol w:w="1081"/>
-        <w:gridCol w:w="1081"/>
-        <w:gridCol w:w="1081"/>
-        <w:gridCol w:w="1081"/>
-        <w:gridCol w:w="1424"/>
-        <w:gridCol w:w="1140"/>
+        <w:gridCol w:w="1067"/>
+        <w:gridCol w:w="915"/>
+        <w:gridCol w:w="992"/>
+        <w:gridCol w:w="1276"/>
+        <w:gridCol w:w="1417"/>
+        <w:gridCol w:w="1702"/>
+        <w:gridCol w:w="1077"/>
+        <w:gridCol w:w="1077"/>
+        <w:gridCol w:w="1077"/>
+        <w:gridCol w:w="1077"/>
+        <w:gridCol w:w="1077"/>
+        <w:gridCol w:w="1419"/>
+        <w:gridCol w:w="1136"/>
         <w:gridCol w:w="55"/>
       </w:tblGrid>
       <w:tr>
         <w:trPr>
-          <w:trHeight w:val="490"/>
+          <w:trHeight w:val="283"/>
           <w:tblHeader/>
         </w:trPr>
         <w:sdt>
           <w:sdtPr>
             <w:rPr>
-              <w:rFonts w:ascii="Segoe UI Semibold" w:eastAsia="Yu Mincho" w:hAnsi="Segoe UI Semibold" w:cs="Segoe UI Semibold"/>
-              <w:sz w:val="22"/>
-              <w:szCs w:val="22"/>
+              <w:rFonts w:ascii="Segoe UI" w:hAnsi="Segoe UI" w:cs="Segoe UI"/>
+              <w:b/>
+              <w:bCs/>
+              <w:sz w:val="16"/>
+              <w:szCs w:val="16"/>
             </w:rPr>
             <w:id w:val="-1001648648"/>
             <w:placeholder>
-              <w:docPart w:val="544E0F0DA7404DB3BCB7C2E800838AC2"/>
+              <w:docPart w:val="3FE1B979AABB455BAD8DF711218051EA"/>
             </w:placeholder>
-            <w15:dataBinding w:prefixMappings="xmlns:ns0='urn:microsoft-dynamics-nav/reports/Capacity_Task_List/99000780/' " w:xpath="/ns0:NavWordReportXmlPart[1]/ns0:Labels[1]/ns0:PONo_ProdOrderRtngLineCaption[1]" w:storeItemID="{08C9516C-9129-4036-888F-428CC6C93241}" w16sdtdh:storeItemChecksum="yquTYw=="/>
+            <w15:dataBinding w:prefixMappings="xmlns:ns0='urn:microsoft-dynamics-nav/reports/CapacityTaskList/50012/' " w:xpath="/ns0:NavWordReportXmlPart[1]/ns0:Labels[1]/ns0:PONo_ProdOrderRtngLineCaption[1]" w:storeItemID="{F7620D69-F738-4EA8-8EAF-388C0D8DB26E}"/>
           </w:sdtPr>
           <w:sdtContent>
             <w:tc>
               <w:tcPr>
-                <w:tcW w:w="1072" w:type="dxa"/>
-                <w:tcBorders>
-                  <w:bottom w:val="single" w:sz="4" w:space="0" w:color="auto"/>
-                </w:tcBorders>
+                <w:tcW w:w="1067" w:type="dxa"/>
                 <w:tcMar>
                   <w:left w:w="0" w:type="dxa"/>
                 </w:tcMar>
+                <w:vAlign w:val="bottom"/>
               </w:tcPr>
               <w:p>
                 <w:pPr>
-                  <w:pStyle w:val="Heading2"/>
-                  <w:spacing w:before="160" w:after="80"/>
                   <w:rPr>
-                    <w:rFonts w:ascii="Segoe UI Semibold" w:eastAsia="Yu Mincho" w:hAnsi="Segoe UI Semibold" w:cs="Segoe UI Semibold"/>
-                    <w:sz w:val="22"/>
-                    <w:szCs w:val="22"/>
+                    <w:rFonts w:ascii="Segoe UI" w:hAnsi="Segoe UI" w:cs="Segoe UI"/>
+                    <w:b/>
+                    <w:bCs/>
+                    <w:sz w:val="16"/>
+                    <w:szCs w:val="16"/>
                   </w:rPr>
                 </w:pPr>
                 <w:proofErr w:type="spellStart"/>
                 <w:r>
                   <w:rPr>
-                    <w:rFonts w:ascii="Segoe UI Semibold" w:eastAsia="Yu Mincho" w:hAnsi="Segoe UI Semibold" w:cs="Segoe UI Semibold"/>
-                    <w:sz w:val="22"/>
-                    <w:szCs w:val="22"/>
+                    <w:rFonts w:ascii="Segoe UI" w:hAnsi="Segoe UI" w:cs="Segoe UI"/>
+                    <w:b/>
+                    <w:bCs/>
+                    <w:sz w:val="16"/>
+                    <w:szCs w:val="16"/>
                   </w:rPr>
                   <w:t>PONo_ProdOrderRtngLineCaption</w:t>
                 </w:r>
@@ -90,40 +92,42 @@
         <w:sdt>
           <w:sdtPr>
             <w:rPr>
-              <w:rFonts w:ascii="Segoe UI Semibold" w:eastAsia="Yu Mincho" w:hAnsi="Segoe UI Semibold" w:cs="Segoe UI Semibold"/>
-              <w:sz w:val="22"/>
-              <w:szCs w:val="22"/>
+              <w:rFonts w:ascii="Segoe UI" w:hAnsi="Segoe UI" w:cs="Segoe UI"/>
+              <w:b/>
+              <w:bCs/>
+              <w:sz w:val="16"/>
+              <w:szCs w:val="16"/>
             </w:rPr>
             <w:id w:val="1178933711"/>
             <w:placeholder>
-              <w:docPart w:val="544E0F0DA7404DB3BCB7C2E800838AC2"/>
+              <w:docPart w:val="3FE1B979AABB455BAD8DF711218051EA"/>
             </w:placeholder>
-            <w15:dataBinding w:prefixMappings="xmlns:ns0='urn:microsoft-dynamics-nav/reports/Capacity_Task_List/99000780/' " w:xpath="/ns0:NavWordReportXmlPart[1]/ns0:Labels[1]/ns0:RtngNo_ProdOrderRtngLineCaption[1]" w:storeItemID="{08C9516C-9129-4036-888F-428CC6C93241}" w16sdtdh:storeItemChecksum="yquTYw=="/>
+            <w15:dataBinding w:prefixMappings="xmlns:ns0='urn:microsoft-dynamics-nav/reports/CapacityTaskList/50012/' " w:xpath="/ns0:NavWordReportXmlPart[1]/ns0:Labels[1]/ns0:RtngNo_ProdOrderRtngLineCaption[1]" w:storeItemID="{F7620D69-F738-4EA8-8EAF-388C0D8DB26E}"/>
           </w:sdtPr>
           <w:sdtContent>
             <w:tc>
               <w:tcPr>
-                <w:tcW w:w="919" w:type="dxa"/>
-                <w:tcBorders>
-                  <w:bottom w:val="single" w:sz="4" w:space="0" w:color="auto"/>
-                </w:tcBorders>
+                <w:tcW w:w="915" w:type="dxa"/>
+                <w:vAlign w:val="bottom"/>
               </w:tcPr>
               <w:p>
                 <w:pPr>
-                  <w:pStyle w:val="Heading2"/>
-                  <w:spacing w:before="160" w:after="80"/>
                   <w:rPr>
-                    <w:rFonts w:ascii="Segoe UI Semibold" w:eastAsia="Yu Mincho" w:hAnsi="Segoe UI Semibold" w:cs="Segoe UI Semibold"/>
-                    <w:sz w:val="22"/>
-                    <w:szCs w:val="22"/>
+                    <w:rFonts w:ascii="Segoe UI" w:hAnsi="Segoe UI" w:cs="Segoe UI"/>
+                    <w:b/>
+                    <w:bCs/>
+                    <w:sz w:val="16"/>
+                    <w:szCs w:val="16"/>
                   </w:rPr>
                 </w:pPr>
                 <w:proofErr w:type="spellStart"/>
                 <w:r>
                   <w:rPr>
-                    <w:rFonts w:ascii="Segoe UI Semibold" w:eastAsia="Yu Mincho" w:hAnsi="Segoe UI Semibold" w:cs="Segoe UI Semibold"/>
-                    <w:sz w:val="22"/>
-                    <w:szCs w:val="22"/>
+                    <w:rFonts w:ascii="Segoe UI" w:hAnsi="Segoe UI" w:cs="Segoe UI"/>
+                    <w:b/>
+                    <w:bCs/>
+                    <w:sz w:val="16"/>
+                    <w:szCs w:val="16"/>
                   </w:rPr>
                   <w:t>RtngNo_ProdOrderRtngLineCaption</w:t>
                 </w:r>
@@ -135,40 +139,42 @@
         <w:sdt>
           <w:sdtPr>
             <w:rPr>
-              <w:rFonts w:ascii="Segoe UI Semibold" w:eastAsia="Yu Mincho" w:hAnsi="Segoe UI Semibold" w:cs="Segoe UI Semibold"/>
-              <w:sz w:val="22"/>
-              <w:szCs w:val="22"/>
+              <w:rFonts w:ascii="Segoe UI" w:hAnsi="Segoe UI" w:cs="Segoe UI"/>
+              <w:b/>
+              <w:bCs/>
+              <w:sz w:val="16"/>
+              <w:szCs w:val="16"/>
             </w:rPr>
             <w:id w:val="-1964575278"/>
             <w:placeholder>
-              <w:docPart w:val="544E0F0DA7404DB3BCB7C2E800838AC2"/>
+              <w:docPart w:val="3FE1B979AABB455BAD8DF711218051EA"/>
             </w:placeholder>
-            <w15:dataBinding w:prefixMappings="xmlns:ns0='urn:microsoft-dynamics-nav/reports/Capacity_Task_List/99000780/' " w:xpath="/ns0:NavWordReportXmlPart[1]/ns0:Labels[1]/ns0:OPNo_ProdOrderRtngLineCaption[1]" w:storeItemID="{08C9516C-9129-4036-888F-428CC6C93241}" w16sdtdh:storeItemChecksum="yquTYw=="/>
+            <w15:dataBinding w:prefixMappings="xmlns:ns0='urn:microsoft-dynamics-nav/reports/CapacityTaskList/50012/' " w:xpath="/ns0:NavWordReportXmlPart[1]/ns0:Labels[1]/ns0:OPNo_ProdOrderRtngLineCaption[1]" w:storeItemID="{F7620D69-F738-4EA8-8EAF-388C0D8DB26E}"/>
           </w:sdtPr>
           <w:sdtContent>
             <w:tc>
               <w:tcPr>
-                <w:tcW w:w="996" w:type="dxa"/>
-                <w:tcBorders>
-                  <w:bottom w:val="single" w:sz="4" w:space="0" w:color="auto"/>
-                </w:tcBorders>
+                <w:tcW w:w="992" w:type="dxa"/>
+                <w:vAlign w:val="bottom"/>
               </w:tcPr>
               <w:p>
                 <w:pPr>
-                  <w:pStyle w:val="Heading2"/>
-                  <w:spacing w:before="160" w:after="80"/>
                   <w:rPr>
-                    <w:rFonts w:ascii="Segoe UI Semibold" w:eastAsia="Yu Mincho" w:hAnsi="Segoe UI Semibold" w:cs="Segoe UI Semibold"/>
-                    <w:sz w:val="22"/>
-                    <w:szCs w:val="22"/>
+                    <w:rFonts w:ascii="Segoe UI" w:hAnsi="Segoe UI" w:cs="Segoe UI"/>
+                    <w:b/>
+                    <w:bCs/>
+                    <w:sz w:val="16"/>
+                    <w:szCs w:val="16"/>
                   </w:rPr>
                 </w:pPr>
                 <w:proofErr w:type="spellStart"/>
                 <w:r>
                   <w:rPr>
-                    <w:rFonts w:ascii="Segoe UI Semibold" w:eastAsia="Yu Mincho" w:hAnsi="Segoe UI Semibold" w:cs="Segoe UI Semibold"/>
-                    <w:sz w:val="22"/>
-                    <w:szCs w:val="22"/>
+                    <w:rFonts w:ascii="Segoe UI" w:hAnsi="Segoe UI" w:cs="Segoe UI"/>
+                    <w:b/>
+                    <w:bCs/>
+                    <w:sz w:val="16"/>
+                    <w:szCs w:val="16"/>
                   </w:rPr>
                   <w:t>OPNo_ProdOrderRtngLineCaption</w:t>
                 </w:r>
@@ -180,40 +186,42 @@
         <w:sdt>
           <w:sdtPr>
             <w:rPr>
-              <w:rFonts w:ascii="Segoe UI Semibold" w:eastAsia="Yu Mincho" w:hAnsi="Segoe UI Semibold" w:cs="Segoe UI Semibold"/>
-              <w:sz w:val="22"/>
-              <w:szCs w:val="22"/>
+              <w:rFonts w:ascii="Segoe UI" w:hAnsi="Segoe UI" w:cs="Segoe UI"/>
+              <w:b/>
+              <w:bCs/>
+              <w:sz w:val="16"/>
+              <w:szCs w:val="16"/>
             </w:rPr>
             <w:id w:val="1799566270"/>
             <w:placeholder>
-              <w:docPart w:val="6EA8A39397B2421BB359D8DAE5C9AD60"/>
+              <w:docPart w:val="EFD86A77558C4E1EAEC02E20CF625581"/>
             </w:placeholder>
-            <w15:dataBinding w:prefixMappings="xmlns:ns0='urn:microsoft-dynamics-nav/reports/Capacity_Task_List/99000780/' " w:xpath="/ns0:NavWordReportXmlPart[1]/ns0:Labels[1]/ns0:ItemNoCaption[1]" w:storeItemID="{08C9516C-9129-4036-888F-428CC6C93241}" w16sdtdh:storeItemChecksum="yquTYw=="/>
+            <w15:dataBinding w:prefixMappings="xmlns:ns0='urn:microsoft-dynamics-nav/reports/CapacityTaskList/50012/' " w:xpath="/ns0:NavWordReportXmlPart[1]/ns0:Labels[1]/ns0:ItemNoCaption[1]" w:storeItemID="{F7620D69-F738-4EA8-8EAF-388C0D8DB26E}"/>
           </w:sdtPr>
           <w:sdtContent>
             <w:tc>
               <w:tcPr>
-                <w:tcW w:w="1281" w:type="dxa"/>
-                <w:tcBorders>
-                  <w:bottom w:val="single" w:sz="4" w:space="0" w:color="auto"/>
-                </w:tcBorders>
+                <w:tcW w:w="1276" w:type="dxa"/>
+                <w:vAlign w:val="bottom"/>
               </w:tcPr>
               <w:p>
                 <w:pPr>
-                  <w:pStyle w:val="Heading2"/>
-                  <w:spacing w:before="160" w:after="80"/>
                   <w:rPr>
-                    <w:rFonts w:ascii="Segoe UI Semibold" w:eastAsia="Yu Mincho" w:hAnsi="Segoe UI Semibold" w:cs="Segoe UI Semibold"/>
-                    <w:sz w:val="22"/>
-                    <w:szCs w:val="22"/>
+                    <w:rFonts w:ascii="Segoe UI" w:hAnsi="Segoe UI" w:cs="Segoe UI"/>
+                    <w:b/>
+                    <w:bCs/>
+                    <w:sz w:val="16"/>
+                    <w:szCs w:val="16"/>
                   </w:rPr>
                 </w:pPr>
                 <w:proofErr w:type="spellStart"/>
                 <w:r>
                   <w:rPr>
-                    <w:rFonts w:ascii="Segoe UI Semibold" w:eastAsia="Yu Mincho" w:hAnsi="Segoe UI Semibold" w:cs="Segoe UI Semibold"/>
-                    <w:sz w:val="22"/>
-                    <w:szCs w:val="22"/>
+                    <w:rFonts w:ascii="Segoe UI" w:hAnsi="Segoe UI" w:cs="Segoe UI"/>
+                    <w:b/>
+                    <w:bCs/>
+                    <w:sz w:val="16"/>
+                    <w:szCs w:val="16"/>
                   </w:rPr>
                   <w:t>ItemNoCaption</w:t>
                 </w:r>
@@ -224,41 +232,43 @@
         </w:sdt>
         <w:tc>
           <w:tcPr>
-            <w:tcW w:w="1422" w:type="dxa"/>
-            <w:tcBorders>
-              <w:bottom w:val="single" w:sz="4" w:space="0" w:color="auto"/>
-            </w:tcBorders>
+            <w:tcW w:w="1417" w:type="dxa"/>
+            <w:vAlign w:val="bottom"/>
           </w:tcPr>
           <w:p>
             <w:pPr>
-              <w:pStyle w:val="Heading2"/>
-              <w:spacing w:before="160" w:after="80"/>
               <w:rPr>
-                <w:rFonts w:ascii="Segoe UI Semibold" w:eastAsia="Yu Mincho" w:hAnsi="Segoe UI Semibold" w:cs="Segoe UI Semibold"/>
-                <w:sz w:val="22"/>
-                <w:szCs w:val="22"/>
+                <w:rFonts w:ascii="Segoe UI" w:hAnsi="Segoe UI" w:cs="Segoe UI"/>
+                <w:b/>
+                <w:bCs/>
+                <w:sz w:val="16"/>
+                <w:szCs w:val="16"/>
               </w:rPr>
             </w:pPr>
             <w:sdt>
               <w:sdtPr>
                 <w:rPr>
-                  <w:rFonts w:ascii="Segoe UI Semibold" w:eastAsia="Yu Mincho" w:hAnsi="Segoe UI Semibold" w:cs="Segoe UI Semibold"/>
-                  <w:sz w:val="22"/>
-                  <w:szCs w:val="22"/>
+                  <w:rFonts w:ascii="Segoe UI" w:hAnsi="Segoe UI" w:cs="Segoe UI"/>
+                  <w:b/>
+                  <w:bCs/>
+                  <w:sz w:val="16"/>
+                  <w:szCs w:val="16"/>
                 </w:rPr>
                 <w:id w:val="1356548083"/>
                 <w:placeholder>
-                  <w:docPart w:val="6EA8A39397B2421BB359D8DAE5C9AD60"/>
+                  <w:docPart w:val="EFD86A77558C4E1EAEC02E20CF625581"/>
                 </w:placeholder>
-                <w15:dataBinding w:prefixMappings="xmlns:ns0='urn:microsoft-dynamics-nav/reports/Capacity_Task_List/99000780/' " w:xpath="/ns0:NavWordReportXmlPart[1]/ns0:Labels[1]/ns0:DescriptionCaption[1]" w:storeItemID="{08C9516C-9129-4036-888F-428CC6C93241}" w16sdtdh:storeItemChecksum="yquTYw=="/>
+                <w15:dataBinding w:prefixMappings="xmlns:ns0='urn:microsoft-dynamics-nav/reports/CapacityTaskList/50012/' " w:xpath="/ns0:NavWordReportXmlPart[1]/ns0:Labels[1]/ns0:DescriptionCaption[1]" w:storeItemID="{F7620D69-F738-4EA8-8EAF-388C0D8DB26E}"/>
               </w:sdtPr>
               <w:sdtContent>
                 <w:proofErr w:type="spellStart"/>
                 <w:r>
                   <w:rPr>
-                    <w:rFonts w:ascii="Segoe UI Semibold" w:eastAsia="Yu Mincho" w:hAnsi="Segoe UI Semibold" w:cs="Segoe UI Semibold"/>
-                    <w:sz w:val="22"/>
-                    <w:szCs w:val="22"/>
+                    <w:rFonts w:ascii="Segoe UI" w:hAnsi="Segoe UI" w:cs="Segoe UI"/>
+                    <w:b/>
+                    <w:bCs/>
+                    <w:sz w:val="16"/>
+                    <w:szCs w:val="16"/>
                   </w:rPr>
                   <w:t>DescriptionCaption</w:t>
                 </w:r>
@@ -270,40 +280,42 @@
         <w:sdt>
           <w:sdtPr>
             <w:rPr>
-              <w:rFonts w:ascii="Segoe UI Semibold" w:eastAsia="Yu Mincho" w:hAnsi="Segoe UI Semibold" w:cs="Segoe UI Semibold"/>
-              <w:sz w:val="22"/>
-              <w:szCs w:val="22"/>
+              <w:rFonts w:ascii="Segoe UI" w:hAnsi="Segoe UI" w:cs="Segoe UI"/>
+              <w:b/>
+              <w:bCs/>
+              <w:sz w:val="16"/>
+              <w:szCs w:val="16"/>
             </w:rPr>
             <w:id w:val="1311985877"/>
             <w:placeholder>
-              <w:docPart w:val="544E0F0DA7404DB3BCB7C2E800838AC2"/>
+              <w:docPart w:val="3FE1B979AABB455BAD8DF711218051EA"/>
             </w:placeholder>
-            <w15:dataBinding w:prefixMappings="xmlns:ns0='urn:microsoft-dynamics-nav/reports/Capacity_Task_List/99000780/' " w:xpath="/ns0:NavWordReportXmlPart[1]/ns0:Labels[1]/ns0:Desc_ProdOrderRtngLineCaption[1]" w:storeItemID="{08C9516C-9129-4036-888F-428CC6C93241}" w16sdtdh:storeItemChecksum="yquTYw=="/>
+            <w15:dataBinding w:prefixMappings="xmlns:ns0='urn:microsoft-dynamics-nav/reports/CapacityTaskList/50012/' " w:xpath="/ns0:NavWordReportXmlPart[1]/ns0:Labels[1]/ns0:Desc_ProdOrderRtngLineCaption[1]" w:storeItemID="{F7620D69-F738-4EA8-8EAF-388C0D8DB26E}"/>
           </w:sdtPr>
           <w:sdtContent>
             <w:tc>
               <w:tcPr>
-                <w:tcW w:w="1708" w:type="dxa"/>
-                <w:tcBorders>
-                  <w:bottom w:val="single" w:sz="4" w:space="0" w:color="auto"/>
-                </w:tcBorders>
+                <w:tcW w:w="1702" w:type="dxa"/>
+                <w:vAlign w:val="bottom"/>
               </w:tcPr>
               <w:p>
                 <w:pPr>
-                  <w:pStyle w:val="Heading2"/>
-                  <w:spacing w:before="160" w:after="80"/>
                   <w:rPr>
-                    <w:rFonts w:ascii="Segoe UI Semibold" w:eastAsia="Yu Mincho" w:hAnsi="Segoe UI Semibold" w:cs="Segoe UI Semibold"/>
-                    <w:sz w:val="22"/>
-                    <w:szCs w:val="22"/>
+                    <w:rFonts w:ascii="Segoe UI" w:hAnsi="Segoe UI" w:cs="Segoe UI"/>
+                    <w:b/>
+                    <w:bCs/>
+                    <w:sz w:val="16"/>
+                    <w:szCs w:val="16"/>
                   </w:rPr>
                 </w:pPr>
                 <w:proofErr w:type="spellStart"/>
                 <w:r>
                   <w:rPr>
-                    <w:rFonts w:ascii="Segoe UI Semibold" w:eastAsia="Yu Mincho" w:hAnsi="Segoe UI Semibold" w:cs="Segoe UI Semibold"/>
-                    <w:sz w:val="22"/>
-                    <w:szCs w:val="22"/>
+                    <w:rFonts w:ascii="Segoe UI" w:hAnsi="Segoe UI" w:cs="Segoe UI"/>
+                    <w:b/>
+                    <w:bCs/>
+                    <w:sz w:val="16"/>
+                    <w:szCs w:val="16"/>
                   </w:rPr>
                   <w:t>Desc_ProdOrderRtngLineCaption</w:t>
                 </w:r>
@@ -315,40 +327,43 @@
         <w:sdt>
           <w:sdtPr>
             <w:rPr>
-              <w:rFonts w:ascii="Segoe UI Semibold" w:eastAsia="Yu Mincho" w:hAnsi="Segoe UI Semibold" w:cs="Segoe UI Semibold"/>
-              <w:sz w:val="22"/>
-              <w:szCs w:val="22"/>
+              <w:rFonts w:ascii="Segoe UI" w:hAnsi="Segoe UI" w:cs="Segoe UI"/>
+              <w:b/>
+              <w:bCs/>
+              <w:sz w:val="16"/>
+              <w:szCs w:val="16"/>
             </w:rPr>
             <w:id w:val="1654248307"/>
             <w:placeholder>
-              <w:docPart w:val="544E0F0DA7404DB3BCB7C2E800838AC2"/>
+              <w:docPart w:val="3FE1B979AABB455BAD8DF711218051EA"/>
             </w:placeholder>
-            <w15:dataBinding w:prefixMappings="xmlns:ns0='urn:microsoft-dynamics-nav/reports/Capacity_Task_List/99000780/' " w:xpath="/ns0:NavWordReportXmlPart[1]/ns0:Labels[1]/ns0:InptQty_ProdOrderRtngLineCaption[1]" w:storeItemID="{08C9516C-9129-4036-888F-428CC6C93241}" w16sdtdh:storeItemChecksum="yquTYw=="/>
+            <w15:dataBinding w:prefixMappings="xmlns:ns0='urn:microsoft-dynamics-nav/reports/CapacityTaskList/50012/' " w:xpath="/ns0:NavWordReportXmlPart[1]/ns0:Labels[1]/ns0:InptQty_ProdOrderRtngLineCaption[1]" w:storeItemID="{F7620D69-F738-4EA8-8EAF-388C0D8DB26E}"/>
           </w:sdtPr>
           <w:sdtContent>
             <w:tc>
               <w:tcPr>
-                <w:tcW w:w="1081" w:type="dxa"/>
-                <w:tcBorders>
-                  <w:bottom w:val="single" w:sz="4" w:space="0" w:color="auto"/>
-                </w:tcBorders>
+                <w:tcW w:w="1077" w:type="dxa"/>
+                <w:vAlign w:val="bottom"/>
               </w:tcPr>
               <w:p>
                 <w:pPr>
-                  <w:pStyle w:val="Heading2"/>
-                  <w:spacing w:before="160" w:after="80"/>
+                  <w:jc w:val="right"/>
                   <w:rPr>
-                    <w:rFonts w:ascii="Segoe UI Semibold" w:eastAsia="Yu Mincho" w:hAnsi="Segoe UI Semibold" w:cs="Segoe UI Semibold"/>
-                    <w:sz w:val="22"/>
-                    <w:szCs w:val="22"/>
+                    <w:rFonts w:ascii="Segoe UI" w:hAnsi="Segoe UI" w:cs="Segoe UI"/>
+                    <w:b/>
+                    <w:bCs/>
+                    <w:sz w:val="16"/>
+                    <w:szCs w:val="16"/>
                   </w:rPr>
                 </w:pPr>
                 <w:proofErr w:type="spellStart"/>
                 <w:r>
                   <w:rPr>
-                    <w:rFonts w:ascii="Segoe UI Semibold" w:eastAsia="Yu Mincho" w:hAnsi="Segoe UI Semibold" w:cs="Segoe UI Semibold"/>
-                    <w:sz w:val="22"/>
-                    <w:szCs w:val="22"/>
+                    <w:rFonts w:ascii="Segoe UI" w:hAnsi="Segoe UI" w:cs="Segoe UI"/>
+                    <w:b/>
+                    <w:bCs/>
+                    <w:sz w:val="16"/>
+                    <w:szCs w:val="16"/>
                   </w:rPr>
                   <w:t>InptQty_ProdOrderRtngLineCaption</w:t>
                 </w:r>
@@ -360,40 +375,43 @@
         <w:sdt>
           <w:sdtPr>
             <w:rPr>
-              <w:rFonts w:ascii="Segoe UI Semibold" w:eastAsia="Yu Mincho" w:hAnsi="Segoe UI Semibold" w:cs="Segoe UI Semibold"/>
-              <w:sz w:val="22"/>
-              <w:szCs w:val="22"/>
+              <w:rFonts w:ascii="Segoe UI" w:hAnsi="Segoe UI" w:cs="Segoe UI"/>
+              <w:b/>
+              <w:bCs/>
+              <w:sz w:val="16"/>
+              <w:szCs w:val="16"/>
             </w:rPr>
             <w:id w:val="-2085367088"/>
             <w:placeholder>
-              <w:docPart w:val="544E0F0DA7404DB3BCB7C2E800838AC2"/>
+              <w:docPart w:val="3FE1B979AABB455BAD8DF711218051EA"/>
             </w:placeholder>
-            <w15:dataBinding w:prefixMappings="xmlns:ns0='urn:microsoft-dynamics-nav/reports/Capacity_Task_List/99000780/' " w:xpath="/ns0:NavWordReportXmlPart[1]/ns0:Labels[1]/ns0:StartingTimeLabel[1]" w:storeItemID="{08C9516C-9129-4036-888F-428CC6C93241}" w16sdtdh:storeItemChecksum="yquTYw=="/>
+            <w15:dataBinding w:prefixMappings="xmlns:ns0='urn:microsoft-dynamics-nav/reports/CapacityTaskList/50012/' " w:xpath="/ns0:NavWordReportXmlPart[1]/ns0:Labels[1]/ns0:StartingTimeLabel[1]" w:storeItemID="{F7620D69-F738-4EA8-8EAF-388C0D8DB26E}"/>
           </w:sdtPr>
           <w:sdtContent>
             <w:tc>
               <w:tcPr>
-                <w:tcW w:w="1081" w:type="dxa"/>
-                <w:tcBorders>
-                  <w:bottom w:val="single" w:sz="4" w:space="0" w:color="auto"/>
-                </w:tcBorders>
+                <w:tcW w:w="1077" w:type="dxa"/>
+                <w:vAlign w:val="bottom"/>
               </w:tcPr>
               <w:p>
                 <w:pPr>
-                  <w:pStyle w:val="Heading2"/>
-                  <w:spacing w:before="160" w:after="80"/>
+                  <w:ind w:right="-6"/>
                   <w:rPr>
-                    <w:rFonts w:ascii="Segoe UI Semibold" w:eastAsia="Yu Mincho" w:hAnsi="Segoe UI Semibold" w:cs="Segoe UI Semibold"/>
-                    <w:sz w:val="22"/>
-                    <w:szCs w:val="22"/>
+                    <w:rFonts w:ascii="Segoe UI" w:hAnsi="Segoe UI" w:cs="Segoe UI"/>
+                    <w:b/>
+                    <w:bCs/>
+                    <w:sz w:val="16"/>
+                    <w:szCs w:val="16"/>
                   </w:rPr>
                 </w:pPr>
                 <w:proofErr w:type="spellStart"/>
                 <w:r>
                   <w:rPr>
-                    <w:rFonts w:ascii="Segoe UI Semibold" w:eastAsia="Yu Mincho" w:hAnsi="Segoe UI Semibold" w:cs="Segoe UI Semibold"/>
-                    <w:sz w:val="22"/>
-                    <w:szCs w:val="22"/>
+                    <w:rFonts w:ascii="Segoe UI" w:hAnsi="Segoe UI" w:cs="Segoe UI"/>
+                    <w:b/>
+                    <w:bCs/>
+                    <w:sz w:val="16"/>
+                    <w:szCs w:val="16"/>
                   </w:rPr>
                   <w:t>StartingTimeLabel</w:t>
                 </w:r>
@@ -405,40 +423,43 @@
         <w:sdt>
           <w:sdtPr>
             <w:rPr>
-              <w:rFonts w:ascii="Segoe UI Semibold" w:eastAsia="Yu Mincho" w:hAnsi="Segoe UI Semibold" w:cs="Segoe UI Semibold"/>
-              <w:sz w:val="22"/>
-              <w:szCs w:val="22"/>
+              <w:rFonts w:ascii="Segoe UI" w:hAnsi="Segoe UI" w:cs="Segoe UI"/>
+              <w:b/>
+              <w:bCs/>
+              <w:sz w:val="16"/>
+              <w:szCs w:val="16"/>
             </w:rPr>
             <w:id w:val="-5672444"/>
             <w:placeholder>
-              <w:docPart w:val="544E0F0DA7404DB3BCB7C2E800838AC2"/>
+              <w:docPart w:val="3FE1B979AABB455BAD8DF711218051EA"/>
             </w:placeholder>
-            <w15:dataBinding w:prefixMappings="xmlns:ns0='urn:microsoft-dynamics-nav/reports/Capacity_Task_List/99000780/' " w:xpath="/ns0:NavWordReportXmlPart[1]/ns0:Labels[1]/ns0:StartingDateLabel[1]" w:storeItemID="{08C9516C-9129-4036-888F-428CC6C93241}" w16sdtdh:storeItemChecksum="yquTYw=="/>
+            <w15:dataBinding w:prefixMappings="xmlns:ns0='urn:microsoft-dynamics-nav/reports/CapacityTaskList/50012/' " w:xpath="/ns0:NavWordReportXmlPart[1]/ns0:Labels[1]/ns0:StartingDateLabel[1]" w:storeItemID="{F7620D69-F738-4EA8-8EAF-388C0D8DB26E}"/>
           </w:sdtPr>
           <w:sdtContent>
             <w:tc>
               <w:tcPr>
-                <w:tcW w:w="1081" w:type="dxa"/>
-                <w:tcBorders>
-                  <w:bottom w:val="single" w:sz="4" w:space="0" w:color="auto"/>
-                </w:tcBorders>
+                <w:tcW w:w="1077" w:type="dxa"/>
+                <w:vAlign w:val="bottom"/>
               </w:tcPr>
               <w:p>
                 <w:pPr>
-                  <w:pStyle w:val="Heading2"/>
-                  <w:spacing w:before="160" w:after="80"/>
+                  <w:ind w:right="-6"/>
                   <w:rPr>
-                    <w:rFonts w:ascii="Segoe UI Semibold" w:eastAsia="Yu Mincho" w:hAnsi="Segoe UI Semibold" w:cs="Segoe UI Semibold"/>
-                    <w:sz w:val="22"/>
-                    <w:szCs w:val="22"/>
+                    <w:rFonts w:ascii="Segoe UI" w:hAnsi="Segoe UI" w:cs="Segoe UI"/>
+                    <w:b/>
+                    <w:bCs/>
+                    <w:sz w:val="16"/>
+                    <w:szCs w:val="16"/>
                   </w:rPr>
                 </w:pPr>
                 <w:proofErr w:type="spellStart"/>
                 <w:r>
                   <w:rPr>
-                    <w:rFonts w:ascii="Segoe UI Semibold" w:eastAsia="Yu Mincho" w:hAnsi="Segoe UI Semibold" w:cs="Segoe UI Semibold"/>
-                    <w:sz w:val="22"/>
-                    <w:szCs w:val="22"/>
+                    <w:rFonts w:ascii="Segoe UI" w:hAnsi="Segoe UI" w:cs="Segoe UI"/>
+                    <w:b/>
+                    <w:bCs/>
+                    <w:sz w:val="16"/>
+                    <w:szCs w:val="16"/>
                   </w:rPr>
                   <w:t>StartingDateLabel</w:t>
                 </w:r>
@@ -450,40 +471,43 @@
         <w:sdt>
           <w:sdtPr>
             <w:rPr>
-              <w:rFonts w:ascii="Segoe UI Semibold" w:eastAsia="Yu Mincho" w:hAnsi="Segoe UI Semibold" w:cs="Segoe UI Semibold"/>
-              <w:sz w:val="22"/>
-              <w:szCs w:val="22"/>
+              <w:rFonts w:ascii="Segoe UI" w:hAnsi="Segoe UI" w:cs="Segoe UI"/>
+              <w:b/>
+              <w:bCs/>
+              <w:sz w:val="16"/>
+              <w:szCs w:val="16"/>
             </w:rPr>
             <w:id w:val="-1354573204"/>
             <w:placeholder>
-              <w:docPart w:val="544E0F0DA7404DB3BCB7C2E800838AC2"/>
+              <w:docPart w:val="3FE1B979AABB455BAD8DF711218051EA"/>
             </w:placeholder>
-            <w15:dataBinding w:prefixMappings="xmlns:ns0='urn:microsoft-dynamics-nav/reports/Capacity_Task_List/99000780/' " w:xpath="/ns0:NavWordReportXmlPart[1]/ns0:Labels[1]/ns0:EndingTimeLabel[1]" w:storeItemID="{08C9516C-9129-4036-888F-428CC6C93241}" w16sdtdh:storeItemChecksum="yquTYw=="/>
+            <w15:dataBinding w:prefixMappings="xmlns:ns0='urn:microsoft-dynamics-nav/reports/CapacityTaskList/50012/' " w:xpath="/ns0:NavWordReportXmlPart[1]/ns0:Labels[1]/ns0:EndingTimeLabel[1]" w:storeItemID="{F7620D69-F738-4EA8-8EAF-388C0D8DB26E}"/>
           </w:sdtPr>
           <w:sdtContent>
             <w:tc>
               <w:tcPr>
-                <w:tcW w:w="1081" w:type="dxa"/>
-                <w:tcBorders>
-                  <w:bottom w:val="single" w:sz="4" w:space="0" w:color="auto"/>
-                </w:tcBorders>
+                <w:tcW w:w="1077" w:type="dxa"/>
+                <w:vAlign w:val="bottom"/>
               </w:tcPr>
               <w:p>
                 <w:pPr>
-                  <w:pStyle w:val="Heading2"/>
-                  <w:spacing w:before="160" w:after="80"/>
+                  <w:ind w:right="-6"/>
                   <w:rPr>
-                    <w:rFonts w:ascii="Segoe UI Semibold" w:eastAsia="Yu Mincho" w:hAnsi="Segoe UI Semibold" w:cs="Segoe UI Semibold"/>
-                    <w:sz w:val="22"/>
-                    <w:szCs w:val="22"/>
+                    <w:rFonts w:ascii="Segoe UI" w:hAnsi="Segoe UI" w:cs="Segoe UI"/>
+                    <w:b/>
+                    <w:bCs/>
+                    <w:sz w:val="16"/>
+                    <w:szCs w:val="16"/>
                   </w:rPr>
                 </w:pPr>
                 <w:proofErr w:type="spellStart"/>
                 <w:r>
                   <w:rPr>
-                    <w:rFonts w:ascii="Segoe UI Semibold" w:eastAsia="Yu Mincho" w:hAnsi="Segoe UI Semibold" w:cs="Segoe UI Semibold"/>
-                    <w:sz w:val="22"/>
-                    <w:szCs w:val="22"/>
+                    <w:rFonts w:ascii="Segoe UI" w:hAnsi="Segoe UI" w:cs="Segoe UI"/>
+                    <w:b/>
+                    <w:bCs/>
+                    <w:sz w:val="16"/>
+                    <w:szCs w:val="16"/>
                   </w:rPr>
                   <w:t>EndingTimeLabel</w:t>
                 </w:r>
@@ -495,43 +519,46 @@
         <w:sdt>
           <w:sdtPr>
             <w:rPr>
-              <w:rFonts w:ascii="Segoe UI Semibold" w:eastAsia="Yu Mincho" w:hAnsi="Segoe UI Semibold" w:cs="Segoe UI Semibold"/>
-              <w:sz w:val="22"/>
-              <w:szCs w:val="22"/>
+              <w:rFonts w:ascii="Segoe UI" w:hAnsi="Segoe UI" w:cs="Segoe UI"/>
+              <w:b/>
+              <w:bCs/>
+              <w:sz w:val="16"/>
+              <w:szCs w:val="16"/>
             </w:rPr>
             <w:id w:val="1301036668"/>
             <w:placeholder>
-              <w:docPart w:val="544E0F0DA7404DB3BCB7C2E800838AC2"/>
+              <w:docPart w:val="3FE1B979AABB455BAD8DF711218051EA"/>
             </w:placeholder>
-            <w15:dataBinding w:prefixMappings="xmlns:ns0='urn:microsoft-dynamics-nav/reports/Capacity_Task_List/99000780/' " w:xpath="/ns0:NavWordReportXmlPart[1]/ns0:Labels[1]/ns0:EndingDateLabel[1]" w:storeItemID="{08C9516C-9129-4036-888F-428CC6C93241}" w16sdtdh:storeItemChecksum="yquTYw=="/>
+            <w15:dataBinding w:prefixMappings="xmlns:ns0='urn:microsoft-dynamics-nav/reports/CapacityTaskList/50012/' " w:xpath="/ns0:NavWordReportXmlPart[1]/ns0:Labels[1]/ns0:EndingDateLabel[1]" w:storeItemID="{F7620D69-F738-4EA8-8EAF-388C0D8DB26E}"/>
           </w:sdtPr>
           <w:sdtContent>
             <w:tc>
               <w:tcPr>
-                <w:tcW w:w="1081" w:type="dxa"/>
-                <w:tcBorders>
-                  <w:bottom w:val="single" w:sz="4" w:space="0" w:color="auto"/>
-                </w:tcBorders>
+                <w:tcW w:w="1077" w:type="dxa"/>
                 <w:tcMar>
                   <w:right w:w="0" w:type="dxa"/>
                 </w:tcMar>
+                <w:vAlign w:val="bottom"/>
               </w:tcPr>
               <w:p>
                 <w:pPr>
-                  <w:pStyle w:val="Heading2"/>
-                  <w:spacing w:before="160" w:after="80"/>
+                  <w:ind w:right="-6"/>
                   <w:rPr>
-                    <w:rFonts w:ascii="Segoe UI Semibold" w:eastAsia="Yu Mincho" w:hAnsi="Segoe UI Semibold" w:cs="Segoe UI Semibold"/>
-                    <w:sz w:val="22"/>
-                    <w:szCs w:val="22"/>
+                    <w:rFonts w:ascii="Segoe UI" w:hAnsi="Segoe UI" w:cs="Segoe UI"/>
+                    <w:b/>
+                    <w:bCs/>
+                    <w:sz w:val="16"/>
+                    <w:szCs w:val="16"/>
                   </w:rPr>
                 </w:pPr>
                 <w:proofErr w:type="spellStart"/>
                 <w:r>
                   <w:rPr>
-                    <w:rFonts w:ascii="Segoe UI Semibold" w:eastAsia="Yu Mincho" w:hAnsi="Segoe UI Semibold" w:cs="Segoe UI Semibold"/>
-                    <w:sz w:val="22"/>
-                    <w:szCs w:val="22"/>
+                    <w:rFonts w:ascii="Segoe UI" w:hAnsi="Segoe UI" w:cs="Segoe UI"/>
+                    <w:b/>
+                    <w:bCs/>
+                    <w:sz w:val="16"/>
+                    <w:szCs w:val="16"/>
                   </w:rPr>
                   <w:t>EndingDateLabel</w:t>
                 </w:r>
@@ -543,41 +570,44 @@
         <w:sdt>
           <w:sdtPr>
             <w:rPr>
-              <w:rFonts w:ascii="Segoe UI Semibold" w:eastAsia="Yu Mincho" w:hAnsi="Segoe UI Semibold" w:cs="Segoe UI Semibold"/>
-              <w:sz w:val="22"/>
-              <w:szCs w:val="22"/>
+              <w:rFonts w:ascii="Segoe UI" w:hAnsi="Segoe UI" w:cs="Segoe UI"/>
+              <w:b/>
+              <w:bCs/>
+              <w:sz w:val="16"/>
+              <w:szCs w:val="16"/>
             </w:rPr>
             <w:id w:val="1422449446"/>
             <w:placeholder>
-              <w:docPart w:val="D0FCF16A17994EFA9C338242CC4B413B"/>
+              <w:docPart w:val="DefaultPlaceholder_-1854013440"/>
             </w:placeholder>
-            <w15:dataBinding w:prefixMappings="xmlns:ns0='urn:microsoft-dynamics-nav/reports/Capacity_Task_List/99000780/' " w:xpath="/ns0:NavWordReportXmlPart[1]/ns0:Labels[1]/ns0:ExpectedCapacityNeedLabel[1]" w:storeItemID="{08C9516C-9129-4036-888F-428CC6C93241}" w16sdtdh:storeItemChecksum="yquTYw=="/>
+            <w15:dataBinding w:prefixMappings="xmlns:ns0='urn:microsoft-dynamics-nav/reports/CapacityTaskList/50012/' " w:xpath="/ns0:NavWordReportXmlPart[1]/ns0:Labels[1]/ns0:ExpectedCapacityNeedLabel[1]" w:storeItemID="{F7620D69-F738-4EA8-8EAF-388C0D8DB26E}"/>
           </w:sdtPr>
           <w:sdtContent>
             <w:tc>
               <w:tcPr>
-                <w:tcW w:w="1424" w:type="dxa"/>
-                <w:tcBorders>
-                  <w:bottom w:val="single" w:sz="4" w:space="0" w:color="auto"/>
-                </w:tcBorders>
+                <w:tcW w:w="1419" w:type="dxa"/>
+                <w:vAlign w:val="bottom"/>
               </w:tcPr>
               <w:p>
                 <w:pPr>
-                  <w:pStyle w:val="Heading2"/>
-                  <w:spacing w:before="160" w:after="80"/>
+                  <w:ind w:left="34" w:right="-6"/>
                   <w:jc w:val="right"/>
                   <w:rPr>
-                    <w:rFonts w:ascii="Segoe UI Semibold" w:eastAsia="Yu Mincho" w:hAnsi="Segoe UI Semibold" w:cs="Segoe UI Semibold"/>
-                    <w:sz w:val="22"/>
-                    <w:szCs w:val="22"/>
+                    <w:rFonts w:ascii="Segoe UI" w:hAnsi="Segoe UI" w:cs="Segoe UI"/>
+                    <w:b/>
+                    <w:bCs/>
+                    <w:sz w:val="16"/>
+                    <w:szCs w:val="16"/>
                   </w:rPr>
                 </w:pPr>
                 <w:proofErr w:type="spellStart"/>
                 <w:r>
                   <w:rPr>
-                    <w:rFonts w:ascii="Segoe UI Semibold" w:eastAsia="Yu Mincho" w:hAnsi="Segoe UI Semibold" w:cs="Segoe UI Semibold"/>
-                    <w:sz w:val="22"/>
-                    <w:szCs w:val="22"/>
+                    <w:rFonts w:ascii="Segoe UI" w:hAnsi="Segoe UI" w:cs="Segoe UI"/>
+                    <w:b/>
+                    <w:bCs/>
+                    <w:sz w:val="16"/>
+                    <w:szCs w:val="16"/>
                   </w:rPr>
                   <w:t>ExpectedCapacityNeedLabel</w:t>
                 </w:r>
@@ -589,41 +619,44 @@
         <w:sdt>
           <w:sdtPr>
             <w:rPr>
-              <w:rFonts w:ascii="Segoe UI Semibold" w:eastAsia="Yu Mincho" w:hAnsi="Segoe UI Semibold" w:cs="Segoe UI Semibold"/>
-              <w:sz w:val="22"/>
-              <w:szCs w:val="22"/>
+              <w:rFonts w:ascii="Segoe UI" w:hAnsi="Segoe UI" w:cs="Segoe UI"/>
+              <w:b/>
+              <w:bCs/>
+              <w:sz w:val="16"/>
+              <w:szCs w:val="16"/>
             </w:rPr>
             <w:id w:val="1304419949"/>
             <w:placeholder>
-              <w:docPart w:val="D0FCF16A17994EFA9C338242CC4B413B"/>
+              <w:docPart w:val="DefaultPlaceholder_-1854013440"/>
             </w:placeholder>
-            <w15:dataBinding w:prefixMappings="xmlns:ns0='urn:microsoft-dynamics-nav/reports/Capacity_Task_List/99000780/' " w:xpath="/ns0:NavWordReportXmlPart[1]/ns0:Labels[1]/ns0:UnitofMeasureCodeLabel[1]" w:storeItemID="{08C9516C-9129-4036-888F-428CC6C93241}" w16sdtdh:storeItemChecksum="yquTYw=="/>
+            <w15:dataBinding w:prefixMappings="xmlns:ns0='urn:microsoft-dynamics-nav/reports/CapacityTaskList/50012/' " w:xpath="/ns0:NavWordReportXmlPart[1]/ns0:Labels[1]/ns0:UnitofMeasureCodeLabel[1]" w:storeItemID="{F7620D69-F738-4EA8-8EAF-388C0D8DB26E}"/>
           </w:sdtPr>
           <w:sdtContent>
             <w:tc>
               <w:tcPr>
-                <w:tcW w:w="1195" w:type="dxa"/>
+                <w:tcW w:w="1191" w:type="dxa"/>
                 <w:gridSpan w:val="2"/>
-                <w:tcBorders>
-                  <w:bottom w:val="single" w:sz="4" w:space="0" w:color="auto"/>
-                </w:tcBorders>
+                <w:vAlign w:val="bottom"/>
               </w:tcPr>
               <w:p>
                 <w:pPr>
-                  <w:pStyle w:val="Heading2"/>
-                  <w:spacing w:before="160" w:after="80"/>
+                  <w:ind w:right="-6"/>
                   <w:rPr>
-                    <w:rFonts w:ascii="Segoe UI Semibold" w:eastAsia="Yu Mincho" w:hAnsi="Segoe UI Semibold" w:cs="Segoe UI Semibold"/>
-                    <w:sz w:val="22"/>
-                    <w:szCs w:val="22"/>
+                    <w:rFonts w:ascii="Segoe UI" w:hAnsi="Segoe UI" w:cs="Segoe UI"/>
+                    <w:b/>
+                    <w:bCs/>
+                    <w:sz w:val="16"/>
+                    <w:szCs w:val="16"/>
                   </w:rPr>
                 </w:pPr>
                 <w:proofErr w:type="spellStart"/>
                 <w:r>
                   <w:rPr>
-                    <w:rFonts w:ascii="Segoe UI Semibold" w:eastAsia="Yu Mincho" w:hAnsi="Segoe UI Semibold" w:cs="Segoe UI Semibold"/>
-                    <w:sz w:val="22"/>
-                    <w:szCs w:val="22"/>
+                    <w:rFonts w:ascii="Segoe UI" w:hAnsi="Segoe UI" w:cs="Segoe UI"/>
+                    <w:b/>
+                    <w:bCs/>
+                    <w:sz w:val="16"/>
+                    <w:szCs w:val="16"/>
                   </w:rPr>
                   <w:t>UnitofMeasureCodeLabel</w:t>
                 </w:r>
@@ -633,45 +666,528 @@
           </w:sdtContent>
         </w:sdt>
       </w:tr>
+      <w:tr>
+        <w:trPr>
+          <w:trHeight w:val="91" w:hRule="exact"/>
+          <w:tblHeader/>
+        </w:trPr>
+        <w:tc>
+          <w:tcPr>
+            <w:tcW w:w="1067" w:type="dxa"/>
+            <w:tcBorders>
+              <w:bottom w:val="single" w:color="auto" w:sz="12" w:space="0"/>
+            </w:tcBorders>
+          </w:tcPr>
+          <w:p>
+            <w:pPr>
+              <w:rPr>
+                <w:rFonts w:ascii="Segoe UI" w:hAnsi="Segoe UI" w:cs="Segoe UI"/>
+                <w:b/>
+                <w:bCs/>
+                <w:sz w:val="16"/>
+                <w:szCs w:val="16"/>
+              </w:rPr>
+            </w:pPr>
+          </w:p>
+        </w:tc>
+        <w:tc>
+          <w:tcPr>
+            <w:tcW w:w="915" w:type="dxa"/>
+            <w:tcBorders>
+              <w:bottom w:val="single" w:color="auto" w:sz="12" w:space="0"/>
+            </w:tcBorders>
+          </w:tcPr>
+          <w:p>
+            <w:pPr>
+              <w:rPr>
+                <w:rFonts w:ascii="Segoe UI" w:hAnsi="Segoe UI" w:cs="Segoe UI"/>
+                <w:b/>
+                <w:bCs/>
+                <w:sz w:val="16"/>
+                <w:szCs w:val="16"/>
+              </w:rPr>
+            </w:pPr>
+          </w:p>
+        </w:tc>
+        <w:tc>
+          <w:tcPr>
+            <w:tcW w:w="992" w:type="dxa"/>
+            <w:tcBorders>
+              <w:bottom w:val="single" w:color="auto" w:sz="12" w:space="0"/>
+            </w:tcBorders>
+          </w:tcPr>
+          <w:p>
+            <w:pPr>
+              <w:rPr>
+                <w:rFonts w:ascii="Segoe UI" w:hAnsi="Segoe UI" w:cs="Segoe UI"/>
+                <w:b/>
+                <w:bCs/>
+                <w:sz w:val="16"/>
+                <w:szCs w:val="16"/>
+              </w:rPr>
+            </w:pPr>
+          </w:p>
+        </w:tc>
+        <w:tc>
+          <w:tcPr>
+            <w:tcW w:w="1276" w:type="dxa"/>
+            <w:tcBorders>
+              <w:bottom w:val="single" w:color="auto" w:sz="12" w:space="0"/>
+            </w:tcBorders>
+          </w:tcPr>
+          <w:p>
+            <w:pPr>
+              <w:rPr>
+                <w:rFonts w:ascii="Segoe UI" w:hAnsi="Segoe UI" w:cs="Segoe UI"/>
+                <w:b/>
+                <w:bCs/>
+                <w:sz w:val="16"/>
+                <w:szCs w:val="16"/>
+              </w:rPr>
+            </w:pPr>
+          </w:p>
+        </w:tc>
+        <w:tc>
+          <w:tcPr>
+            <w:tcW w:w="1417" w:type="dxa"/>
+            <w:tcBorders>
+              <w:bottom w:val="single" w:color="auto" w:sz="12" w:space="0"/>
+            </w:tcBorders>
+          </w:tcPr>
+          <w:p>
+            <w:pPr>
+              <w:rPr>
+                <w:rFonts w:ascii="Segoe UI" w:hAnsi="Segoe UI" w:cs="Segoe UI"/>
+                <w:b/>
+                <w:bCs/>
+                <w:sz w:val="16"/>
+                <w:szCs w:val="16"/>
+              </w:rPr>
+            </w:pPr>
+          </w:p>
+        </w:tc>
+        <w:tc>
+          <w:tcPr>
+            <w:tcW w:w="1702" w:type="dxa"/>
+            <w:tcBorders>
+              <w:bottom w:val="single" w:color="auto" w:sz="12" w:space="0"/>
+            </w:tcBorders>
+          </w:tcPr>
+          <w:p>
+            <w:pPr>
+              <w:rPr>
+                <w:rFonts w:ascii="Segoe UI" w:hAnsi="Segoe UI" w:cs="Segoe UI"/>
+                <w:b/>
+                <w:bCs/>
+                <w:sz w:val="16"/>
+                <w:szCs w:val="16"/>
+              </w:rPr>
+            </w:pPr>
+          </w:p>
+        </w:tc>
+        <w:tc>
+          <w:tcPr>
+            <w:tcW w:w="1077" w:type="dxa"/>
+            <w:tcBorders>
+              <w:bottom w:val="single" w:color="auto" w:sz="12" w:space="0"/>
+            </w:tcBorders>
+          </w:tcPr>
+          <w:p>
+            <w:pPr>
+              <w:rPr>
+                <w:rFonts w:ascii="Segoe UI" w:hAnsi="Segoe UI" w:cs="Segoe UI"/>
+                <w:b/>
+                <w:bCs/>
+                <w:sz w:val="16"/>
+                <w:szCs w:val="16"/>
+              </w:rPr>
+            </w:pPr>
+          </w:p>
+        </w:tc>
+        <w:tc>
+          <w:tcPr>
+            <w:tcW w:w="1077" w:type="dxa"/>
+            <w:tcBorders>
+              <w:bottom w:val="single" w:color="auto" w:sz="12" w:space="0"/>
+            </w:tcBorders>
+          </w:tcPr>
+          <w:p>
+            <w:pPr>
+              <w:jc w:val="right"/>
+              <w:rPr>
+                <w:rFonts w:ascii="Segoe UI" w:hAnsi="Segoe UI" w:cs="Segoe UI"/>
+                <w:b/>
+                <w:bCs/>
+                <w:sz w:val="16"/>
+                <w:szCs w:val="16"/>
+              </w:rPr>
+            </w:pPr>
+          </w:p>
+        </w:tc>
+        <w:tc>
+          <w:tcPr>
+            <w:tcW w:w="1077" w:type="dxa"/>
+            <w:tcBorders>
+              <w:bottom w:val="single" w:color="auto" w:sz="12" w:space="0"/>
+            </w:tcBorders>
+          </w:tcPr>
+          <w:p>
+            <w:pPr>
+              <w:jc w:val="right"/>
+              <w:rPr>
+                <w:rFonts w:ascii="Segoe UI" w:hAnsi="Segoe UI" w:cs="Segoe UI"/>
+                <w:b/>
+                <w:bCs/>
+                <w:sz w:val="16"/>
+                <w:szCs w:val="16"/>
+              </w:rPr>
+            </w:pPr>
+          </w:p>
+        </w:tc>
+        <w:tc>
+          <w:tcPr>
+            <w:tcW w:w="1077" w:type="dxa"/>
+            <w:tcBorders>
+              <w:bottom w:val="single" w:color="auto" w:sz="12" w:space="0"/>
+            </w:tcBorders>
+          </w:tcPr>
+          <w:p>
+            <w:pPr>
+              <w:jc w:val="right"/>
+              <w:rPr>
+                <w:rFonts w:ascii="Segoe UI" w:hAnsi="Segoe UI" w:cs="Segoe UI"/>
+                <w:b/>
+                <w:bCs/>
+                <w:sz w:val="16"/>
+                <w:szCs w:val="16"/>
+              </w:rPr>
+            </w:pPr>
+          </w:p>
+        </w:tc>
+        <w:tc>
+          <w:tcPr>
+            <w:tcW w:w="1077" w:type="dxa"/>
+            <w:tcBorders>
+              <w:bottom w:val="single" w:color="auto" w:sz="12" w:space="0"/>
+            </w:tcBorders>
+          </w:tcPr>
+          <w:p>
+            <w:pPr>
+              <w:jc w:val="right"/>
+              <w:rPr>
+                <w:rFonts w:ascii="Segoe UI" w:hAnsi="Segoe UI" w:cs="Segoe UI"/>
+                <w:b/>
+                <w:bCs/>
+                <w:sz w:val="16"/>
+                <w:szCs w:val="16"/>
+              </w:rPr>
+            </w:pPr>
+          </w:p>
+        </w:tc>
+        <w:tc>
+          <w:tcPr>
+            <w:tcW w:w="1419" w:type="dxa"/>
+            <w:tcBorders>
+              <w:bottom w:val="single" w:color="auto" w:sz="12" w:space="0"/>
+            </w:tcBorders>
+          </w:tcPr>
+          <w:p>
+            <w:pPr>
+              <w:jc w:val="right"/>
+              <w:rPr>
+                <w:rFonts w:ascii="Segoe UI" w:hAnsi="Segoe UI" w:cs="Segoe UI"/>
+                <w:b/>
+                <w:bCs/>
+                <w:sz w:val="16"/>
+                <w:szCs w:val="16"/>
+              </w:rPr>
+            </w:pPr>
+          </w:p>
+        </w:tc>
+        <w:tc>
+          <w:tcPr>
+            <w:tcW w:w="1191" w:type="dxa"/>
+            <w:gridSpan w:val="2"/>
+            <w:tcBorders>
+              <w:bottom w:val="single" w:color="auto" w:sz="12" w:space="0"/>
+            </w:tcBorders>
+          </w:tcPr>
+          <w:p>
+            <w:pPr>
+              <w:jc w:val="right"/>
+              <w:rPr>
+                <w:rFonts w:ascii="Segoe UI" w:hAnsi="Segoe UI" w:cs="Segoe UI"/>
+                <w:b/>
+                <w:bCs/>
+                <w:sz w:val="16"/>
+                <w:szCs w:val="16"/>
+              </w:rPr>
+            </w:pPr>
+          </w:p>
+        </w:tc>
+      </w:tr>
+      <w:tr>
+        <w:trPr>
+          <w:trHeight w:val="91" w:hRule="exact"/>
+          <w:tblHeader/>
+        </w:trPr>
+        <w:tc>
+          <w:tcPr>
+            <w:tcW w:w="1067" w:type="dxa"/>
+          </w:tcPr>
+          <w:p>
+            <w:pPr>
+              <w:rPr>
+                <w:rFonts w:ascii="Segoe UI" w:hAnsi="Segoe UI" w:cs="Segoe UI"/>
+                <w:b/>
+                <w:bCs/>
+                <w:sz w:val="16"/>
+                <w:szCs w:val="16"/>
+              </w:rPr>
+            </w:pPr>
+          </w:p>
+        </w:tc>
+        <w:tc>
+          <w:tcPr>
+            <w:tcW w:w="915" w:type="dxa"/>
+          </w:tcPr>
+          <w:p>
+            <w:pPr>
+              <w:rPr>
+                <w:rFonts w:ascii="Segoe UI" w:hAnsi="Segoe UI" w:cs="Segoe UI"/>
+                <w:b/>
+                <w:bCs/>
+                <w:sz w:val="16"/>
+                <w:szCs w:val="16"/>
+              </w:rPr>
+            </w:pPr>
+          </w:p>
+        </w:tc>
+        <w:tc>
+          <w:tcPr>
+            <w:tcW w:w="992" w:type="dxa"/>
+          </w:tcPr>
+          <w:p>
+            <w:pPr>
+              <w:rPr>
+                <w:rFonts w:ascii="Segoe UI" w:hAnsi="Segoe UI" w:cs="Segoe UI"/>
+                <w:b/>
+                <w:bCs/>
+                <w:sz w:val="16"/>
+                <w:szCs w:val="16"/>
+              </w:rPr>
+            </w:pPr>
+          </w:p>
+        </w:tc>
+        <w:tc>
+          <w:tcPr>
+            <w:tcW w:w="1276" w:type="dxa"/>
+          </w:tcPr>
+          <w:p>
+            <w:pPr>
+              <w:rPr>
+                <w:rFonts w:ascii="Segoe UI" w:hAnsi="Segoe UI" w:cs="Segoe UI"/>
+                <w:b/>
+                <w:bCs/>
+                <w:sz w:val="16"/>
+                <w:szCs w:val="16"/>
+              </w:rPr>
+            </w:pPr>
+          </w:p>
+        </w:tc>
+        <w:tc>
+          <w:tcPr>
+            <w:tcW w:w="1417" w:type="dxa"/>
+          </w:tcPr>
+          <w:p>
+            <w:pPr>
+              <w:rPr>
+                <w:rFonts w:ascii="Segoe UI" w:hAnsi="Segoe UI" w:cs="Segoe UI"/>
+                <w:b/>
+                <w:bCs/>
+                <w:sz w:val="16"/>
+                <w:szCs w:val="16"/>
+              </w:rPr>
+            </w:pPr>
+          </w:p>
+        </w:tc>
+        <w:tc>
+          <w:tcPr>
+            <w:tcW w:w="1702" w:type="dxa"/>
+          </w:tcPr>
+          <w:p>
+            <w:pPr>
+              <w:rPr>
+                <w:rFonts w:ascii="Segoe UI" w:hAnsi="Segoe UI" w:cs="Segoe UI"/>
+                <w:b/>
+                <w:bCs/>
+                <w:sz w:val="16"/>
+                <w:szCs w:val="16"/>
+              </w:rPr>
+            </w:pPr>
+          </w:p>
+        </w:tc>
+        <w:tc>
+          <w:tcPr>
+            <w:tcW w:w="1077" w:type="dxa"/>
+          </w:tcPr>
+          <w:p>
+            <w:pPr>
+              <w:rPr>
+                <w:rFonts w:ascii="Segoe UI" w:hAnsi="Segoe UI" w:cs="Segoe UI"/>
+                <w:b/>
+                <w:bCs/>
+                <w:sz w:val="16"/>
+                <w:szCs w:val="16"/>
+              </w:rPr>
+            </w:pPr>
+          </w:p>
+        </w:tc>
+        <w:tc>
+          <w:tcPr>
+            <w:tcW w:w="1077" w:type="dxa"/>
+          </w:tcPr>
+          <w:p>
+            <w:pPr>
+              <w:jc w:val="right"/>
+              <w:rPr>
+                <w:rFonts w:ascii="Segoe UI" w:hAnsi="Segoe UI" w:cs="Segoe UI"/>
+                <w:b/>
+                <w:bCs/>
+                <w:sz w:val="16"/>
+                <w:szCs w:val="16"/>
+              </w:rPr>
+            </w:pPr>
+          </w:p>
+        </w:tc>
+        <w:tc>
+          <w:tcPr>
+            <w:tcW w:w="1077" w:type="dxa"/>
+          </w:tcPr>
+          <w:p>
+            <w:pPr>
+              <w:jc w:val="right"/>
+              <w:rPr>
+                <w:rFonts w:ascii="Segoe UI" w:hAnsi="Segoe UI" w:cs="Segoe UI"/>
+                <w:b/>
+                <w:bCs/>
+                <w:sz w:val="16"/>
+                <w:szCs w:val="16"/>
+              </w:rPr>
+            </w:pPr>
+          </w:p>
+        </w:tc>
+        <w:tc>
+          <w:tcPr>
+            <w:tcW w:w="1077" w:type="dxa"/>
+          </w:tcPr>
+          <w:p>
+            <w:pPr>
+              <w:jc w:val="right"/>
+              <w:rPr>
+                <w:rFonts w:ascii="Segoe UI" w:hAnsi="Segoe UI" w:cs="Segoe UI"/>
+                <w:b/>
+                <w:bCs/>
+                <w:sz w:val="16"/>
+                <w:szCs w:val="16"/>
+              </w:rPr>
+            </w:pPr>
+          </w:p>
+        </w:tc>
+        <w:tc>
+          <w:tcPr>
+            <w:tcW w:w="1077" w:type="dxa"/>
+          </w:tcPr>
+          <w:p>
+            <w:pPr>
+              <w:jc w:val="right"/>
+              <w:rPr>
+                <w:rFonts w:ascii="Segoe UI" w:hAnsi="Segoe UI" w:cs="Segoe UI"/>
+                <w:b/>
+                <w:bCs/>
+                <w:sz w:val="16"/>
+                <w:szCs w:val="16"/>
+              </w:rPr>
+            </w:pPr>
+          </w:p>
+        </w:tc>
+        <w:tc>
+          <w:tcPr>
+            <w:tcW w:w="1419" w:type="dxa"/>
+          </w:tcPr>
+          <w:p>
+            <w:pPr>
+              <w:jc w:val="right"/>
+              <w:rPr>
+                <w:rFonts w:ascii="Segoe UI" w:hAnsi="Segoe UI" w:cs="Segoe UI"/>
+                <w:b/>
+                <w:bCs/>
+                <w:sz w:val="16"/>
+                <w:szCs w:val="16"/>
+              </w:rPr>
+            </w:pPr>
+          </w:p>
+        </w:tc>
+        <w:tc>
+          <w:tcPr>
+            <w:tcW w:w="1191" w:type="dxa"/>
+            <w:gridSpan w:val="2"/>
+          </w:tcPr>
+          <w:p>
+            <w:pPr>
+              <w:jc w:val="right"/>
+              <w:rPr>
+                <w:rFonts w:ascii="Segoe UI" w:hAnsi="Segoe UI" w:cs="Segoe UI"/>
+                <w:b/>
+                <w:bCs/>
+                <w:sz w:val="16"/>
+                <w:szCs w:val="16"/>
+              </w:rPr>
+            </w:pPr>
+          </w:p>
+        </w:tc>
+      </w:tr>
       <w:sdt>
         <w:sdtPr>
           <w:rPr>
-            <w:rFonts w:ascii="Segoe UI Semibold" w:hAnsi="Segoe UI Semibold" w:cs="Segoe UI Semibold"/>
-            <w:sz w:val="22"/>
-            <w:szCs w:val="22"/>
+            <w:rFonts w:ascii="Segoe UI" w:hAnsi="Segoe UI" w:cs="Segoe UI"/>
+            <w:b/>
+            <w:bCs/>
+            <w:sz w:val="16"/>
+            <w:szCs w:val="16"/>
           </w:rPr>
           <w:alias w:val="#Nav: /Prod_Order_Routing_Line_Group"/>
           <w:tag w:val="#Nav: Capacity_Task_List/99000780"/>
           <w:id w:val="899564528"/>
-          <w15:dataBinding w:prefixMappings="xmlns:ns0='urn:microsoft-dynamics-nav/reports/Capacity_Task_List/99000780/' " w:xpath="/ns0:NavWordReportXmlPart[1]/ns0:Prod_Order_Routing_Line_Group" w:storeItemID="{08C9516C-9129-4036-888F-428CC6C93241}"/>
+          <w15:dataBinding w:prefixMappings="xmlns:ns0='urn:microsoft-dynamics-nav/reports/Capacity_Task_List/99000780/' " w:xpath="/ns0:NavWordReportXmlPart[1]/ns0:Prod_Order_Routing_Line_Group" w:storeItemID="{3477E2A6-633E-4AB6-8111-1035C0D43D68}"/>
           <w15:repeatingSection/>
         </w:sdtPr>
         <w:sdtEndPr>
           <w:rPr>
-            <w:rFonts w:ascii="Segoe UI" w:eastAsia="Yu Mincho" w:hAnsi="Segoe UI" w:cs="Segoe UI"/>
-            <w:color w:val="auto"/>
-            <w:lang w:val="en-DK" w:eastAsia="en-DK"/>
+            <w:b w:val="0"/>
+            <w:bCs w:val="0"/>
           </w:rPr>
         </w:sdtEndPr>
         <w:sdtContent>
           <w:sdt>
             <w:sdtPr>
               <w:rPr>
-                <w:rFonts w:ascii="Segoe UI Semibold" w:hAnsi="Segoe UI Semibold" w:cs="Segoe UI Semibold"/>
-                <w:sz w:val="22"/>
-                <w:szCs w:val="22"/>
+                <w:rFonts w:ascii="Segoe UI" w:hAnsi="Segoe UI" w:cs="Segoe UI"/>
+                <w:b/>
+                <w:bCs/>
+                <w:sz w:val="16"/>
+                <w:szCs w:val="16"/>
               </w:rPr>
               <w:id w:val="1966550222"/>
               <w:placeholder>
-                <w:docPart w:val="02726B4FD3C745DD9ADDC6FB068E1260"/>
+                <w:docPart w:val="BFE1C6883DA94361A1D8F91842F1B0F7"/>
               </w:placeholder>
               <w15:repeatingSectionItem/>
             </w:sdtPr>
             <w:sdtEndPr>
               <w:rPr>
-                <w:rFonts w:asciiTheme="minorHAnsi" w:eastAsia="Yu Mincho" w:hAnsiTheme="minorHAnsi" w:cs="Segoe UI"/>
-                <w:color w:val="auto"/>
-                <w:lang w:val="en-DK" w:eastAsia="en-DK"/>
+                <w:b w:val="0"/>
+                <w:bCs w:val="0"/>
               </w:rPr>
             </w:sdtEndPr>
             <w:sdtContent>
@@ -679,48 +1195,51 @@
                 <w:trPr>
                   <w:gridAfter w:val="1"/>
                   <w:wAfter w:w="55" w:type="dxa"/>
-                  <w:trHeight w:val="490"/>
+                  <w:trHeight w:val="308" w:hRule="exact"/>
                 </w:trPr>
                 <w:sdt>
                   <w:sdtPr>
                     <w:rPr>
-                      <w:rFonts w:ascii="Segoe UI Semibold" w:hAnsi="Segoe UI Semibold" w:cs="Segoe UI Semibold"/>
-                      <w:sz w:val="22"/>
-                      <w:szCs w:val="22"/>
+                      <w:rFonts w:ascii="Segoe UI" w:hAnsi="Segoe UI" w:cs="Segoe UI"/>
+                      <w:b/>
+                      <w:bCs/>
+                      <w:sz w:val="16"/>
+                      <w:szCs w:val="16"/>
                     </w:rPr>
                     <w:alias w:val="#Nav: /Prod_Order_Routing_Line_Group/Type"/>
                     <w:tag w:val="#Nav: Capacity_Task_List/99000780"/>
                     <w:id w:val="1199891311"/>
                     <w:placeholder>
-                      <w:docPart w:val="448615FA7C9C47DFAC511E0D2C22239D"/>
+                      <w:docPart w:val="A595F4014D764A90933DED0CB685911E"/>
                     </w:placeholder>
-                    <w15:dataBinding w:prefixMappings="xmlns:ns0='urn:microsoft-dynamics-nav/reports/Capacity_Task_List/99000780/' " w:xpath="/ns0:NavWordReportXmlPart[1]/ns0:Prod_Order_Routing_Line_Group[1]/ns0:Type[1]" w:storeItemID="{08C9516C-9129-4036-888F-428CC6C93241}" w16sdtdh:storeItemChecksum="yquTYw=="/>
+                    <w15:dataBinding w:prefixMappings="xmlns:ns0='urn:microsoft-dynamics-nav/reports/Capacity_Task_List/99000780/'" w:xpath="/ns0:NavWordReportXmlPart[1]/ns0:Prod_Order_Routing_Line_Group[1]/ns0:Type[1]" w:storeItemID="{3477E2A6-633E-4AB6-8111-1035C0D43D68}" w16sdtdh:storeItemChecksum="AiNFQw=="/>
                   </w:sdtPr>
                   <w:sdtContent>
                     <w:tc>
                       <w:tcPr>
-                        <w:tcW w:w="1991" w:type="dxa"/>
+                        <w:tcW w:w="1982" w:type="dxa"/>
                         <w:gridSpan w:val="2"/>
                         <w:tcMar>
                           <w:left w:w="0" w:type="dxa"/>
                         </w:tcMar>
-                        <w:vAlign w:val="center"/>
                       </w:tcPr>
                       <w:p>
                         <w:pPr>
-                          <w:pStyle w:val="Heading2"/>
-                          <w:spacing w:before="160" w:after="80"/>
                           <w:rPr>
-                            <w:rFonts w:ascii="Segoe UI Semibold" w:hAnsi="Segoe UI Semibold" w:cs="Segoe UI Semibold"/>
-                            <w:sz w:val="22"/>
-                            <w:szCs w:val="22"/>
+                            <w:rFonts w:ascii="Segoe UI" w:hAnsi="Segoe UI" w:cs="Segoe UI"/>
+                            <w:b/>
+                            <w:bCs/>
+                            <w:sz w:val="16"/>
+                            <w:szCs w:val="16"/>
                           </w:rPr>
                         </w:pPr>
                         <w:r>
                           <w:rPr>
-                            <w:rFonts w:ascii="Segoe UI Semibold" w:hAnsi="Segoe UI Semibold" w:cs="Segoe UI Semibold"/>
-                            <w:sz w:val="22"/>
-                            <w:szCs w:val="22"/>
+                            <w:rFonts w:ascii="Segoe UI" w:hAnsi="Segoe UI" w:cs="Segoe UI"/>
+                            <w:b/>
+                            <w:bCs/>
+                            <w:sz w:val="16"/>
+                            <w:szCs w:val="16"/>
                           </w:rPr>
                           <w:t>Type</w:t>
                         </w:r>
@@ -731,39 +1250,42 @@
                 <w:sdt>
                   <w:sdtPr>
                     <w:rPr>
-                      <w:rFonts w:ascii="Segoe UI Semibold" w:hAnsi="Segoe UI Semibold" w:cs="Segoe UI Semibold"/>
-                      <w:sz w:val="22"/>
-                      <w:szCs w:val="22"/>
+                      <w:rFonts w:ascii="Segoe UI" w:hAnsi="Segoe UI" w:cs="Segoe UI"/>
+                      <w:b/>
+                      <w:bCs/>
+                      <w:sz w:val="16"/>
+                      <w:szCs w:val="16"/>
                     </w:rPr>
                     <w:alias w:val="#Nav: /Prod_Order_Routing_Line_Group/No"/>
                     <w:tag w:val="#Nav: Capacity_Task_List/99000780"/>
                     <w:id w:val="-1110126430"/>
                     <w:placeholder>
-                      <w:docPart w:val="D0FCF16A17994EFA9C338242CC4B413B"/>
+                      <w:docPart w:val="DefaultPlaceholder_-1854013440"/>
                     </w:placeholder>
-                    <w15:dataBinding w:prefixMappings="xmlns:ns0='urn:microsoft-dynamics-nav/reports/Capacity_Task_List/99000780/' " w:xpath="/ns0:NavWordReportXmlPart[1]/ns0:Prod_Order_Routing_Line_Group[1]/ns0:No[1]" w:storeItemID="{08C9516C-9129-4036-888F-428CC6C93241}" w16sdtdh:storeItemChecksum="yquTYw=="/>
+                    <w15:dataBinding w:prefixMappings="xmlns:ns0='urn:microsoft-dynamics-nav/reports/Capacity_Task_List/99000780/'" w:xpath="/ns0:NavWordReportXmlPart[1]/ns0:Prod_Order_Routing_Line_Group[1]/ns0:No[1]" w:storeItemID="{3477E2A6-633E-4AB6-8111-1035C0D43D68}" w16sdtdh:storeItemChecksum="AiNFQw=="/>
                   </w:sdtPr>
                   <w:sdtContent>
                     <w:tc>
                       <w:tcPr>
-                        <w:tcW w:w="996" w:type="dxa"/>
-                        <w:vAlign w:val="center"/>
+                        <w:tcW w:w="992" w:type="dxa"/>
                       </w:tcPr>
                       <w:p>
                         <w:pPr>
-                          <w:pStyle w:val="Heading2"/>
-                          <w:spacing w:before="160" w:after="80"/>
                           <w:rPr>
-                            <w:rFonts w:ascii="Segoe UI Semibold" w:hAnsi="Segoe UI Semibold" w:cs="Segoe UI Semibold"/>
-                            <w:sz w:val="22"/>
-                            <w:szCs w:val="22"/>
+                            <w:rFonts w:ascii="Segoe UI" w:hAnsi="Segoe UI" w:cs="Segoe UI"/>
+                            <w:b/>
+                            <w:bCs/>
+                            <w:sz w:val="16"/>
+                            <w:szCs w:val="16"/>
                           </w:rPr>
                         </w:pPr>
                         <w:r>
                           <w:rPr>
-                            <w:rFonts w:ascii="Segoe UI Semibold" w:hAnsi="Segoe UI Semibold" w:cs="Segoe UI Semibold"/>
-                            <w:sz w:val="22"/>
-                            <w:szCs w:val="22"/>
+                            <w:rFonts w:ascii="Segoe UI" w:hAnsi="Segoe UI" w:cs="Segoe UI"/>
+                            <w:b/>
+                            <w:bCs/>
+                            <w:sz w:val="16"/>
+                            <w:szCs w:val="16"/>
                           </w:rPr>
                           <w:t>No</w:t>
                         </w:r>
@@ -773,42 +1295,49 @@
                 </w:sdt>
                 <w:tc>
                   <w:tcPr>
-                    <w:tcW w:w="12380" w:type="dxa"/>
+                    <w:tcW w:w="12335" w:type="dxa"/>
                     <w:gridSpan w:val="10"/>
-                    <w:vAlign w:val="center"/>
                   </w:tcPr>
                   <w:p>
                     <w:pPr>
-                      <w:pStyle w:val="Heading2"/>
-                      <w:spacing w:before="160" w:after="80"/>
+                      <w:tabs>
+                        <w:tab w:val="right" w:pos="9990"/>
+                      </w:tabs>
+                      <w:ind w:right="-103"/>
                       <w:rPr>
-                        <w:rFonts w:ascii="Segoe UI Semibold" w:hAnsi="Segoe UI Semibold" w:cs="Segoe UI Semibold"/>
-                        <w:sz w:val="22"/>
-                        <w:szCs w:val="22"/>
+                        <w:rFonts w:ascii="Segoe UI" w:hAnsi="Segoe UI" w:cs="Segoe UI"/>
+                        <w:b/>
+                        <w:bCs/>
+                        <w:sz w:val="16"/>
+                        <w:szCs w:val="16"/>
                       </w:rPr>
                     </w:pPr>
                     <w:sdt>
                       <w:sdtPr>
                         <w:rPr>
-                          <w:rFonts w:ascii="Segoe UI Semibold" w:hAnsi="Segoe UI Semibold" w:cs="Segoe UI Semibold"/>
-                          <w:sz w:val="22"/>
-                          <w:szCs w:val="22"/>
+                          <w:rFonts w:ascii="Segoe UI" w:hAnsi="Segoe UI" w:cs="Segoe UI"/>
+                          <w:b/>
+                          <w:bCs/>
+                          <w:sz w:val="16"/>
+                          <w:szCs w:val="16"/>
                         </w:rPr>
                         <w:alias w:val="#Nav: /Prod_Order_Routing_Line_Group/Prod_Order_Routing_Line/CapacityName"/>
                         <w:tag w:val="#Nav: Capacity_Task_List/99000780"/>
                         <w:id w:val="-943761706"/>
                         <w:placeholder>
-                          <w:docPart w:val="D0FCF16A17994EFA9C338242CC4B413B"/>
+                          <w:docPart w:val="DefaultPlaceholder_-1854013440"/>
                         </w:placeholder>
-                        <w15:dataBinding w:prefixMappings="xmlns:ns0='urn:microsoft-dynamics-nav/reports/Capacity_Task_List/99000780/' " w:xpath="/ns0:NavWordReportXmlPart[1]/ns0:Prod_Order_Routing_Line_Group[1]/ns0:Prod_Order_Routing_Line[1]/ns0:CapacityName[1]" w:storeItemID="{08C9516C-9129-4036-888F-428CC6C93241}" w16sdtdh:storeItemChecksum="yquTYw=="/>
+                        <w15:dataBinding w:prefixMappings="xmlns:ns0='urn:microsoft-dynamics-nav/reports/Capacity_Task_List/99000780/'" w:xpath="/ns0:NavWordReportXmlPart[1]/ns0:Prod_Order_Routing_Line_Group[1]/ns0:Prod_Order_Routing_Line[1]/ns0:CapacityName[1]" w:storeItemID="{3477E2A6-633E-4AB6-8111-1035C0D43D68}" w16sdtdh:storeItemChecksum="AiNFQw=="/>
                       </w:sdtPr>
                       <w:sdtContent>
                         <w:proofErr w:type="spellStart"/>
                         <w:r>
                           <w:rPr>
-                            <w:rFonts w:ascii="Segoe UI Semibold" w:hAnsi="Segoe UI Semibold" w:cs="Segoe UI Semibold"/>
-                            <w:sz w:val="22"/>
-                            <w:szCs w:val="22"/>
+                            <w:rFonts w:ascii="Segoe UI" w:hAnsi="Segoe UI" w:cs="Segoe UI"/>
+                            <w:b/>
+                            <w:bCs/>
+                            <w:sz w:val="16"/>
+                            <w:szCs w:val="16"/>
                           </w:rPr>
                           <w:t>CapacityName</w:t>
                         </w:r>
@@ -817,9 +1346,11 @@
                     </w:sdt>
                     <w:r>
                       <w:rPr>
-                        <w:rFonts w:ascii="Segoe UI Semibold" w:hAnsi="Segoe UI Semibold" w:cs="Segoe UI Semibold"/>
-                        <w:sz w:val="22"/>
-                        <w:szCs w:val="22"/>
+                        <w:rFonts w:ascii="Segoe UI" w:hAnsi="Segoe UI" w:cs="Segoe UI"/>
+                        <w:b/>
+                        <w:bCs/>
+                        <w:sz w:val="16"/>
+                        <w:szCs w:val="16"/>
                       </w:rPr>
                       <w:tab/>
                     </w:r>
@@ -829,81 +1360,73 @@
               <w:sdt>
                 <w:sdtPr>
                   <w:rPr>
-                    <w:rFonts w:eastAsia="Yu Mincho" w:cs="Segoe UI"/>
-                    <w:sz w:val="22"/>
-                    <w:szCs w:val="22"/>
-                    <w:lang w:val="en-DK" w:eastAsia="en-DK"/>
+                    <w:rFonts w:ascii="Segoe UI" w:hAnsi="Segoe UI" w:cs="Segoe UI"/>
+                    <w:sz w:val="16"/>
+                    <w:szCs w:val="16"/>
                   </w:rPr>
                   <w:alias w:val="#Nav: /Prod_Order_Routing_Line_Group/Prod_Order_Routing_Line"/>
                   <w:tag w:val="#Nav: Capacity_Task_List/99000780"/>
                   <w:id w:val="-853417563"/>
-                  <w15:dataBinding w:prefixMappings="xmlns:ns0='urn:microsoft-dynamics-nav/reports/Capacity_Task_List/99000780/' " w:xpath="/ns0:NavWordReportXmlPart[1]/ns0:Prod_Order_Routing_Line_Group[1]/ns0:Prod_Order_Routing_Line" w:storeItemID="{08C9516C-9129-4036-888F-428CC6C93241}"/>
+                  <w15:dataBinding w:prefixMappings="xmlns:ns0='urn:microsoft-dynamics-nav/reports/Capacity_Task_List/99000780/' " w:xpath="/ns0:NavWordReportXmlPart[1]/ns0:Prod_Order_Routing_Line_Group[1]/ns0:Prod_Order_Routing_Line" w:storeItemID="{3477E2A6-633E-4AB6-8111-1035C0D43D68}"/>
                   <w15:repeatingSection/>
                 </w:sdtPr>
                 <w:sdtContent>
                   <w:sdt>
                     <w:sdtPr>
                       <w:rPr>
-                        <w:rFonts w:eastAsia="Yu Mincho" w:cs="Segoe UI"/>
-                        <w:sz w:val="22"/>
-                        <w:szCs w:val="22"/>
-                        <w:lang w:val="en-DK" w:eastAsia="en-DK"/>
+                        <w:rFonts w:ascii="Segoe UI" w:hAnsi="Segoe UI" w:cs="Segoe UI"/>
+                        <w:sz w:val="16"/>
+                        <w:szCs w:val="16"/>
                       </w:rPr>
                       <w:id w:val="1064069684"/>
                       <w:placeholder>
-                        <w:docPart w:val="02726B4FD3C745DD9ADDC6FB068E1260"/>
+                        <w:docPart w:val="BFE1C6883DA94361A1D8F91842F1B0F7"/>
                       </w:placeholder>
                       <w15:repeatingSectionItem/>
                     </w:sdtPr>
                     <w:sdtContent>
                       <w:tr>
                         <w:trPr>
-                          <w:trHeight w:val="490"/>
+                          <w:trHeight w:val="198"/>
                         </w:trPr>
                         <w:sdt>
                           <w:sdtPr>
                             <w:rPr>
-                              <w:rFonts w:eastAsia="Yu Mincho" w:cs="Segoe UI"/>
-                              <w:sz w:val="22"/>
-                              <w:szCs w:val="22"/>
-                              <w:lang w:val="en-DK" w:eastAsia="en-DK"/>
+                              <w:rFonts w:ascii="Segoe UI" w:hAnsi="Segoe UI" w:cs="Segoe UI"/>
+                              <w:sz w:val="16"/>
+                              <w:szCs w:val="16"/>
                             </w:rPr>
-                            <w:alias w:val="#Nav: /Prod_Order_Routing_Line_Group/Prod_Order_Routing_Line/PONo_ProdOrderRtngLine"/>
+                            <w:alias w:val="#Nav: /Prod_Order_Routing_Line/PONo_ProdOrderRtngLine"/>
                             <w:tag w:val="#Nav: Capacity_Task_List/99000780"/>
-                            <w:id w:val="453756085"/>
+                            <w:id w:val="1277067091"/>
                             <w:placeholder>
-                              <w:docPart w:val="544E0F0DA7404DB3BCB7C2E800838AC2"/>
+                              <w:docPart w:val="3FE1B979AABB455BAD8DF711218051EA"/>
                             </w:placeholder>
-                            <w15:dataBinding w:prefixMappings="xmlns:ns0='urn:microsoft-dynamics-nav/reports/Capacity_Task_List/99000780/' " w:xpath="/ns0:NavWordReportXmlPart[1]/ns0:Prod_Order_Routing_Line_Group[1]/ns0:Prod_Order_Routing_Line[1]/ns0:PONo_ProdOrderRtngLine[1]" w:storeItemID="{08C9516C-9129-4036-888F-428CC6C93241}" w16sdtdh:storeItemChecksum="yquTYw=="/>
+                            <w15:dataBinding w:prefixMappings="xmlns:ns0='urn:microsoft-dynamics-nav/reports/Capacity_Task_List/99000780/'" w:xpath="/ns0:NavWordReportXmlPart[1]/ns0:Prod_Order_Routing_Line[1]/ns0:PONo_ProdOrderRtngLine[1]" w:storeItemID="{F7620D69-F738-4EA8-8EAF-388C0D8DB26E}"/>
                           </w:sdtPr>
-                          <w:sdtEndPr>
-                            <w:rPr>
-                              <w:lang w:val="en-AU" w:eastAsia="ja-JP"/>
-                            </w:rPr>
-                          </w:sdtEndPr>
                           <w:sdtContent>
                             <w:tc>
                               <w:tcPr>
-                                <w:tcW w:w="1072" w:type="dxa"/>
+                                <w:tcW w:w="1067" w:type="dxa"/>
+                                <w:shd w:val="clear" w:color="auto" w:fill="EFEFEF"/>
                                 <w:tcMar>
                                   <w:left w:w="0" w:type="dxa"/>
                                 </w:tcMar>
-                                <w:vAlign w:val="center"/>
                               </w:tcPr>
                               <w:p>
                                 <w:pPr>
                                   <w:rPr>
-                                    <w:rFonts w:eastAsia="Yu Mincho" w:cs="Segoe UI"/>
-                                    <w:sz w:val="22"/>
-                                    <w:szCs w:val="22"/>
+                                    <w:rFonts w:ascii="Segoe UI" w:hAnsi="Segoe UI" w:cs="Segoe UI"/>
+                                    <w:sz w:val="16"/>
+                                    <w:szCs w:val="16"/>
                                   </w:rPr>
                                 </w:pPr>
                                 <w:proofErr w:type="spellStart"/>
                                 <w:r>
                                   <w:rPr>
-                                    <w:rFonts w:eastAsia="Yu Mincho" w:cs="Segoe UI"/>
-                                    <w:sz w:val="22"/>
-                                    <w:szCs w:val="22"/>
+                                    <w:rFonts w:ascii="Segoe UI" w:hAnsi="Segoe UI" w:cs="Segoe UI"/>
+                                    <w:sz w:val="16"/>
+                                    <w:szCs w:val="16"/>
                                   </w:rPr>
                                   <w:t>PONo_ProdOrderRtngLine</w:t>
                                 </w:r>
@@ -915,38 +1438,38 @@
                         <w:sdt>
                           <w:sdtPr>
                             <w:rPr>
-                              <w:rFonts w:eastAsia="Yu Mincho" w:cs="Segoe UI"/>
-                              <w:sz w:val="22"/>
-                              <w:szCs w:val="22"/>
+                              <w:rFonts w:ascii="Segoe UI" w:hAnsi="Segoe UI" w:cs="Segoe UI"/>
+                              <w:sz w:val="16"/>
+                              <w:szCs w:val="16"/>
                             </w:rPr>
-                            <w:alias w:val="#Nav: /Prod_Order_Routing_Line_Group/Prod_Order_Routing_Line/RtngNo_ProdOrderRtngLine"/>
+                            <w:alias w:val="#Nav: /Prod_Order_Routing_Line/RtngNo_ProdOrderRtngLine"/>
                             <w:tag w:val="#Nav: Capacity_Task_List/99000780"/>
                             <w:id w:val="-666246839"/>
                             <w:placeholder>
-                              <w:docPart w:val="544E0F0DA7404DB3BCB7C2E800838AC2"/>
+                              <w:docPart w:val="3FE1B979AABB455BAD8DF711218051EA"/>
                             </w:placeholder>
-                            <w15:dataBinding w:prefixMappings="xmlns:ns0='urn:microsoft-dynamics-nav/reports/Capacity_Task_List/99000780/' " w:xpath="/ns0:NavWordReportXmlPart[1]/ns0:Prod_Order_Routing_Line_Group[1]/ns0:Prod_Order_Routing_Line[1]/ns0:RtngNo_ProdOrderRtngLine[1]" w:storeItemID="{08C9516C-9129-4036-888F-428CC6C93241}" w16sdtdh:storeItemChecksum="yquTYw=="/>
+                            <w15:dataBinding w:prefixMappings="xmlns:ns0='urn:microsoft-dynamics-nav/reports/Capacity_Task_List/99000780/'" w:xpath="/ns0:NavWordReportXmlPart[1]/ns0:Prod_Order_Routing_Line[1]/ns0:RtngNo_ProdOrderRtngLine[1]" w:storeItemID="{F7620D69-F738-4EA8-8EAF-388C0D8DB26E}"/>
                           </w:sdtPr>
                           <w:sdtContent>
                             <w:tc>
                               <w:tcPr>
-                                <w:tcW w:w="919" w:type="dxa"/>
-                                <w:vAlign w:val="center"/>
+                                <w:tcW w:w="915" w:type="dxa"/>
+                                <w:shd w:val="clear" w:color="auto" w:fill="EFEFEF"/>
                               </w:tcPr>
                               <w:p>
                                 <w:pPr>
                                   <w:rPr>
-                                    <w:rFonts w:eastAsia="Yu Mincho" w:cs="Segoe UI"/>
-                                    <w:sz w:val="22"/>
-                                    <w:szCs w:val="22"/>
+                                    <w:rFonts w:ascii="Segoe UI" w:hAnsi="Segoe UI" w:cs="Segoe UI"/>
+                                    <w:sz w:val="16"/>
+                                    <w:szCs w:val="16"/>
                                   </w:rPr>
                                 </w:pPr>
                                 <w:proofErr w:type="spellStart"/>
                                 <w:r>
                                   <w:rPr>
-                                    <w:rFonts w:eastAsia="Yu Mincho" w:cs="Segoe UI"/>
-                                    <w:sz w:val="22"/>
-                                    <w:szCs w:val="22"/>
+                                    <w:rFonts w:ascii="Segoe UI" w:hAnsi="Segoe UI" w:cs="Segoe UI"/>
+                                    <w:sz w:val="16"/>
+                                    <w:szCs w:val="16"/>
                                   </w:rPr>
                                   <w:t>RtngNo_ProdOrderRtngLine</w:t>
                                 </w:r>
@@ -958,38 +1481,38 @@
                         <w:sdt>
                           <w:sdtPr>
                             <w:rPr>
-                              <w:rFonts w:eastAsia="Yu Mincho" w:cs="Segoe UI"/>
-                              <w:sz w:val="22"/>
-                              <w:szCs w:val="22"/>
+                              <w:rFonts w:ascii="Segoe UI" w:hAnsi="Segoe UI" w:cs="Segoe UI"/>
+                              <w:sz w:val="16"/>
+                              <w:szCs w:val="16"/>
                             </w:rPr>
-                            <w:alias w:val="#Nav: /Prod_Order_Routing_Line_Group/Prod_Order_Routing_Line/OPNo_ProdOrderRtngLine"/>
+                            <w:alias w:val="#Nav: /Prod_Order_Routing_Line/OPNo_ProdOrderRtngLine"/>
                             <w:tag w:val="#Nav: Capacity_Task_List/99000780"/>
                             <w:id w:val="1221872953"/>
                             <w:placeholder>
-                              <w:docPart w:val="544E0F0DA7404DB3BCB7C2E800838AC2"/>
+                              <w:docPart w:val="3FE1B979AABB455BAD8DF711218051EA"/>
                             </w:placeholder>
-                            <w15:dataBinding w:prefixMappings="xmlns:ns0='urn:microsoft-dynamics-nav/reports/Capacity_Task_List/99000780/' " w:xpath="/ns0:NavWordReportXmlPart[1]/ns0:Prod_Order_Routing_Line_Group[1]/ns0:Prod_Order_Routing_Line[1]/ns0:OPNo_ProdOrderRtngLine[1]" w:storeItemID="{08C9516C-9129-4036-888F-428CC6C93241}" w16sdtdh:storeItemChecksum="yquTYw=="/>
+                            <w15:dataBinding w:prefixMappings="xmlns:ns0='urn:microsoft-dynamics-nav/reports/Capacity_Task_List/99000780/'" w:xpath="/ns0:NavWordReportXmlPart[1]/ns0:Prod_Order_Routing_Line[1]/ns0:OPNo_ProdOrderRtngLine[1]" w:storeItemID="{F7620D69-F738-4EA8-8EAF-388C0D8DB26E}"/>
                           </w:sdtPr>
                           <w:sdtContent>
                             <w:tc>
                               <w:tcPr>
-                                <w:tcW w:w="996" w:type="dxa"/>
-                                <w:vAlign w:val="center"/>
+                                <w:tcW w:w="992" w:type="dxa"/>
+                                <w:shd w:val="clear" w:color="auto" w:fill="EFEFEF"/>
                               </w:tcPr>
                               <w:p>
                                 <w:pPr>
                                   <w:rPr>
-                                    <w:rFonts w:eastAsia="Yu Mincho" w:cs="Segoe UI"/>
-                                    <w:sz w:val="22"/>
-                                    <w:szCs w:val="22"/>
+                                    <w:rFonts w:ascii="Segoe UI" w:hAnsi="Segoe UI" w:cs="Segoe UI"/>
+                                    <w:sz w:val="16"/>
+                                    <w:szCs w:val="16"/>
                                   </w:rPr>
                                 </w:pPr>
                                 <w:proofErr w:type="spellStart"/>
                                 <w:r>
                                   <w:rPr>
-                                    <w:rFonts w:eastAsia="Yu Mincho" w:cs="Segoe UI"/>
-                                    <w:sz w:val="22"/>
-                                    <w:szCs w:val="22"/>
+                                    <w:rFonts w:ascii="Segoe UI" w:hAnsi="Segoe UI" w:cs="Segoe UI"/>
+                                    <w:sz w:val="16"/>
+                                    <w:szCs w:val="16"/>
                                   </w:rPr>
                                   <w:t>OPNo_ProdOrderRtngLine</w:t>
                                 </w:r>
@@ -1001,38 +1524,38 @@
                         <w:sdt>
                           <w:sdtPr>
                             <w:rPr>
-                              <w:rFonts w:eastAsia="Yu Mincho" w:cs="Segoe UI"/>
-                              <w:sz w:val="22"/>
-                              <w:szCs w:val="22"/>
+                              <w:rFonts w:ascii="Segoe UI" w:hAnsi="Segoe UI" w:cs="Segoe UI"/>
+                              <w:sz w:val="16"/>
+                              <w:szCs w:val="16"/>
                             </w:rPr>
                             <w:alias w:val="#Nav: /Prod_Order_Routing_Line_Group/Prod_Order_Routing_Line/Prod_Order_Line/ItemNo"/>
                             <w:tag w:val="#Nav: Capacity_Task_List/99000780"/>
                             <w:id w:val="1304046969"/>
                             <w:placeholder>
-                              <w:docPart w:val="6EA8A39397B2421BB359D8DAE5C9AD60"/>
+                              <w:docPart w:val="EFD86A77558C4E1EAEC02E20CF625581"/>
                             </w:placeholder>
-                            <w15:dataBinding w:prefixMappings="xmlns:ns0='urn:microsoft-dynamics-nav/reports/Capacity_Task_List/99000780/' " w:xpath="/ns0:NavWordReportXmlPart[1]/ns0:Prod_Order_Routing_Line_Group[1]/ns0:Prod_Order_Routing_Line[1]/ns0:Prod_Order_Line[1]/ns0:ItemNo[1]" w:storeItemID="{08C9516C-9129-4036-888F-428CC6C93241}" w16sdtdh:storeItemChecksum="yquTYw=="/>
+                            <w15:dataBinding w:prefixMappings="xmlns:ns0='urn:microsoft-dynamics-nav/reports/Capacity_Task_List/99000780/'" w:xpath="/ns0:NavWordReportXmlPart[1]/ns0:Prod_Order_Routing_Line_Group[1]/ns0:Prod_Order_Routing_Line[1]/ns0:Prod_Order_Line[1]/ns0:ItemNo[1]" w:storeItemID="{3477E2A6-633E-4AB6-8111-1035C0D43D68}" w16sdtdh:storeItemChecksum="AiNFQw=="/>
                           </w:sdtPr>
                           <w:sdtContent>
                             <w:tc>
                               <w:tcPr>
-                                <w:tcW w:w="1281" w:type="dxa"/>
-                                <w:vAlign w:val="center"/>
+                                <w:tcW w:w="1276" w:type="dxa"/>
+                                <w:shd w:val="clear" w:color="auto" w:fill="EFEFEF"/>
                               </w:tcPr>
                               <w:p>
                                 <w:pPr>
                                   <w:rPr>
-                                    <w:rFonts w:eastAsia="Yu Mincho" w:cs="Segoe UI"/>
-                                    <w:sz w:val="22"/>
-                                    <w:szCs w:val="22"/>
+                                    <w:rFonts w:ascii="Segoe UI" w:hAnsi="Segoe UI" w:cs="Segoe UI"/>
+                                    <w:sz w:val="16"/>
+                                    <w:szCs w:val="16"/>
                                   </w:rPr>
                                 </w:pPr>
                                 <w:proofErr w:type="spellStart"/>
                                 <w:r>
                                   <w:rPr>
-                                    <w:rFonts w:eastAsia="Yu Mincho" w:cs="Segoe UI"/>
-                                    <w:sz w:val="22"/>
-                                    <w:szCs w:val="22"/>
+                                    <w:rFonts w:ascii="Segoe UI" w:hAnsi="Segoe UI" w:cs="Segoe UI"/>
+                                    <w:sz w:val="16"/>
+                                    <w:szCs w:val="16"/>
                                   </w:rPr>
                                   <w:t>ItemNo</w:t>
                                 </w:r>
@@ -1044,37 +1567,37 @@
                         <w:sdt>
                           <w:sdtPr>
                             <w:rPr>
-                              <w:rFonts w:eastAsia="Yu Mincho" w:cs="Segoe UI"/>
-                              <w:sz w:val="22"/>
-                              <w:szCs w:val="22"/>
+                              <w:rFonts w:ascii="Segoe UI" w:hAnsi="Segoe UI" w:cs="Segoe UI"/>
+                              <w:sz w:val="16"/>
+                              <w:szCs w:val="16"/>
                             </w:rPr>
                             <w:alias w:val="#Nav: /Prod_Order_Routing_Line_Group/Prod_Order_Routing_Line/Prod_Order_Line/Description"/>
                             <w:tag w:val="#Nav: Capacity_Task_List/99000780"/>
                             <w:id w:val="-1022856996"/>
                             <w:placeholder>
-                              <w:docPart w:val="6EA8A39397B2421BB359D8DAE5C9AD60"/>
+                              <w:docPart w:val="EFD86A77558C4E1EAEC02E20CF625581"/>
                             </w:placeholder>
-                            <w15:dataBinding w:prefixMappings="xmlns:ns0='urn:microsoft-dynamics-nav/reports/Capacity_Task_List/99000780/' " w:xpath="/ns0:NavWordReportXmlPart[1]/ns0:Prod_Order_Routing_Line_Group[1]/ns0:Prod_Order_Routing_Line[1]/ns0:Prod_Order_Line[1]/ns0:Description[1]" w:storeItemID="{08C9516C-9129-4036-888F-428CC6C93241}" w16sdtdh:storeItemChecksum="yquTYw=="/>
+                            <w15:dataBinding w:prefixMappings="xmlns:ns0='urn:microsoft-dynamics-nav/reports/Capacity_Task_List/99000780/'" w:xpath="/ns0:NavWordReportXmlPart[1]/ns0:Prod_Order_Routing_Line_Group[1]/ns0:Prod_Order_Routing_Line[1]/ns0:Prod_Order_Line[1]/ns0:Description[1]" w:storeItemID="{3477E2A6-633E-4AB6-8111-1035C0D43D68}" w16sdtdh:storeItemChecksum="AiNFQw=="/>
                           </w:sdtPr>
                           <w:sdtContent>
                             <w:tc>
                               <w:tcPr>
-                                <w:tcW w:w="1422" w:type="dxa"/>
-                                <w:vAlign w:val="center"/>
+                                <w:tcW w:w="1417" w:type="dxa"/>
+                                <w:shd w:val="clear" w:color="auto" w:fill="EFEFEF"/>
                               </w:tcPr>
                               <w:p>
                                 <w:pPr>
                                   <w:rPr>
-                                    <w:rFonts w:eastAsia="Yu Mincho" w:cs="Segoe UI"/>
-                                    <w:sz w:val="22"/>
-                                    <w:szCs w:val="22"/>
+                                    <w:rFonts w:ascii="Segoe UI" w:hAnsi="Segoe UI" w:cs="Segoe UI"/>
+                                    <w:sz w:val="16"/>
+                                    <w:szCs w:val="16"/>
                                   </w:rPr>
                                 </w:pPr>
                                 <w:r>
                                   <w:rPr>
-                                    <w:rFonts w:eastAsia="Yu Mincho" w:cs="Segoe UI"/>
-                                    <w:sz w:val="22"/>
-                                    <w:szCs w:val="22"/>
+                                    <w:rFonts w:ascii="Segoe UI" w:hAnsi="Segoe UI" w:cs="Segoe UI"/>
+                                    <w:sz w:val="16"/>
+                                    <w:szCs w:val="16"/>
                                   </w:rPr>
                                   <w:t>Description</w:t>
                                 </w:r>
@@ -1085,38 +1608,38 @@
                         <w:sdt>
                           <w:sdtPr>
                             <w:rPr>
-                              <w:rFonts w:eastAsia="Yu Mincho" w:cs="Segoe UI"/>
-                              <w:sz w:val="22"/>
-                              <w:szCs w:val="22"/>
+                              <w:rFonts w:ascii="Segoe UI" w:hAnsi="Segoe UI" w:cs="Segoe UI"/>
+                              <w:sz w:val="16"/>
+                              <w:szCs w:val="16"/>
                             </w:rPr>
-                            <w:alias w:val="#Nav: /Prod_Order_Routing_Line_Group/Prod_Order_Routing_Line/Desc_ProdOrderRtngLine"/>
+                            <w:alias w:val="#Nav: /Prod_Order_Routing_Line/Desc_ProdOrderRtngLine"/>
                             <w:tag w:val="#Nav: Capacity_Task_List/99000780"/>
                             <w:id w:val="181870860"/>
                             <w:placeholder>
-                              <w:docPart w:val="544E0F0DA7404DB3BCB7C2E800838AC2"/>
+                              <w:docPart w:val="3FE1B979AABB455BAD8DF711218051EA"/>
                             </w:placeholder>
-                            <w15:dataBinding w:prefixMappings="xmlns:ns0='urn:microsoft-dynamics-nav/reports/Capacity_Task_List/99000780/' " w:xpath="/ns0:NavWordReportXmlPart[1]/ns0:Prod_Order_Routing_Line_Group[1]/ns0:Prod_Order_Routing_Line[1]/ns0:Desc_ProdOrderRtngLine[1]" w:storeItemID="{08C9516C-9129-4036-888F-428CC6C93241}" w16sdtdh:storeItemChecksum="yquTYw=="/>
+                            <w15:dataBinding w:prefixMappings="xmlns:ns0='urn:microsoft-dynamics-nav/reports/Capacity_Task_List/99000780/'" w:xpath="/ns0:NavWordReportXmlPart[1]/ns0:Prod_Order_Routing_Line[1]/ns0:Desc_ProdOrderRtngLine[1]" w:storeItemID="{F7620D69-F738-4EA8-8EAF-388C0D8DB26E}"/>
                           </w:sdtPr>
                           <w:sdtContent>
                             <w:tc>
                               <w:tcPr>
-                                <w:tcW w:w="1708" w:type="dxa"/>
-                                <w:vAlign w:val="center"/>
+                                <w:tcW w:w="1702" w:type="dxa"/>
+                                <w:shd w:val="clear" w:color="auto" w:fill="EFEFEF"/>
                               </w:tcPr>
                               <w:p>
                                 <w:pPr>
                                   <w:rPr>
-                                    <w:rFonts w:eastAsia="Yu Mincho" w:cs="Segoe UI"/>
-                                    <w:sz w:val="22"/>
-                                    <w:szCs w:val="22"/>
+                                    <w:rFonts w:ascii="Segoe UI" w:hAnsi="Segoe UI" w:cs="Segoe UI"/>
+                                    <w:sz w:val="16"/>
+                                    <w:szCs w:val="16"/>
                                   </w:rPr>
                                 </w:pPr>
                                 <w:proofErr w:type="spellStart"/>
                                 <w:r>
                                   <w:rPr>
-                                    <w:rFonts w:eastAsia="Yu Mincho" w:cs="Segoe UI"/>
-                                    <w:sz w:val="22"/>
-                                    <w:szCs w:val="22"/>
+                                    <w:rFonts w:ascii="Segoe UI" w:hAnsi="Segoe UI" w:cs="Segoe UI"/>
+                                    <w:sz w:val="16"/>
+                                    <w:szCs w:val="16"/>
                                   </w:rPr>
                                   <w:t>Desc_ProdOrderRtngLine</w:t>
                                 </w:r>
@@ -1128,38 +1651,38 @@
                         <w:sdt>
                           <w:sdtPr>
                             <w:rPr>
-                              <w:rFonts w:eastAsia="Yu Mincho" w:cs="Segoe UI"/>
-                              <w:sz w:val="22"/>
-                              <w:szCs w:val="22"/>
+                              <w:rFonts w:ascii="Segoe UI" w:hAnsi="Segoe UI" w:cs="Segoe UI"/>
+                              <w:sz w:val="16"/>
+                              <w:szCs w:val="16"/>
                             </w:rPr>
-                            <w:alias w:val="#Nav: /Prod_Order_Routing_Line_Group/Prod_Order_Routing_Line/InptQty_ProdOrderRtngLine"/>
+                            <w:alias w:val="#Nav: /Prod_Order_Routing_Line/InptQty_ProdOrderRtngLine"/>
                             <w:tag w:val="#Nav: Capacity_Task_List/99000780"/>
                             <w:id w:val="-2047207448"/>
                             <w:placeholder>
-                              <w:docPart w:val="544E0F0DA7404DB3BCB7C2E800838AC2"/>
+                              <w:docPart w:val="3FE1B979AABB455BAD8DF711218051EA"/>
                             </w:placeholder>
-                            <w15:dataBinding w:prefixMappings="xmlns:ns0='urn:microsoft-dynamics-nav/reports/Capacity_Task_List/99000780/' " w:xpath="/ns0:NavWordReportXmlPart[1]/ns0:Prod_Order_Routing_Line_Group[1]/ns0:Prod_Order_Routing_Line[1]/ns0:InptQty_ProdOrderRtngLine[1]" w:storeItemID="{08C9516C-9129-4036-888F-428CC6C93241}" w16sdtdh:storeItemChecksum="yquTYw=="/>
+                            <w15:dataBinding w:prefixMappings="xmlns:ns0='urn:microsoft-dynamics-nav/reports/Capacity_Task_List/99000780/'" w:xpath="/ns0:NavWordReportXmlPart[1]/ns0:Prod_Order_Routing_Line[1]/ns0:InptQty_ProdOrderRtngLine[1]" w:storeItemID="{F7620D69-F738-4EA8-8EAF-388C0D8DB26E}"/>
                           </w:sdtPr>
                           <w:sdtContent>
                             <w:tc>
                               <w:tcPr>
-                                <w:tcW w:w="1081" w:type="dxa"/>
-                                <w:vAlign w:val="center"/>
+                                <w:tcW w:w="1077" w:type="dxa"/>
+                                <w:shd w:val="clear" w:color="auto" w:fill="EFEFEF"/>
                               </w:tcPr>
                               <w:p>
                                 <w:pPr>
                                   <w:rPr>
-                                    <w:rFonts w:eastAsia="Yu Mincho" w:cs="Segoe UI"/>
-                                    <w:sz w:val="22"/>
-                                    <w:szCs w:val="22"/>
+                                    <w:rFonts w:ascii="Segoe UI" w:hAnsi="Segoe UI" w:cs="Segoe UI"/>
+                                    <w:sz w:val="16"/>
+                                    <w:szCs w:val="16"/>
                                   </w:rPr>
                                 </w:pPr>
                                 <w:proofErr w:type="spellStart"/>
                                 <w:r>
                                   <w:rPr>
-                                    <w:rFonts w:eastAsia="Yu Mincho" w:cs="Segoe UI"/>
-                                    <w:sz w:val="22"/>
-                                    <w:szCs w:val="22"/>
+                                    <w:rFonts w:ascii="Segoe UI" w:hAnsi="Segoe UI" w:cs="Segoe UI"/>
+                                    <w:sz w:val="16"/>
+                                    <w:szCs w:val="16"/>
                                   </w:rPr>
                                   <w:t>InptQty_ProdOrderRtngLine</w:t>
                                 </w:r>
@@ -1171,38 +1694,38 @@
                         <w:sdt>
                           <w:sdtPr>
                             <w:rPr>
-                              <w:rFonts w:eastAsia="Yu Mincho" w:cs="Segoe UI"/>
-                              <w:sz w:val="22"/>
-                              <w:szCs w:val="22"/>
+                              <w:rFonts w:ascii="Segoe UI" w:hAnsi="Segoe UI" w:cs="Segoe UI"/>
+                              <w:sz w:val="16"/>
+                              <w:szCs w:val="16"/>
                             </w:rPr>
-                            <w:alias w:val="#Nav: /Prod_Order_Routing_Line_Group/Prod_Order_Routing_Line/StrtTm_ProdOrderRtngLine"/>
+                            <w:alias w:val="#Nav: /Prod_Order_Routing_Line/StrtTm_ProdOrderRtngLine"/>
                             <w:tag w:val="#Nav: Capacity_Task_List/99000780"/>
                             <w:id w:val="373051353"/>
                             <w:placeholder>
-                              <w:docPart w:val="544E0F0DA7404DB3BCB7C2E800838AC2"/>
+                              <w:docPart w:val="3FE1B979AABB455BAD8DF711218051EA"/>
                             </w:placeholder>
-                            <w15:dataBinding w:prefixMappings="xmlns:ns0='urn:microsoft-dynamics-nav/reports/Capacity_Task_List/99000780/' " w:xpath="/ns0:NavWordReportXmlPart[1]/ns0:Prod_Order_Routing_Line_Group[1]/ns0:Prod_Order_Routing_Line[1]/ns0:StrtTm_ProdOrderRtngLine[1]" w:storeItemID="{08C9516C-9129-4036-888F-428CC6C93241}" w16sdtdh:storeItemChecksum="yquTYw=="/>
+                            <w15:dataBinding w:prefixMappings="xmlns:ns0='urn:microsoft-dynamics-nav/reports/Capacity_Task_List/99000780/'" w:xpath="/ns0:NavWordReportXmlPart[1]/ns0:Prod_Order_Routing_Line[1]/ns0:StrtTm_ProdOrderRtngLine[1]" w:storeItemID="{F7620D69-F738-4EA8-8EAF-388C0D8DB26E}"/>
                           </w:sdtPr>
                           <w:sdtContent>
                             <w:tc>
                               <w:tcPr>
-                                <w:tcW w:w="1081" w:type="dxa"/>
-                                <w:vAlign w:val="center"/>
+                                <w:tcW w:w="1077" w:type="dxa"/>
+                                <w:shd w:val="clear" w:color="auto" w:fill="EFEFEF"/>
                               </w:tcPr>
                               <w:p>
                                 <w:pPr>
                                   <w:rPr>
-                                    <w:rFonts w:eastAsia="Yu Mincho" w:cs="Segoe UI"/>
-                                    <w:sz w:val="22"/>
-                                    <w:szCs w:val="22"/>
+                                    <w:rFonts w:ascii="Segoe UI" w:hAnsi="Segoe UI" w:cs="Segoe UI"/>
+                                    <w:sz w:val="16"/>
+                                    <w:szCs w:val="16"/>
                                   </w:rPr>
                                 </w:pPr>
                                 <w:proofErr w:type="spellStart"/>
                                 <w:r>
                                   <w:rPr>
-                                    <w:rFonts w:eastAsia="Yu Mincho" w:cs="Segoe UI"/>
-                                    <w:sz w:val="22"/>
-                                    <w:szCs w:val="22"/>
+                                    <w:rFonts w:ascii="Segoe UI" w:hAnsi="Segoe UI" w:cs="Segoe UI"/>
+                                    <w:sz w:val="16"/>
+                                    <w:szCs w:val="16"/>
                                   </w:rPr>
                                   <w:t>StrtTm_ProdOrderRtngLine</w:t>
                                 </w:r>
@@ -1214,38 +1737,38 @@
                         <w:sdt>
                           <w:sdtPr>
                             <w:rPr>
-                              <w:rFonts w:eastAsia="Yu Mincho" w:cs="Segoe UI"/>
-                              <w:sz w:val="22"/>
-                              <w:szCs w:val="22"/>
+                              <w:rFonts w:ascii="Segoe UI" w:hAnsi="Segoe UI" w:cs="Segoe UI"/>
+                              <w:sz w:val="16"/>
+                              <w:szCs w:val="16"/>
                             </w:rPr>
-                            <w:alias w:val="#Nav: /Prod_Order_Routing_Line_Group/Prod_Order_Routing_Line/StrtDt_ProdOrderRtngLine"/>
+                            <w:alias w:val="#Nav: /Prod_Order_Routing_Line/StrtDt_ProdOrderRtngLine"/>
                             <w:tag w:val="#Nav: Capacity_Task_List/99000780"/>
                             <w:id w:val="1061136328"/>
                             <w:placeholder>
-                              <w:docPart w:val="544E0F0DA7404DB3BCB7C2E800838AC2"/>
+                              <w:docPart w:val="3FE1B979AABB455BAD8DF711218051EA"/>
                             </w:placeholder>
-                            <w15:dataBinding w:prefixMappings="xmlns:ns0='urn:microsoft-dynamics-nav/reports/Capacity_Task_List/99000780/' " w:xpath="/ns0:NavWordReportXmlPart[1]/ns0:Prod_Order_Routing_Line_Group[1]/ns0:Prod_Order_Routing_Line[1]/ns0:StrtDt_ProdOrderRtngLine[1]" w:storeItemID="{08C9516C-9129-4036-888F-428CC6C93241}" w16sdtdh:storeItemChecksum="yquTYw=="/>
+                            <w15:dataBinding w:prefixMappings="xmlns:ns0='urn:microsoft-dynamics-nav/reports/Capacity_Task_List/99000780/'" w:xpath="/ns0:NavWordReportXmlPart[1]/ns0:Prod_Order_Routing_Line[1]/ns0:StrtDt_ProdOrderRtngLine[1]" w:storeItemID="{F7620D69-F738-4EA8-8EAF-388C0D8DB26E}"/>
                           </w:sdtPr>
                           <w:sdtContent>
                             <w:tc>
                               <w:tcPr>
-                                <w:tcW w:w="1081" w:type="dxa"/>
-                                <w:vAlign w:val="center"/>
+                                <w:tcW w:w="1077" w:type="dxa"/>
+                                <w:shd w:val="clear" w:color="auto" w:fill="EFEFEF"/>
                               </w:tcPr>
                               <w:p>
                                 <w:pPr>
                                   <w:rPr>
-                                    <w:rFonts w:eastAsia="Yu Mincho" w:cs="Segoe UI"/>
-                                    <w:sz w:val="22"/>
-                                    <w:szCs w:val="22"/>
+                                    <w:rFonts w:ascii="Segoe UI" w:hAnsi="Segoe UI" w:cs="Segoe UI"/>
+                                    <w:sz w:val="16"/>
+                                    <w:szCs w:val="16"/>
                                   </w:rPr>
                                 </w:pPr>
                                 <w:proofErr w:type="spellStart"/>
                                 <w:r>
                                   <w:rPr>
-                                    <w:rFonts w:eastAsia="Yu Mincho" w:cs="Segoe UI"/>
-                                    <w:sz w:val="22"/>
-                                    <w:szCs w:val="22"/>
+                                    <w:rFonts w:ascii="Segoe UI" w:hAnsi="Segoe UI" w:cs="Segoe UI"/>
+                                    <w:sz w:val="16"/>
+                                    <w:szCs w:val="16"/>
                                   </w:rPr>
                                   <w:t>StrtDt_ProdOrderRtngLine</w:t>
                                 </w:r>
@@ -1257,38 +1780,38 @@
                         <w:sdt>
                           <w:sdtPr>
                             <w:rPr>
-                              <w:rFonts w:eastAsia="Yu Mincho" w:cs="Segoe UI"/>
-                              <w:sz w:val="22"/>
-                              <w:szCs w:val="22"/>
+                              <w:rFonts w:ascii="Segoe UI" w:hAnsi="Segoe UI" w:cs="Segoe UI"/>
+                              <w:sz w:val="16"/>
+                              <w:szCs w:val="16"/>
                             </w:rPr>
-                            <w:alias w:val="#Nav: /Prod_Order_Routing_Line_Group/Prod_Order_Routing_Line/EndTime_ProdOrderRtngLine"/>
+                            <w:alias w:val="#Nav: /Prod_Order_Routing_Line/EndTime_ProdOrderRtngLine"/>
                             <w:tag w:val="#Nav: Capacity_Task_List/99000780"/>
                             <w:id w:val="1161586539"/>
                             <w:placeholder>
-                              <w:docPart w:val="544E0F0DA7404DB3BCB7C2E800838AC2"/>
+                              <w:docPart w:val="3FE1B979AABB455BAD8DF711218051EA"/>
                             </w:placeholder>
-                            <w15:dataBinding w:prefixMappings="xmlns:ns0='urn:microsoft-dynamics-nav/reports/Capacity_Task_List/99000780/' " w:xpath="/ns0:NavWordReportXmlPart[1]/ns0:Prod_Order_Routing_Line_Group[1]/ns0:Prod_Order_Routing_Line[1]/ns0:EndTime_ProdOrderRtngLine[1]" w:storeItemID="{08C9516C-9129-4036-888F-428CC6C93241}" w16sdtdh:storeItemChecksum="yquTYw=="/>
+                            <w15:dataBinding w:prefixMappings="xmlns:ns0='urn:microsoft-dynamics-nav/reports/Capacity_Task_List/99000780/'" w:xpath="/ns0:NavWordReportXmlPart[1]/ns0:Prod_Order_Routing_Line[1]/ns0:EndTime_ProdOrderRtngLine[1]" w:storeItemID="{F7620D69-F738-4EA8-8EAF-388C0D8DB26E}"/>
                           </w:sdtPr>
                           <w:sdtContent>
                             <w:tc>
                               <w:tcPr>
-                                <w:tcW w:w="1081" w:type="dxa"/>
-                                <w:vAlign w:val="center"/>
+                                <w:tcW w:w="1077" w:type="dxa"/>
+                                <w:shd w:val="clear" w:color="auto" w:fill="EFEFEF"/>
                               </w:tcPr>
                               <w:p>
                                 <w:pPr>
                                   <w:rPr>
-                                    <w:rFonts w:eastAsia="Yu Mincho" w:cs="Segoe UI"/>
-                                    <w:sz w:val="22"/>
-                                    <w:szCs w:val="22"/>
+                                    <w:rFonts w:ascii="Segoe UI" w:hAnsi="Segoe UI" w:cs="Segoe UI"/>
+                                    <w:sz w:val="16"/>
+                                    <w:szCs w:val="16"/>
                                   </w:rPr>
                                 </w:pPr>
                                 <w:proofErr w:type="spellStart"/>
                                 <w:r>
                                   <w:rPr>
-                                    <w:rFonts w:eastAsia="Yu Mincho" w:cs="Segoe UI"/>
-                                    <w:sz w:val="22"/>
-                                    <w:szCs w:val="22"/>
+                                    <w:rFonts w:ascii="Segoe UI" w:hAnsi="Segoe UI" w:cs="Segoe UI"/>
+                                    <w:sz w:val="16"/>
+                                    <w:szCs w:val="16"/>
                                   </w:rPr>
                                   <w:t>EndTime_ProdOrderRtngLine</w:t>
                                 </w:r>
@@ -1300,38 +1823,38 @@
                         <w:sdt>
                           <w:sdtPr>
                             <w:rPr>
-                              <w:rFonts w:eastAsia="Yu Mincho" w:cs="Segoe UI"/>
-                              <w:sz w:val="22"/>
-                              <w:szCs w:val="22"/>
+                              <w:rFonts w:ascii="Segoe UI" w:hAnsi="Segoe UI" w:cs="Segoe UI"/>
+                              <w:sz w:val="16"/>
+                              <w:szCs w:val="16"/>
                             </w:rPr>
-                            <w:alias w:val="#Nav: /Prod_Order_Routing_Line_Group/Prod_Order_Routing_Line/EndDate_ProdOrderRtngLine"/>
+                            <w:alias w:val="#Nav: /Prod_Order_Routing_Line/EndDate_ProdOrderRtngLine"/>
                             <w:tag w:val="#Nav: Capacity_Task_List/99000780"/>
                             <w:id w:val="-690301858"/>
                             <w:placeholder>
-                              <w:docPart w:val="544E0F0DA7404DB3BCB7C2E800838AC2"/>
+                              <w:docPart w:val="3FE1B979AABB455BAD8DF711218051EA"/>
                             </w:placeholder>
-                            <w15:dataBinding w:prefixMappings="xmlns:ns0='urn:microsoft-dynamics-nav/reports/Capacity_Task_List/99000780/' " w:xpath="/ns0:NavWordReportXmlPart[1]/ns0:Prod_Order_Routing_Line_Group[1]/ns0:Prod_Order_Routing_Line[1]/ns0:EndDate_ProdOrderRtngLine[1]" w:storeItemID="{08C9516C-9129-4036-888F-428CC6C93241}" w16sdtdh:storeItemChecksum="yquTYw=="/>
+                            <w15:dataBinding w:prefixMappings="xmlns:ns0='urn:microsoft-dynamics-nav/reports/Capacity_Task_List/99000780/'" w:xpath="/ns0:NavWordReportXmlPart[1]/ns0:Prod_Order_Routing_Line[1]/ns0:EndDate_ProdOrderRtngLine[1]" w:storeItemID="{F7620D69-F738-4EA8-8EAF-388C0D8DB26E}"/>
                           </w:sdtPr>
                           <w:sdtContent>
                             <w:tc>
                               <w:tcPr>
-                                <w:tcW w:w="1081" w:type="dxa"/>
-                                <w:vAlign w:val="center"/>
+                                <w:tcW w:w="1077" w:type="dxa"/>
+                                <w:shd w:val="clear" w:color="auto" w:fill="EFEFEF"/>
                               </w:tcPr>
                               <w:p>
                                 <w:pPr>
                                   <w:rPr>
-                                    <w:rFonts w:eastAsia="Yu Mincho" w:cs="Segoe UI"/>
-                                    <w:sz w:val="22"/>
-                                    <w:szCs w:val="22"/>
+                                    <w:rFonts w:ascii="Segoe UI" w:hAnsi="Segoe UI" w:cs="Segoe UI"/>
+                                    <w:sz w:val="16"/>
+                                    <w:szCs w:val="16"/>
                                   </w:rPr>
                                 </w:pPr>
                                 <w:proofErr w:type="spellStart"/>
                                 <w:r>
                                   <w:rPr>
-                                    <w:rFonts w:eastAsia="Yu Mincho" w:cs="Segoe UI"/>
-                                    <w:sz w:val="22"/>
-                                    <w:szCs w:val="22"/>
+                                    <w:rFonts w:ascii="Segoe UI" w:hAnsi="Segoe UI" w:cs="Segoe UI"/>
+                                    <w:sz w:val="16"/>
+                                    <w:szCs w:val="16"/>
                                   </w:rPr>
                                   <w:t>EndDate_ProdOrderRtngLine</w:t>
                                 </w:r>
@@ -1343,39 +1866,39 @@
                         <w:sdt>
                           <w:sdtPr>
                             <w:rPr>
-                              <w:rFonts w:eastAsia="Yu Mincho" w:cs="Segoe UI"/>
-                              <w:sz w:val="22"/>
-                              <w:szCs w:val="22"/>
+                              <w:rFonts w:ascii="Segoe UI" w:hAnsi="Segoe UI" w:cs="Segoe UI"/>
+                              <w:sz w:val="16"/>
+                              <w:szCs w:val="16"/>
                             </w:rPr>
                             <w:alias w:val="#Nav: /Prod_Order_Routing_Line_Group/Prod_Order_Routing_Line/ExpectedCapacityNeed"/>
                             <w:tag w:val="#Nav: Capacity_Task_List/99000780"/>
                             <w:id w:val="778764406"/>
                             <w:placeholder>
-                              <w:docPart w:val="5C2156EAC7194A1696B1C0AE8BF37CC7"/>
+                              <w:docPart w:val="6D66368F7BB5404498A156285CFDD685"/>
                             </w:placeholder>
-                            <w15:dataBinding w:prefixMappings="xmlns:ns0='urn:microsoft-dynamics-nav/reports/Capacity_Task_List/99000780/' " w:xpath="/ns0:NavWordReportXmlPart[1]/ns0:Prod_Order_Routing_Line_Group[1]/ns0:Prod_Order_Routing_Line[1]/ns0:ExpectedCapacityNeed[1]" w:storeItemID="{08C9516C-9129-4036-888F-428CC6C93241}" w16sdtdh:storeItemChecksum="yquTYw=="/>
+                            <w15:dataBinding w:prefixMappings="xmlns:ns0='urn:microsoft-dynamics-nav/reports/Capacity_Task_List/99000780/'" w:xpath="/ns0:NavWordReportXmlPart[1]/ns0:Prod_Order_Routing_Line_Group[1]/ns0:Prod_Order_Routing_Line[1]/ns0:ExpectedCapacityNeed[1]" w:storeItemID="{3477E2A6-633E-4AB6-8111-1035C0D43D68}" w16sdtdh:storeItemChecksum="AiNFQw=="/>
                           </w:sdtPr>
                           <w:sdtContent>
                             <w:tc>
                               <w:tcPr>
-                                <w:tcW w:w="1424" w:type="dxa"/>
-                                <w:vAlign w:val="center"/>
+                                <w:tcW w:w="1419" w:type="dxa"/>
+                                <w:shd w:val="clear" w:color="auto" w:fill="EFEFEF"/>
                               </w:tcPr>
                               <w:p>
                                 <w:pPr>
                                   <w:jc w:val="right"/>
                                   <w:rPr>
-                                    <w:rFonts w:eastAsia="Yu Mincho" w:cs="Segoe UI"/>
-                                    <w:sz w:val="22"/>
-                                    <w:szCs w:val="22"/>
+                                    <w:rFonts w:ascii="Segoe UI" w:hAnsi="Segoe UI" w:cs="Segoe UI"/>
+                                    <w:sz w:val="16"/>
+                                    <w:szCs w:val="16"/>
                                   </w:rPr>
                                 </w:pPr>
                                 <w:proofErr w:type="spellStart"/>
                                 <w:r>
                                   <w:rPr>
-                                    <w:rFonts w:eastAsia="Yu Mincho" w:cs="Segoe UI"/>
-                                    <w:sz w:val="22"/>
-                                    <w:szCs w:val="22"/>
+                                    <w:rFonts w:ascii="Segoe UI" w:hAnsi="Segoe UI" w:cs="Segoe UI"/>
+                                    <w:sz w:val="16"/>
+                                    <w:szCs w:val="16"/>
                                   </w:rPr>
                                   <w:t>ExpectedCapacityNeed</w:t>
                                 </w:r>
@@ -1387,39 +1910,39 @@
                         <w:sdt>
                           <w:sdtPr>
                             <w:rPr>
-                              <w:rFonts w:eastAsia="Yu Mincho" w:cs="Segoe UI"/>
-                              <w:sz w:val="22"/>
-                              <w:szCs w:val="22"/>
+                              <w:rFonts w:ascii="Segoe UI" w:hAnsi="Segoe UI" w:cs="Segoe UI"/>
+                              <w:sz w:val="16"/>
+                              <w:szCs w:val="16"/>
                             </w:rPr>
                             <w:alias w:val="#Nav: /Prod_Order_Routing_Line_Group/Prod_Order_Routing_Line/UnitofMeasureCode"/>
                             <w:tag w:val="#Nav: Capacity_Task_List/99000780"/>
                             <w:id w:val="2102902924"/>
                             <w:placeholder>
-                              <w:docPart w:val="D0FCF16A17994EFA9C338242CC4B413B"/>
+                              <w:docPart w:val="DefaultPlaceholder_-1854013440"/>
                             </w:placeholder>
-                            <w15:dataBinding w:prefixMappings="xmlns:ns0='urn:microsoft-dynamics-nav/reports/Capacity_Task_List/99000780/' " w:xpath="/ns0:NavWordReportXmlPart[1]/ns0:Prod_Order_Routing_Line_Group[1]/ns0:Prod_Order_Routing_Line[1]/ns0:UnitofMeasureCode[1]" w:storeItemID="{08C9516C-9129-4036-888F-428CC6C93241}" w16sdtdh:storeItemChecksum="yquTYw=="/>
+                            <w15:dataBinding w:prefixMappings="xmlns:ns0='urn:microsoft-dynamics-nav/reports/Capacity_Task_List/99000780/'" w:xpath="/ns0:NavWordReportXmlPart[1]/ns0:Prod_Order_Routing_Line_Group[1]/ns0:Prod_Order_Routing_Line[1]/ns0:UnitofMeasureCode[1]" w:storeItemID="{3477E2A6-633E-4AB6-8111-1035C0D43D68}" w16sdtdh:storeItemChecksum="AiNFQw=="/>
                           </w:sdtPr>
                           <w:sdtContent>
                             <w:tc>
                               <w:tcPr>
-                                <w:tcW w:w="1195" w:type="dxa"/>
+                                <w:tcW w:w="1191" w:type="dxa"/>
                                 <w:gridSpan w:val="2"/>
-                                <w:vAlign w:val="center"/>
+                                <w:shd w:val="clear" w:color="auto" w:fill="EFEFEF"/>
                               </w:tcPr>
                               <w:p>
                                 <w:pPr>
                                   <w:rPr>
-                                    <w:rFonts w:eastAsia="Yu Mincho" w:cs="Segoe UI"/>
-                                    <w:sz w:val="22"/>
-                                    <w:szCs w:val="22"/>
+                                    <w:rFonts w:ascii="Segoe UI" w:hAnsi="Segoe UI" w:cs="Segoe UI"/>
+                                    <w:sz w:val="16"/>
+                                    <w:szCs w:val="16"/>
                                   </w:rPr>
                                 </w:pPr>
                                 <w:proofErr w:type="spellStart"/>
                                 <w:r>
                                   <w:rPr>
-                                    <w:rFonts w:eastAsia="Yu Mincho" w:cs="Segoe UI"/>
-                                    <w:sz w:val="22"/>
-                                    <w:szCs w:val="22"/>
+                                    <w:rFonts w:ascii="Segoe UI" w:hAnsi="Segoe UI" w:cs="Segoe UI"/>
+                                    <w:sz w:val="16"/>
+                                    <w:szCs w:val="16"/>
                                   </w:rPr>
                                   <w:t>UnitofMeasureCode</w:t>
                                 </w:r>
@@ -1435,474 +1958,8 @@
               </w:sdt>
             </w:sdtContent>
           </w:sdt>
-          <w:sdt>
-            <w:sdtPr>
-              <w:rPr>
-                <w:rFonts w:ascii="Segoe UI" w:eastAsia="Yu Mincho" w:hAnsi="Segoe UI" w:cs="Segoe UI"/>
-                <w:sz w:val="22"/>
-                <w:szCs w:val="22"/>
-                <w:lang w:val="en-DK" w:eastAsia="en-DK"/>
-              </w:rPr>
-              <w:id w:val="279231681"/>
-              <w:placeholder>
-                <w:docPart w:val="09EDF8028BD341A889796CDF4C3D6F45"/>
-              </w:placeholder>
-              <w15:repeatingSectionItem/>
-            </w:sdtPr>
-            <w:sdtContent>
-              <w:tr>
-                <w:trPr>
-                  <w:trHeight w:hRule="exact" w:val="20"/>
-                </w:trPr>
-                <w:tc>
-                  <w:tcPr>
-                    <w:tcW w:w="1072" w:type="dxa"/>
-                    <w:tcMar>
-                      <w:left w:w="0" w:type="dxa"/>
-                    </w:tcMar>
-                    <w:vAlign w:val="center"/>
-                  </w:tcPr>
-                  <w:p>
-                    <w:pPr>
-                      <w:rPr>
-                        <w:rFonts w:ascii="Segoe UI" w:eastAsia="Yu Mincho" w:hAnsi="Segoe UI" w:cs="Segoe UI"/>
-                        <w:sz w:val="22"/>
-                        <w:szCs w:val="22"/>
-                      </w:rPr>
-                    </w:pPr>
-                  </w:p>
-                </w:tc>
-                <w:tc>
-                  <w:tcPr>
-                    <w:tcW w:w="919" w:type="dxa"/>
-                    <w:vAlign w:val="center"/>
-                  </w:tcPr>
-                  <w:p>
-                    <w:pPr>
-                      <w:rPr>
-                        <w:rFonts w:ascii="Segoe UI" w:eastAsia="Yu Mincho" w:hAnsi="Segoe UI" w:cs="Segoe UI"/>
-                        <w:sz w:val="22"/>
-                        <w:szCs w:val="22"/>
-                      </w:rPr>
-                    </w:pPr>
-                  </w:p>
-                </w:tc>
-                <w:tc>
-                  <w:tcPr>
-                    <w:tcW w:w="996" w:type="dxa"/>
-                    <w:vAlign w:val="center"/>
-                  </w:tcPr>
-                  <w:p>
-                    <w:pPr>
-                      <w:rPr>
-                        <w:rFonts w:ascii="Segoe UI" w:eastAsia="Yu Mincho" w:hAnsi="Segoe UI" w:cs="Segoe UI"/>
-                        <w:sz w:val="22"/>
-                        <w:szCs w:val="22"/>
-                      </w:rPr>
-                    </w:pPr>
-                  </w:p>
-                </w:tc>
-                <w:tc>
-                  <w:tcPr>
-                    <w:tcW w:w="1281" w:type="dxa"/>
-                    <w:vAlign w:val="center"/>
-                  </w:tcPr>
-                  <w:p>
-                    <w:pPr>
-                      <w:rPr>
-                        <w:rFonts w:ascii="Segoe UI" w:eastAsia="Yu Mincho" w:hAnsi="Segoe UI" w:cs="Segoe UI"/>
-                        <w:sz w:val="22"/>
-                        <w:szCs w:val="22"/>
-                      </w:rPr>
-                    </w:pPr>
-                  </w:p>
-                </w:tc>
-                <w:tc>
-                  <w:tcPr>
-                    <w:tcW w:w="1422" w:type="dxa"/>
-                    <w:vAlign w:val="center"/>
-                  </w:tcPr>
-                  <w:p>
-                    <w:pPr>
-                      <w:rPr>
-                        <w:rFonts w:ascii="Segoe UI" w:eastAsia="Yu Mincho" w:hAnsi="Segoe UI" w:cs="Segoe UI"/>
-                        <w:sz w:val="22"/>
-                        <w:szCs w:val="22"/>
-                      </w:rPr>
-                    </w:pPr>
-                  </w:p>
-                </w:tc>
-                <w:tc>
-                  <w:tcPr>
-                    <w:tcW w:w="1708" w:type="dxa"/>
-                    <w:vAlign w:val="center"/>
-                  </w:tcPr>
-                  <w:p>
-                    <w:pPr>
-                      <w:rPr>
-                        <w:rFonts w:ascii="Segoe UI" w:eastAsia="Yu Mincho" w:hAnsi="Segoe UI" w:cs="Segoe UI"/>
-                        <w:sz w:val="22"/>
-                        <w:szCs w:val="22"/>
-                      </w:rPr>
-                    </w:pPr>
-                  </w:p>
-                </w:tc>
-                <w:tc>
-                  <w:tcPr>
-                    <w:tcW w:w="1081" w:type="dxa"/>
-                    <w:vAlign w:val="center"/>
-                  </w:tcPr>
-                  <w:p>
-                    <w:pPr>
-                      <w:rPr>
-                        <w:rFonts w:ascii="Segoe UI" w:eastAsia="Yu Mincho" w:hAnsi="Segoe UI" w:cs="Segoe UI"/>
-                        <w:sz w:val="22"/>
-                        <w:szCs w:val="22"/>
-                      </w:rPr>
-                    </w:pPr>
-                  </w:p>
-                </w:tc>
-                <w:tc>
-                  <w:tcPr>
-                    <w:tcW w:w="1081" w:type="dxa"/>
-                    <w:vAlign w:val="center"/>
-                  </w:tcPr>
-                  <w:p>
-                    <w:pPr>
-                      <w:rPr>
-                        <w:rFonts w:ascii="Segoe UI" w:eastAsia="Yu Mincho" w:hAnsi="Segoe UI" w:cs="Segoe UI"/>
-                        <w:sz w:val="22"/>
-                        <w:szCs w:val="22"/>
-                      </w:rPr>
-                    </w:pPr>
-                  </w:p>
-                </w:tc>
-                <w:tc>
-                  <w:tcPr>
-                    <w:tcW w:w="1081" w:type="dxa"/>
-                    <w:vAlign w:val="center"/>
-                  </w:tcPr>
-                  <w:p>
-                    <w:pPr>
-                      <w:rPr>
-                        <w:rFonts w:ascii="Segoe UI" w:eastAsia="Yu Mincho" w:hAnsi="Segoe UI" w:cs="Segoe UI"/>
-                        <w:sz w:val="22"/>
-                        <w:szCs w:val="22"/>
-                      </w:rPr>
-                    </w:pPr>
-                  </w:p>
-                </w:tc>
-                <w:tc>
-                  <w:tcPr>
-                    <w:tcW w:w="1081" w:type="dxa"/>
-                    <w:vAlign w:val="center"/>
-                  </w:tcPr>
-                  <w:p>
-                    <w:pPr>
-                      <w:rPr>
-                        <w:rFonts w:ascii="Segoe UI" w:eastAsia="Yu Mincho" w:hAnsi="Segoe UI" w:cs="Segoe UI"/>
-                        <w:sz w:val="22"/>
-                        <w:szCs w:val="22"/>
-                      </w:rPr>
-                    </w:pPr>
-                  </w:p>
-                </w:tc>
-                <w:tc>
-                  <w:tcPr>
-                    <w:tcW w:w="1081" w:type="dxa"/>
-                    <w:vAlign w:val="center"/>
-                  </w:tcPr>
-                  <w:p>
-                    <w:pPr>
-                      <w:rPr>
-                        <w:rFonts w:ascii="Segoe UI" w:eastAsia="Yu Mincho" w:hAnsi="Segoe UI" w:cs="Segoe UI"/>
-                        <w:sz w:val="22"/>
-                        <w:szCs w:val="22"/>
-                      </w:rPr>
-                    </w:pPr>
-                  </w:p>
-                </w:tc>
-                <w:tc>
-                  <w:tcPr>
-                    <w:tcW w:w="1424" w:type="dxa"/>
-                    <w:vAlign w:val="center"/>
-                  </w:tcPr>
-                  <w:p>
-                    <w:pPr>
-                      <w:jc w:val="right"/>
-                      <w:rPr>
-                        <w:rFonts w:ascii="Segoe UI" w:eastAsia="Yu Mincho" w:hAnsi="Segoe UI" w:cs="Segoe UI"/>
-                        <w:sz w:val="22"/>
-                        <w:szCs w:val="22"/>
-                      </w:rPr>
-                    </w:pPr>
-                  </w:p>
-                </w:tc>
-                <w:tc>
-                  <w:tcPr>
-                    <w:tcW w:w="1195" w:type="dxa"/>
-                    <w:gridSpan w:val="2"/>
-                    <w:vAlign w:val="center"/>
-                  </w:tcPr>
-                  <w:p>
-                    <w:pPr>
-                      <w:rPr>
-                        <w:rFonts w:ascii="Segoe UI" w:eastAsia="Yu Mincho" w:hAnsi="Segoe UI" w:cs="Segoe UI"/>
-                        <w:sz w:val="22"/>
-                        <w:szCs w:val="22"/>
-                      </w:rPr>
-                    </w:pPr>
-                  </w:p>
-                </w:tc>
-              </w:tr>
-            </w:sdtContent>
-          </w:sdt>
         </w:sdtContent>
       </w:sdt>
-      <w:tr>
-        <w:trPr>
-          <w:trHeight w:hRule="exact" w:val="20"/>
-        </w:trPr>
-        <w:tc>
-          <w:tcPr>
-            <w:tcW w:w="1072" w:type="dxa"/>
-            <w:tcBorders>
-              <w:bottom w:val="single" w:sz="4" w:space="0" w:color="F5F7F8"/>
-            </w:tcBorders>
-            <w:tcMar>
-              <w:left w:w="0" w:type="dxa"/>
-            </w:tcMar>
-            <w:vAlign w:val="center"/>
-          </w:tcPr>
-          <w:p>
-            <w:pPr>
-              <w:rPr>
-                <w:rFonts w:ascii="Segoe UI" w:eastAsia="Yu Mincho" w:hAnsi="Segoe UI" w:cs="Segoe UI"/>
-                <w:sz w:val="22"/>
-                <w:szCs w:val="22"/>
-              </w:rPr>
-            </w:pPr>
-          </w:p>
-        </w:tc>
-        <w:tc>
-          <w:tcPr>
-            <w:tcW w:w="919" w:type="dxa"/>
-            <w:tcBorders>
-              <w:bottom w:val="single" w:sz="4" w:space="0" w:color="F5F7F8"/>
-            </w:tcBorders>
-            <w:vAlign w:val="center"/>
-          </w:tcPr>
-          <w:p>
-            <w:pPr>
-              <w:rPr>
-                <w:rFonts w:ascii="Segoe UI" w:eastAsia="Yu Mincho" w:hAnsi="Segoe UI" w:cs="Segoe UI"/>
-                <w:sz w:val="22"/>
-                <w:szCs w:val="22"/>
-              </w:rPr>
-            </w:pPr>
-          </w:p>
-        </w:tc>
-        <w:tc>
-          <w:tcPr>
-            <w:tcW w:w="996" w:type="dxa"/>
-            <w:tcBorders>
-              <w:bottom w:val="single" w:sz="4" w:space="0" w:color="F5F7F8"/>
-            </w:tcBorders>
-            <w:vAlign w:val="center"/>
-          </w:tcPr>
-          <w:p>
-            <w:pPr>
-              <w:rPr>
-                <w:rFonts w:ascii="Segoe UI" w:eastAsia="Yu Mincho" w:hAnsi="Segoe UI" w:cs="Segoe UI"/>
-                <w:sz w:val="22"/>
-                <w:szCs w:val="22"/>
-              </w:rPr>
-            </w:pPr>
-          </w:p>
-        </w:tc>
-        <w:tc>
-          <w:tcPr>
-            <w:tcW w:w="1281" w:type="dxa"/>
-            <w:tcBorders>
-              <w:bottom w:val="single" w:sz="4" w:space="0" w:color="F5F7F8"/>
-            </w:tcBorders>
-            <w:vAlign w:val="center"/>
-          </w:tcPr>
-          <w:p>
-            <w:pPr>
-              <w:rPr>
-                <w:rFonts w:ascii="Segoe UI" w:eastAsia="Yu Mincho" w:hAnsi="Segoe UI" w:cs="Segoe UI"/>
-                <w:sz w:val="22"/>
-                <w:szCs w:val="22"/>
-              </w:rPr>
-            </w:pPr>
-          </w:p>
-        </w:tc>
-        <w:tc>
-          <w:tcPr>
-            <w:tcW w:w="1422" w:type="dxa"/>
-            <w:tcBorders>
-              <w:bottom w:val="single" w:sz="4" w:space="0" w:color="F5F7F8"/>
-            </w:tcBorders>
-            <w:vAlign w:val="center"/>
-          </w:tcPr>
-          <w:p>
-            <w:pPr>
-              <w:rPr>
-                <w:rFonts w:ascii="Segoe UI" w:eastAsia="Yu Mincho" w:hAnsi="Segoe UI" w:cs="Segoe UI"/>
-                <w:sz w:val="22"/>
-                <w:szCs w:val="22"/>
-              </w:rPr>
-            </w:pPr>
-          </w:p>
-        </w:tc>
-        <w:tc>
-          <w:tcPr>
-            <w:tcW w:w="1708" w:type="dxa"/>
-            <w:tcBorders>
-              <w:bottom w:val="single" w:sz="4" w:space="0" w:color="F5F7F8"/>
-            </w:tcBorders>
-            <w:vAlign w:val="center"/>
-          </w:tcPr>
-          <w:p>
-            <w:pPr>
-              <w:rPr>
-                <w:rFonts w:ascii="Segoe UI" w:eastAsia="Yu Mincho" w:hAnsi="Segoe UI" w:cs="Segoe UI"/>
-                <w:sz w:val="22"/>
-                <w:szCs w:val="22"/>
-              </w:rPr>
-            </w:pPr>
-          </w:p>
-        </w:tc>
-        <w:tc>
-          <w:tcPr>
-            <w:tcW w:w="1081" w:type="dxa"/>
-            <w:tcBorders>
-              <w:bottom w:val="single" w:sz="4" w:space="0" w:color="F5F7F8"/>
-            </w:tcBorders>
-            <w:vAlign w:val="center"/>
-          </w:tcPr>
-          <w:p>
-            <w:pPr>
-              <w:rPr>
-                <w:rFonts w:ascii="Segoe UI" w:eastAsia="Yu Mincho" w:hAnsi="Segoe UI" w:cs="Segoe UI"/>
-                <w:sz w:val="22"/>
-                <w:szCs w:val="22"/>
-              </w:rPr>
-            </w:pPr>
-          </w:p>
-        </w:tc>
-        <w:tc>
-          <w:tcPr>
-            <w:tcW w:w="1081" w:type="dxa"/>
-            <w:tcBorders>
-              <w:bottom w:val="single" w:sz="4" w:space="0" w:color="F5F7F8"/>
-            </w:tcBorders>
-            <w:vAlign w:val="center"/>
-          </w:tcPr>
-          <w:p>
-            <w:pPr>
-              <w:rPr>
-                <w:rFonts w:ascii="Segoe UI" w:eastAsia="Yu Mincho" w:hAnsi="Segoe UI" w:cs="Segoe UI"/>
-                <w:sz w:val="22"/>
-                <w:szCs w:val="22"/>
-              </w:rPr>
-            </w:pPr>
-          </w:p>
-        </w:tc>
-        <w:tc>
-          <w:tcPr>
-            <w:tcW w:w="1081" w:type="dxa"/>
-            <w:tcBorders>
-              <w:bottom w:val="single" w:sz="4" w:space="0" w:color="F5F7F8"/>
-            </w:tcBorders>
-            <w:vAlign w:val="center"/>
-          </w:tcPr>
-          <w:p>
-            <w:pPr>
-              <w:rPr>
-                <w:rFonts w:ascii="Segoe UI" w:eastAsia="Yu Mincho" w:hAnsi="Segoe UI" w:cs="Segoe UI"/>
-                <w:sz w:val="22"/>
-                <w:szCs w:val="22"/>
-              </w:rPr>
-            </w:pPr>
-          </w:p>
-        </w:tc>
-        <w:tc>
-          <w:tcPr>
-            <w:tcW w:w="1081" w:type="dxa"/>
-            <w:tcBorders>
-              <w:bottom w:val="single" w:sz="4" w:space="0" w:color="F5F7F8"/>
-            </w:tcBorders>
-            <w:vAlign w:val="center"/>
-          </w:tcPr>
-          <w:p>
-            <w:pPr>
-              <w:rPr>
-                <w:rFonts w:ascii="Segoe UI" w:eastAsia="Yu Mincho" w:hAnsi="Segoe UI" w:cs="Segoe UI"/>
-                <w:sz w:val="22"/>
-                <w:szCs w:val="22"/>
-              </w:rPr>
-            </w:pPr>
-          </w:p>
-        </w:tc>
-        <w:tc>
-          <w:tcPr>
-            <w:tcW w:w="1081" w:type="dxa"/>
-            <w:tcBorders>
-              <w:bottom w:val="single" w:sz="4" w:space="0" w:color="F5F7F8"/>
-            </w:tcBorders>
-            <w:vAlign w:val="center"/>
-          </w:tcPr>
-          <w:p>
-            <w:pPr>
-              <w:rPr>
-                <w:rFonts w:ascii="Segoe UI" w:eastAsia="Yu Mincho" w:hAnsi="Segoe UI" w:cs="Segoe UI"/>
-                <w:sz w:val="22"/>
-                <w:szCs w:val="22"/>
-              </w:rPr>
-            </w:pPr>
-          </w:p>
-        </w:tc>
-        <w:tc>
-          <w:tcPr>
-            <w:tcW w:w="1424" w:type="dxa"/>
-            <w:tcBorders>
-              <w:bottom w:val="single" w:sz="4" w:space="0" w:color="F5F7F8"/>
-            </w:tcBorders>
-            <w:vAlign w:val="center"/>
-          </w:tcPr>
-          <w:p>
-            <w:pPr>
-              <w:jc w:val="right"/>
-              <w:rPr>
-                <w:rFonts w:ascii="Segoe UI" w:eastAsia="Yu Mincho" w:hAnsi="Segoe UI" w:cs="Segoe UI"/>
-                <w:sz w:val="22"/>
-                <w:szCs w:val="22"/>
-              </w:rPr>
-            </w:pPr>
-          </w:p>
-        </w:tc>
-        <w:tc>
-          <w:tcPr>
-            <w:tcW w:w="1195" w:type="dxa"/>
-            <w:gridSpan w:val="2"/>
-            <w:tcBorders>
-              <w:bottom w:val="single" w:sz="4" w:space="0" w:color="F5F7F8"/>
-            </w:tcBorders>
-            <w:vAlign w:val="center"/>
-          </w:tcPr>
-          <w:p>
-            <w:pPr>
-              <w:rPr>
-                <w:rFonts w:ascii="Segoe UI" w:eastAsia="Yu Mincho" w:hAnsi="Segoe UI" w:cs="Segoe UI"/>
-                <w:sz w:val="22"/>
-                <w:szCs w:val="22"/>
-              </w:rPr>
-            </w:pPr>
-          </w:p>
-        </w:tc>
-      </w:tr>
     </w:tbl>
     <w:p/>
     <w:sectPr>
@@ -1913,7 +1970,7 @@
       <w:headerReference w:type="first" r:id="rId13"/>
       <w:footerReference w:type="first" r:id="rId14"/>
       <w:pgSz w:w="16838" w:h="11906" w:orient="landscape"/>
-      <w:pgMar w:top="706" w:right="576" w:bottom="706" w:left="576" w:header="708" w:footer="708" w:gutter="0"/>
+      <w:pgMar w:top="720" w:right="720" w:bottom="720" w:left="720" w:header="708" w:footer="708" w:gutter="0"/>
       <w:cols w:space="708"/>
       <w:docGrid w:linePitch="360"/>
     </w:sectPr>
@@ -1922,7 +1979,7 @@
 </file>
 
 <file path=word/endnotes.xml><?xml version="1.0" encoding="utf-8"?>
-<w:endnotes xmlns:wpc="http://schemas.microsoft.com/office/word/2010/wordprocessingCanvas" xmlns:cx="http://schemas.microsoft.com/office/drawing/2014/chartex" xmlns:cx1="http://schemas.microsoft.com/office/drawing/2015/9/8/chartex" xmlns:cx2="http://schemas.microsoft.com/office/drawing/2015/10/21/chartex" xmlns:cx3="http://schemas.microsoft.com/office/drawing/2016/5/9/chartex" xmlns:cx4="http://schemas.microsoft.com/office/drawing/2016/5/10/chartex" xmlns:cx5="http://schemas.microsoft.com/office/drawing/2016/5/11/chartex" xmlns:cx6="http://schemas.microsoft.com/office/drawing/2016/5/12/chartex" xmlns:cx7="http://schemas.microsoft.com/office/drawing/2016/5/13/chartex" xmlns:cx8="http://schemas.microsoft.com/office/drawing/2016/5/14/chartex" xmlns:mc="http://schemas.openxmlformats.org/markup-compatibility/2006" xmlns:aink="http://schemas.microsoft.com/office/drawing/2016/ink" xmlns:am3d="http://schemas.microsoft.com/office/drawing/2017/model3d" xmlns:o="urn:schemas-microsoft-com:office:office" xmlns:oel="http://schemas.microsoft.com/office/2019/extlst" xmlns:r="http://schemas.openxmlformats.org/officeDocument/2006/relationships" xmlns:m="http://schemas.openxmlformats.org/officeDocument/2006/math" xmlns:v="urn:schemas-microsoft-com:vml" xmlns:wp14="http://schemas.microsoft.com/office/word/2010/wordprocessingDrawing" xmlns:wp="http://schemas.openxmlformats.org/drawingml/2006/wordprocessingDrawing" xmlns:w10="urn:schemas-microsoft-com:office:word" xmlns:w="http://schemas.openxmlformats.org/wordprocessingml/2006/main" xmlns:w14="http://schemas.microsoft.com/office/word/2010/wordml" xmlns:w15="http://schemas.microsoft.com/office/word/2012/wordml" xmlns:w16cei="http://schemas.microsoft.com/office/word/2026/wordml/cei" xmlns:w16cex="http://schemas.microsoft.com/office/word/2018/wordml/cex" xmlns:w16cid="http://schemas.microsoft.com/office/word/2016/wordml/cid" xmlns:w16="http://schemas.microsoft.com/office/word/2018/wordml" xmlns:w16du="http://schemas.microsoft.com/office/word/2023/wordml/word16du" xmlns:w16sdtdh="http://schemas.microsoft.com/office/word/2020/wordml/sdtdatahash" xmlns:w16sdtfl="http://schemas.microsoft.com/office/word/2024/wordml/sdtformatlock" xmlns:w16se="http://schemas.microsoft.com/office/word/2015/wordml/symex" xmlns:wpg="http://schemas.microsoft.com/office/word/2010/wordprocessingGroup" xmlns:wpi="http://schemas.microsoft.com/office/word/2010/wordprocessingInk" xmlns:wne="http://schemas.microsoft.com/office/word/2006/wordml" xmlns:wps="http://schemas.microsoft.com/office/word/2010/wordprocessingShape" mc:Ignorable="w14 w15 w16se w16cid w16 w16cex w16sdtdh w16sdtfl w16du wp14">
+<w:endnotes xmlns:wpc="http://schemas.microsoft.com/office/word/2010/wordprocessingCanvas" xmlns:cx="http://schemas.microsoft.com/office/drawing/2014/chartex" xmlns:cx1="http://schemas.microsoft.com/office/drawing/2015/9/8/chartex" xmlns:cx2="http://schemas.microsoft.com/office/drawing/2015/10/21/chartex" xmlns:cx3="http://schemas.microsoft.com/office/drawing/2016/5/9/chartex" xmlns:cx4="http://schemas.microsoft.com/office/drawing/2016/5/10/chartex" xmlns:cx5="http://schemas.microsoft.com/office/drawing/2016/5/11/chartex" xmlns:cx6="http://schemas.microsoft.com/office/drawing/2016/5/12/chartex" xmlns:cx7="http://schemas.microsoft.com/office/drawing/2016/5/13/chartex" xmlns:cx8="http://schemas.microsoft.com/office/drawing/2016/5/14/chartex" xmlns:mc="http://schemas.openxmlformats.org/markup-compatibility/2006" xmlns:aink="http://schemas.microsoft.com/office/drawing/2016/ink" xmlns:am3d="http://schemas.microsoft.com/office/drawing/2017/model3d" xmlns:o="urn:schemas-microsoft-com:office:office" xmlns:oel="http://schemas.microsoft.com/office/2019/extlst" xmlns:r="http://schemas.openxmlformats.org/officeDocument/2006/relationships" xmlns:m="http://schemas.openxmlformats.org/officeDocument/2006/math" xmlns:v="urn:schemas-microsoft-com:vml" xmlns:wp14="http://schemas.microsoft.com/office/word/2010/wordprocessingDrawing" xmlns:wp="http://schemas.openxmlformats.org/drawingml/2006/wordprocessingDrawing" xmlns:w10="urn:schemas-microsoft-com:office:word" xmlns:w="http://schemas.openxmlformats.org/wordprocessingml/2006/main" xmlns:w14="http://schemas.microsoft.com/office/word/2010/wordml" xmlns:w15="http://schemas.microsoft.com/office/word/2012/wordml" xmlns:w16cex="http://schemas.microsoft.com/office/word/2018/wordml/cex" xmlns:w16cid="http://schemas.microsoft.com/office/word/2016/wordml/cid" xmlns:w16="http://schemas.microsoft.com/office/word/2018/wordml" xmlns:w16du="http://schemas.microsoft.com/office/word/2023/wordml/word16du" xmlns:w16sdtdh="http://schemas.microsoft.com/office/word/2020/wordml/sdtdatahash" xmlns:w16sdtfl="http://schemas.microsoft.com/office/word/2024/wordml/sdtformatlock" xmlns:w16se="http://schemas.microsoft.com/office/word/2015/wordml/symex" xmlns:wpg="http://schemas.microsoft.com/office/word/2010/wordprocessingGroup" xmlns:wpi="http://schemas.microsoft.com/office/word/2010/wordprocessingInk" xmlns:wne="http://schemas.microsoft.com/office/word/2006/wordml" xmlns:wps="http://schemas.microsoft.com/office/word/2010/wordprocessingShape" mc:Ignorable="w14 w15 w16se w16cid w16 w16cex w16sdtdh w16sdtfl w16du wp14">
   <w:endnote w:type="separator" w:id="-1">
     <w:p>
       <w:pPr>
@@ -1947,7 +2004,7 @@
 </file>
 
 <file path=word/footer1.xml><?xml version="1.0" encoding="utf-8"?>
-<w:ftr xmlns:wpc="http://schemas.microsoft.com/office/word/2010/wordprocessingCanvas" xmlns:cx="http://schemas.microsoft.com/office/drawing/2014/chartex" xmlns:cx1="http://schemas.microsoft.com/office/drawing/2015/9/8/chartex" xmlns:cx2="http://schemas.microsoft.com/office/drawing/2015/10/21/chartex" xmlns:cx3="http://schemas.microsoft.com/office/drawing/2016/5/9/chartex" xmlns:cx4="http://schemas.microsoft.com/office/drawing/2016/5/10/chartex" xmlns:cx5="http://schemas.microsoft.com/office/drawing/2016/5/11/chartex" xmlns:cx6="http://schemas.microsoft.com/office/drawing/2016/5/12/chartex" xmlns:cx7="http://schemas.microsoft.com/office/drawing/2016/5/13/chartex" xmlns:cx8="http://schemas.microsoft.com/office/drawing/2016/5/14/chartex" xmlns:mc="http://schemas.openxmlformats.org/markup-compatibility/2006" xmlns:aink="http://schemas.microsoft.com/office/drawing/2016/ink" xmlns:am3d="http://schemas.microsoft.com/office/drawing/2017/model3d" xmlns:o="urn:schemas-microsoft-com:office:office" xmlns:oel="http://schemas.microsoft.com/office/2019/extlst" xmlns:r="http://schemas.openxmlformats.org/officeDocument/2006/relationships" xmlns:m="http://schemas.openxmlformats.org/officeDocument/2006/math" xmlns:v="urn:schemas-microsoft-com:vml" xmlns:wp14="http://schemas.microsoft.com/office/word/2010/wordprocessingDrawing" xmlns:wp="http://schemas.openxmlformats.org/drawingml/2006/wordprocessingDrawing" xmlns:w10="urn:schemas-microsoft-com:office:word" xmlns:w="http://schemas.openxmlformats.org/wordprocessingml/2006/main" xmlns:w14="http://schemas.microsoft.com/office/word/2010/wordml" xmlns:w15="http://schemas.microsoft.com/office/word/2012/wordml" xmlns:w16cei="http://schemas.microsoft.com/office/word/2026/wordml/cei" xmlns:w16cex="http://schemas.microsoft.com/office/word/2018/wordml/cex" xmlns:w16cid="http://schemas.microsoft.com/office/word/2016/wordml/cid" xmlns:w16="http://schemas.microsoft.com/office/word/2018/wordml" xmlns:w16du="http://schemas.microsoft.com/office/word/2023/wordml/word16du" xmlns:w16sdtdh="http://schemas.microsoft.com/office/word/2020/wordml/sdtdatahash" xmlns:w16sdtfl="http://schemas.microsoft.com/office/word/2024/wordml/sdtformatlock" xmlns:w16se="http://schemas.microsoft.com/office/word/2015/wordml/symex" xmlns:wpg="http://schemas.microsoft.com/office/word/2010/wordprocessingGroup" xmlns:wpi="http://schemas.microsoft.com/office/word/2010/wordprocessingInk" xmlns:wne="http://schemas.microsoft.com/office/word/2006/wordml" xmlns:wps="http://schemas.microsoft.com/office/word/2010/wordprocessingShape" mc:Ignorable="w14 w15 w16se w16cid w16 w16cex w16sdtdh w16sdtfl w16du wp14">
+<w:ftr xmlns:wpc="http://schemas.microsoft.com/office/word/2010/wordprocessingCanvas" xmlns:cx="http://schemas.microsoft.com/office/drawing/2014/chartex" xmlns:cx1="http://schemas.microsoft.com/office/drawing/2015/9/8/chartex" xmlns:cx2="http://schemas.microsoft.com/office/drawing/2015/10/21/chartex" xmlns:cx3="http://schemas.microsoft.com/office/drawing/2016/5/9/chartex" xmlns:cx4="http://schemas.microsoft.com/office/drawing/2016/5/10/chartex" xmlns:cx5="http://schemas.microsoft.com/office/drawing/2016/5/11/chartex" xmlns:cx6="http://schemas.microsoft.com/office/drawing/2016/5/12/chartex" xmlns:cx7="http://schemas.microsoft.com/office/drawing/2016/5/13/chartex" xmlns:cx8="http://schemas.microsoft.com/office/drawing/2016/5/14/chartex" xmlns:mc="http://schemas.openxmlformats.org/markup-compatibility/2006" xmlns:aink="http://schemas.microsoft.com/office/drawing/2016/ink" xmlns:am3d="http://schemas.microsoft.com/office/drawing/2017/model3d" xmlns:o="urn:schemas-microsoft-com:office:office" xmlns:oel="http://schemas.microsoft.com/office/2019/extlst" xmlns:r="http://schemas.openxmlformats.org/officeDocument/2006/relationships" xmlns:m="http://schemas.openxmlformats.org/officeDocument/2006/math" xmlns:v="urn:schemas-microsoft-com:vml" xmlns:wp14="http://schemas.microsoft.com/office/word/2010/wordprocessingDrawing" xmlns:wp="http://schemas.openxmlformats.org/drawingml/2006/wordprocessingDrawing" xmlns:w10="urn:schemas-microsoft-com:office:word" xmlns:w="http://schemas.openxmlformats.org/wordprocessingml/2006/main" xmlns:w14="http://schemas.microsoft.com/office/word/2010/wordml" xmlns:w15="http://schemas.microsoft.com/office/word/2012/wordml" xmlns:w16cex="http://schemas.microsoft.com/office/word/2018/wordml/cex" xmlns:w16cid="http://schemas.microsoft.com/office/word/2016/wordml/cid" xmlns:w16="http://schemas.microsoft.com/office/word/2018/wordml" xmlns:w16du="http://schemas.microsoft.com/office/word/2023/wordml/word16du" xmlns:w16sdtdh="http://schemas.microsoft.com/office/word/2020/wordml/sdtdatahash" xmlns:w16sdtfl="http://schemas.microsoft.com/office/word/2024/wordml/sdtformatlock" xmlns:w16se="http://schemas.microsoft.com/office/word/2015/wordml/symex" xmlns:wpg="http://schemas.microsoft.com/office/word/2010/wordprocessingGroup" xmlns:wpi="http://schemas.microsoft.com/office/word/2010/wordprocessingInk" xmlns:wne="http://schemas.microsoft.com/office/word/2006/wordml" xmlns:wps="http://schemas.microsoft.com/office/word/2010/wordprocessingShape" mc:Ignorable="w14 w15 w16se w16cid w16 w16cex w16sdtdh w16sdtfl w16du wp14">
   <w:p>
     <w:pPr>
       <w:pStyle w:val="Footer"/>
@@ -1957,7 +2014,7 @@
 </file>
 
 <file path=word/footer2.xml><?xml version="1.0" encoding="utf-8"?>
-<w:ftr xmlns:wpc="http://schemas.microsoft.com/office/word/2010/wordprocessingCanvas" xmlns:cx="http://schemas.microsoft.com/office/drawing/2014/chartex" xmlns:cx1="http://schemas.microsoft.com/office/drawing/2015/9/8/chartex" xmlns:cx2="http://schemas.microsoft.com/office/drawing/2015/10/21/chartex" xmlns:cx3="http://schemas.microsoft.com/office/drawing/2016/5/9/chartex" xmlns:cx4="http://schemas.microsoft.com/office/drawing/2016/5/10/chartex" xmlns:cx5="http://schemas.microsoft.com/office/drawing/2016/5/11/chartex" xmlns:cx6="http://schemas.microsoft.com/office/drawing/2016/5/12/chartex" xmlns:cx7="http://schemas.microsoft.com/office/drawing/2016/5/13/chartex" xmlns:cx8="http://schemas.microsoft.com/office/drawing/2016/5/14/chartex" xmlns:mc="http://schemas.openxmlformats.org/markup-compatibility/2006" xmlns:aink="http://schemas.microsoft.com/office/drawing/2016/ink" xmlns:am3d="http://schemas.microsoft.com/office/drawing/2017/model3d" xmlns:o="urn:schemas-microsoft-com:office:office" xmlns:oel="http://schemas.microsoft.com/office/2019/extlst" xmlns:r="http://schemas.openxmlformats.org/officeDocument/2006/relationships" xmlns:m="http://schemas.openxmlformats.org/officeDocument/2006/math" xmlns:v="urn:schemas-microsoft-com:vml" xmlns:wp14="http://schemas.microsoft.com/office/word/2010/wordprocessingDrawing" xmlns:wp="http://schemas.openxmlformats.org/drawingml/2006/wordprocessingDrawing" xmlns:w10="urn:schemas-microsoft-com:office:word" xmlns:w="http://schemas.openxmlformats.org/wordprocessingml/2006/main" xmlns:w14="http://schemas.microsoft.com/office/word/2010/wordml" xmlns:w15="http://schemas.microsoft.com/office/word/2012/wordml" xmlns:w16cei="http://schemas.microsoft.com/office/word/2026/wordml/cei" xmlns:w16cex="http://schemas.microsoft.com/office/word/2018/wordml/cex" xmlns:w16cid="http://schemas.microsoft.com/office/word/2016/wordml/cid" xmlns:w16="http://schemas.microsoft.com/office/word/2018/wordml" xmlns:w16du="http://schemas.microsoft.com/office/word/2023/wordml/word16du" xmlns:w16sdtdh="http://schemas.microsoft.com/office/word/2020/wordml/sdtdatahash" xmlns:w16sdtfl="http://schemas.microsoft.com/office/word/2024/wordml/sdtformatlock" xmlns:w16se="http://schemas.microsoft.com/office/word/2015/wordml/symex" xmlns:wpg="http://schemas.microsoft.com/office/word/2010/wordprocessingGroup" xmlns:wpi="http://schemas.microsoft.com/office/word/2010/wordprocessingInk" xmlns:wne="http://schemas.microsoft.com/office/word/2006/wordml" xmlns:wps="http://schemas.microsoft.com/office/word/2010/wordprocessingShape" mc:Ignorable="w14 w15 w16se w16cid w16 w16cex w16sdtdh w16sdtfl w16du wp14">
+<w:ftr xmlns:wpc="http://schemas.microsoft.com/office/word/2010/wordprocessingCanvas" xmlns:cx="http://schemas.microsoft.com/office/drawing/2014/chartex" xmlns:cx1="http://schemas.microsoft.com/office/drawing/2015/9/8/chartex" xmlns:cx2="http://schemas.microsoft.com/office/drawing/2015/10/21/chartex" xmlns:cx3="http://schemas.microsoft.com/office/drawing/2016/5/9/chartex" xmlns:cx4="http://schemas.microsoft.com/office/drawing/2016/5/10/chartex" xmlns:cx5="http://schemas.microsoft.com/office/drawing/2016/5/11/chartex" xmlns:cx6="http://schemas.microsoft.com/office/drawing/2016/5/12/chartex" xmlns:cx7="http://schemas.microsoft.com/office/drawing/2016/5/13/chartex" xmlns:cx8="http://schemas.microsoft.com/office/drawing/2016/5/14/chartex" xmlns:mc="http://schemas.openxmlformats.org/markup-compatibility/2006" xmlns:aink="http://schemas.microsoft.com/office/drawing/2016/ink" xmlns:am3d="http://schemas.microsoft.com/office/drawing/2017/model3d" xmlns:o="urn:schemas-microsoft-com:office:office" xmlns:oel="http://schemas.microsoft.com/office/2019/extlst" xmlns:r="http://schemas.openxmlformats.org/officeDocument/2006/relationships" xmlns:m="http://schemas.openxmlformats.org/officeDocument/2006/math" xmlns:v="urn:schemas-microsoft-com:vml" xmlns:wp14="http://schemas.microsoft.com/office/word/2010/wordprocessingDrawing" xmlns:wp="http://schemas.openxmlformats.org/drawingml/2006/wordprocessingDrawing" xmlns:w10="urn:schemas-microsoft-com:office:word" xmlns:w="http://schemas.openxmlformats.org/wordprocessingml/2006/main" xmlns:w14="http://schemas.microsoft.com/office/word/2010/wordml" xmlns:w15="http://schemas.microsoft.com/office/word/2012/wordml" xmlns:w16cex="http://schemas.microsoft.com/office/word/2018/wordml/cex" xmlns:w16cid="http://schemas.microsoft.com/office/word/2016/wordml/cid" xmlns:w16="http://schemas.microsoft.com/office/word/2018/wordml" xmlns:w16du="http://schemas.microsoft.com/office/word/2023/wordml/word16du" xmlns:w16sdtdh="http://schemas.microsoft.com/office/word/2020/wordml/sdtdatahash" xmlns:w16sdtfl="http://schemas.microsoft.com/office/word/2024/wordml/sdtformatlock" xmlns:w16se="http://schemas.microsoft.com/office/word/2015/wordml/symex" xmlns:wpg="http://schemas.microsoft.com/office/word/2010/wordprocessingGroup" xmlns:wpi="http://schemas.microsoft.com/office/word/2010/wordprocessingInk" xmlns:wne="http://schemas.microsoft.com/office/word/2006/wordml" xmlns:wps="http://schemas.microsoft.com/office/word/2010/wordprocessingShape" mc:Ignorable="w14 w15 w16se w16cid w16 w16cex w16sdtdh w16sdtfl w16du wp14">
   <w:p>
     <w:pPr>
       <w:pStyle w:val="Footer"/>
@@ -1967,7 +2024,7 @@
 </file>
 
 <file path=word/footer3.xml><?xml version="1.0" encoding="utf-8"?>
-<w:ftr xmlns:wpc="http://schemas.microsoft.com/office/word/2010/wordprocessingCanvas" xmlns:cx="http://schemas.microsoft.com/office/drawing/2014/chartex" xmlns:cx1="http://schemas.microsoft.com/office/drawing/2015/9/8/chartex" xmlns:cx2="http://schemas.microsoft.com/office/drawing/2015/10/21/chartex" xmlns:cx3="http://schemas.microsoft.com/office/drawing/2016/5/9/chartex" xmlns:cx4="http://schemas.microsoft.com/office/drawing/2016/5/10/chartex" xmlns:cx5="http://schemas.microsoft.com/office/drawing/2016/5/11/chartex" xmlns:cx6="http://schemas.microsoft.com/office/drawing/2016/5/12/chartex" xmlns:cx7="http://schemas.microsoft.com/office/drawing/2016/5/13/chartex" xmlns:cx8="http://schemas.microsoft.com/office/drawing/2016/5/14/chartex" xmlns:mc="http://schemas.openxmlformats.org/markup-compatibility/2006" xmlns:aink="http://schemas.microsoft.com/office/drawing/2016/ink" xmlns:am3d="http://schemas.microsoft.com/office/drawing/2017/model3d" xmlns:o="urn:schemas-microsoft-com:office:office" xmlns:oel="http://schemas.microsoft.com/office/2019/extlst" xmlns:r="http://schemas.openxmlformats.org/officeDocument/2006/relationships" xmlns:m="http://schemas.openxmlformats.org/officeDocument/2006/math" xmlns:v="urn:schemas-microsoft-com:vml" xmlns:wp14="http://schemas.microsoft.com/office/word/2010/wordprocessingDrawing" xmlns:wp="http://schemas.openxmlformats.org/drawingml/2006/wordprocessingDrawing" xmlns:w10="urn:schemas-microsoft-com:office:word" xmlns:w="http://schemas.openxmlformats.org/wordprocessingml/2006/main" xmlns:w14="http://schemas.microsoft.com/office/word/2010/wordml" xmlns:w15="http://schemas.microsoft.com/office/word/2012/wordml" xmlns:w16cei="http://schemas.microsoft.com/office/word/2026/wordml/cei" xmlns:w16cex="http://schemas.microsoft.com/office/word/2018/wordml/cex" xmlns:w16cid="http://schemas.microsoft.com/office/word/2016/wordml/cid" xmlns:w16="http://schemas.microsoft.com/office/word/2018/wordml" xmlns:w16du="http://schemas.microsoft.com/office/word/2023/wordml/word16du" xmlns:w16sdtdh="http://schemas.microsoft.com/office/word/2020/wordml/sdtdatahash" xmlns:w16sdtfl="http://schemas.microsoft.com/office/word/2024/wordml/sdtformatlock" xmlns:w16se="http://schemas.microsoft.com/office/word/2015/wordml/symex" xmlns:wpg="http://schemas.microsoft.com/office/word/2010/wordprocessingGroup" xmlns:wpi="http://schemas.microsoft.com/office/word/2010/wordprocessingInk" xmlns:wne="http://schemas.microsoft.com/office/word/2006/wordml" xmlns:wps="http://schemas.microsoft.com/office/word/2010/wordprocessingShape" mc:Ignorable="w14 w15 w16se w16cid w16 w16cex w16sdtdh w16sdtfl w16du wp14">
+<w:ftr xmlns:wpc="http://schemas.microsoft.com/office/word/2010/wordprocessingCanvas" xmlns:cx="http://schemas.microsoft.com/office/drawing/2014/chartex" xmlns:cx1="http://schemas.microsoft.com/office/drawing/2015/9/8/chartex" xmlns:cx2="http://schemas.microsoft.com/office/drawing/2015/10/21/chartex" xmlns:cx3="http://schemas.microsoft.com/office/drawing/2016/5/9/chartex" xmlns:cx4="http://schemas.microsoft.com/office/drawing/2016/5/10/chartex" xmlns:cx5="http://schemas.microsoft.com/office/drawing/2016/5/11/chartex" xmlns:cx6="http://schemas.microsoft.com/office/drawing/2016/5/12/chartex" xmlns:cx7="http://schemas.microsoft.com/office/drawing/2016/5/13/chartex" xmlns:cx8="http://schemas.microsoft.com/office/drawing/2016/5/14/chartex" xmlns:mc="http://schemas.openxmlformats.org/markup-compatibility/2006" xmlns:aink="http://schemas.microsoft.com/office/drawing/2016/ink" xmlns:am3d="http://schemas.microsoft.com/office/drawing/2017/model3d" xmlns:o="urn:schemas-microsoft-com:office:office" xmlns:oel="http://schemas.microsoft.com/office/2019/extlst" xmlns:r="http://schemas.openxmlformats.org/officeDocument/2006/relationships" xmlns:m="http://schemas.openxmlformats.org/officeDocument/2006/math" xmlns:v="urn:schemas-microsoft-com:vml" xmlns:wp14="http://schemas.microsoft.com/office/word/2010/wordprocessingDrawing" xmlns:wp="http://schemas.openxmlformats.org/drawingml/2006/wordprocessingDrawing" xmlns:w10="urn:schemas-microsoft-com:office:word" xmlns:w="http://schemas.openxmlformats.org/wordprocessingml/2006/main" xmlns:w14="http://schemas.microsoft.com/office/word/2010/wordml" xmlns:w15="http://schemas.microsoft.com/office/word/2012/wordml" xmlns:w16cex="http://schemas.microsoft.com/office/word/2018/wordml/cex" xmlns:w16cid="http://schemas.microsoft.com/office/word/2016/wordml/cid" xmlns:w16="http://schemas.microsoft.com/office/word/2018/wordml" xmlns:w16du="http://schemas.microsoft.com/office/word/2023/wordml/word16du" xmlns:w16sdtdh="http://schemas.microsoft.com/office/word/2020/wordml/sdtdatahash" xmlns:w16sdtfl="http://schemas.microsoft.com/office/word/2024/wordml/sdtformatlock" xmlns:w16se="http://schemas.microsoft.com/office/word/2015/wordml/symex" xmlns:wpg="http://schemas.microsoft.com/office/word/2010/wordprocessingGroup" xmlns:wpi="http://schemas.microsoft.com/office/word/2010/wordprocessingInk" xmlns:wne="http://schemas.microsoft.com/office/word/2006/wordml" xmlns:wps="http://schemas.microsoft.com/office/word/2010/wordprocessingShape" mc:Ignorable="w14 w15 w16se w16cid w16 w16cex w16sdtdh w16sdtfl w16du wp14">
   <w:p>
     <w:pPr>
       <w:pStyle w:val="Footer"/>
@@ -1977,7 +2034,7 @@
 </file>
 
 <file path=word/footnotes.xml><?xml version="1.0" encoding="utf-8"?>
-<w:footnotes xmlns:wpc="http://schemas.microsoft.com/office/word/2010/wordprocessingCanvas" xmlns:cx="http://schemas.microsoft.com/office/drawing/2014/chartex" xmlns:cx1="http://schemas.microsoft.com/office/drawing/2015/9/8/chartex" xmlns:cx2="http://schemas.microsoft.com/office/drawing/2015/10/21/chartex" xmlns:cx3="http://schemas.microsoft.com/office/drawing/2016/5/9/chartex" xmlns:cx4="http://schemas.microsoft.com/office/drawing/2016/5/10/chartex" xmlns:cx5="http://schemas.microsoft.com/office/drawing/2016/5/11/chartex" xmlns:cx6="http://schemas.microsoft.com/office/drawing/2016/5/12/chartex" xmlns:cx7="http://schemas.microsoft.com/office/drawing/2016/5/13/chartex" xmlns:cx8="http://schemas.microsoft.com/office/drawing/2016/5/14/chartex" xmlns:mc="http://schemas.openxmlformats.org/markup-compatibility/2006" xmlns:aink="http://schemas.microsoft.com/office/drawing/2016/ink" xmlns:am3d="http://schemas.microsoft.com/office/drawing/2017/model3d" xmlns:o="urn:schemas-microsoft-com:office:office" xmlns:oel="http://schemas.microsoft.com/office/2019/extlst" xmlns:r="http://schemas.openxmlformats.org/officeDocument/2006/relationships" xmlns:m="http://schemas.openxmlformats.org/officeDocument/2006/math" xmlns:v="urn:schemas-microsoft-com:vml" xmlns:wp14="http://schemas.microsoft.com/office/word/2010/wordprocessingDrawing" xmlns:wp="http://schemas.openxmlformats.org/drawingml/2006/wordprocessingDrawing" xmlns:w10="urn:schemas-microsoft-com:office:word" xmlns:w="http://schemas.openxmlformats.org/wordprocessingml/2006/main" xmlns:w14="http://schemas.microsoft.com/office/word/2010/wordml" xmlns:w15="http://schemas.microsoft.com/office/word/2012/wordml" xmlns:w16cei="http://schemas.microsoft.com/office/word/2026/wordml/cei" xmlns:w16cex="http://schemas.microsoft.com/office/word/2018/wordml/cex" xmlns:w16cid="http://schemas.microsoft.com/office/word/2016/wordml/cid" xmlns:w16="http://schemas.microsoft.com/office/word/2018/wordml" xmlns:w16du="http://schemas.microsoft.com/office/word/2023/wordml/word16du" xmlns:w16sdtdh="http://schemas.microsoft.com/office/word/2020/wordml/sdtdatahash" xmlns:w16sdtfl="http://schemas.microsoft.com/office/word/2024/wordml/sdtformatlock" xmlns:w16se="http://schemas.microsoft.com/office/word/2015/wordml/symex" xmlns:wpg="http://schemas.microsoft.com/office/word/2010/wordprocessingGroup" xmlns:wpi="http://schemas.microsoft.com/office/word/2010/wordprocessingInk" xmlns:wne="http://schemas.microsoft.com/office/word/2006/wordml" xmlns:wps="http://schemas.microsoft.com/office/word/2010/wordprocessingShape" mc:Ignorable="w14 w15 w16se w16cid w16 w16cex w16sdtdh w16sdtfl w16du wp14">
+<w:footnotes xmlns:wpc="http://schemas.microsoft.com/office/word/2010/wordprocessingCanvas" xmlns:cx="http://schemas.microsoft.com/office/drawing/2014/chartex" xmlns:cx1="http://schemas.microsoft.com/office/drawing/2015/9/8/chartex" xmlns:cx2="http://schemas.microsoft.com/office/drawing/2015/10/21/chartex" xmlns:cx3="http://schemas.microsoft.com/office/drawing/2016/5/9/chartex" xmlns:cx4="http://schemas.microsoft.com/office/drawing/2016/5/10/chartex" xmlns:cx5="http://schemas.microsoft.com/office/drawing/2016/5/11/chartex" xmlns:cx6="http://schemas.microsoft.com/office/drawing/2016/5/12/chartex" xmlns:cx7="http://schemas.microsoft.com/office/drawing/2016/5/13/chartex" xmlns:cx8="http://schemas.microsoft.com/office/drawing/2016/5/14/chartex" xmlns:mc="http://schemas.openxmlformats.org/markup-compatibility/2006" xmlns:aink="http://schemas.microsoft.com/office/drawing/2016/ink" xmlns:am3d="http://schemas.microsoft.com/office/drawing/2017/model3d" xmlns:o="urn:schemas-microsoft-com:office:office" xmlns:oel="http://schemas.microsoft.com/office/2019/extlst" xmlns:r="http://schemas.openxmlformats.org/officeDocument/2006/relationships" xmlns:m="http://schemas.openxmlformats.org/officeDocument/2006/math" xmlns:v="urn:schemas-microsoft-com:vml" xmlns:wp14="http://schemas.microsoft.com/office/word/2010/wordprocessingDrawing" xmlns:wp="http://schemas.openxmlformats.org/drawingml/2006/wordprocessingDrawing" xmlns:w10="urn:schemas-microsoft-com:office:word" xmlns:w="http://schemas.openxmlformats.org/wordprocessingml/2006/main" xmlns:w14="http://schemas.microsoft.com/office/word/2010/wordml" xmlns:w15="http://schemas.microsoft.com/office/word/2012/wordml" xmlns:w16cex="http://schemas.microsoft.com/office/word/2018/wordml/cex" xmlns:w16cid="http://schemas.microsoft.com/office/word/2016/wordml/cid" xmlns:w16="http://schemas.microsoft.com/office/word/2018/wordml" xmlns:w16du="http://schemas.microsoft.com/office/word/2023/wordml/word16du" xmlns:w16sdtdh="http://schemas.microsoft.com/office/word/2020/wordml/sdtdatahash" xmlns:w16sdtfl="http://schemas.microsoft.com/office/word/2024/wordml/sdtformatlock" xmlns:w16se="http://schemas.microsoft.com/office/word/2015/wordml/symex" xmlns:wpg="http://schemas.microsoft.com/office/word/2010/wordprocessingGroup" xmlns:wpi="http://schemas.microsoft.com/office/word/2010/wordprocessingInk" xmlns:wne="http://schemas.microsoft.com/office/word/2006/wordml" xmlns:wps="http://schemas.microsoft.com/office/word/2010/wordprocessingShape" mc:Ignorable="w14 w15 w16se w16cid w16 w16cex w16sdtdh w16sdtfl w16du wp14">
   <w:footnote w:type="separator" w:id="-1">
     <w:p>
       <w:pPr>
@@ -2002,7 +2059,7 @@
 </file>
 
 <file path=word/header1.xml><?xml version="1.0" encoding="utf-8"?>
-<w:hdr xmlns:wpc="http://schemas.microsoft.com/office/word/2010/wordprocessingCanvas" xmlns:cx="http://schemas.microsoft.com/office/drawing/2014/chartex" xmlns:cx1="http://schemas.microsoft.com/office/drawing/2015/9/8/chartex" xmlns:cx2="http://schemas.microsoft.com/office/drawing/2015/10/21/chartex" xmlns:cx3="http://schemas.microsoft.com/office/drawing/2016/5/9/chartex" xmlns:cx4="http://schemas.microsoft.com/office/drawing/2016/5/10/chartex" xmlns:cx5="http://schemas.microsoft.com/office/drawing/2016/5/11/chartex" xmlns:cx6="http://schemas.microsoft.com/office/drawing/2016/5/12/chartex" xmlns:cx7="http://schemas.microsoft.com/office/drawing/2016/5/13/chartex" xmlns:cx8="http://schemas.microsoft.com/office/drawing/2016/5/14/chartex" xmlns:mc="http://schemas.openxmlformats.org/markup-compatibility/2006" xmlns:aink="http://schemas.microsoft.com/office/drawing/2016/ink" xmlns:am3d="http://schemas.microsoft.com/office/drawing/2017/model3d" xmlns:o="urn:schemas-microsoft-com:office:office" xmlns:oel="http://schemas.microsoft.com/office/2019/extlst" xmlns:r="http://schemas.openxmlformats.org/officeDocument/2006/relationships" xmlns:m="http://schemas.openxmlformats.org/officeDocument/2006/math" xmlns:v="urn:schemas-microsoft-com:vml" xmlns:wp14="http://schemas.microsoft.com/office/word/2010/wordprocessingDrawing" xmlns:wp="http://schemas.openxmlformats.org/drawingml/2006/wordprocessingDrawing" xmlns:w10="urn:schemas-microsoft-com:office:word" xmlns:w="http://schemas.openxmlformats.org/wordprocessingml/2006/main" xmlns:w14="http://schemas.microsoft.com/office/word/2010/wordml" xmlns:w15="http://schemas.microsoft.com/office/word/2012/wordml" xmlns:w16cei="http://schemas.microsoft.com/office/word/2026/wordml/cei" xmlns:w16cex="http://schemas.microsoft.com/office/word/2018/wordml/cex" xmlns:w16cid="http://schemas.microsoft.com/office/word/2016/wordml/cid" xmlns:w16="http://schemas.microsoft.com/office/word/2018/wordml" xmlns:w16du="http://schemas.microsoft.com/office/word/2023/wordml/word16du" xmlns:w16sdtdh="http://schemas.microsoft.com/office/word/2020/wordml/sdtdatahash" xmlns:w16sdtfl="http://schemas.microsoft.com/office/word/2024/wordml/sdtformatlock" xmlns:w16se="http://schemas.microsoft.com/office/word/2015/wordml/symex" xmlns:wpg="http://schemas.microsoft.com/office/word/2010/wordprocessingGroup" xmlns:wpi="http://schemas.microsoft.com/office/word/2010/wordprocessingInk" xmlns:wne="http://schemas.microsoft.com/office/word/2006/wordml" xmlns:wps="http://schemas.microsoft.com/office/word/2010/wordprocessingShape" mc:Ignorable="w14 w15 w16se w16cid w16 w16cex w16sdtdh w16sdtfl w16du wp14">
+<w:hdr xmlns:wpc="http://schemas.microsoft.com/office/word/2010/wordprocessingCanvas" xmlns:cx="http://schemas.microsoft.com/office/drawing/2014/chartex" xmlns:cx1="http://schemas.microsoft.com/office/drawing/2015/9/8/chartex" xmlns:cx2="http://schemas.microsoft.com/office/drawing/2015/10/21/chartex" xmlns:cx3="http://schemas.microsoft.com/office/drawing/2016/5/9/chartex" xmlns:cx4="http://schemas.microsoft.com/office/drawing/2016/5/10/chartex" xmlns:cx5="http://schemas.microsoft.com/office/drawing/2016/5/11/chartex" xmlns:cx6="http://schemas.microsoft.com/office/drawing/2016/5/12/chartex" xmlns:cx7="http://schemas.microsoft.com/office/drawing/2016/5/13/chartex" xmlns:cx8="http://schemas.microsoft.com/office/drawing/2016/5/14/chartex" xmlns:mc="http://schemas.openxmlformats.org/markup-compatibility/2006" xmlns:aink="http://schemas.microsoft.com/office/drawing/2016/ink" xmlns:am3d="http://schemas.microsoft.com/office/drawing/2017/model3d" xmlns:o="urn:schemas-microsoft-com:office:office" xmlns:oel="http://schemas.microsoft.com/office/2019/extlst" xmlns:r="http://schemas.openxmlformats.org/officeDocument/2006/relationships" xmlns:m="http://schemas.openxmlformats.org/officeDocument/2006/math" xmlns:v="urn:schemas-microsoft-com:vml" xmlns:wp14="http://schemas.microsoft.com/office/word/2010/wordprocessingDrawing" xmlns:wp="http://schemas.openxmlformats.org/drawingml/2006/wordprocessingDrawing" xmlns:w10="urn:schemas-microsoft-com:office:word" xmlns:w="http://schemas.openxmlformats.org/wordprocessingml/2006/main" xmlns:w14="http://schemas.microsoft.com/office/word/2010/wordml" xmlns:w15="http://schemas.microsoft.com/office/word/2012/wordml" xmlns:w16cex="http://schemas.microsoft.com/office/word/2018/wordml/cex" xmlns:w16cid="http://schemas.microsoft.com/office/word/2016/wordml/cid" xmlns:w16="http://schemas.microsoft.com/office/word/2018/wordml" xmlns:w16du="http://schemas.microsoft.com/office/word/2023/wordml/word16du" xmlns:w16sdtdh="http://schemas.microsoft.com/office/word/2020/wordml/sdtdatahash" xmlns:w16sdtfl="http://schemas.microsoft.com/office/word/2024/wordml/sdtformatlock" xmlns:w16se="http://schemas.microsoft.com/office/word/2015/wordml/symex" xmlns:wpg="http://schemas.microsoft.com/office/word/2010/wordprocessingGroup" xmlns:wpi="http://schemas.microsoft.com/office/word/2010/wordprocessingInk" xmlns:wne="http://schemas.microsoft.com/office/word/2006/wordml" xmlns:wps="http://schemas.microsoft.com/office/word/2010/wordprocessingShape" mc:Ignorable="w14 w15 w16se w16cid w16 w16cex w16sdtdh w16sdtfl w16du wp14">
   <w:p>
     <w:pPr>
       <w:pStyle w:val="Header"/>
@@ -2012,7 +2069,7 @@
 </file>
 
 <file path=word/header2.xml><?xml version="1.0" encoding="utf-8"?>
-<w:hdr xmlns:wpc="http://schemas.microsoft.com/office/word/2010/wordprocessingCanvas" xmlns:cx="http://schemas.microsoft.com/office/drawing/2014/chartex" xmlns:cx1="http://schemas.microsoft.com/office/drawing/2015/9/8/chartex" xmlns:cx2="http://schemas.microsoft.com/office/drawing/2015/10/21/chartex" xmlns:cx3="http://schemas.microsoft.com/office/drawing/2016/5/9/chartex" xmlns:cx4="http://schemas.microsoft.com/office/drawing/2016/5/10/chartex" xmlns:cx5="http://schemas.microsoft.com/office/drawing/2016/5/11/chartex" xmlns:cx6="http://schemas.microsoft.com/office/drawing/2016/5/12/chartex" xmlns:cx7="http://schemas.microsoft.com/office/drawing/2016/5/13/chartex" xmlns:cx8="http://schemas.microsoft.com/office/drawing/2016/5/14/chartex" xmlns:mc="http://schemas.openxmlformats.org/markup-compatibility/2006" xmlns:aink="http://schemas.microsoft.com/office/drawing/2016/ink" xmlns:am3d="http://schemas.microsoft.com/office/drawing/2017/model3d" xmlns:o="urn:schemas-microsoft-com:office:office" xmlns:oel="http://schemas.microsoft.com/office/2019/extlst" xmlns:r="http://schemas.openxmlformats.org/officeDocument/2006/relationships" xmlns:m="http://schemas.openxmlformats.org/officeDocument/2006/math" xmlns:v="urn:schemas-microsoft-com:vml" xmlns:wp14="http://schemas.microsoft.com/office/word/2010/wordprocessingDrawing" xmlns:wp="http://schemas.openxmlformats.org/drawingml/2006/wordprocessingDrawing" xmlns:w10="urn:schemas-microsoft-com:office:word" xmlns:w="http://schemas.openxmlformats.org/wordprocessingml/2006/main" xmlns:w14="http://schemas.microsoft.com/office/word/2010/wordml" xmlns:w15="http://schemas.microsoft.com/office/word/2012/wordml" xmlns:w16cei="http://schemas.microsoft.com/office/word/2026/wordml/cei" xmlns:w16cex="http://schemas.microsoft.com/office/word/2018/wordml/cex" xmlns:w16cid="http://schemas.microsoft.com/office/word/2016/wordml/cid" xmlns:w16="http://schemas.microsoft.com/office/word/2018/wordml" xmlns:w16du="http://schemas.microsoft.com/office/word/2023/wordml/word16du" xmlns:w16sdtdh="http://schemas.microsoft.com/office/word/2020/wordml/sdtdatahash" xmlns:w16sdtfl="http://schemas.microsoft.com/office/word/2024/wordml/sdtformatlock" xmlns:w16se="http://schemas.microsoft.com/office/word/2015/wordml/symex" xmlns:wpg="http://schemas.microsoft.com/office/word/2010/wordprocessingGroup" xmlns:wpi="http://schemas.microsoft.com/office/word/2010/wordprocessingInk" xmlns:wne="http://schemas.microsoft.com/office/word/2006/wordml" xmlns:wps="http://schemas.microsoft.com/office/word/2010/wordprocessingShape" mc:Ignorable="w14 w15 w16se w16cid w16 w16cex w16sdtdh w16sdtfl w16du wp14">
+<w:hdr xmlns:wpc="http://schemas.microsoft.com/office/word/2010/wordprocessingCanvas" xmlns:cx="http://schemas.microsoft.com/office/drawing/2014/chartex" xmlns:cx1="http://schemas.microsoft.com/office/drawing/2015/9/8/chartex" xmlns:cx2="http://schemas.microsoft.com/office/drawing/2015/10/21/chartex" xmlns:cx3="http://schemas.microsoft.com/office/drawing/2016/5/9/chartex" xmlns:cx4="http://schemas.microsoft.com/office/drawing/2016/5/10/chartex" xmlns:cx5="http://schemas.microsoft.com/office/drawing/2016/5/11/chartex" xmlns:cx6="http://schemas.microsoft.com/office/drawing/2016/5/12/chartex" xmlns:cx7="http://schemas.microsoft.com/office/drawing/2016/5/13/chartex" xmlns:cx8="http://schemas.microsoft.com/office/drawing/2016/5/14/chartex" xmlns:mc="http://schemas.openxmlformats.org/markup-compatibility/2006" xmlns:aink="http://schemas.microsoft.com/office/drawing/2016/ink" xmlns:am3d="http://schemas.microsoft.com/office/drawing/2017/model3d" xmlns:o="urn:schemas-microsoft-com:office:office" xmlns:oel="http://schemas.microsoft.com/office/2019/extlst" xmlns:r="http://schemas.openxmlformats.org/officeDocument/2006/relationships" xmlns:m="http://schemas.openxmlformats.org/officeDocument/2006/math" xmlns:v="urn:schemas-microsoft-com:vml" xmlns:wp14="http://schemas.microsoft.com/office/word/2010/wordprocessingDrawing" xmlns:wp="http://schemas.openxmlformats.org/drawingml/2006/wordprocessingDrawing" xmlns:w10="urn:schemas-microsoft-com:office:word" xmlns:w="http://schemas.openxmlformats.org/wordprocessingml/2006/main" xmlns:w14="http://schemas.microsoft.com/office/word/2010/wordml" xmlns:w15="http://schemas.microsoft.com/office/word/2012/wordml" xmlns:w16cex="http://schemas.microsoft.com/office/word/2018/wordml/cex" xmlns:w16cid="http://schemas.microsoft.com/office/word/2016/wordml/cid" xmlns:w16="http://schemas.microsoft.com/office/word/2018/wordml" xmlns:w16du="http://schemas.microsoft.com/office/word/2023/wordml/word16du" xmlns:w16sdtdh="http://schemas.microsoft.com/office/word/2020/wordml/sdtdatahash" xmlns:w16sdtfl="http://schemas.microsoft.com/office/word/2024/wordml/sdtformatlock" xmlns:w16se="http://schemas.microsoft.com/office/word/2015/wordml/symex" xmlns:wpg="http://schemas.microsoft.com/office/word/2010/wordprocessingGroup" xmlns:wpi="http://schemas.microsoft.com/office/word/2010/wordprocessingInk" xmlns:wne="http://schemas.microsoft.com/office/word/2006/wordml" xmlns:wps="http://schemas.microsoft.com/office/word/2010/wordprocessingShape" mc:Ignorable="w14 w15 w16se w16cid w16 w16cex w16sdtdh w16sdtfl w16du wp14">
   <w:p>
     <w:pPr>
       <w:pStyle w:val="Header"/>
@@ -2022,7 +2079,7 @@
 </file>
 
 <file path=word/header3.xml><?xml version="1.0" encoding="utf-8"?>
-<w:hdr xmlns:wpc="http://schemas.microsoft.com/office/word/2010/wordprocessingCanvas" xmlns:cx="http://schemas.microsoft.com/office/drawing/2014/chartex" xmlns:cx1="http://schemas.microsoft.com/office/drawing/2015/9/8/chartex" xmlns:cx2="http://schemas.microsoft.com/office/drawing/2015/10/21/chartex" xmlns:cx3="http://schemas.microsoft.com/office/drawing/2016/5/9/chartex" xmlns:cx4="http://schemas.microsoft.com/office/drawing/2016/5/10/chartex" xmlns:cx5="http://schemas.microsoft.com/office/drawing/2016/5/11/chartex" xmlns:cx6="http://schemas.microsoft.com/office/drawing/2016/5/12/chartex" xmlns:cx7="http://schemas.microsoft.com/office/drawing/2016/5/13/chartex" xmlns:cx8="http://schemas.microsoft.com/office/drawing/2016/5/14/chartex" xmlns:mc="http://schemas.openxmlformats.org/markup-compatibility/2006" xmlns:aink="http://schemas.microsoft.com/office/drawing/2016/ink" xmlns:am3d="http://schemas.microsoft.com/office/drawing/2017/model3d" xmlns:o="urn:schemas-microsoft-com:office:office" xmlns:oel="http://schemas.microsoft.com/office/2019/extlst" xmlns:r="http://schemas.openxmlformats.org/officeDocument/2006/relationships" xmlns:m="http://schemas.openxmlformats.org/officeDocument/2006/math" xmlns:v="urn:schemas-microsoft-com:vml" xmlns:wp14="http://schemas.microsoft.com/office/word/2010/wordprocessingDrawing" xmlns:wp="http://schemas.openxmlformats.org/drawingml/2006/wordprocessingDrawing" xmlns:w10="urn:schemas-microsoft-com:office:word" xmlns:w="http://schemas.openxmlformats.org/wordprocessingml/2006/main" xmlns:w14="http://schemas.microsoft.com/office/word/2010/wordml" xmlns:w15="http://schemas.microsoft.com/office/word/2012/wordml" xmlns:w16cei="http://schemas.microsoft.com/office/word/2026/wordml/cei" xmlns:w16cex="http://schemas.microsoft.com/office/word/2018/wordml/cex" xmlns:w16cid="http://schemas.microsoft.com/office/word/2016/wordml/cid" xmlns:w16="http://schemas.microsoft.com/office/word/2018/wordml" xmlns:w16du="http://schemas.microsoft.com/office/word/2023/wordml/word16du" xmlns:w16sdtdh="http://schemas.microsoft.com/office/word/2020/wordml/sdtdatahash" xmlns:w16sdtfl="http://schemas.microsoft.com/office/word/2024/wordml/sdtformatlock" xmlns:w16se="http://schemas.microsoft.com/office/word/2015/wordml/symex" xmlns:wpg="http://schemas.microsoft.com/office/word/2010/wordprocessingGroup" xmlns:wpi="http://schemas.microsoft.com/office/word/2010/wordprocessingInk" xmlns:wne="http://schemas.microsoft.com/office/word/2006/wordml" xmlns:wps="http://schemas.microsoft.com/office/word/2010/wordprocessingShape" mc:Ignorable="w14 w15 w16se w16cid w16 w16cex w16sdtdh w16sdtfl w16du wp14">
+<w:hdr xmlns:wpc="http://schemas.microsoft.com/office/word/2010/wordprocessingCanvas" xmlns:cx="http://schemas.microsoft.com/office/drawing/2014/chartex" xmlns:cx1="http://schemas.microsoft.com/office/drawing/2015/9/8/chartex" xmlns:cx2="http://schemas.microsoft.com/office/drawing/2015/10/21/chartex" xmlns:cx3="http://schemas.microsoft.com/office/drawing/2016/5/9/chartex" xmlns:cx4="http://schemas.microsoft.com/office/drawing/2016/5/10/chartex" xmlns:cx5="http://schemas.microsoft.com/office/drawing/2016/5/11/chartex" xmlns:cx6="http://schemas.microsoft.com/office/drawing/2016/5/12/chartex" xmlns:cx7="http://schemas.microsoft.com/office/drawing/2016/5/13/chartex" xmlns:cx8="http://schemas.microsoft.com/office/drawing/2016/5/14/chartex" xmlns:mc="http://schemas.openxmlformats.org/markup-compatibility/2006" xmlns:aink="http://schemas.microsoft.com/office/drawing/2016/ink" xmlns:am3d="http://schemas.microsoft.com/office/drawing/2017/model3d" xmlns:o="urn:schemas-microsoft-com:office:office" xmlns:oel="http://schemas.microsoft.com/office/2019/extlst" xmlns:r="http://schemas.openxmlformats.org/officeDocument/2006/relationships" xmlns:m="http://schemas.openxmlformats.org/officeDocument/2006/math" xmlns:v="urn:schemas-microsoft-com:vml" xmlns:wp14="http://schemas.microsoft.com/office/word/2010/wordprocessingDrawing" xmlns:wp="http://schemas.openxmlformats.org/drawingml/2006/wordprocessingDrawing" xmlns:w10="urn:schemas-microsoft-com:office:word" xmlns:w="http://schemas.openxmlformats.org/wordprocessingml/2006/main" xmlns:w14="http://schemas.microsoft.com/office/word/2010/wordml" xmlns:w15="http://schemas.microsoft.com/office/word/2012/wordml" xmlns:w16cex="http://schemas.microsoft.com/office/word/2018/wordml/cex" xmlns:w16cid="http://schemas.microsoft.com/office/word/2016/wordml/cid" xmlns:w16="http://schemas.microsoft.com/office/word/2018/wordml" xmlns:w16du="http://schemas.microsoft.com/office/word/2023/wordml/word16du" xmlns:w16sdtdh="http://schemas.microsoft.com/office/word/2020/wordml/sdtdatahash" xmlns:w16sdtfl="http://schemas.microsoft.com/office/word/2024/wordml/sdtformatlock" xmlns:w16se="http://schemas.microsoft.com/office/word/2015/wordml/symex" xmlns:wpg="http://schemas.microsoft.com/office/word/2010/wordprocessingGroup" xmlns:wpi="http://schemas.microsoft.com/office/word/2010/wordprocessingInk" xmlns:wne="http://schemas.microsoft.com/office/word/2006/wordml" xmlns:wps="http://schemas.microsoft.com/office/word/2010/wordprocessingShape" mc:Ignorable="w14 w15 w16se w16cid w16 w16cex w16sdtdh w16sdtfl w16du wp14">
   <w:p>
     <w:pPr>
       <w:pStyle w:val="Header"/>
@@ -2040,7 +2097,7 @@
         <w:kern w:val="2"/>
         <w:sz w:val="24"/>
         <w:szCs w:val="24"/>
-        <w:lang w:val="en-DK" w:eastAsia="en-DK" w:bidi="ar-SA"/>
+        <w:lang w:val="en-AU" w:eastAsia="ja-JP" w:bidi="ar-SA"/>
         <w14:ligatures w14:val="standardContextual"/>
       </w:rPr>
     </w:rPrDefault>
@@ -2432,28 +2489,6 @@
     <w:name w:val="Normal"/>
     <w:qFormat/>
   </w:style>
-  <w:style w:type="paragraph" w:styleId="Heading2">
-    <w:name w:val="heading 2"/>
-    <w:basedOn w:val="Normal"/>
-    <w:next w:val="Normal"/>
-    <w:link w:val="Heading2Char"/>
-    <w:uiPriority w:val="9"/>
-    <w:unhideWhenUsed/>
-    <w:qFormat/>
-    <w:rsid w:val="00FB4BC5"/>
-    <w:pPr>
-      <w:keepNext/>
-      <w:keepLines/>
-      <w:spacing w:before="40" w:after="0"/>
-      <w:outlineLvl w:val="1"/>
-    </w:pPr>
-    <w:rPr>
-      <w:rFonts w:asciiTheme="majorHAnsi" w:eastAsiaTheme="majorEastAsia" w:hAnsiTheme="majorHAnsi" w:cstheme="majorBidi"/>
-      <w:color w:val="0F4761" w:themeColor="accent1" w:themeShade="BF"/>
-      <w:sz w:val="26"/>
-      <w:szCs w:val="26"/>
-    </w:rPr>
-  </w:style>
   <w:style w:type="character" w:default="1" w:styleId="DefaultParagraphFont">
     <w:name w:val="Default Paragraph Font"/>
     <w:uiPriority w:val="1"/>
@@ -2481,34 +2516,55 @@
     <w:semiHidden/>
     <w:unhideWhenUsed/>
   </w:style>
-  <w:style w:type="table" w:customStyle="1" w:styleId="TableGrid1">
-    <w:name w:val="Table Grid1"/>
-    <w:basedOn w:val="TableNormal"/>
-    <w:next w:val="TableGrid"/>
-    <w:uiPriority w:val="39"/>
-    <w:rsid w:val="00FB4BC5"/>
+  <w:style w:type="paragraph" w:styleId="Header">
+    <w:name w:val="header"/>
+    <w:basedOn w:val="Normal"/>
+    <w:link w:val="HeaderChar"/>
+    <w:uiPriority w:val="99"/>
+    <w:unhideWhenUsed/>
+    <w:rsid w:val="00F74C60"/>
     <w:pPr>
+      <w:tabs>
+        <w:tab w:val="center" w:pos="4513"/>
+        <w:tab w:val="right" w:pos="9026"/>
+      </w:tabs>
       <w:spacing w:after="0" w:line="240" w:lineRule="auto"/>
     </w:pPr>
-    <w:rPr>
-      <w:lang w:val="en-AU" w:eastAsia="ja-JP"/>
-    </w:rPr>
-    <w:tblPr>
-      <w:tblBorders>
-        <w:top w:val="single" w:sz="4" w:space="0" w:color="auto"/>
-        <w:left w:val="single" w:sz="4" w:space="0" w:color="auto"/>
-        <w:bottom w:val="single" w:sz="4" w:space="0" w:color="auto"/>
-        <w:right w:val="single" w:sz="4" w:space="0" w:color="auto"/>
-        <w:insideH w:val="single" w:sz="4" w:space="0" w:color="auto"/>
-        <w:insideV w:val="single" w:sz="4" w:space="0" w:color="auto"/>
-      </w:tblBorders>
-    </w:tblPr>
+  </w:style>
+  <w:style w:type="character" w:customStyle="1" w:styleId="HeaderChar">
+    <w:name w:val="Header Char"/>
+    <w:basedOn w:val="DefaultParagraphFont"/>
+    <w:link w:val="Header"/>
+    <w:uiPriority w:val="99"/>
+    <w:rsid w:val="00F74C60"/>
+  </w:style>
+  <w:style w:type="paragraph" w:styleId="Footer">
+    <w:name w:val="footer"/>
+    <w:basedOn w:val="Normal"/>
+    <w:link w:val="FooterChar"/>
+    <w:uiPriority w:val="99"/>
+    <w:unhideWhenUsed/>
+    <w:rsid w:val="00F74C60"/>
+    <w:pPr>
+      <w:tabs>
+        <w:tab w:val="center" w:pos="4513"/>
+        <w:tab w:val="right" w:pos="9026"/>
+      </w:tabs>
+      <w:spacing w:after="0" w:line="240" w:lineRule="auto"/>
+    </w:pPr>
+  </w:style>
+  <w:style w:type="character" w:customStyle="1" w:styleId="FooterChar">
+    <w:name w:val="Footer Char"/>
+    <w:basedOn w:val="DefaultParagraphFont"/>
+    <w:link w:val="Footer"/>
+    <w:uiPriority w:val="99"/>
+    <w:rsid w:val="00F74C60"/>
   </w:style>
   <w:style w:type="table" w:styleId="TableGrid">
     <w:name w:val="Table Grid"/>
     <w:basedOn w:val="TableNormal"/>
     <w:uiPriority w:val="39"/>
-    <w:rsid w:val="00FB4BC5"/>
+    <w:rsid w:val="00F74C60"/>
     <w:pPr>
       <w:spacing w:after="0" w:line="240" w:lineRule="auto"/>
     </w:pPr>
@@ -2523,82 +2579,25 @@
       </w:tblBorders>
     </w:tblPr>
   </w:style>
-  <w:style w:type="character" w:customStyle="1" w:styleId="Heading2Char">
-    <w:name w:val="Heading 2 Char"/>
-    <w:basedOn w:val="DefaultParagraphFont"/>
-    <w:link w:val="Heading2"/>
-    <w:uiPriority w:val="9"/>
-    <w:rsid w:val="00FB4BC5"/>
-    <w:rPr>
-      <w:rFonts w:asciiTheme="majorHAnsi" w:eastAsiaTheme="majorEastAsia" w:hAnsiTheme="majorHAnsi" w:cstheme="majorBidi"/>
-      <w:color w:val="0F4761" w:themeColor="accent1" w:themeShade="BF"/>
-      <w:sz w:val="26"/>
-      <w:szCs w:val="26"/>
-    </w:rPr>
-  </w:style>
   <w:style w:type="character" w:styleId="PlaceholderText">
     <w:name w:val="Placeholder Text"/>
     <w:basedOn w:val="DefaultParagraphFont"/>
     <w:uiPriority w:val="99"/>
     <w:semiHidden/>
-    <w:rsid w:val="00A7470D"/>
+    <w:rsid w:val="00F74C60"/>
     <w:rPr>
       <w:color w:val="666666"/>
     </w:rPr>
-  </w:style>
-  <w:style w:type="paragraph" w:styleId="Header">
-    <w:name w:val="header"/>
-    <w:basedOn w:val="Normal"/>
-    <w:link w:val="HeaderChar"/>
-    <w:uiPriority w:val="99"/>
-    <w:unhideWhenUsed/>
-    <w:rsid w:val="004B528B"/>
-    <w:pPr>
-      <w:tabs>
-        <w:tab w:val="center" w:pos="4513"/>
-        <w:tab w:val="right" w:pos="9026"/>
-      </w:tabs>
-      <w:spacing w:after="0" w:line="240" w:lineRule="auto"/>
-    </w:pPr>
-  </w:style>
-  <w:style w:type="character" w:customStyle="1" w:styleId="HeaderChar">
-    <w:name w:val="Header Char"/>
-    <w:basedOn w:val="DefaultParagraphFont"/>
-    <w:link w:val="Header"/>
-    <w:uiPriority w:val="99"/>
-    <w:rsid w:val="004B528B"/>
-  </w:style>
-  <w:style w:type="paragraph" w:styleId="Footer">
-    <w:name w:val="footer"/>
-    <w:basedOn w:val="Normal"/>
-    <w:link w:val="FooterChar"/>
-    <w:uiPriority w:val="99"/>
-    <w:unhideWhenUsed/>
-    <w:rsid w:val="004B528B"/>
-    <w:pPr>
-      <w:tabs>
-        <w:tab w:val="center" w:pos="4513"/>
-        <w:tab w:val="right" w:pos="9026"/>
-      </w:tabs>
-      <w:spacing w:after="0" w:line="240" w:lineRule="auto"/>
-    </w:pPr>
-  </w:style>
-  <w:style w:type="character" w:customStyle="1" w:styleId="FooterChar">
-    <w:name w:val="Footer Char"/>
-    <w:basedOn w:val="DefaultParagraphFont"/>
-    <w:link w:val="Footer"/>
-    <w:uiPriority w:val="99"/>
-    <w:rsid w:val="004B528B"/>
   </w:style>
 </w:styles>
 </file>
 
 <file path=word/glossary/document.xml><?xml version="1.0" encoding="utf-8"?>
-<w:glossaryDocument xmlns:wpc="http://schemas.microsoft.com/office/word/2010/wordprocessingCanvas" xmlns:cx="http://schemas.microsoft.com/office/drawing/2014/chartex" xmlns:cx1="http://schemas.microsoft.com/office/drawing/2015/9/8/chartex" xmlns:cx2="http://schemas.microsoft.com/office/drawing/2015/10/21/chartex" xmlns:cx3="http://schemas.microsoft.com/office/drawing/2016/5/9/chartex" xmlns:cx4="http://schemas.microsoft.com/office/drawing/2016/5/10/chartex" xmlns:cx5="http://schemas.microsoft.com/office/drawing/2016/5/11/chartex" xmlns:cx6="http://schemas.microsoft.com/office/drawing/2016/5/12/chartex" xmlns:cx7="http://schemas.microsoft.com/office/drawing/2016/5/13/chartex" xmlns:cx8="http://schemas.microsoft.com/office/drawing/2016/5/14/chartex" xmlns:mc="http://schemas.openxmlformats.org/markup-compatibility/2006" xmlns:aink="http://schemas.microsoft.com/office/drawing/2016/ink" xmlns:am3d="http://schemas.microsoft.com/office/drawing/2017/model3d" xmlns:o="urn:schemas-microsoft-com:office:office" xmlns:oel="http://schemas.microsoft.com/office/2019/extlst" xmlns:r="http://schemas.openxmlformats.org/officeDocument/2006/relationships" xmlns:m="http://schemas.openxmlformats.org/officeDocument/2006/math" xmlns:v="urn:schemas-microsoft-com:vml" xmlns:wp14="http://schemas.microsoft.com/office/word/2010/wordprocessingDrawing" xmlns:wp="http://schemas.openxmlformats.org/drawingml/2006/wordprocessingDrawing" xmlns:w10="urn:schemas-microsoft-com:office:word" xmlns:w="http://schemas.openxmlformats.org/wordprocessingml/2006/main" xmlns:w14="http://schemas.microsoft.com/office/word/2010/wordml" xmlns:w15="http://schemas.microsoft.com/office/word/2012/wordml" xmlns:w16cei="http://schemas.microsoft.com/office/word/2026/wordml/cei" xmlns:w16cex="http://schemas.microsoft.com/office/word/2018/wordml/cex" xmlns:w16cid="http://schemas.microsoft.com/office/word/2016/wordml/cid" xmlns:w16="http://schemas.microsoft.com/office/word/2018/wordml" xmlns:w16du="http://schemas.microsoft.com/office/word/2023/wordml/word16du" xmlns:w16sdtdh="http://schemas.microsoft.com/office/word/2020/wordml/sdtdatahash" xmlns:w16sdtfl="http://schemas.microsoft.com/office/word/2024/wordml/sdtformatlock" xmlns:w16se="http://schemas.microsoft.com/office/word/2015/wordml/symex" xmlns:wpg="http://schemas.microsoft.com/office/word/2010/wordprocessingGroup" xmlns:wpi="http://schemas.microsoft.com/office/word/2010/wordprocessingInk" xmlns:wne="http://schemas.microsoft.com/office/word/2006/wordml" xmlns:wps="http://schemas.microsoft.com/office/word/2010/wordprocessingShape" mc:Ignorable="w14 w15 w16se w16cid w16 w16cex w16sdtdh w16sdtfl w16du wp14">
+<w:glossaryDocument xmlns:wpc="http://schemas.microsoft.com/office/word/2010/wordprocessingCanvas" xmlns:cx="http://schemas.microsoft.com/office/drawing/2014/chartex" xmlns:cx1="http://schemas.microsoft.com/office/drawing/2015/9/8/chartex" xmlns:cx2="http://schemas.microsoft.com/office/drawing/2015/10/21/chartex" xmlns:cx3="http://schemas.microsoft.com/office/drawing/2016/5/9/chartex" xmlns:cx4="http://schemas.microsoft.com/office/drawing/2016/5/10/chartex" xmlns:cx5="http://schemas.microsoft.com/office/drawing/2016/5/11/chartex" xmlns:cx6="http://schemas.microsoft.com/office/drawing/2016/5/12/chartex" xmlns:cx7="http://schemas.microsoft.com/office/drawing/2016/5/13/chartex" xmlns:cx8="http://schemas.microsoft.com/office/drawing/2016/5/14/chartex" xmlns:mc="http://schemas.openxmlformats.org/markup-compatibility/2006" xmlns:aink="http://schemas.microsoft.com/office/drawing/2016/ink" xmlns:am3d="http://schemas.microsoft.com/office/drawing/2017/model3d" xmlns:o="urn:schemas-microsoft-com:office:office" xmlns:oel="http://schemas.microsoft.com/office/2019/extlst" xmlns:r="http://schemas.openxmlformats.org/officeDocument/2006/relationships" xmlns:m="http://schemas.openxmlformats.org/officeDocument/2006/math" xmlns:v="urn:schemas-microsoft-com:vml" xmlns:wp14="http://schemas.microsoft.com/office/word/2010/wordprocessingDrawing" xmlns:wp="http://schemas.openxmlformats.org/drawingml/2006/wordprocessingDrawing" xmlns:w10="urn:schemas-microsoft-com:office:word" xmlns:w="http://schemas.openxmlformats.org/wordprocessingml/2006/main" xmlns:w14="http://schemas.microsoft.com/office/word/2010/wordml" xmlns:w15="http://schemas.microsoft.com/office/word/2012/wordml" xmlns:w16cex="http://schemas.microsoft.com/office/word/2018/wordml/cex" xmlns:w16cid="http://schemas.microsoft.com/office/word/2016/wordml/cid" xmlns:w16="http://schemas.microsoft.com/office/word/2018/wordml" xmlns:w16du="http://schemas.microsoft.com/office/word/2023/wordml/word16du" xmlns:w16sdtdh="http://schemas.microsoft.com/office/word/2020/wordml/sdtdatahash" xmlns:w16sdtfl="http://schemas.microsoft.com/office/word/2024/wordml/sdtformatlock" xmlns:w16se="http://schemas.microsoft.com/office/word/2015/wordml/symex" xmlns:wpg="http://schemas.microsoft.com/office/word/2010/wordprocessingGroup" xmlns:wpi="http://schemas.microsoft.com/office/word/2010/wordprocessingInk" xmlns:wne="http://schemas.microsoft.com/office/word/2006/wordml" xmlns:wps="http://schemas.microsoft.com/office/word/2010/wordprocessingShape" mc:Ignorable="w14 w15 w16se w16cid w16 w16cex w16sdtdh w16sdtfl w16du wp14">
   <w:docParts>
     <w:docPart>
       <w:docPartPr>
-        <w:name w:val="544E0F0DA7404DB3BCB7C2E800838AC2"/>
+        <w:name w:val="DefaultPlaceholder_-1854013440"/>
         <w:category>
           <w:name w:val="General"/>
           <w:gallery w:val="placeholder"/>
@@ -2609,12 +2608,38 @@
         <w:behaviors>
           <w:behavior w:val="content"/>
         </w:behaviors>
-        <w:guid w:val="{5F4D0643-B29F-471E-9B17-53CE9D7FBC57}"/>
+        <w:guid w:val="{0EE299A0-5430-46B2-9223-CE7B4109B050}"/>
+      </w:docPartPr>
+      <w:docPartBody>
+        <w:p>
+          <w:r>
+            <w:rPr>
+              <w:rStyle w:val="PlaceholderText"/>
+            </w:rPr>
+            <w:t>Click or tap here to enter text.</w:t>
+          </w:r>
+        </w:p>
+      </w:docPartBody>
+    </w:docPart>
+    <w:docPart>
+      <w:docPartPr>
+        <w:name w:val="3FE1B979AABB455BAD8DF711218051EA"/>
+        <w:category>
+          <w:name w:val="General"/>
+          <w:gallery w:val="placeholder"/>
+        </w:category>
+        <w:types>
+          <w:type w:val="bbPlcHdr"/>
+        </w:types>
+        <w:behaviors>
+          <w:behavior w:val="content"/>
+        </w:behaviors>
+        <w:guid w:val="{04E56ECB-397D-4CBA-83EE-DB3C0F5C0007}"/>
       </w:docPartPr>
       <w:docPartBody>
         <w:p>
           <w:pPr>
-            <w:pStyle w:val="544E0F0DA7404DB3BCB7C2E800838AC2"/>
+            <w:pStyle w:val="3FE1B979AABB455BAD8DF711218051EA"/>
           </w:pPr>
           <w:r>
             <w:rPr>
@@ -2627,7 +2652,7 @@
     </w:docPart>
     <w:docPart>
       <w:docPartPr>
-        <w:name w:val="6EA8A39397B2421BB359D8DAE5C9AD60"/>
+        <w:name w:val="EFD86A77558C4E1EAEC02E20CF625581"/>
         <w:category>
           <w:name w:val="General"/>
           <w:gallery w:val="placeholder"/>
@@ -2638,12 +2663,12 @@
         <w:behaviors>
           <w:behavior w:val="content"/>
         </w:behaviors>
-        <w:guid w:val="{6462E619-BEE6-4CE0-A759-DF6A8C5E746B}"/>
+        <w:guid w:val="{0B4D67A1-35EE-4E5A-A41F-8B9F6FA7CBC9}"/>
       </w:docPartPr>
       <w:docPartBody>
         <w:p>
           <w:pPr>
-            <w:pStyle w:val="6EA8A39397B2421BB359D8DAE5C9AD60"/>
+            <w:pStyle w:val="EFD86A77558C4E1EAEC02E20CF625581"/>
           </w:pPr>
           <w:r>
             <w:rPr>
@@ -2656,7 +2681,7 @@
     </w:docPart>
     <w:docPart>
       <w:docPartPr>
-        <w:name w:val="D0FCF16A17994EFA9C338242CC4B413B"/>
+        <w:name w:val="6D66368F7BB5404498A156285CFDD685"/>
         <w:category>
           <w:name w:val="General"/>
           <w:gallery w:val="placeholder"/>
@@ -2667,12 +2692,12 @@
         <w:behaviors>
           <w:behavior w:val="content"/>
         </w:behaviors>
-        <w:guid w:val="{D8AC039C-9787-46E3-9725-90E4171A2CFD}"/>
+        <w:guid w:val="{428FD3B2-C8CB-4399-A3B7-16A94DA1B4C1}"/>
       </w:docPartPr>
       <w:docPartBody>
         <w:p>
           <w:pPr>
-            <w:pStyle w:val="D0FCF16A17994EFA9C338242CC4B413B"/>
+            <w:pStyle w:val="6D66368F7BB5404498A156285CFDD685"/>
           </w:pPr>
           <w:r>
             <w:rPr>
@@ -2685,7 +2710,7 @@
     </w:docPart>
     <w:docPart>
       <w:docPartPr>
-        <w:name w:val="02726B4FD3C745DD9ADDC6FB068E1260"/>
+        <w:name w:val="BFE1C6883DA94361A1D8F91842F1B0F7"/>
         <w:category>
           <w:name w:val="General"/>
           <w:gallery w:val="placeholder"/>
@@ -2696,12 +2721,12 @@
         <w:behaviors>
           <w:behavior w:val="content"/>
         </w:behaviors>
-        <w:guid w:val="{85374723-65AD-4A3E-A7E1-74C33B6798E3}"/>
+        <w:guid w:val="{174232FF-CB1F-4BA9-ABB0-892866579A9F}"/>
       </w:docPartPr>
       <w:docPartBody>
         <w:p>
           <w:pPr>
-            <w:pStyle w:val="02726B4FD3C745DD9ADDC6FB068E1260"/>
+            <w:pStyle w:val="BFE1C6883DA94361A1D8F91842F1B0F7"/>
           </w:pPr>
           <w:r>
             <w:rPr>
@@ -2714,7 +2739,7 @@
     </w:docPart>
     <w:docPart>
       <w:docPartPr>
-        <w:name w:val="448615FA7C9C47DFAC511E0D2C22239D"/>
+        <w:name w:val="A595F4014D764A90933DED0CB685911E"/>
         <w:category>
           <w:name w:val="General"/>
           <w:gallery w:val="placeholder"/>
@@ -2725,76 +2750,18 @@
         <w:behaviors>
           <w:behavior w:val="content"/>
         </w:behaviors>
-        <w:guid w:val="{3EB3861D-D4F7-43B6-AF3B-E3C5F3F3EAD3}"/>
+        <w:guid w:val="{193C3323-0194-4BD7-87FE-F587F8F6B7AE}"/>
       </w:docPartPr>
       <w:docPartBody>
         <w:p>
           <w:pPr>
-            <w:pStyle w:val="448615FA7C9C47DFAC511E0D2C22239D"/>
+            <w:pStyle w:val="A595F4014D764A90933DED0CB685911E"/>
           </w:pPr>
           <w:r>
             <w:rPr>
               <w:rStyle w:val="PlaceholderText"/>
             </w:rPr>
             <w:t>Click or tap here to enter text.</w:t>
-          </w:r>
-        </w:p>
-      </w:docPartBody>
-    </w:docPart>
-    <w:docPart>
-      <w:docPartPr>
-        <w:name w:val="5C2156EAC7194A1696B1C0AE8BF37CC7"/>
-        <w:category>
-          <w:name w:val="General"/>
-          <w:gallery w:val="placeholder"/>
-        </w:category>
-        <w:types>
-          <w:type w:val="bbPlcHdr"/>
-        </w:types>
-        <w:behaviors>
-          <w:behavior w:val="content"/>
-        </w:behaviors>
-        <w:guid w:val="{34069F1A-F7F1-4FFE-B6AF-6775F420C5DF}"/>
-      </w:docPartPr>
-      <w:docPartBody>
-        <w:p>
-          <w:pPr>
-            <w:pStyle w:val="5C2156EAC7194A1696B1C0AE8BF37CC7"/>
-          </w:pPr>
-          <w:r>
-            <w:rPr>
-              <w:rStyle w:val="PlaceholderText"/>
-            </w:rPr>
-            <w:t>Click or tap here to enter text.</w:t>
-          </w:r>
-        </w:p>
-      </w:docPartBody>
-    </w:docPart>
-    <w:docPart>
-      <w:docPartPr>
-        <w:name w:val="09EDF8028BD341A889796CDF4C3D6F45"/>
-        <w:category>
-          <w:name w:val="General"/>
-          <w:gallery w:val="placeholder"/>
-        </w:category>
-        <w:types>
-          <w:type w:val="bbPlcHdr"/>
-        </w:types>
-        <w:behaviors>
-          <w:behavior w:val="content"/>
-        </w:behaviors>
-        <w:guid w:val="{DA9AB70F-3B0E-4567-9FEB-FA051F911F75}"/>
-      </w:docPartPr>
-      <w:docPartBody>
-        <w:p>
-          <w:pPr>
-            <w:pStyle w:val="09EDF8028BD341A889796CDF4C3D6F45"/>
-          </w:pPr>
-          <w:r>
-            <w:rPr>
-              <w:rStyle w:val="PlaceholderText"/>
-            </w:rPr>
-            <w:t>Enter any content that you want to repeat, including other content controls. You can also insert this control around table rows in order to repeat parts of a table.</w:t>
           </w:r>
         </w:p>
       </w:docPartBody>
@@ -2811,6 +2778,12 @@
     <w:pitch w:val="variable"/>
     <w:sig w:usb0="20000287" w:usb1="00000003" w:usb2="00000000" w:usb3="00000000" w:csb0="0000019F" w:csb1="00000000"/>
   </w:font>
+  <w:font w:name="Yu Mincho">
+    <w:charset w:val="80"/>
+    <w:family w:val="roman"/>
+    <w:pitch w:val="variable"/>
+    <w:sig w:usb0="800002E7" w:usb1="2AC7FCFF" w:usb2="00000012" w:usb3="00000000" w:csb0="0002009F" w:csb1="00000000"/>
+  </w:font>
   <w:font w:name="Times New Roman">
     <w:panose1 w:val="02020603050405020304"/>
     <w:charset w:val="00"/>
@@ -2818,31 +2791,26 @@
     <w:pitch w:val="variable"/>
     <w:sig w:usb0="E0002EFF" w:usb1="C000785B" w:usb2="00000009" w:usb3="00000000" w:csb0="000001FF" w:csb1="00000000"/>
   </w:font>
-  <w:font w:name="Aptos Display">
-    <w:charset w:val="00"/>
-    <w:family w:val="swiss"/>
-    <w:pitch w:val="variable"/>
-    <w:sig w:usb0="20000287" w:usb1="00000003" w:usb2="00000000" w:usb3="00000000" w:csb0="0000019F" w:csb1="00000000"/>
-  </w:font>
-  <w:font w:name="Segoe UI Semibold">
-    <w:panose1 w:val="020B0702040204020203"/>
-    <w:charset w:val="00"/>
-    <w:family w:val="swiss"/>
-    <w:pitch w:val="variable"/>
-    <w:sig w:usb0="E4002EFF" w:usb1="C000E47F" w:usb2="00000009" w:usb3="00000000" w:csb0="000001FF" w:csb1="00000000"/>
-  </w:font>
-  <w:font w:name="Yu Mincho">
-    <w:charset w:val="80"/>
-    <w:family w:val="roman"/>
-    <w:pitch w:val="variable"/>
-    <w:sig w:usb0="800002E7" w:usb1="2AC7FCFF" w:usb2="00000012" w:usb3="00000000" w:csb0="0002009F" w:csb1="00000000"/>
-  </w:font>
   <w:font w:name="Segoe UI">
     <w:panose1 w:val="020B0502040204020203"/>
     <w:charset w:val="00"/>
     <w:family w:val="swiss"/>
     <w:pitch w:val="variable"/>
     <w:sig w:usb0="E4002EFF" w:usb1="C000E47F" w:usb2="00000009" w:usb3="00000000" w:csb0="000001FF" w:csb1="00000000"/>
+  </w:font>
+  <w:font w:name="Yu Gothic Light">
+    <w:altName w:val="游ゴシック Light"/>
+    <w:panose1 w:val="020B0300000000000000"/>
+    <w:charset w:val="80"/>
+    <w:family w:val="swiss"/>
+    <w:pitch w:val="variable"/>
+    <w:sig w:usb0="E00002FF" w:usb1="2AC7FDFF" w:usb2="00000016" w:usb3="00000000" w:csb0="0002009F" w:csb1="00000000"/>
+  </w:font>
+  <w:font w:name="Aptos Display">
+    <w:charset w:val="00"/>
+    <w:family w:val="swiss"/>
+    <w:pitch w:val="variable"/>
+    <w:sig w:usb0="20000287" w:usb1="00000003" w:usb2="00000000" w:usb3="00000000" w:csb0="0000019F" w:csb1="00000000"/>
   </w:font>
 </w:fonts>
 </file>
@@ -2862,10 +2830,74 @@
     <w:compatSetting w:name="useWord2013TrackBottomHyphenation" w:uri="http://schemas.microsoft.com/office/word" w:val="0"/>
   </w:compat>
   <w:rsids>
-    <w:rsidRoot w:val="008B21D8"/>
-    <w:rsid w:val="00346478"/>
-    <w:rsid w:val="008B21D8"/>
-    <w:rsid w:val="008E7FCD"/>
+    <w:rsidRoot w:val="002253F9"/>
+    <w:rsid w:val="00027F49"/>
+    <w:rsid w:val="00136CA5"/>
+    <w:rsid w:val="001A49CF"/>
+    <w:rsid w:val="001B5BC0"/>
+    <w:rsid w:val="001F272A"/>
+    <w:rsid w:val="00202C91"/>
+    <w:rsid w:val="002253F9"/>
+    <w:rsid w:val="00255CFB"/>
+    <w:rsid w:val="002B399E"/>
+    <w:rsid w:val="002F0373"/>
+    <w:rsid w:val="002F7500"/>
+    <w:rsid w:val="00317829"/>
+    <w:rsid w:val="003A3AB3"/>
+    <w:rsid w:val="003C68F8"/>
+    <w:rsid w:val="00405D51"/>
+    <w:rsid w:val="0041687F"/>
+    <w:rsid w:val="00472A8E"/>
+    <w:rsid w:val="004B2A3C"/>
+    <w:rsid w:val="00500137"/>
+    <w:rsid w:val="0053739E"/>
+    <w:rsid w:val="005E0889"/>
+    <w:rsid w:val="005F4A2B"/>
+    <w:rsid w:val="005F7535"/>
+    <w:rsid w:val="00614F10"/>
+    <w:rsid w:val="00671AA7"/>
+    <w:rsid w:val="00680FD1"/>
+    <w:rsid w:val="006C5A3B"/>
+    <w:rsid w:val="006F1F0B"/>
+    <w:rsid w:val="00792528"/>
+    <w:rsid w:val="007D60E7"/>
+    <w:rsid w:val="00880F7D"/>
+    <w:rsid w:val="008D4326"/>
+    <w:rsid w:val="008F0DBD"/>
+    <w:rsid w:val="00920BDB"/>
+    <w:rsid w:val="009736E0"/>
+    <w:rsid w:val="009A3A05"/>
+    <w:rsid w:val="009F194D"/>
+    <w:rsid w:val="00A56EEC"/>
+    <w:rsid w:val="00A57CEC"/>
+    <w:rsid w:val="00A602B6"/>
+    <w:rsid w:val="00A61F86"/>
+    <w:rsid w:val="00AE73F3"/>
+    <w:rsid w:val="00B25EF0"/>
+    <w:rsid w:val="00B461AC"/>
+    <w:rsid w:val="00B465E0"/>
+    <w:rsid w:val="00B6592D"/>
+    <w:rsid w:val="00BC3180"/>
+    <w:rsid w:val="00CA1E3F"/>
+    <w:rsid w:val="00CE5430"/>
+    <w:rsid w:val="00CE5995"/>
+    <w:rsid w:val="00D23A56"/>
+    <w:rsid w:val="00D45EE6"/>
+    <w:rsid w:val="00D92993"/>
+    <w:rsid w:val="00DA388C"/>
+    <w:rsid w:val="00DC5C91"/>
+    <w:rsid w:val="00DD2CDD"/>
+    <w:rsid w:val="00DF2F1C"/>
+    <w:rsid w:val="00E01116"/>
+    <w:rsid w:val="00E40B88"/>
+    <w:rsid w:val="00E9338E"/>
+    <w:rsid w:val="00EC60F6"/>
+    <w:rsid w:val="00ED02EF"/>
+    <w:rsid w:val="00ED18ED"/>
+    <w:rsid w:val="00EF137C"/>
+    <w:rsid w:val="00F56B12"/>
+    <w:rsid w:val="00F86F3F"/>
+    <w:rsid w:val="00F959E7"/>
   </w:rsids>
   <m:mathPr>
     <m:mathFont m:val="Cambria Math"/>
@@ -2880,9 +2912,9 @@
     <m:intLim m:val="subSup"/>
     <m:naryLim m:val="undOvr"/>
   </m:mathPr>
-  <w:themeFontLang w:val="en-DK"/>
+  <w:themeFontLang w:val="en-AU" w:eastAsia="ja-JP"/>
   <w:clrSchemeMapping w:bg1="light1" w:t1="dark1" w:bg2="light2" w:t2="dark2" w:accent1="accent1" w:accent2="accent2" w:accent3="accent3" w:accent4="accent4" w:accent5="accent5" w:accent6="accent6" w:hyperlink="hyperlink" w:followedHyperlink="followedHyperlink"/>
-  <w:decimalSymbol w:val=","/>
+  <w:decimalSymbol w:val="."/>
   <w:listSeparator w:val=","/>
   <w15:chartTrackingRefBased/>
 </w:settings>
@@ -2897,7 +2929,7 @@
         <w:kern w:val="2"/>
         <w:sz w:val="24"/>
         <w:szCs w:val="24"/>
-        <w:lang w:val="en-DK" w:eastAsia="en-DK" w:bidi="ar-SA"/>
+        <w:lang w:val="en-AU" w:eastAsia="ja-JP" w:bidi="ar-SA"/>
         <w14:ligatures w14:val="standardContextual"/>
       </w:rPr>
     </w:rPrDefault>
@@ -3321,346 +3353,38 @@
     <w:basedOn w:val="DefaultParagraphFont"/>
     <w:uiPriority w:val="99"/>
     <w:semiHidden/>
-    <w:rsid w:val="008B21D8"/>
+    <w:rsid w:val="0053739E"/>
     <w:rPr>
       <w:color w:val="666666"/>
     </w:rPr>
   </w:style>
-  <w:style w:type="paragraph" w:customStyle="1" w:styleId="CBFF5C989C0845AD840477BE08619123">
-    <w:name w:val="CBFF5C989C0845AD840477BE08619123"/>
-    <w:rsid w:val="008B21D8"/>
+  <w:style w:type="paragraph" w:customStyle="1" w:styleId="A18041FEFDC74850A3EB456C47FBFAE4">
+    <w:name w:val="A18041FEFDC74850A3EB456C47FBFAE4"/>
+    <w:rsid w:val="002253F9"/>
   </w:style>
-  <w:style w:type="paragraph" w:customStyle="1" w:styleId="EFCBEABD71AA4F08A702810332B0D621">
-    <w:name w:val="EFCBEABD71AA4F08A702810332B0D621"/>
-    <w:rsid w:val="008B21D8"/>
+  <w:style w:type="paragraph" w:customStyle="1" w:styleId="FA8529A5D2944DC3B89B68A440C75650">
+    <w:name w:val="FA8529A5D2944DC3B89B68A440C75650"/>
+    <w:rsid w:val="002253F9"/>
   </w:style>
-  <w:style w:type="paragraph" w:customStyle="1" w:styleId="EFAA0411086042458449775FF7D9E2A4">
-    <w:name w:val="EFAA0411086042458449775FF7D9E2A4"/>
-    <w:rsid w:val="008B21D8"/>
+  <w:style w:type="paragraph" w:customStyle="1" w:styleId="3FE1B979AABB455BAD8DF711218051EA">
+    <w:name w:val="3FE1B979AABB455BAD8DF711218051EA"/>
+    <w:rsid w:val="0053739E"/>
   </w:style>
-  <w:style w:type="paragraph" w:customStyle="1" w:styleId="0ED9164E7D544542881C7808C4F497E0">
-    <w:name w:val="0ED9164E7D544542881C7808C4F497E0"/>
-    <w:rsid w:val="008B21D8"/>
+  <w:style w:type="paragraph" w:customStyle="1" w:styleId="EFD86A77558C4E1EAEC02E20CF625581">
+    <w:name w:val="EFD86A77558C4E1EAEC02E20CF625581"/>
+    <w:rsid w:val="0053739E"/>
   </w:style>
-  <w:style w:type="paragraph" w:customStyle="1" w:styleId="C91595BEBF2B4C3DB1752C5BDA117017">
-    <w:name w:val="C91595BEBF2B4C3DB1752C5BDA117017"/>
-    <w:rsid w:val="008B21D8"/>
+  <w:style w:type="paragraph" w:customStyle="1" w:styleId="6D66368F7BB5404498A156285CFDD685">
+    <w:name w:val="6D66368F7BB5404498A156285CFDD685"/>
+    <w:rsid w:val="0053739E"/>
   </w:style>
-  <w:style w:type="paragraph" w:customStyle="1" w:styleId="0DD4CEAF2046471CA205C252102344F8">
-    <w:name w:val="0DD4CEAF2046471CA205C252102344F8"/>
-    <w:rsid w:val="008B21D8"/>
+  <w:style w:type="paragraph" w:customStyle="1" w:styleId="BFE1C6883DA94361A1D8F91842F1B0F7">
+    <w:name w:val="BFE1C6883DA94361A1D8F91842F1B0F7"/>
+    <w:rsid w:val="0053739E"/>
   </w:style>
-  <w:style w:type="paragraph" w:customStyle="1" w:styleId="D23DEB9F7D1A41DD93F23BF49F07B7A5">
-    <w:name w:val="D23DEB9F7D1A41DD93F23BF49F07B7A5"/>
-    <w:rsid w:val="008B21D8"/>
-  </w:style>
-  <w:style w:type="paragraph" w:customStyle="1" w:styleId="2A8257D2D74D406594DB65FCBD76A3D8">
-    <w:name w:val="2A8257D2D74D406594DB65FCBD76A3D8"/>
-    <w:rsid w:val="008B21D8"/>
-  </w:style>
-  <w:style w:type="paragraph" w:customStyle="1" w:styleId="AD3F723AE3554F16A013D6CEC5644260">
-    <w:name w:val="AD3F723AE3554F16A013D6CEC5644260"/>
-    <w:rsid w:val="008B21D8"/>
-  </w:style>
-  <w:style w:type="paragraph" w:customStyle="1" w:styleId="795E53F255D94ED9B1327DB3F6AA9DBC">
-    <w:name w:val="795E53F255D94ED9B1327DB3F6AA9DBC"/>
-    <w:rsid w:val="008B21D8"/>
-  </w:style>
-  <w:style w:type="paragraph" w:customStyle="1" w:styleId="6D5FC67B7EEF4CA1BA95B591ED19B5C2">
-    <w:name w:val="6D5FC67B7EEF4CA1BA95B591ED19B5C2"/>
-    <w:rsid w:val="008B21D8"/>
-  </w:style>
-  <w:style w:type="paragraph" w:customStyle="1" w:styleId="A7DD9788A7AC4504812D835F799B94C3">
-    <w:name w:val="A7DD9788A7AC4504812D835F799B94C3"/>
-    <w:rsid w:val="008B21D8"/>
-  </w:style>
-  <w:style w:type="paragraph" w:customStyle="1" w:styleId="ED0BC073715E4A6CAA670E2AC5F05982">
-    <w:name w:val="ED0BC073715E4A6CAA670E2AC5F05982"/>
-    <w:rsid w:val="008B21D8"/>
-  </w:style>
-  <w:style w:type="paragraph" w:customStyle="1" w:styleId="8C0D5EC25E964FC59F494FE0E1D9C52B">
-    <w:name w:val="8C0D5EC25E964FC59F494FE0E1D9C52B"/>
-    <w:rsid w:val="008B21D8"/>
-  </w:style>
-  <w:style w:type="paragraph" w:customStyle="1" w:styleId="37BB04B9DF7B42B1AAE41F61C7420E71">
-    <w:name w:val="37BB04B9DF7B42B1AAE41F61C7420E71"/>
-    <w:rsid w:val="008B21D8"/>
-  </w:style>
-  <w:style w:type="paragraph" w:customStyle="1" w:styleId="EB57D14B2AC648A890308FB2F2875A73">
-    <w:name w:val="EB57D14B2AC648A890308FB2F2875A73"/>
-    <w:rsid w:val="008B21D8"/>
-  </w:style>
-  <w:style w:type="paragraph" w:customStyle="1" w:styleId="41C48D1C8B10466F8241F741C8944C37">
-    <w:name w:val="41C48D1C8B10466F8241F741C8944C37"/>
-    <w:rsid w:val="008B21D8"/>
-  </w:style>
-  <w:style w:type="paragraph" w:customStyle="1" w:styleId="3C752680A506444BA3D6699A7E0D56ED">
-    <w:name w:val="3C752680A506444BA3D6699A7E0D56ED"/>
-    <w:rsid w:val="008B21D8"/>
-  </w:style>
-  <w:style w:type="paragraph" w:customStyle="1" w:styleId="133D02654FDE4E16B70AB01D3FA2ECDF">
-    <w:name w:val="133D02654FDE4E16B70AB01D3FA2ECDF"/>
-    <w:rsid w:val="008B21D8"/>
-  </w:style>
-  <w:style w:type="paragraph" w:customStyle="1" w:styleId="060A050D1BFC4149A33623CEEDE52D2D">
-    <w:name w:val="060A050D1BFC4149A33623CEEDE52D2D"/>
-    <w:rsid w:val="008B21D8"/>
-  </w:style>
-  <w:style w:type="paragraph" w:customStyle="1" w:styleId="29FC954ED2104F07ADED6E31E98CADBF">
-    <w:name w:val="29FC954ED2104F07ADED6E31E98CADBF"/>
-    <w:rsid w:val="008B21D8"/>
-  </w:style>
-  <w:style w:type="paragraph" w:customStyle="1" w:styleId="D6134B6E7DB24F448D40E16709912CE3">
-    <w:name w:val="D6134B6E7DB24F448D40E16709912CE3"/>
-    <w:rsid w:val="008B21D8"/>
-  </w:style>
-  <w:style w:type="paragraph" w:customStyle="1" w:styleId="2D0D2253BB8A41C594C5067015465F89">
-    <w:name w:val="2D0D2253BB8A41C594C5067015465F89"/>
-    <w:rsid w:val="008B21D8"/>
-  </w:style>
-  <w:style w:type="paragraph" w:customStyle="1" w:styleId="A9790D6FE89D4680B762A5795FD224CA">
-    <w:name w:val="A9790D6FE89D4680B762A5795FD224CA"/>
-    <w:rsid w:val="008B21D8"/>
-  </w:style>
-  <w:style w:type="paragraph" w:customStyle="1" w:styleId="3AF32FB1B5154365A6EA1FD68A6DE00E">
-    <w:name w:val="3AF32FB1B5154365A6EA1FD68A6DE00E"/>
-    <w:rsid w:val="008B21D8"/>
-  </w:style>
-  <w:style w:type="paragraph" w:customStyle="1" w:styleId="AB2E245D750F4B649BC3343FD3D918D6">
-    <w:name w:val="AB2E245D750F4B649BC3343FD3D918D6"/>
-    <w:rsid w:val="008B21D8"/>
-  </w:style>
-  <w:style w:type="paragraph" w:customStyle="1" w:styleId="7469E210D23B45229BC4B8A522F96CDE">
-    <w:name w:val="7469E210D23B45229BC4B8A522F96CDE"/>
-    <w:rsid w:val="008B21D8"/>
-  </w:style>
-  <w:style w:type="paragraph" w:customStyle="1" w:styleId="8C3229DEFA0541D990268E2561228530">
-    <w:name w:val="8C3229DEFA0541D990268E2561228530"/>
-    <w:rsid w:val="008B21D8"/>
-  </w:style>
-  <w:style w:type="paragraph" w:customStyle="1" w:styleId="A41724A298574925B75AA1E3FAA03667">
-    <w:name w:val="A41724A298574925B75AA1E3FAA03667"/>
-    <w:rsid w:val="008B21D8"/>
-  </w:style>
-  <w:style w:type="paragraph" w:customStyle="1" w:styleId="DEDAD0EAE75F40FDA1AE9B02E298176F">
-    <w:name w:val="DEDAD0EAE75F40FDA1AE9B02E298176F"/>
-    <w:rsid w:val="008B21D8"/>
-  </w:style>
-  <w:style w:type="paragraph" w:customStyle="1" w:styleId="C81057B516C14EAE9BEC69F53FFEB617">
-    <w:name w:val="C81057B516C14EAE9BEC69F53FFEB617"/>
-    <w:rsid w:val="008B21D8"/>
-  </w:style>
-  <w:style w:type="paragraph" w:customStyle="1" w:styleId="64D2EF15CDF84CBC89611BF67016F44E">
-    <w:name w:val="64D2EF15CDF84CBC89611BF67016F44E"/>
-    <w:rsid w:val="008B21D8"/>
-  </w:style>
-  <w:style w:type="paragraph" w:customStyle="1" w:styleId="B9F9E42C692A4105814263932AA7905B">
-    <w:name w:val="B9F9E42C692A4105814263932AA7905B"/>
-    <w:rsid w:val="008B21D8"/>
-  </w:style>
-  <w:style w:type="paragraph" w:customStyle="1" w:styleId="7597625A646F4626961EAA9384FBB84C">
-    <w:name w:val="7597625A646F4626961EAA9384FBB84C"/>
-    <w:rsid w:val="008B21D8"/>
-  </w:style>
-  <w:style w:type="paragraph" w:customStyle="1" w:styleId="B958287D13BC4566AFE1D54B1ED780A2">
-    <w:name w:val="B958287D13BC4566AFE1D54B1ED780A2"/>
-    <w:rsid w:val="008B21D8"/>
-  </w:style>
-  <w:style w:type="paragraph" w:customStyle="1" w:styleId="143269E5DC814D42B47FDAAF2BC49A26">
-    <w:name w:val="143269E5DC814D42B47FDAAF2BC49A26"/>
-    <w:rsid w:val="008B21D8"/>
-  </w:style>
-  <w:style w:type="paragraph" w:customStyle="1" w:styleId="D0C5B2A076E0435491C7732D448341F8">
-    <w:name w:val="D0C5B2A076E0435491C7732D448341F8"/>
-    <w:rsid w:val="008B21D8"/>
-  </w:style>
-  <w:style w:type="paragraph" w:customStyle="1" w:styleId="8CC80CC908FB44CF8C058064ED3843D5">
-    <w:name w:val="8CC80CC908FB44CF8C058064ED3843D5"/>
-    <w:rsid w:val="008B21D8"/>
-  </w:style>
-  <w:style w:type="paragraph" w:customStyle="1" w:styleId="EC250E00B2524BCA96B950ED8BF3E616">
-    <w:name w:val="EC250E00B2524BCA96B950ED8BF3E616"/>
-    <w:rsid w:val="008B21D8"/>
-  </w:style>
-  <w:style w:type="paragraph" w:customStyle="1" w:styleId="44F7A8F43AF1458FB513BA591BD7C0CA">
-    <w:name w:val="44F7A8F43AF1458FB513BA591BD7C0CA"/>
-    <w:rsid w:val="008B21D8"/>
-  </w:style>
-  <w:style w:type="paragraph" w:customStyle="1" w:styleId="2C9899B5FA4A4B8C9048150981B8B5FB">
-    <w:name w:val="2C9899B5FA4A4B8C9048150981B8B5FB"/>
-    <w:rsid w:val="008B21D8"/>
-  </w:style>
-  <w:style w:type="paragraph" w:customStyle="1" w:styleId="961145A9915D4A36AB3F4DC6403D56F4">
-    <w:name w:val="961145A9915D4A36AB3F4DC6403D56F4"/>
-    <w:rsid w:val="008B21D8"/>
-  </w:style>
-  <w:style w:type="paragraph" w:customStyle="1" w:styleId="27F5425BF4BA44A7B566569CCA4EE30B">
-    <w:name w:val="27F5425BF4BA44A7B566569CCA4EE30B"/>
-    <w:rsid w:val="008B21D8"/>
-  </w:style>
-  <w:style w:type="paragraph" w:customStyle="1" w:styleId="415E3353A2864B9CAD3E4C57FAE92FDD">
-    <w:name w:val="415E3353A2864B9CAD3E4C57FAE92FDD"/>
-    <w:rsid w:val="008B21D8"/>
-  </w:style>
-  <w:style w:type="paragraph" w:customStyle="1" w:styleId="979FF12557504E46927D50DE3E9D8D09">
-    <w:name w:val="979FF12557504E46927D50DE3E9D8D09"/>
-    <w:rsid w:val="008B21D8"/>
-  </w:style>
-  <w:style w:type="paragraph" w:customStyle="1" w:styleId="926516EBD76040498CE1EA7E3840BF4F">
-    <w:name w:val="926516EBD76040498CE1EA7E3840BF4F"/>
-    <w:rsid w:val="008B21D8"/>
-  </w:style>
-  <w:style w:type="paragraph" w:customStyle="1" w:styleId="0E81C664DC5E4AB7A6907EA5609F27F3">
-    <w:name w:val="0E81C664DC5E4AB7A6907EA5609F27F3"/>
-    <w:rsid w:val="008B21D8"/>
-  </w:style>
-  <w:style w:type="paragraph" w:customStyle="1" w:styleId="2BFD4435D22540BAB9FB66C6D3EF0C4C">
-    <w:name w:val="2BFD4435D22540BAB9FB66C6D3EF0C4C"/>
-    <w:rsid w:val="008B21D8"/>
-  </w:style>
-  <w:style w:type="paragraph" w:customStyle="1" w:styleId="E20AD735E0D0402AB2CDCAD16C7B18BD">
-    <w:name w:val="E20AD735E0D0402AB2CDCAD16C7B18BD"/>
-    <w:rsid w:val="008B21D8"/>
-  </w:style>
-  <w:style w:type="paragraph" w:customStyle="1" w:styleId="04539F02020640B99415F5B360E8B830">
-    <w:name w:val="04539F02020640B99415F5B360E8B830"/>
-    <w:rsid w:val="008B21D8"/>
-  </w:style>
-  <w:style w:type="paragraph" w:customStyle="1" w:styleId="1936954C0BE14C62B046BFCA6F1B59D2">
-    <w:name w:val="1936954C0BE14C62B046BFCA6F1B59D2"/>
-    <w:rsid w:val="008B21D8"/>
-  </w:style>
-  <w:style w:type="paragraph" w:customStyle="1" w:styleId="C224402641E94730B0DAFA3BB9BA309F">
-    <w:name w:val="C224402641E94730B0DAFA3BB9BA309F"/>
-    <w:rsid w:val="008B21D8"/>
-  </w:style>
-  <w:style w:type="paragraph" w:customStyle="1" w:styleId="588E02F3DE8B43AE80C1F2292CCB9485">
-    <w:name w:val="588E02F3DE8B43AE80C1F2292CCB9485"/>
-    <w:rsid w:val="008B21D8"/>
-  </w:style>
-  <w:style w:type="paragraph" w:customStyle="1" w:styleId="A0E2AC2425874333AC8F110605409253">
-    <w:name w:val="A0E2AC2425874333AC8F110605409253"/>
-    <w:rsid w:val="008B21D8"/>
-  </w:style>
-  <w:style w:type="paragraph" w:customStyle="1" w:styleId="6B2178C25F20462CB8AC241FB7C8D2BA">
-    <w:name w:val="6B2178C25F20462CB8AC241FB7C8D2BA"/>
-    <w:rsid w:val="008B21D8"/>
-  </w:style>
-  <w:style w:type="paragraph" w:customStyle="1" w:styleId="7F7A4DD7C4A844F09AF63DA90325A39B">
-    <w:name w:val="7F7A4DD7C4A844F09AF63DA90325A39B"/>
-    <w:rsid w:val="008B21D8"/>
-  </w:style>
-  <w:style w:type="paragraph" w:customStyle="1" w:styleId="CF5C07BB93924B7EAAC58C5FB68D7D2B">
-    <w:name w:val="CF5C07BB93924B7EAAC58C5FB68D7D2B"/>
-    <w:rsid w:val="008B21D8"/>
-  </w:style>
-  <w:style w:type="paragraph" w:customStyle="1" w:styleId="F233B61760AA401186765A3AC1C4D901">
-    <w:name w:val="F233B61760AA401186765A3AC1C4D901"/>
-    <w:rsid w:val="008B21D8"/>
-  </w:style>
-  <w:style w:type="paragraph" w:customStyle="1" w:styleId="9726FCDF1B9047AA8E2F2864E177DDD7">
-    <w:name w:val="9726FCDF1B9047AA8E2F2864E177DDD7"/>
-    <w:rsid w:val="008B21D8"/>
-  </w:style>
-  <w:style w:type="paragraph" w:customStyle="1" w:styleId="3979AF476F6D4A7DA5066577B448717F">
-    <w:name w:val="3979AF476F6D4A7DA5066577B448717F"/>
-    <w:rsid w:val="008B21D8"/>
-  </w:style>
-  <w:style w:type="paragraph" w:customStyle="1" w:styleId="229B75FFDA3741D1861B3B2E548710C0">
-    <w:name w:val="229B75FFDA3741D1861B3B2E548710C0"/>
-    <w:rsid w:val="008B21D8"/>
-  </w:style>
-  <w:style w:type="paragraph" w:customStyle="1" w:styleId="685E7FCFAFA846BA8B1656A4731AC9D4">
-    <w:name w:val="685E7FCFAFA846BA8B1656A4731AC9D4"/>
-    <w:rsid w:val="008B21D8"/>
-  </w:style>
-  <w:style w:type="paragraph" w:customStyle="1" w:styleId="EB2A55F60B674EFE95D7DF47CB06089D">
-    <w:name w:val="EB2A55F60B674EFE95D7DF47CB06089D"/>
-    <w:rsid w:val="008B21D8"/>
-  </w:style>
-  <w:style w:type="paragraph" w:customStyle="1" w:styleId="4581D597AC824DC68FF281DFF6F42992">
-    <w:name w:val="4581D597AC824DC68FF281DFF6F42992"/>
-    <w:rsid w:val="008B21D8"/>
-  </w:style>
-  <w:style w:type="paragraph" w:customStyle="1" w:styleId="34BEF7B6DA004A429CDD312925EFFBFB">
-    <w:name w:val="34BEF7B6DA004A429CDD312925EFFBFB"/>
-    <w:rsid w:val="008B21D8"/>
-  </w:style>
-  <w:style w:type="paragraph" w:customStyle="1" w:styleId="DA65C25089E740F79270A2A731977A09">
-    <w:name w:val="DA65C25089E740F79270A2A731977A09"/>
-    <w:rsid w:val="008B21D8"/>
-  </w:style>
-  <w:style w:type="paragraph" w:customStyle="1" w:styleId="2DE388BB69494259B5595181A4DA3520">
-    <w:name w:val="2DE388BB69494259B5595181A4DA3520"/>
-    <w:rsid w:val="008B21D8"/>
-  </w:style>
-  <w:style w:type="paragraph" w:customStyle="1" w:styleId="03B8BD6D9E0E40E79675A77DF8C03F8B">
-    <w:name w:val="03B8BD6D9E0E40E79675A77DF8C03F8B"/>
-    <w:rsid w:val="008B21D8"/>
-  </w:style>
-  <w:style w:type="paragraph" w:customStyle="1" w:styleId="8953A812BC8845868F381816AA6D5DEB">
-    <w:name w:val="8953A812BC8845868F381816AA6D5DEB"/>
-    <w:rsid w:val="008B21D8"/>
-  </w:style>
-  <w:style w:type="paragraph" w:customStyle="1" w:styleId="420DB86A30314322AF36628488BDDC17">
-    <w:name w:val="420DB86A30314322AF36628488BDDC17"/>
-    <w:rsid w:val="008B21D8"/>
-  </w:style>
-  <w:style w:type="paragraph" w:customStyle="1" w:styleId="1CD4B276D4364AA4B5A02AF0FB3FCB20">
-    <w:name w:val="1CD4B276D4364AA4B5A02AF0FB3FCB20"/>
-    <w:rsid w:val="008B21D8"/>
-  </w:style>
-  <w:style w:type="paragraph" w:customStyle="1" w:styleId="937CBE36B2444624BBD4B065377011E0">
-    <w:name w:val="937CBE36B2444624BBD4B065377011E0"/>
-    <w:rsid w:val="008B21D8"/>
-  </w:style>
-  <w:style w:type="paragraph" w:customStyle="1" w:styleId="892FB0638E554802B4B09B2A95578F46">
-    <w:name w:val="892FB0638E554802B4B09B2A95578F46"/>
-    <w:rsid w:val="008B21D8"/>
-  </w:style>
-  <w:style w:type="paragraph" w:customStyle="1" w:styleId="701998A3DAC84BDD80D7E313DF083B6D">
-    <w:name w:val="701998A3DAC84BDD80D7E313DF083B6D"/>
-    <w:rsid w:val="008B21D8"/>
-  </w:style>
-  <w:style w:type="paragraph" w:customStyle="1" w:styleId="3C5AF79E6F90416D96304A2B1706C380">
-    <w:name w:val="3C5AF79E6F90416D96304A2B1706C380"/>
-    <w:rsid w:val="008B21D8"/>
-  </w:style>
-  <w:style w:type="paragraph" w:customStyle="1" w:styleId="18E95D8E1E494825965B26B9011D152F">
-    <w:name w:val="18E95D8E1E494825965B26B9011D152F"/>
-    <w:rsid w:val="008B21D8"/>
-  </w:style>
-  <w:style w:type="paragraph" w:customStyle="1" w:styleId="B81A487F3CFC492592E60447067658F4">
-    <w:name w:val="B81A487F3CFC492592E60447067658F4"/>
-    <w:rsid w:val="008B21D8"/>
-  </w:style>
-  <w:style w:type="paragraph" w:customStyle="1" w:styleId="544E0F0DA7404DB3BCB7C2E800838AC2">
-    <w:name w:val="544E0F0DA7404DB3BCB7C2E800838AC2"/>
-    <w:rsid w:val="008B21D8"/>
-  </w:style>
-  <w:style w:type="paragraph" w:customStyle="1" w:styleId="6EA8A39397B2421BB359D8DAE5C9AD60">
-    <w:name w:val="6EA8A39397B2421BB359D8DAE5C9AD60"/>
-    <w:rsid w:val="008B21D8"/>
-  </w:style>
-  <w:style w:type="paragraph" w:customStyle="1" w:styleId="D0FCF16A17994EFA9C338242CC4B413B">
-    <w:name w:val="D0FCF16A17994EFA9C338242CC4B413B"/>
-    <w:rsid w:val="008B21D8"/>
-  </w:style>
-  <w:style w:type="paragraph" w:customStyle="1" w:styleId="02726B4FD3C745DD9ADDC6FB068E1260">
-    <w:name w:val="02726B4FD3C745DD9ADDC6FB068E1260"/>
-    <w:rsid w:val="008B21D8"/>
-  </w:style>
-  <w:style w:type="paragraph" w:customStyle="1" w:styleId="448615FA7C9C47DFAC511E0D2C22239D">
-    <w:name w:val="448615FA7C9C47DFAC511E0D2C22239D"/>
-    <w:rsid w:val="008B21D8"/>
-  </w:style>
-  <w:style w:type="paragraph" w:customStyle="1" w:styleId="5C2156EAC7194A1696B1C0AE8BF37CC7">
-    <w:name w:val="5C2156EAC7194A1696B1C0AE8BF37CC7"/>
-    <w:rsid w:val="008B21D8"/>
-  </w:style>
-  <w:style w:type="paragraph" w:customStyle="1" w:styleId="09EDF8028BD341A889796CDF4C3D6F45">
-    <w:name w:val="09EDF8028BD341A889796CDF4C3D6F45"/>
-    <w:rsid w:val="008B21D8"/>
+  <w:style w:type="paragraph" w:customStyle="1" w:styleId="A595F4014D764A90933DED0CB685911E">
+    <w:name w:val="A595F4014D764A90933DED0CB685911E"/>
+    <w:rsid w:val="0053739E"/>
   </w:style>
 </w:styles>
 </file>
@@ -3878,6 +3602,13 @@
         </a:gradFill>
       </a:fillStyleLst>
       <a:lnStyleLst>
+        <a:ln w="6350" cap="flat" cmpd="sng" algn="ctr">
+          <a:solidFill>
+            <a:schemeClr val="phClr"/>
+          </a:solidFill>
+          <a:prstDash val="solid"/>
+          <a:miter lim="800000"/>
+        </a:ln>
         <a:ln w="12700" cap="flat" cmpd="sng" algn="ctr">
           <a:solidFill>
             <a:schemeClr val="phClr"/>
@@ -3886,13 +3617,6 @@
           <a:miter lim="800000"/>
         </a:ln>
         <a:ln w="19050" cap="flat" cmpd="sng" algn="ctr">
-          <a:solidFill>
-            <a:schemeClr val="phClr"/>
-          </a:solidFill>
-          <a:prstDash val="solid"/>
-          <a:miter lim="800000"/>
-        </a:ln>
-        <a:ln w="25400" cap="flat" cmpd="sng" algn="ctr">
           <a:solidFill>
             <a:schemeClr val="phClr"/>
           </a:solidFill>
@@ -3957,27 +3681,7 @@
       </a:bgFillStyleLst>
     </a:fmtScheme>
   </a:themeElements>
-  <a:objectDefaults>
-    <a:lnDef>
-      <a:spPr/>
-      <a:bodyPr/>
-      <a:lstStyle/>
-      <a:style>
-        <a:lnRef idx="2">
-          <a:schemeClr val="accent1"/>
-        </a:lnRef>
-        <a:fillRef idx="0">
-          <a:schemeClr val="accent1"/>
-        </a:fillRef>
-        <a:effectRef idx="1">
-          <a:schemeClr val="accent1"/>
-        </a:effectRef>
-        <a:fontRef idx="minor">
-          <a:schemeClr val="tx1"/>
-        </a:fontRef>
-      </a:style>
-    </a:lnDef>
-  </a:objectDefaults>
+  <a:objectDefaults/>
   <a:extraClrSchemeLst/>
   <a:extLst>
     <a:ext uri="{05A4C25C-085E-4340-85A3-A5531E510DB2}">
@@ -3987,43 +3691,6 @@
 </a:theme>
 </file>
 
-<file path=word/webextensions/taskpanes.xml><?xml version="1.0" encoding="utf-8"?>
-<wetp:taskpanes xmlns:wetp="http://schemas.microsoft.com/office/webextensions/taskpanes/2010/11">
-  <wetp:taskpane dockstate="right" visibility="0" width="350" row="1">
-    <wetp:webextensionref xmlns:r="http://schemas.openxmlformats.org/officeDocument/2006/relationships" r:id="rId1"/>
-  </wetp:taskpane>
-  <wetp:taskpane dockstate="right" visibility="0" width="350" row="2">
-    <wetp:webextensionref xmlns:r="http://schemas.openxmlformats.org/officeDocument/2006/relationships" r:id="rId2"/>
-  </wetp:taskpane>
-</wetp:taskpanes>
-</file>
-
-<file path=word/webextensions/webextension1.xml><?xml version="1.0" encoding="utf-8"?>
-<we:webextension xmlns:we="http://schemas.microsoft.com/office/webextensions/webextension/2010/11" id="{BC29BFBF-9A2F-4A63-B4A9-9284A425DB80}">
-  <we:reference id="WA200009156" version="1.0.0.7" store="Omex" storeType="OMEX"/>
-  <we:alternateReferences>
-    <we:reference id="WA200009156" version="1.0.0.7" store="WA200009156" storeType="OMEX"/>
-  </we:alternateReferences>
-  <we:properties/>
-  <we:bindings/>
-  <we:snapshot xmlns:r="http://schemas.openxmlformats.org/officeDocument/2006/relationships"/>
-</we:webextension>
-</file>
-
-<file path=word/webextensions/webextension2.xml><?xml version="1.0" encoding="utf-8"?>
-<we:webextension xmlns:we="http://schemas.microsoft.com/office/webextensions/webextension/2010/11" id="{5EF5EF83-351A-40F7-858F-386528CC58AF}">
-  <we:reference id="WA200010453" version="1.0.0.1" store="Omex" storeType="OMEX"/>
-  <we:alternateReferences>
-    <we:reference id="WA200010453" version="1.0.0.1" store="WA200010453" storeType="OMEX"/>
-  </we:alternateReferences>
-  <we:properties>
-    <we:property name="claude.fileId" value="&quot;27bdef1a-5e6b-4c0a-8039-f7d82668a5ef&quot;"/>
-  </we:properties>
-  <we:bindings/>
-  <we:snapshot xmlns:r="http://schemas.openxmlformats.org/officeDocument/2006/relationships"/>
-</we:webextension>
-</file>
-
 <file path=customXml/item1.xml>��< ? x m l   v e r s i o n = " 1 . 0 "   e n c o d i n g = " u t f - 1 6 " ? > < N a v W o r d R e p o r t X m l P a r t   x m l n s = " u r n : m i c r o s o f t - d y n a m i c s - b u s i n e s s c e n t r a l / i n t e r n a l / e x t e n d e d / r e p o r t s / C a p a c i t y _ T a s k _ L i s t / 9 9 0 0 0 7 8 0 / " >   
      < B C R e p o r t I n f o r m a t i o n > @@ -4088,6 +3755,84 @@
  
          < / R e p o r t R e q u e s t >   
+         < C o m p a n y M e t a d a t a > + 
+             < C o m p a n y N a m e > C o m p a n y   N a m e < / C o m p a n y N a m e > + 
+             < C o m p a n y D i s p l a y N a m e > C o m p a n y   D i s p l a y   N a m e < / C o m p a n y D i s p l a y N a m e > + 
+             < C o m p a n y A d d r e s s L i n e s > + 
+                 < C o m p a n y A d d r e s s L i n e > C o m p a n y   A d d r e s s   L i n e   1 < / C o m p a n y A d d r e s s L i n e > + 
+                 < C o m p a n y A d d r e s s L i n e > C o m p a n y   A d d r e s s   L i n e   2 < / C o m p a n y A d d r e s s L i n e > + 
+                 < C o m p a n y A d d r e s s L i n e > C o m p a n y   A d d r e s s   L i n e   3 < / C o m p a n y A d d r e s s L i n e > + 
+                 < C o m p a n y A d d r e s s L i n e > C o m p a n y   A d d r e s s   L i n e   4 < / C o m p a n y A d d r e s s L i n e > + 
+                 < C o m p a n y A d d r e s s L i n e > C o m p a n y   A d d r e s s   L i n e   5 < / C o m p a n y A d d r e s s L i n e > + 
+                 < C o m p a n y A d d r e s s L i n e > C o m p a n y   A d d r e s s   L i n e   6 < / C o m p a n y A d d r e s s L i n e > + 
+                 < C o m p a n y A d d r e s s L i n e > C o m p a n y   A d d r e s s   L i n e   7 < / C o m p a n y A d d r e s s L i n e > + 
+                 < C o m p a n y A d d r e s s L i n e > C o m p a n y   A d d r e s s   L i n e   8 < / C o m p a n y A d d r e s s L i n e > + 
+             < / C o m p a n y A d d r e s s L i n e s > + 
+             < C o m p a n y P h o n e > C o m p a n y   P h o n e < / C o m p a n y P h o n e > + 
+             < C o m p a n y P h o n e C a p t i o n > C o m p a n y   P h o n e   C a p t i o n < / C o m p a n y P h o n e C a p t i o n > + 
+             < C o m p a n y F a x N o > C o m p a n y   F a x   N o . < / C o m p a n y F a x N o > + 
+             < C o m p a n y F a x N o C a p t i o n > C o m p a n y   F a x   N o .   C a p t i o n < / C o m p a n y F a x N o C a p t i o n > + 
+             < C o m p a n y E m a i l > C o m p a n y   E m a i l < / C o m p a n y E m a i l > + 
+             < C o m p a n y E m a i l C a p t i o n > C o m p a n y   E m a i l   C a p t i o n < / C o m p a n y E m a i l C a p t i o n > + 
+             < C o m p a n y H o m e P a g e > C o m p a n y   H o m e   P a g e < / C o m p a n y H o m e P a g e > + 
+             < C o m p a n y H o m e P a g e C a p t i o n > C o m p a n y   H o m e   P a g e   C a p t i o n < / C o m p a n y H o m e P a g e C a p t i o n > + 
+             < C o m p a n y L o g o > C o m p a n y   L o g o < / C o m p a n y L o g o > + 
+             < C o m p a n y V A T R e g i s t r a t i o n N o > C o m p a n y   V A T   R e g i s t r a t i o n   N o . < / C o m p a n y V A T R e g i s t r a t i o n N o > + 
+             < C o m p a n y V A T R e g i s t r a t i o n N o C a p t i o n > C o m p a n y   V A T   R e g i s t r a t i o n   N o .   C a p t i o n < / C o m p a n y V A T R e g i s t r a t i o n N o C a p t i o n > + 
+             < C o m p a n y R e g i s t r a t i o n N o > C o m p a n y   R e g i s t r a t i o n   N o . < / C o m p a n y R e g i s t r a t i o n N o > + 
+             < C o m p a n y R e g i s t r a t i o n N o C a p t i o n > C o m p a n y   R e g i s t r a t i o n   N o .   C a p t i o n < / C o m p a n y R e g i s t r a t i o n N o C a p t i o n > + 
+             < C o m p a n y B a n k N a m e > C o m p a n y   B a n k   N a m e < / C o m p a n y B a n k N a m e > + 
+             < C o m p a n y B a n k N a m e C a p t i o n > C o m p a n y   B a n k   N a m e   C a p t i o n < / C o m p a n y B a n k N a m e C a p t i o n > + 
+             < C o m p a n y B a n k A c c o u n t N o > C o m p a n y   B a n k   A c c o u n t   N o . < / C o m p a n y B a n k A c c o u n t N o > + 
+             < C o m p a n y B a n k A c c o u n t N o C a p t i o n > C o m p a n y   B a n k   A c c o u n t   N o .   C a p t i o n < / C o m p a n y B a n k A c c o u n t N o C a p t i o n > + 
+             < C o m p a n y B a n k B r a n c h N o > C o m p a n y   B a n k   B r a n c h   N o . < / C o m p a n y B a n k B r a n c h N o > + 
+             < C o m p a n y B a n k B r a n c h N o C a p t i o n > C o m p a n y   B a n k   B r a n c h   N o .   C a p t i o n < / C o m p a n y B a n k B r a n c h N o C a p t i o n > + 
+             < C o m p a n y I B A N > C o m p a n y   I B A N < / C o m p a n y I B A N > + 
+             < C o m p a n y I B A N C a p t i o n > C o m p a n y   I B A N   C a p t i o n < / C o m p a n y I B A N C a p t i o n > + 
+             < C o m p a n y B a n k S W I F T > C o m p a n y   B a n k   S W I F T < / C o m p a n y B a n k S W I F T > + 
+             < C o m p a n y B a n k S W I F T C a p t i o n > C o m p a n y   B a n k   S W I F T   C a p t i o n < / C o m p a n y B a n k S W I F T C a p t i o n > + 
+             < C o m p a n y G i r o N o > C o m p a n y   G i r o   N o . < / C o m p a n y G i r o N o > + 
+             < C o m p a n y G i r o N o C a p t i o n > C o m p a n y   G i r o   N o .   C a p t i o n < / C o m p a n y G i r o N o C a p t i o n > + 
+         < / C o m p a n y M e t a d a t a > + 
      < / B C R e p o r t I n f o r m a t i o n >   
      < L a b e l s > @@ -4156,23 +3901,85 @@
  
      < / L a b e l s >   
-     < T o o l t i p s / > - 
-     < P r o d _ O r d e r _ R o u t i n g _ L i n e _ G r o u p   E l e m e n t T y p e = " D a t a I t e m "   E l e m e n t I d = " 1 8 3 2 0 2 2 6 5 5 " > +     < T o o l t i p s > + 
+         < T o o l t i p   c o l u m n = " T y p e "   E l e m e n t I d = " 2 6 9 3 5 3 4 4 3 " > + 
+             < T o o l t i p T e x t   l a n g = " e n - U S " > S p e c i f i e s   t h e   t y p e   o f   o p e r a t i o n . < / T o o l t i p T e x t > + 
+         < / T o o l t i p > + 
+         < T o o l t i p   c o l u m n = " N o "   E l e m e n t I d = " 1 1 9 8 2 6 8 3 4 0 " > + 
+             < T o o l t i p T e x t   l a n g = " e n - U S " > S p e c i f i e s   t h e   n u m b e r   o f   t h e   i n v o l v e d   e n t r y   o r   r e c o r d ,   a c c o r d i n g   t o   t h e   s p e c i f i e d   n u m b e r   s e r i e s . < / T o o l t i p T e x t > + 
+         < / T o o l t i p > + 
+         < T o o l t i p   c o l u m n = " T y p e _ P r o d O r d e r R t n g L i n e "   E l e m e n t I d = " 1 1 2 4 1 0 9 7 8 0 " > + 
+             < T o o l t i p T e x t   l a n g = " e n - U S " > S p e c i f i e s   t h e   t y p e   o f   o p e r a t i o n . < / T o o l t i p T e x t > + 
+         < / T o o l t i p > + 
+         < T o o l t i p   c o l u m n = " N o _ P r o d O r d e r R t n g L i n e "   E l e m e n t I d = " 6 7 1 8 0 8 0 7 7 " > + 
+             < T o o l t i p T e x t   l a n g = " e n - U S " > S p e c i f i e s   t h e   n u m b e r   o f   t h e   i n v o l v e d   e n t r y   o r   r e c o r d ,   a c c o r d i n g   t o   t h e   s p e c i f i e d   n u m b e r   s e r i e s . < / T o o l t i p T e x t > + 
+         < / T o o l t i p > + 
+         < T o o l t i p   c o l u m n = " P O N o _ P r o d O r d e r R t n g L i n e "   E l e m e n t I d = " 1 1 4 7 1 7 2 2 6 " > + 
+             < T o o l t i p T e x t   l a n g = " e n - U S " > S p e c i f i e s   t h e   n u m b e r   o f   t h e   r e l a t e d   p r o d u c t i o n   o r d e r . < / T o o l t i p T e x t > + 
+         < / T o o l t i p > + 
+         < T o o l t i p   c o l u m n = " R t n g N o _ P r o d O r d e r R t n g L i n e "   E l e m e n t I d = " 6 4 3 4 7 0 1 0 6 " > + 
+             < T o o l t i p T e x t   l a n g = " e n - U S " > S p e c i f i e s   t h e   r o u t i n g   n u m b e r . < / T o o l t i p T e x t > + 
+         < / T o o l t i p > + 
+         < T o o l t i p   c o l u m n = " O P N o _ P r o d O r d e r R t n g L i n e "   E l e m e n t I d = " 7 6 2 2 0 7 6 6 6 " > + 
+             < T o o l t i p T e x t   l a n g = " e n - U S " > S p e c i f i e s   t h e   o p e r a t i o n   n u m b e r . < / T o o l t i p T e x t > + 
+         < / T o o l t i p > + 
+         < T o o l t i p   c o l u m n = " D e s c _ P r o d O r d e r R t n g L i n e "   E l e m e n t I d = " 8 4 4 3 5 5 6 1 1 " > + 
+             < T o o l t i p T e x t   l a n g = " e n - U S " > S p e c i f i e s   t h e   d e s c r i p t i o n   o f   t h e   o p e r a t i o n . < / T o o l t i p T e x t > + 
+         < / T o o l t i p > + 
+         < T o o l t i p   c o l u m n = " I t e m N o "   E l e m e n t I d = " 1 8 1 4 6 8 1 6 3 1 " > + 
+             < T o o l t i p T e x t   l a n g = " e n - U S " > S p e c i f i e s   t h e   n u m b e r   o f   t h e   i t e m   t h a t   i s   t o   b e   p r o d u c e d . < / T o o l t i p T e x t > + 
+         < / T o o l t i p > + 
+         < T o o l t i p   c o l u m n = " D e s c r i p t i o n "   E l e m e n t I d = " 1 3 1 4 3 5 1 3 0 7 " > + 
+             < T o o l t i p T e x t   l a n g = " e n - U S " > S p e c i f i e s   t h e   v a l u e   o f   t h e   D e s c r i p t i o n   f i e l d   o n   t h e   i t e m   c a r d .   I f   y o u   e n t e r   a   v a r i a n t   c o d e ,   t h e   v a r i a n t   d e s c r i p t i o n   i s   c o p i e d   t o   t h i s   f i e l d   i n s t e a d . < / T o o l t i p T e x t > + 
+         < / T o o l t i p > + 
+     < / T o o l t i p s > + 
+     < P r o d _ O r d e r _ R o u t i n g _ L i n e _ G r o u p   E l e m e n t T y p e = " D a t a I t e m "   E l e m e n t I d = " 1 6 1 3 9 4 8 4 1 " >   
          < N o   E l e m e n t T y p e = " C o l u m n "   E l e m e n t I d = " 1 1 9 8 2 6 8 3 4 0 "   D a t a T y p e = " C o d e " > N o < / N o >   
-         < T y p e   E l e m e n t T y p e = " C o l u m n "   E l e m e n t I d = " 2 6 9 3 5 3 4 4 3 "   D a t a T y p e = " O p t i o n " > T y p e < / T y p e > - 
-         < P r o d _ O r d e r _ R o u t i n g _ L i n e   E l e m e n t T y p e = " D a t a I t e m "   E l e m e n t I d = " 1 3 4 3 9 0 1 6 3 4 " > +         < T y p e   E l e m e n t T y p e = " C o l u m n "   E l e m e n t I d = " 2 6 9 3 5 3 4 4 3 "   D a t a T y p e = " E n u m " > T y p e < / T y p e > + 
+         < P r o d _ O r d e r _ R o u t i n g _ L i n e   E l e m e n t T y p e = " D a t a I t e m "   E l e m e n t I d = " 9 4 8 4 0 6 1 1 9 " >   
              < C a p a c i t y N a m e   E l e m e n t T y p e = " C o l u m n "   E l e m e n t I d = " 5 8 0 9 5 8 8 5 8 "   D a t a T y p e = " T e x t " > C a p a c i t y N a m e < / C a p a c i t y N a m e >   
-             < C a p a c i t y T a s k L i s t C a p t   E l e m e n t T y p e = " C o l u m n "   E l e m e n t I d = " 9 9 4 1 0 7 8 6 4 "   D a t a T y p e = " T e x t C o n s t " > C a p a c i t y T a s k L i s t C a p t < / C a p a c i t y T a s k L i s t C a p t > +             < C a p a c i t y T a s k L i s t C a p t   E l e m e n t T y p e = " C o l u m n "   E l e m e n t I d = " 9 9 4 1 0 7 8 6 4 "   D a t a T y p e = " L a b e l " > C a p a c i t y T a s k L i s t C a p t < / C a p a c i t y T a s k L i s t C a p t >   
              < C o m p a n y N a m e   E l e m e n t T y p e = " C o l u m n "   E l e m e n t I d = " 1 5 9 5 4 7 7 3 9 5 "   D a t a T y p e = " S t r i n g " > C o m p a n y N a m e < / C o m p a n y N a m e >   
-             < C u r r R e p o r t P a g e N o C a p t   E l e m e n t T y p e = " C o l u m n "   E l e m e n t I d = " 6 8 6 2 9 9 2 1 "   D a t a T y p e = " T e x t C o n s t " > C u r r R e p o r t P a g e N o C a p t < / C u r r R e p o r t P a g e N o C a p t > +             < C u r r R e p o r t P a g e N o C a p t   E l e m e n t T y p e = " C o l u m n "   E l e m e n t I d = " 6 8 6 2 9 9 2 1 "   D a t a T y p e = " L a b e l " > C u r r R e p o r t P a g e N o C a p t < / C u r r R e p o r t P a g e N o C a p t >   
              < D e s c _ P r o d O r d e r R t n g L i n e   E l e m e n t T y p e = " C o l u m n "   E l e m e n t I d = " 8 4 4 3 5 5 6 1 1 "   D a t a T y p e = " T e x t " > D e s c _ P r o d O r d e r R t n g L i n e < / D e s c _ P r o d O r d e r R t n g L i n e >   
@@ -4196,13 +4003,13 @@
  
              < P r o d O r d e r R t n g L i n e F i l t e r   E l e m e n t T y p e = " C o l u m n "   E l e m e n t I d = " 6 3 7 2 4 6 4 5 "   D a t a T y p e = " T e x t " > P r o d O r d e r R t n g L i n e F i l t e r < / P r o d O r d e r R t n g L i n e F i l t e r >   
-             < P r o d O r d e r R t n g L n E n d D t C a p t   E l e m e n t T y p e = " C o l u m n "   E l e m e n t I d = " 7 7 0 9 5 7 9 8 2 "   D a t a T y p e = " T e x t C o n s t " > P r o d O r d e r R t n g L n E n d D t C a p t < / P r o d O r d e r R t n g L n E n d D t C a p t > - 
-             < P r o d O r d e r R t n g L n E n d T i m e C a p t   E l e m e n t T y p e = " C o l u m n "   E l e m e n t I d = " 1 7 8 5 2 1 4 1 2 3 "   D a t a T y p e = " T e x t C o n s t " > P r o d O r d e r R t n g L n E n d T i m e C a p t < / P r o d O r d e r R t n g L n E n d T i m e C a p t > - 
-             < P r o d O r d e r R t n g L n S t r t D t C a p t   E l e m e n t T y p e = " C o l u m n "   E l e m e n t I d = " 5 9 6 5 7 1 0 4 "   D a t a T y p e = " T e x t C o n s t " > P r o d O r d e r R t n g L n S t r t D t C a p t < / P r o d O r d e r R t n g L n S t r t D t C a p t > - 
-             < P r o d O r d e r R t n g L n S t r t T i m e C a p t   E l e m e n t T y p e = " C o l u m n "   E l e m e n t I d = " 9 4 3 0 4 5 6 6 9 "   D a t a T y p e = " T e x t C o n s t " > P r o d O r d e r R t n g L n S t r t T i m e C a p t < / P r o d O r d e r R t n g L n S t r t T i m e C a p t > +             < P r o d O r d e r R t n g L n E n d D t C a p t   E l e m e n t T y p e = " C o l u m n "   E l e m e n t I d = " 7 7 0 9 5 7 9 8 2 "   D a t a T y p e = " L a b e l " > P r o d O r d e r R t n g L n E n d D t C a p t < / P r o d O r d e r R t n g L n E n d D t C a p t > + 
+             < P r o d O r d e r R t n g L n E n d T i m e C a p t   E l e m e n t T y p e = " C o l u m n "   E l e m e n t I d = " 1 7 8 5 2 1 4 1 2 3 "   D a t a T y p e = " L a b e l " > P r o d O r d e r R t n g L n E n d T i m e C a p t < / P r o d O r d e r R t n g L n E n d T i m e C a p t > + 
+             < P r o d O r d e r R t n g L n S t r t D t C a p t   E l e m e n t T y p e = " C o l u m n "   E l e m e n t I d = " 5 9 6 5 7 1 0 4 "   D a t a T y p e = " L a b e l " > P r o d O r d e r R t n g L n S t r t D t C a p t < / P r o d O r d e r R t n g L n S t r t D t C a p t > + 
+             < P r o d O r d e r R t n g L n S t r t T i m e C a p t   E l e m e n t T y p e = " C o l u m n "   E l e m e n t I d = " 9 4 3 0 4 5 6 6 9 "   D a t a T y p e = " L a b e l " > P r o d O r d e r R t n g L n S t r t T i m e C a p t < / P r o d O r d e r R t n g L n S t r t T i m e C a p t >   
              < R t n g N o _ P r o d O r d e r R t n g L i n e   E l e m e n t T y p e = " C o l u m n "   E l e m e n t I d = " 6 4 3 4 7 0 1 0 6 "   D a t a T y p e = " C o d e " > R t n g N o _ P r o d O r d e r R t n g L i n e < / R t n g N o _ P r o d O r d e r R t n g L i n e >   
@@ -4214,11 +4021,11 @@
  
              < T o d a y F o r m a t t e d   E l e m e n t T y p e = " C o l u m n "   E l e m e n t I d = " 2 7 0 4 5 1 4 0 "   D a t a T y p e = " S t r i n g " > T o d a y F o r m a t t e d < / T o d a y F o r m a t t e d >   
-             < T y p e _ P r o d O r d e r R t n g L i n e   E l e m e n t T y p e = " C o l u m n "   E l e m e n t I d = " 1 1 2 4 1 0 9 7 8 0 "   D a t a T y p e = " O p t i o n " > T y p e _ P r o d O r d e r R t n g L i n e < / T y p e _ P r o d O r d e r R t n g L i n e > +             < T y p e _ P r o d O r d e r R t n g L i n e   E l e m e n t T y p e = " C o l u m n "   E l e m e n t I d = " 1 1 2 4 1 0 9 7 8 0 "   D a t a T y p e = " E n u m " > T y p e _ P r o d O r d e r R t n g L i n e < / T y p e _ P r o d O r d e r R t n g L i n e >   
              < U n i t o f M e a s u r e C o d e   E l e m e n t T y p e = " C o l u m n "   E l e m e n t I d = " 1 2 9 8 7 5 0 1 6 1 "   D a t a T y p e = " C o d e " > U n i t o f M e a s u r e C o d e < / U n i t o f M e a s u r e C o d e >   
-             < P r o d _ O r d e r _ L i n e   E l e m e n t T y p e = " D a t a I t e m "   E l e m e n t I d = " 2 0 7 1 4 4 4 8 2 6 " > +             < P r o d _ O r d e r _ L i n e   E l e m e n t T y p e = " D a t a I t e m "   E l e m e n t I d = " 3 4 3 3 1 8 6 8 " >   
                  < D e s c r i p t i o n   E l e m e n t T y p e = " C o l u m n "   E l e m e n t I d = " 1 3 1 4 3 5 1 3 0 7 "   D a t a T y p e = " T e x t " > D e s c r i p t i o n < / D e s c r i p t i o n >   
@@ -4233,7 +4040,9 @@
  < / N a v W o r d R e p o r t X m l P a r t > 
 </file>
 
-<file path=customXml/item2.xml>��< ? x m l   v e r s i o n = " 1 . 0 "   e n c o d i n g = " u t f - 1 6 " ? > < N a v W o r d R e p o r t X m l P a r t   x m l n s = " u r n : m i c r o s o f t - d y n a m i c s - n a v / r e p o r t s / C a p a c i t y _ T a s k _ L i s t / 9 9 0 0 0 7 8 0 / " > +<file path=customXml/item2.xml>��< ? x m l   v e r s i o n = " 1 . 0 "   e n c o d i n g = " u t f - 1 6 " ? > + 
+ < N a v W o r d R e p o r t X m l P a r t   x m l n s = " u r n : m i c r o s o f t - d y n a m i c s - n a v / r e p o r t s / C a p a c i t y _ T a s k _ L i s t / 9 9 0 0 0 7 8 0 / " >   
      < B C R e p o r t I n f o r m a t i o n >   
@@ -4297,6 +4106,84 @@
  
          < / R e p o r t R e q u e s t >   
+         < C o m p a n y M e t a d a t a > + 
+             < C o m p a n y N a m e > C o m p a n y   N a m e < / C o m p a n y N a m e > + 
+             < C o m p a n y D i s p l a y N a m e > C o m p a n y   D i s p l a y   N a m e < / C o m p a n y D i s p l a y N a m e > + 
+             < C o m p a n y A d d r e s s L i n e s > + 
+                 < C o m p a n y A d d r e s s L i n e > C o m p a n y   A d d r e s s   L i n e   1 < / C o m p a n y A d d r e s s L i n e > + 
+                 < C o m p a n y A d d r e s s L i n e > C o m p a n y   A d d r e s s   L i n e   2 < / C o m p a n y A d d r e s s L i n e > + 
+                 < C o m p a n y A d d r e s s L i n e > C o m p a n y   A d d r e s s   L i n e   3 < / C o m p a n y A d d r e s s L i n e > + 
+                 < C o m p a n y A d d r e s s L i n e > C o m p a n y   A d d r e s s   L i n e   4 < / C o m p a n y A d d r e s s L i n e > + 
+                 < C o m p a n y A d d r e s s L i n e > C o m p a n y   A d d r e s s   L i n e   5 < / C o m p a n y A d d r e s s L i n e > + 
+                 < C o m p a n y A d d r e s s L i n e > C o m p a n y   A d d r e s s   L i n e   6 < / C o m p a n y A d d r e s s L i n e > + 
+                 < C o m p a n y A d d r e s s L i n e > C o m p a n y   A d d r e s s   L i n e   7 < / C o m p a n y A d d r e s s L i n e > + 
+                 < C o m p a n y A d d r e s s L i n e > C o m p a n y   A d d r e s s   L i n e   8 < / C o m p a n y A d d r e s s L i n e > + 
+             < / C o m p a n y A d d r e s s L i n e s > + 
+             < C o m p a n y P h o n e > C o m p a n y   P h o n e < / C o m p a n y P h o n e > + 
+             < C o m p a n y P h o n e C a p t i o n > C o m p a n y   P h o n e   C a p t i o n < / C o m p a n y P h o n e C a p t i o n > + 
+             < C o m p a n y F a x N o > C o m p a n y   F a x   N o . < / C o m p a n y F a x N o > + 
+             < C o m p a n y F a x N o C a p t i o n > C o m p a n y   F a x   N o .   C a p t i o n < / C o m p a n y F a x N o C a p t i o n > + 
+             < C o m p a n y E m a i l > C o m p a n y   E m a i l < / C o m p a n y E m a i l > + 
+             < C o m p a n y E m a i l C a p t i o n > C o m p a n y   E m a i l   C a p t i o n < / C o m p a n y E m a i l C a p t i o n > + 
+             < C o m p a n y H o m e P a g e > C o m p a n y   H o m e   P a g e < / C o m p a n y H o m e P a g e > + 
+             < C o m p a n y H o m e P a g e C a p t i o n > C o m p a n y   H o m e   P a g e   C a p t i o n < / C o m p a n y H o m e P a g e C a p t i o n > + 
+             < C o m p a n y L o g o > C o m p a n y   L o g o < / C o m p a n y L o g o > + 
+             < C o m p a n y V A T R e g i s t r a t i o n N o > C o m p a n y   V A T   R e g i s t r a t i o n   N o . < / C o m p a n y V A T R e g i s t r a t i o n N o > + 
+             < C o m p a n y V A T R e g i s t r a t i o n N o C a p t i o n > C o m p a n y   V A T   R e g i s t r a t i o n   N o .   C a p t i o n < / C o m p a n y V A T R e g i s t r a t i o n N o C a p t i o n > + 
+             < C o m p a n y R e g i s t r a t i o n N o > C o m p a n y   R e g i s t r a t i o n   N o . < / C o m p a n y R e g i s t r a t i o n N o > + 
+             < C o m p a n y R e g i s t r a t i o n N o C a p t i o n > C o m p a n y   R e g i s t r a t i o n   N o .   C a p t i o n < / C o m p a n y R e g i s t r a t i o n N o C a p t i o n > + 
+             < C o m p a n y B a n k N a m e > C o m p a n y   B a n k   N a m e < / C o m p a n y B a n k N a m e > + 
+             < C o m p a n y B a n k N a m e C a p t i o n > C o m p a n y   B a n k   N a m e   C a p t i o n < / C o m p a n y B a n k N a m e C a p t i o n > + 
+             < C o m p a n y B a n k A c c o u n t N o > C o m p a n y   B a n k   A c c o u n t   N o . < / C o m p a n y B a n k A c c o u n t N o > + 
+             < C o m p a n y B a n k A c c o u n t N o C a p t i o n > C o m p a n y   B a n k   A c c o u n t   N o .   C a p t i o n < / C o m p a n y B a n k A c c o u n t N o C a p t i o n > + 
+             < C o m p a n y B a n k B r a n c h N o > C o m p a n y   B a n k   B r a n c h   N o . < / C o m p a n y B a n k B r a n c h N o > + 
+             < C o m p a n y B a n k B r a n c h N o C a p t i o n > C o m p a n y   B a n k   B r a n c h   N o .   C a p t i o n < / C o m p a n y B a n k B r a n c h N o C a p t i o n > + 
+             < C o m p a n y I B A N > C o m p a n y   I B A N < / C o m p a n y I B A N > + 
+             < C o m p a n y I B A N C a p t i o n > C o m p a n y   I B A N   C a p t i o n < / C o m p a n y I B A N C a p t i o n > + 
+             < C o m p a n y B a n k S W I F T > C o m p a n y   B a n k   S W I F T < / C o m p a n y B a n k S W I F T > + 
+             < C o m p a n y B a n k S W I F T C a p t i o n > C o m p a n y   B a n k   S W I F T   C a p t i o n < / C o m p a n y B a n k S W I F T C a p t i o n > + 
+             < C o m p a n y G i r o N o > C o m p a n y   G i r o   N o . < / C o m p a n y G i r o N o > + 
+             < C o m p a n y G i r o N o C a p t i o n > C o m p a n y   G i r o   N o .   C a p t i o n < / C o m p a n y G i r o N o C a p t i o n > + 
+         < / C o m p a n y M e t a d a t a > + 
      < / B C R e p o r t I n f o r m a t i o n >   
      < L a b e l s > @@ -4367,31 +4254,13 @@
  
      < P r o d _ O r d e r _ R o u t i n g _ L i n e _ G r o u p >   
-         < N o > & l t ; ? x m l   v e r s i o n = " 1 . 0 "   s t a n d a l o n e = " y e s " ? & g t ; - 
- & l t ; ? m s o - a p p l i c a t i o n   p r o g i d = " W o r d . D o c u m e n t " ? & g t ; - 
- & l t ; p k g : p a c k a g e   x m l n s : p k g = " h t t p : / / s c h e m a s . m i c r o s o f t . c o m / o f f i c e / 2 0 0 6 / x m l P a c k a g e " & g t ; & l t ; p k g : p a r t   p k g : n a m e = " / _ r e l s / . r e l s "   p k g : c o n t e n t T y p e = " a p p l i c a t i o n / v n d . o p e n x m l f o r m a t s - p a c k a g e . r e l a t i o n s h i p s + x m l "   p k g : p a d d i n g = " 5 1 2 " & g t ; & l t ; p k g : x m l D a t a & g t ; & l t ; R e l a t i o n s h i p s   x m l n s = " h t t p : / / s c h e m a s . o p e n x m l f o r m a t s . o r g / p a c k a g e / 2 0 0 6 / r e l a t i o n s h i p s " & g t ; & l t ; R e l a t i o n s h i p   I d = " r I d 1 "   T y p e = " h t t p : / / s c h e m a s . o p e n x m l f o r m a t s . o r g / o f f i c e D o c u m e n t / 2 0 0 6 / r e l a t i o n s h i p s / o f f i c e D o c u m e n t "   T a r g e t = " w o r d / d o c u m e n t . x m l " / & g t ; & l t ; / R e l a t i o n s h i p s & g t ; & l t ; / p k g : x m l D a t a & g t ; & l t ; / p k g : p a r t & g t ; & l t ; p k g : p a r t   p k g : n a m e = " / w o r d / d o c u m e n t . x m l "   p k g : c o n t e n t T y p e = " a p p l i c a t i o n / v n d . o p e n x m l f o r m a t s - o f f i c e d o c u m e n t . w o r d p r o c e s s i n g m l . d o c u m e n t . m a i n + x m l " & g t ; & l t ; p k g : x m l D a t a & g t ; & l t ; w : d o c u m e n t   x m l n s : w p c = " h t t p : / / s c h e m a s . m i c r o s o f t . c o m / o f f i c e / w o r d / 2 0 1 0 / w o r d p r o c e s s i n g C a n v a s "   x m l n s : c x = " h t t p : / / s c h e m a s . m i c r o s o f t . c o m / o f f i c e / d r a w i n g / 2 0 1 4 / c h a r t e x "   x m l n s : c x 1 = " h t t p : / / s c h e m a s . m i c r o s o f t . c o m / o f f i c e / d r a w i n g / 2 0 1 5 / 9 / 8 / c h a r t e x "   x m l n s : c x 2 = " h t t p : / / s c h e m a s . m i c r o s o f t . c o m / o f f i c e / d r a w i n g / 2 0 1 5 / 1 0 / 2 1 / c h a r t e x "   x m l n s : c x 3 = " h t t p : / / s c h e m a s . m i c r o s o f t . c o m / o f f i c e / d r a w i n g / 2 0 1 6 / 5 / 9 / c h a r t e x "   x m l n s : c x 4 = " h t t p : / / s c h e m a s . m i c r o s o f t . c o m / o f f i c e / d r a w i n g / 2 0 1 6 / 5 / 1 0 / c h a r t e x "   x m l n s : c x 5 = " h t t p : / / s c h e m a s . m i c r o s o f t . c o m / o f f i c e / d r a w i n g / 2 0 1 6 / 5 / 1 1 / c h a r t e x "   x m l n s : c x 6 = " h t t p : / / s c h e m a s . m i c r o s o f t . c o m / o f f i c e / d r a w i n g / 2 0 1 6 / 5 / 1 2 / c h a r t e x "   x m l n s : c x 7 = " h t t p : / / s c h e m a s . m i c r o s o f t . c o m / o f f i c e / d r a w i n g / 2 0 1 6 / 5 / 1 3 / c h a r t e x "   x m l n s : c x 8 = " h t t p : / / s c h e m a s . m i c r o s o f t . c o m / o f f i c e / d r a w i n g / 2 0 1 6 / 5 / 1 4 / c h a r t e x "   x m l n s : m c = " h t t p : / / s c h e m a s . o p e n x m l f o r m a t s . o r g / m a r k u p - c o m p a t i b i l i t y / 2 0 0 6 "   x m l n s : a i n k = " h t t p : / / s c h e m a s . m i c r o s o f t . c o m / o f f i c e / d r a w i n g / 2 0 1 6 / i n k "   x m l n s : a m 3 d = " h t t p : / / s c h e m a s . m i c r o s o f t . c o m / o f f i c e / d r a w i n g / 2 0 1 7 / m o d e l 3 d "   x m l n s : o = " u r n : s c h e m a s - m i c r o s o f t - c o m : o f f i c e : o f f i c e "   x m l n s : o e l = " h t t p : / / s c h e m a s . m i c r o s o f t . c o m / o f f i c e / 2 0 1 9 / e x t l s t "   x m l n s : r = " h t t p : / / s c h e m a s . o p e n x m l f o r m a t s . o r g / o f f i c e D o c u m e n t / 2 0 0 6 / r e l a t i o n s h i p s "   x m l n s : m = " h t t p : / / s c h e m a s . o p e n x m l f o r m a t s . o r g / o f f i c e D o c u m e n t / 2 0 0 6 / m a t h "   x m l n s : v = " u r n : s c h e m a s - m i c r o s o f t - c o m : v m l "   x m l n s : w p 1 4 = " h t t p : / / s c h e m a s . m i c r o s o f t . c o m / o f f i c e / w o r d / 2 0 1 0 / w o r d p r o c e s s i n g D r a w i n g "   x m l n s : w p = " h t t p : / / s c h e m a s . o p e n x m l f o r m a t s . o r g / d r a w i n g m l / 2 0 0 6 / w o r d p r o c e s s i n g D r a w i n g "   x m l n s : w 1 0 = " u r n : s c h e m a s - m i c r o s o f t - c o m : o f f i c e : w o r d "   x m l n s : w = " h t t p : / / s c h e m a s . o p e n x m l f o r m a t s . o r g / w o r d p r o c e s s i n g m l / 2 0 0 6 / m a i n "   x m l n s : w 1 4 = " h t t p : / / s c h e m a s . m i c r o s o f t . c o m / o f f i c e / w o r d / 2 0 1 0 / w o r d m l "   x m l n s : w 1 5 = " h t t p : / / s c h e m a s . m i c r o s o f t . c o m / o f f i c e / w o r d / 2 0 1 2 / w o r d m l "   x m l n s : w 1 6 c e i = " h t t p : / / s c h e m a s . m i c r o s o f t . c o m / o f f i c e / w o r d / 2 0 2 6 / w o r d m l / c e i "   x m l n s : w 1 6 c e x = " h t t p : / / s c h e m a s . m i c r o s o f t . c o m / o f f i c e / w o r d / 2 0 1 8 / w o r d m l / c e x "   x m l n s : w 1 6 c i d = " h t t p : / / s c h e m a s . m i c r o s o f t . c o m / o f f i c e / w o r d / 2 0 1 6 / w o r d m l / c i d "   x m l n s : w 1 6 = " h t t p : / / s c h e m a s . m i c r o s o f t . c o m / o f f i c e / w o r d / 2 0 1 8 / w o r d m l "   x m l n s : w 1 6 d u = " h t t p : / / s c h e m a s . m i c r o s o f t . c o m / o f f i c e / w o r d / 2 0 2 3 / w o r d m l / w o r d 1 6 d u "   x m l n s : w 1 6 s d t d h = " h t t p : / / s c h e m a s . m i c r o s o f t . c o m / o f f i c e / w o r d / 2 0 2 0 / w o r d m l / s d t d a t a h a s h "   x m l n s : w 1 6 s d t f l = " h t t p : / / s c h e m a s . m i c r o s o f t . c o m / o f f i c e / w o r d / 2 0 2 4 / w o r d m l / s d t f o r m a t l o c k "   x m l n s : w 1 6 s e = " h t t p : / / s c h e m a s . m i c r o s o f t . c o m / o f f i c e / w o r d / 2 0 1 5 / w o r d m l / s y m e x "   x m l n s : w p g = " h t t p : / / s c h e m a s . m i c r o s o f t . c o m / o f f i c e / w o r d / 2 0 1 0 / w o r d p r o c e s s i n g G r o u p "   x m l n s : w p i = " h t t p : / / s c h e m a s . m i c r o s o f t . c o m / o f f i c e / w o r d / 2 0 1 0 / w o r d p r o c e s s i n g I n k "   x m l n s : w n e = " h t t p : / / s c h e m a s . m i c r o s o f t . c o m / o f f i c e / w o r d / 2 0 0 6 / w o r d m l "   x m l n s : w p s = " h t t p : / / s c h e m a s . m i c r o s o f t . c o m / o f f i c e / w o r d / 2 0 1 0 / w o r d p r o c e s s i n g S h a p e "   m c : I g n o r a b l e = " w 1 4   w 1 5   w 1 6 s e   w 1 6 c i d   w 1 6   w 1 6 c e x   w 1 6 s d t d h   w 1 6 s d t f l   w 1 6 d u   w p 1 4 " & g t ; & l t ; w : b o d y & g t ; & l t ; w : p   w 1 4 : p a r a I d = " 1 4 6 6 5 1 5 A "   w 1 4 : t e x t I d = " 2 6 B 3 8 C 9 D "   w : r s i d R = " 0 0 A 7 2 B A B "   w : r s i d R D e f a u l t = " 0 0 A 7 2 B A B " & g t ; & l t ; w : p P r & g t ; & l t ; w : f r a m e P r   w : h S p a c e = " 1 8 0 "   w : w r a p = " a r o u n d "   w : v A n c h o r = " t e x t "   w : h A n c h o r = " m a r g i n "   w : y = " - 1 1 " / & g t ; & l t ; w : s p a c i n g   w : l i n e = " 2 4 0 "   w : l i n e R u l e = " a u t o " / & g t ; & l t ; / w : p P r & g t ; & l t ; w : r   w : r s i d R P r = " 0 0 5 1 6 A 6 2 " & g t ; & l t ; w : t & g t ; N o & l t ; / w : t & g t ; & l t ; / w : r & g t ; & l t ; / w : p & g t ; & l t ; w : s e c t P r   w : r s i d R = " 0 0 B 0 5 E F 6 " & g t ; & l t ; w : p g S z   w : w = " 1 2 2 4 0 "   w : h = " 1 5 8 4 0 " / & g t ; & l t ; w : p g M a r   w : t o p = " 1 4 4 0 "   w : r i g h t = " 1 4 4 0 "   w : b o t t o m = " 1 4 4 0 "   w : l e f t = " 1 4 4 0 "   w : h e a d e r = " 7 2 0 "   w : f o o t e r = " 7 2 0 "   w : g u t t e r = " 0 " / & g t ; & l t ; w : c o l s   w : s p a c e = " 7 2 0 " / & g t ; & l t ; / w : s e c t P r & g t ; & l t ; / w : b o d y & g t ; & l t ; / w : d o c u m e n t & g t ; & l t ; / p k g : x m l D a t a & g t ; & l t ; / p k g : p a r t & g t ; & l t ; p k g : p a r t   p k g : n a m e = " / w o r d / _ r e l s / d o c u m e n t . x m l . r e l s "   p k g : c o n t e n t T y p e = " a p p l i c a t i o n / v n d . o p e n x m l f o r m a t s - p a c k a g e . r e l a t i o n s h i p s + x m l "   p k g : p a d d i n g = " 2 5 6 " & g t ; & l t ; p k g : x m l D a t a & g t ; & l t ; R e l a t i o n s h i p s   x m l n s = " h t t p : / / s c h e m a s . o p e n x m l f o r m a t s . o r g / p a c k a g e / 2 0 0 6 / r e l a t i o n s h i p s " & g t ; & l t ; R e l a t i o n s h i p   I d = " r I d 1 "   T y p e = " h t t p : / / s c h e m a s . o p e n x m l f o r m a t s . o r g / o f f i c e D o c u m e n t / 2 0 0 6 / r e l a t i o n s h i p s / s t y l e s "   T a r g e t = " s t y l e s . x m l " / & g t ; & l t ; / R e l a t i o n s h i p s & g t ; & l t ; / p k g : x m l D a t a & g t ; & l t ; / p k g : p a r t & g t ; & l t ; p k g : p a r t   p k g : n a m e = " / w o r d / s t y l e s . x m l "   p k g : c o n t e n t T y p e = " a p p l i c a t i o n / v n d . o p e n x m l f o r m a t s - o f f i c e d o c u m e n t . w o r d p r o c e s s i n g m l . s t y l e s + x m l " & g t ; & l t ; p k g : x m l D a t a & g t ; & l t ; w : s t y l e s   x m l n s : m c = " h t t p : / / s c h e m a s . o p e n x m l f o r m a t s . o r g / m a r k u p - c o m p a t i b i l i t y / 2 0 0 6 "   x m l n s : r = " h t t p : / / s c h e m a s . o p e n x m l f o r m a t s . o r g / o f f i c e D o c u m e n t / 2 0 0 6 / r e l a t i o n s h i p s "   x m l n s : w = " h t t p : / / s c h e m a s . o p e n x m l f o r m a t s . o r g / w o r d p r o c e s s i n g m l / 2 0 0 6 / m a i n "   x m l n s : w 1 4 = " h t t p : / / s c h e m a s . m i c r o s o f t . c o m / o f f i c e / w o r d / 2 0 1 0 / w o r d m l "   x m l n s : w 1 5 = " h t t p : / / s c h e m a s . m i c r o s o f t . c o m / o f f i c e / w o r d / 2 0 1 2 / w o r d m l "   x m l n s : w 1 6 c e x = " h t t p : / / s c h e m a s . m i c r o s o f t . c o m / o f f i c e / w o r d / 2 0 1 8 / w o r d m l / c e x "   x m l n s : w 1 6 c i d = " h t t p : / / s c h e m a s . m i c r o s o f t . c o m / o f f i c e / w o r d / 2 0 1 6 / w o r d m l / c i d "   x m l n s : w 1 6 = " h t t p : / / s c h e m a s . m i c r o s o f t . c o m / o f f i c e / w o r d / 2 0 1 8 / w o r d m l "   x m l n s : w 1 6 d u = " h t t p : / / s c h e m a s . m i c r o s o f t . c o m / o f f i c e / w o r d / 2 0 2 3 / w o r d m l / w o r d 1 6 d u "   x m l n s : w 1 6 s d t d h = " h t t p : / / s c h e m a s . m i c r o s o f t . c o m / o f f i c e / w o r d / 2 0 2 0 / w o r d m l / s d t d a t a h a s h "   x m l n s : w 1 6 s d t f l = " h t t p : / / s c h e m a s . m i c r o s o f t . c o m / o f f i c e / w o r d / 2 0 2 4 / w o r d m l / s d t f o r m a t l o c k "   x m l n s : w 1 6 s e = " h t t p : / / s c h e m a s . m i c r o s o f t . c o m / o f f i c e / w o r d / 2 0 1 5 / w o r d m l / s y m e x "   m c : I g n o r a b l e = " w 1 4   w 1 5   w 1 6 s e   w 1 6 c i d   w 1 6   w 1 6 c e x   w 1 6 s d t d h   w 1 6 s d t f l   w 1 6 d u " & g t ; & l t ; w : d o c D e f a u l t s & g t ; & l t ; w : r P r D e f a u l t & g t ; & l t ; w : r P r & g t ; & l t ; w : r F o n t s   w : a s c i i T h e m e = " m i n o r H A n s i "   w : e a s t A s i a T h e m e = " m i n o r E a s t A s i a "   w : h A n s i T h e m e = " m i n o r H A n s i "   w : c s t h e m e = " m i n o r B i d i " / & g t ; & l t ; w : k e r n   w : v a l = " 2 " / & g t ; & l t ; w : s z   w : v a l = " 2 4 " / & g t ; & l t ; w : s z C s   w : v a l = " 2 4 " / & g t ; & l t ; w : l a n g   w : v a l = " e n - D K "   w : e a s t A s i a = " e n - D K "   w : b i d i = " a r - S A " / & g t ; & l t ; w 1 4 : l i g a t u r e s   w 1 4 : v a l = " s t a n d a r d C o n t e x t u a l " / & g t ; & l t ; / w : r P r & g t ; & l t ; / w : r P r D e f a u l t & g t ; & l t ; w : p P r D e f a u l t & g t ; & l t ; w : p P r & g t ; & l t ; w : s p a c i n g   w : a f t e r = " 1 6 0 "   w : l i n e = " 2 7 8 "   w : l i n e R u l e = " a u t o " / & g t ; & l t ; / w : p P r & g t ; & l t ; / w : p P r D e f a u l t & g t ; & l t ; / w : d o c D e f a u l t s & g t ; & l t ; w : s t y l e   w : t y p e = " p a r a g r a p h "   w : d e f a u l t = " 1 "   w : s t y l e I d = " N o r m a l " & g t ; & l t ; w : n a m e   w : v a l = " N o r m a l " / & g t ; & l t ; w : q F o r m a t / & g t ; & l t ; w : r s i d   w : v a l = " 0 0 B E 1 5 3 B " / & g t ; & l t ; / w : s t y l e & g t ; & l t ; w : s t y l e   w : t y p e = " c h a r a c t e r "   w : d e f a u l t = " 1 "   w : s t y l e I d = " D e f a u l t P a r a g r a p h F o n t " & g t ; & l t ; w : n a m e   w : v a l = " D e f a u l t   P a r a g r a p h   F o n t " / & g t ; & l t ; w : u i P r i o r i t y   w : v a l = " 1 " / & g t ; & l t ; w : s e m i H i d d e n / & g t ; & l t ; w : u n h i d e W h e n U s e d / & g t ; & l t ; / w : s t y l e & g t ; & l t ; w : s t y l e   w : t y p e = " t a b l e "   w : d e f a u l t = " 1 "   w : s t y l e I d = " T a b l e N o r m a l " & g t ; & l t ; w : n a m e   w : v a l = " N o r m a l   T a b l e " / & g t ; & l t ; w : u i P r i o r i t y   w : v a l = " 9 9 " / & g t ; & l t ; w : s e m i H i d d e n / & g t ; & l t ; w : u n h i d e W h e n U s e d / & g t ; & l t ; w : t b l P r & g t ; & l t ; w : t b l I n d   w : w = " 0 "   w : t y p e = " d x a " / & g t ; & l t ; w : t b l C e l l M a r & g t ; & l t ; w : t o p   w : w = " 0 "   w : t y p e = " d x a " / & g t ; & l t ; w : l e f t   w : w = " 1 0 8 "   w : t y p e = " d x a " / & g t ; & l t ; w : b o t t o m   w : w = " 0 "   w : t y p e = " d x a " / & g t ; & l t ; w : r i g h t   w : w = " 1 0 8 "   w : t y p e = " d x a " / & g t ; & l t ; / w : t b l C e l l M a r & g t ; & l t ; / w : t b l P r & g t ; & l t ; / w : s t y l e & g t ; & l t ; w : s t y l e   w : t y p e = " n u m b e r i n g "   w : d e f a u l t = " 1 "   w : s t y l e I d = " N o L i s t " & g t ; & l t ; w : n a m e   w : v a l = " N o   L i s t " / & g t ; & l t ; w : u i P r i o r i t y   w : v a l = " 9 9 " / & g t ; & l t ; w : s e m i H i d d e n / & g t ; & l t ; w : u n h i d e W h e n U s e d / & g t ; & l t ; / w : s t y l e & g t ; & l t ; / w : s t y l e s & g t ; & l t ; / p k g : x m l D a t a & g t ; & l t ; / p k g : p a r t & g t ; & l t ; / p k g : p a c k a g e & g t ; - 
- < / N o > - 
-         < T y p e > & l t ; ? x m l   v e r s i o n = " 1 . 0 "   s t a n d a l o n e = " y e s " ? & g t ; - 
- & l t ; ? m s o - a p p l i c a t i o n   p r o g i d = " W o r d . D o c u m e n t " ? & g t ; - 
- & l t ; p k g : p a c k a g e   x m l n s : p k g = " h t t p : / / s c h e m a s . m i c r o s o f t . c o m / o f f i c e / 2 0 0 6 / x m l P a c k a g e " & g t ; & l t ; p k g : p a r t   p k g : n a m e = " / _ r e l s / . r e l s "   p k g : c o n t e n t T y p e = " a p p l i c a t i o n / v n d . o p e n x m l f o r m a t s - p a c k a g e . r e l a t i o n s h i p s + x m l "   p k g : p a d d i n g = " 5 1 2 " & g t ; & l t ; p k g : x m l D a t a & g t ; & l t ; R e l a t i o n s h i p s   x m l n s = " h t t p : / / s c h e m a s . o p e n x m l f o r m a t s . o r g / p a c k a g e / 2 0 0 6 / r e l a t i o n s h i p s " & g t ; & l t ; R e l a t i o n s h i p   I d = " r I d 1 "   T y p e = " h t t p : / / s c h e m a s . o p e n x m l f o r m a t s . o r g / o f f i c e D o c u m e n t / 2 0 0 6 / r e l a t i o n s h i p s / o f f i c e D o c u m e n t "   T a r g e t = " w o r d / d o c u m e n t . x m l " / & g t ; & l t ; / R e l a t i o n s h i p s & g t ; & l t ; / p k g : x m l D a t a & g t ; & l t ; / p k g : p a r t & g t ; & l t ; p k g : p a r t   p k g : n a m e = " / w o r d / d o c u m e n t . x m l "   p k g : c o n t e n t T y p e = " a p p l i c a t i o n / v n d . o p e n x m l f o r m a t s - o f f i c e d o c u m e n t . w o r d p r o c e s s i n g m l . d o c u m e n t . m a i n + x m l " & g t ; & l t ; p k g : x m l D a t a & g t ; & l t ; w : d o c u m e n t   x m l n s : w p c = " h t t p : / / s c h e m a s . m i c r o s o f t . c o m / o f f i c e / w o r d / 2 0 1 0 / w o r d p r o c e s s i n g C a n v a s "   x m l n s : c x = " h t t p : / / s c h e m a s . m i c r o s o f t . c o m / o f f i c e / d r a w i n g / 2 0 1 4 / c h a r t e x "   x m l n s : c x 1 = " h t t p : / / s c h e m a s . m i c r o s o f t . c o m / o f f i c e / d r a w i n g / 2 0 1 5 / 9 / 8 / c h a r t e x "   x m l n s : c x 2 = " h t t p : / / s c h e m a s . m i c r o s o f t . c o m / o f f i c e / d r a w i n g / 2 0 1 5 / 1 0 / 2 1 / c h a r t e x "   x m l n s : c x 3 = " h t t p : / / s c h e m a s . m i c r o s o f t . c o m / o f f i c e / d r a w i n g / 2 0 1 6 / 5 / 9 / c h a r t e x "   x m l n s : c x 4 = " h t t p : / / s c h e m a s . m i c r o s o f t . c o m / o f f i c e / d r a w i n g / 2 0 1 6 / 5 / 1 0 / c h a r t e x "   x m l n s : c x 5 = " h t t p : / / s c h e m a s . m i c r o s o f t . c o m / o f f i c e / d r a w i n g / 2 0 1 6 / 5 / 1 1 / c h a r t e x "   x m l n s : c x 6 = " h t t p : / / s c h e m a s . m i c r o s o f t . c o m / o f f i c e / d r a w i n g / 2 0 1 6 / 5 / 1 2 / c h a r t e x "   x m l n s : c x 7 = " h t t p : / / s c h e m a s . m i c r o s o f t . c o m / o f f i c e / d r a w i n g / 2 0 1 6 / 5 / 1 3 / c h a r t e x "   x m l n s : c x 8 = " h t t p : / / s c h e m a s . m i c r o s o f t . c o m / o f f i c e / d r a w i n g / 2 0 1 6 / 5 / 1 4 / c h a r t e x "   x m l n s : m c = " h t t p : / / s c h e m a s . o p e n x m l f o r m a t s . o r g / m a r k u p - c o m p a t i b i l i t y / 2 0 0 6 "   x m l n s : a i n k = " h t t p : / / s c h e m a s . m i c r o s o f t . c o m / o f f i c e / d r a w i n g / 2 0 1 6 / i n k "   x m l n s : a m 3 d = " h t t p : / / s c h e m a s . m i c r o s o f t . c o m / o f f i c e / d r a w i n g / 2 0 1 7 / m o d e l 3 d "   x m l n s : o = " u r n : s c h e m a s - m i c r o s o f t - c o m : o f f i c e : o f f i c e "   x m l n s : o e l = " h t t p : / / s c h e m a s . m i c r o s o f t . c o m / o f f i c e / 2 0 1 9 / e x t l s t "   x m l n s : r = " h t t p : / / s c h e m a s . o p e n x m l f o r m a t s . o r g / o f f i c e D o c u m e n t / 2 0 0 6 / r e l a t i o n s h i p s "   x m l n s : m = " h t t p : / / s c h e m a s . o p e n x m l f o r m a t s . o r g / o f f i c e D o c u m e n t / 2 0 0 6 / m a t h "   x m l n s : v = " u r n : s c h e m a s - m i c r o s o f t - c o m : v m l "   x m l n s : w p 1 4 = " h t t p : / / s c h e m a s . m i c r o s o f t . c o m / o f f i c e / w o r d / 2 0 1 0 / w o r d p r o c e s s i n g D r a w i n g "   x m l n s : w p = " h t t p : / / s c h e m a s . o p e n x m l f o r m a t s . o r g / d r a w i n g m l / 2 0 0 6 / w o r d p r o c e s s i n g D r a w i n g "   x m l n s : w 1 0 = " u r n : s c h e m a s - m i c r o s o f t - c o m : o f f i c e : w o r d "   x m l n s : w = " h t t p : / / s c h e m a s . o p e n x m l f o r m a t s . o r g / w o r d p r o c e s s i n g m l / 2 0 0 6 / m a i n "   x m l n s : w 1 4 = " h t t p : / / s c h e m a s . m i c r o s o f t . c o m / o f f i c e / w o r d / 2 0 1 0 / w o r d m l "   x m l n s : w 1 5 = " h t t p : / / s c h e m a s . m i c r o s o f t . c o m / o f f i c e / w o r d / 2 0 1 2 / w o r d m l "   x m l n s : w 1 6 c e i = " h t t p : / / s c h e m a s . m i c r o s o f t . c o m / o f f i c e / w o r d / 2 0 2 6 / w o r d m l / c e i "   x m l n s : w 1 6 c e x = " h t t p : / / s c h e m a s . m i c r o s o f t . c o m / o f f i c e / w o r d / 2 0 1 8 / w o r d m l / c e x "   x m l n s : w 1 6 c i d = " h t t p : / / s c h e m a s . m i c r o s o f t . c o m / o f f i c e / w o r d / 2 0 1 6 / w o r d m l / c i d "   x m l n s : w 1 6 = " h t t p : / / s c h e m a s . m i c r o s o f t . c o m / o f f i c e / w o r d / 2 0 1 8 / w o r d m l "   x m l n s : w 1 6 d u = " h t t p : / / s c h e m a s . m i c r o s o f t . c o m / o f f i c e / w o r d / 2 0 2 3 / w o r d m l / w o r d 1 6 d u "   x m l n s : w 1 6 s d t d h = " h t t p : / / s c h e m a s . m i c r o s o f t . c o m / o f f i c e / w o r d / 2 0 2 0 / w o r d m l / s d t d a t a h a s h "   x m l n s : w 1 6 s d t f l = " h t t p : / / s c h e m a s . m i c r o s o f t . c o m / o f f i c e / w o r d / 2 0 2 4 / w o r d m l / s d t f o r m a t l o c k "   x m l n s : w 1 6 s e = " h t t p : / / s c h e m a s . m i c r o s o f t . c o m / o f f i c e / w o r d / 2 0 1 5 / w o r d m l / s y m e x "   x m l n s : w p g = " h t t p : / / s c h e m a s . m i c r o s o f t . c o m / o f f i c e / w o r d / 2 0 1 0 / w o r d p r o c e s s i n g G r o u p "   x m l n s : w p i = " h t t p : / / s c h e m a s . m i c r o s o f t . c o m / o f f i c e / w o r d / 2 0 1 0 / w o r d p r o c e s s i n g I n k "   x m l n s : w n e = " h t t p : / / s c h e m a s . m i c r o s o f t . c o m / o f f i c e / w o r d / 2 0 0 6 / w o r d m l "   x m l n s : w p s = " h t t p : / / s c h e m a s . m i c r o s o f t . c o m / o f f i c e / w o r d / 2 0 1 0 / w o r d p r o c e s s i n g S h a p e "   m c : I g n o r a b l e = " w 1 4   w 1 5   w 1 6 s e   w 1 6 c i d   w 1 6   w 1 6 c e x   w 1 6 s d t d h   w 1 6 s d t f l   w 1 6 d u   w p 1 4 " & g t ; & l t ; w : b o d y & g t ; & l t ; w : p   w 1 4 : p a r a I d = " 2 D 2 3 1 6 F 2 "   w 1 4 : t e x t I d = " 3 D 7 E 2 3 5 2 "   w : r s i d R = " 0 0 D 4 2 E 4 0 "   w : r s i d R D e f a u l t = " 0 0 D 4 2 E 4 0 " & g t ; & l t ; w : p P r & g t ; & l t ; w : f r a m e P r   w : h S p a c e = " 1 8 0 "   w : w r a p = " a r o u n d "   w : v A n c h o r = " t e x t "   w : h A n c h o r = " m a r g i n "   w : y = " - 1 1 " / & g t ; & l t ; w : s p a c i n g   w : l i n e = " 2 4 0 "   w : l i n e R u l e = " a u t o " / & g t ; & l t ; / w : p P r & g t ; & l t ; w : r   w : r s i d R P r = " 0 0 5 1 6 A 6 2 " & g t ; & l t ; w : t & g t ; T y p e & l t ; / w : t & g t ; & l t ; / w : r & g t ; & l t ; / w : p & g t ; & l t ; w : s e c t P r   w : r s i d R = " 0 0 1 8 4 5 D E " & g t ; & l t ; w : p g S z   w : w = " 1 2 2 4 0 "   w : h = " 1 5 8 4 0 " / & g t ; & l t ; w : p g M a r   w : t o p = " 1 4 4 0 "   w : r i g h t = " 1 4 4 0 "   w : b o t t o m = " 1 4 4 0 "   w : l e f t = " 1 4 4 0 "   w : h e a d e r = " 7 2 0 "   w : f o o t e r = " 7 2 0 "   w : g u t t e r = " 0 " / & g t ; & l t ; w : c o l s   w : s p a c e = " 7 2 0 " / & g t ; & l t ; / w : s e c t P r & g t ; & l t ; / w : b o d y & g t ; & l t ; / w : d o c u m e n t & g t ; & l t ; / p k g : x m l D a t a & g t ; & l t ; / p k g : p a r t & g t ; & l t ; p k g : p a r t   p k g : n a m e = " / w o r d / _ r e l s / d o c u m e n t . x m l . r e l s "   p k g : c o n t e n t T y p e = " a p p l i c a t i o n / v n d . o p e n x m l f o r m a t s - p a c k a g e . r e l a t i o n s h i p s + x m l "   p k g : p a d d i n g = " 2 5 6 " & g t ; & l t ; p k g : x m l D a t a & g t ; & l t ; R e l a t i o n s h i p s   x m l n s = " h t t p : / / s c h e m a s . o p e n x m l f o r m a t s . o r g / p a c k a g e / 2 0 0 6 / r e l a t i o n s h i p s " & g t ; & l t ; R e l a t i o n s h i p   I d = " r I d 1 "   T y p e = " h t t p : / / s c h e m a s . o p e n x m l f o r m a t s . o r g / o f f i c e D o c u m e n t / 2 0 0 6 / r e l a t i o n s h i p s / s t y l e s "   T a r g e t = " s t y l e s . x m l " / & g t ; & l t ; / R e l a t i o n s h i p s & g t ; & l t ; / p k g : x m l D a t a & g t ; & l t ; / p k g : p a r t & g t ; & l t ; p k g : p a r t   p k g : n a m e = " / w o r d / s t y l e s . x m l "   p k g : c o n t e n t T y p e = " a p p l i c a t i o n / v n d . o p e n x m l f o r m a t s - o f f i c e d o c u m e n t . w o r d p r o c e s s i n g m l . s t y l e s + x m l " & g t ; & l t ; p k g : x m l D a t a & g t ; & l t ; w : s t y l e s   x m l n s : m c = " h t t p : / / s c h e m a s . o p e n x m l f o r m a t s . o r g / m a r k u p - c o m p a t i b i l i t y / 2 0 0 6 "   x m l n s : r = " h t t p : / / s c h e m a s . o p e n x m l f o r m a t s . o r g / o f f i c e D o c u m e n t / 2 0 0 6 / r e l a t i o n s h i p s "   x m l n s : w = " h t t p : / / s c h e m a s . o p e n x m l f o r m a t s . o r g / w o r d p r o c e s s i n g m l / 2 0 0 6 / m a i n "   x m l n s : w 1 4 = " h t t p : / / s c h e m a s . m i c r o s o f t . c o m / o f f i c e / w o r d / 2 0 1 0 / w o r d m l "   x m l n s : w 1 5 = " h t t p : / / s c h e m a s . m i c r o s o f t . c o m / o f f i c e / w o r d / 2 0 1 2 / w o r d m l "   x m l n s : w 1 6 c e x = " h t t p : / / s c h e m a s . m i c r o s o f t . c o m / o f f i c e / w o r d / 2 0 1 8 / w o r d m l / c e x "   x m l n s : w 1 6 c i d = " h t t p : / / s c h e m a s . m i c r o s o f t . c o m / o f f i c e / w o r d / 2 0 1 6 / w o r d m l / c i d "   x m l n s : w 1 6 = " h t t p : / / s c h e m a s . m i c r o s o f t . c o m / o f f i c e / w o r d / 2 0 1 8 / w o r d m l "   x m l n s : w 1 6 d u = " h t t p : / / s c h e m a s . m i c r o s o f t . c o m / o f f i c e / w o r d / 2 0 2 3 / w o r d m l / w o r d 1 6 d u "   x m l n s : w 1 6 s d t d h = " h t t p : / / s c h e m a s . m i c r o s o f t . c o m / o f f i c e / w o r d / 2 0 2 0 / w o r d m l / s d t d a t a h a s h "   x m l n s : w 1 6 s d t f l = " h t t p : / / s c h e m a s . m i c r o s o f t . c o m / o f f i c e / w o r d / 2 0 2 4 / w o r d m l / s d t f o r m a t l o c k "   x m l n s : w 1 6 s e = " h t t p : / / s c h e m a s . m i c r o s o f t . c o m / o f f i c e / w o r d / 2 0 1 5 / w o r d m l / s y m e x "   m c : I g n o r a b l e = " w 1 4   w 1 5   w 1 6 s e   w 1 6 c i d   w 1 6   w 1 6 c e x   w 1 6 s d t d h   w 1 6 s d t f l   w 1 6 d u " & g t ; & l t ; w : d o c D e f a u l t s & g t ; & l t ; w : r P r D e f a u l t & g t ; & l t ; w : r P r & g t ; & l t ; w : r F o n t s   w : a s c i i T h e m e = " m i n o r H A n s i "   w : e a s t A s i a T h e m e = " m i n o r E a s t A s i a "   w : h A n s i T h e m e = " m i n o r H A n s i "   w : c s t h e m e = " m i n o r B i d i " / & g t ; & l t ; w : k e r n   w : v a l = " 2 " / & g t ; & l t ; w : s z   w : v a l = " 2 4 " / & g t ; & l t ; w : s z C s   w : v a l = " 2 4 " / & g t ; & l t ; w : l a n g   w : v a l = " e n - D K "   w : e a s t A s i a = " e n - D K "   w : b i d i = " a r - S A " / & g t ; & l t ; w 1 4 : l i g a t u r e s   w 1 4 : v a l = " s t a n d a r d C o n t e x t u a l " / & g t ; & l t ; / w : r P r & g t ; & l t ; / w : r P r D e f a u l t & g t ; & l t ; w : p P r D e f a u l t & g t ; & l t ; w : p P r & g t ; & l t ; w : s p a c i n g   w : a f t e r = " 1 6 0 "   w : l i n e = " 2 7 8 "   w : l i n e R u l e = " a u t o " / & g t ; & l t ; / w : p P r & g t ; & l t ; / w : p P r D e f a u l t & g t ; & l t ; / w : d o c D e f a u l t s & g t ; & l t ; w : s t y l e   w : t y p e = " p a r a g r a p h "   w : d e f a u l t = " 1 "   w : s t y l e I d = " N o r m a l " & g t ; & l t ; w : n a m e   w : v a l = " N o r m a l " / & g t ; & l t ; w : q F o r m a t / & g t ; & l t ; w : r s i d   w : v a l = " 0 0 C E 0 4 9 D " / & g t ; & l t ; / w : s t y l e & g t ; & l t ; w : s t y l e   w : t y p e = " c h a r a c t e r "   w : d e f a u l t = " 1 "   w : s t y l e I d = " D e f a u l t P a r a g r a p h F o n t " & g t ; & l t ; w : n a m e   w : v a l = " D e f a u l t   P a r a g r a p h   F o n t " / & g t ; & l t ; w : u i P r i o r i t y   w : v a l = " 1 " / & g t ; & l t ; w : s e m i H i d d e n / & g t ; & l t ; w : u n h i d e W h e n U s e d / & g t ; & l t ; / w : s t y l e & g t ; & l t ; w : s t y l e   w : t y p e = " t a b l e "   w : d e f a u l t = " 1 "   w : s t y l e I d = " T a b l e N o r m a l " & g t ; & l t ; w : n a m e   w : v a l = " N o r m a l   T a b l e " / & g t ; & l t ; w : u i P r i o r i t y   w : v a l = " 9 9 " / & g t ; & l t ; w : s e m i H i d d e n / & g t ; & l t ; w : u n h i d e W h e n U s e d / & g t ; & l t ; w : t b l P r & g t ; & l t ; w : t b l I n d   w : w = " 0 "   w : t y p e = " d x a " / & g t ; & l t ; w : t b l C e l l M a r & g t ; & l t ; w : t o p   w : w = " 0 "   w : t y p e = " d x a " / & g t ; & l t ; w : l e f t   w : w = " 1 0 8 "   w : t y p e = " d x a " / & g t ; & l t ; w : b o t t o m   w : w = " 0 "   w : t y p e = " d x a " / & g t ; & l t ; w : r i g h t   w : w = " 1 0 8 "   w : t y p e = " d x a " / & g t ; & l t ; / w : t b l C e l l M a r & g t ; & l t ; / w : t b l P r & g t ; & l t ; / w : s t y l e & g t ; & l t ; w : s t y l e   w : t y p e = " n u m b e r i n g "   w : d e f a u l t = " 1 "   w : s t y l e I d = " N o L i s t " & g t ; & l t ; w : n a m e   w : v a l = " N o   L i s t " / & g t ; & l t ; w : u i P r i o r i t y   w : v a l = " 9 9 " / & g t ; & l t ; w : s e m i H i d d e n / & g t ; & l t ; w : u n h i d e W h e n U s e d / & g t ; & l t ; / w : s t y l e & g t ; & l t ; / w : s t y l e s & g t ; & l t ; / p k g : x m l D a t a & g t ; & l t ; / p k g : p a r t & g t ; & l t ; / p k g : p a c k a g e & g t ; - 
- < / T y p e > +         < N o > N o < / N o > + 
+         < T y p e > T y p e < / T y p e >   
          < P r o d _ O r d e r _ R o u t i n g _ L i n e >   
-             < C a p a c i t y N a m e > & l t ; ? x m l   v e r s i o n = " 1 . 0 "   s t a n d a l o n e = " y e s " ? & g t ; - 
- & l t ; ? m s o - a p p l i c a t i o n   p r o g i d = " W o r d . D o c u m e n t " ? & g t ; - 
- & l t ; p k g : p a c k a g e   x m l n s : p k g = " h t t p : / / s c h e m a s . m i c r o s o f t . c o m / o f f i c e / 2 0 0 6 / x m l P a c k a g e " & g t ; & l t ; p k g : p a r t   p k g : n a m e = " / _ r e l s / . r e l s "   p k g : c o n t e n t T y p e = " a p p l i c a t i o n / v n d . o p e n x m l f o r m a t s - p a c k a g e . r e l a t i o n s h i p s + x m l "   p k g : p a d d i n g = " 5 1 2 " & g t ; & l t ; p k g : x m l D a t a & g t ; & l t ; R e l a t i o n s h i p s   x m l n s = " h t t p : / / s c h e m a s . o p e n x m l f o r m a t s . o r g / p a c k a g e / 2 0 0 6 / r e l a t i o n s h i p s " & g t ; & l t ; R e l a t i o n s h i p   I d = " r I d 1 "   T y p e = " h t t p : / / s c h e m a s . o p e n x m l f o r m a t s . o r g / o f f i c e D o c u m e n t / 2 0 0 6 / r e l a t i o n s h i p s / o f f i c e D o c u m e n t "   T a r g e t = " w o r d / d o c u m e n t . x m l " / & g t ; & l t ; / R e l a t i o n s h i p s & g t ; & l t ; / p k g : x m l D a t a & g t ; & l t ; / p k g : p a r t & g t ; & l t ; p k g : p a r t   p k g : n a m e = " / w o r d / d o c u m e n t . x m l "   p k g : c o n t e n t T y p e = " a p p l i c a t i o n / v n d . o p e n x m l f o r m a t s - o f f i c e d o c u m e n t . w o r d p r o c e s s i n g m l . d o c u m e n t . m a i n + x m l " & g t ; & l t ; p k g : x m l D a t a & g t ; & l t ; w : d o c u m e n t   x m l n s : w p c = " h t t p : / / s c h e m a s . m i c r o s o f t . c o m / o f f i c e / w o r d / 2 0 1 0 / w o r d p r o c e s s i n g C a n v a s "   x m l n s : c x = " h t t p : / / s c h e m a s . m i c r o s o f t . c o m / o f f i c e / d r a w i n g / 2 0 1 4 / c h a r t e x "   x m l n s : c x 1 = " h t t p : / / s c h e m a s . m i c r o s o f t . c o m / o f f i c e / d r a w i n g / 2 0 1 5 / 9 / 8 / c h a r t e x "   x m l n s : c x 2 = " h t t p : / / s c h e m a s . m i c r o s o f t . c o m / o f f i c e / d r a w i n g / 2 0 1 5 / 1 0 / 2 1 / c h a r t e x "   x m l n s : c x 3 = " h t t p : / / s c h e m a s . m i c r o s o f t . c o m / o f f i c e / d r a w i n g / 2 0 1 6 / 5 / 9 / c h a r t e x "   x m l n s : c x 4 = " h t t p : / / s c h e m a s . m i c r o s o f t . c o m / o f f i c e / d r a w i n g / 2 0 1 6 / 5 / 1 0 / c h a r t e x "   x m l n s : c x 5 = " h t t p : / / s c h e m a s . m i c r o s o f t . c o m / o f f i c e / d r a w i n g / 2 0 1 6 / 5 / 1 1 / c h a r t e x "   x m l n s : c x 6 = " h t t p : / / s c h e m a s . m i c r o s o f t . c o m / o f f i c e / d r a w i n g / 2 0 1 6 / 5 / 1 2 / c h a r t e x "   x m l n s : c x 7 = " h t t p : / / s c h e m a s . m i c r o s o f t . c o m / o f f i c e / d r a w i n g / 2 0 1 6 / 5 / 1 3 / c h a r t e x "   x m l n s : c x 8 = " h t t p : / / s c h e m a s . m i c r o s o f t . c o m / o f f i c e / d r a w i n g / 2 0 1 6 / 5 / 1 4 / c h a r t e x "   x m l n s : m c = " h t t p : / / s c h e m a s . o p e n x m l f o r m a t s . o r g / m a r k u p - c o m p a t i b i l i t y / 2 0 0 6 "   x m l n s : a i n k = " h t t p : / / s c h e m a s . m i c r o s o f t . c o m / o f f i c e / d r a w i n g / 2 0 1 6 / i n k "   x m l n s : a m 3 d = " h t t p : / / s c h e m a s . m i c r o s o f t . c o m / o f f i c e / d r a w i n g / 2 0 1 7 / m o d e l 3 d "   x m l n s : o = " u r n : s c h e m a s - m i c r o s o f t - c o m : o f f i c e : o f f i c e "   x m l n s : o e l = " h t t p : / / s c h e m a s . m i c r o s o f t . c o m / o f f i c e / 2 0 1 9 / e x t l s t "   x m l n s : r = " h t t p : / / s c h e m a s . o p e n x m l f o r m a t s . o r g / o f f i c e D o c u m e n t / 2 0 0 6 / r e l a t i o n s h i p s "   x m l n s : m = " h t t p : / / s c h e m a s . o p e n x m l f o r m a t s . o r g / o f f i c e D o c u m e n t / 2 0 0 6 / m a t h "   x m l n s : v = " u r n : s c h e m a s - m i c r o s o f t - c o m : v m l "   x m l n s : w p 1 4 = " h t t p : / / s c h e m a s . m i c r o s o f t . c o m / o f f i c e / w o r d / 2 0 1 0 / w o r d p r o c e s s i n g D r a w i n g "   x m l n s : w p = " h t t p : / / s c h e m a s . o p e n x m l f o r m a t s . o r g / d r a w i n g m l / 2 0 0 6 / w o r d p r o c e s s i n g D r a w i n g "   x m l n s : w 1 0 = " u r n : s c h e m a s - m i c r o s o f t - c o m : o f f i c e : w o r d "   x m l n s : w = " h t t p : / / s c h e m a s . o p e n x m l f o r m a t s . o r g / w o r d p r o c e s s i n g m l / 2 0 0 6 / m a i n "   x m l n s : w 1 4 = " h t t p : / / s c h e m a s . m i c r o s o f t . c o m / o f f i c e / w o r d / 2 0 1 0 / w o r d m l "   x m l n s : w 1 5 = " h t t p : / / s c h e m a s . m i c r o s o f t . c o m / o f f i c e / w o r d / 2 0 1 2 / w o r d m l "   x m l n s : w 1 6 c e i = " h t t p : / / s c h e m a s . m i c r o s o f t . c o m / o f f i c e / w o r d / 2 0 2 6 / w o r d m l / c e i "   x m l n s : w 1 6 c e x = " h t t p : / / s c h e m a s . m i c r o s o f t . c o m / o f f i c e / w o r d / 2 0 1 8 / w o r d m l / c e x "   x m l n s : w 1 6 c i d = " h t t p : / / s c h e m a s . m i c r o s o f t . c o m / o f f i c e / w o r d / 2 0 1 6 / w o r d m l / c i d "   x m l n s : w 1 6 = " h t t p : / / s c h e m a s . m i c r o s o f t . c o m / o f f i c e / w o r d / 2 0 1 8 / w o r d m l "   x m l n s : w 1 6 d u = " h t t p : / / s c h e m a s . m i c r o s o f t . c o m / o f f i c e / w o r d / 2 0 2 3 / w o r d m l / w o r d 1 6 d u "   x m l n s : w 1 6 s d t d h = " h t t p : / / s c h e m a s . m i c r o s o f t . c o m / o f f i c e / w o r d / 2 0 2 0 / w o r d m l / s d t d a t a h a s h "   x m l n s : w 1 6 s d t f l = " h t t p : / / s c h e m a s . m i c r o s o f t . c o m / o f f i c e / w o r d / 2 0 2 4 / w o r d m l / s d t f o r m a t l o c k "   x m l n s : w 1 6 s e = " h t t p : / / s c h e m a s . m i c r o s o f t . c o m / o f f i c e / w o r d / 2 0 1 5 / w o r d m l / s y m e x "   x m l n s : w p g = " h t t p : / / s c h e m a s . m i c r o s o f t . c o m / o f f i c e / w o r d / 2 0 1 0 / w o r d p r o c e s s i n g G r o u p "   x m l n s : w p i = " h t t p : / / s c h e m a s . m i c r o s o f t . c o m / o f f i c e / w o r d / 2 0 1 0 / w o r d p r o c e s s i n g I n k "   x m l n s : w n e = " h t t p : / / s c h e m a s . m i c r o s o f t . c o m / o f f i c e / w o r d / 2 0 0 6 / w o r d m l "   x m l n s : w p s = " h t t p : / / s c h e m a s . m i c r o s o f t . c o m / o f f i c e / w o r d / 2 0 1 0 / w o r d p r o c e s s i n g S h a p e "   m c : I g n o r a b l e = " w 1 4   w 1 5   w 1 6 s e   w 1 6 c i d   w 1 6   w 1 6 c e x   w 1 6 s d t d h   w 1 6 s d t f l   w 1 6 d u   w p 1 4 " & g t ; & l t ; w : b o d y & g t ; & l t ; w : p   w 1 4 : p a r a I d = " 0 0 9 B 7 5 E F "   w 1 4 : t e x t I d = " 5 6 4 6 5 D C 8 "   w : r s i d R = " 0 0 E 2 4 1 1 E "   w : r s i d R D e f a u l t = " 0 0 E 2 4 1 1 E " & g t ; & l t ; w : r   w : r s i d R P r = " 0 0 5 1 6 A 6 2 " & g t ; & l t ; w : r P r & g t ; & l t ; w : r F o n t s   w : a s c i i = " S e g o e   U I   S e m i b o l d "   w : h A n s i = " S e g o e   U I   S e m i b o l d "   w : c s = " S e g o e   U I   S e m i b o l d " / & g t ; & l t ; w : s z   w : v a l = " 2 2 " / & g t ; & l t ; w : s z C s   w : v a l = " 2 2 " / & g t ; & l t ; / w : r P r & g t ; & l t ; w : t & g t ; C a p a c i t y N a m e & l t ; / w : t & g t ; & l t ; / w : r & g t ; & l t ; / w : p & g t ; & l t ; w : s e c t P r   w : r s i d R = " 0 0 6 3 0 F A 8 " & g t ; & l t ; w : p g S z   w : w = " 1 2 2 4 0 "   w : h = " 1 5 8 4 0 " / & g t ; & l t ; w : p g M a r   w : t o p = " 1 4 4 0 "   w : r i g h t = " 1 4 4 0 "   w : b o t t o m = " 1 4 4 0 "   w : l e f t = " 1 4 4 0 "   w : h e a d e r = " 7 2 0 "   w : f o o t e r = " 7 2 0 "   w : g u t t e r = " 0 " / & g t ; & l t ; w : c o l s   w : s p a c e = " 7 2 0 " / & g t ; & l t ; / w : s e c t P r & g t ; & l t ; / w : b o d y & g t ; & l t ; / w : d o c u m e n t & g t ; & l t ; / p k g : x m l D a t a & g t ; & l t ; / p k g : p a r t & g t ; & l t ; p k g : p a r t   p k g : n a m e = " / w o r d / _ r e l s / d o c u m e n t . x m l . r e l s "   p k g : c o n t e n t T y p e = " a p p l i c a t i o n / v n d . o p e n x m l f o r m a t s - p a c k a g e . r e l a t i o n s h i p s + x m l "   p k g : p a d d i n g = " 2 5 6 " & g t ; & l t ; p k g : x m l D a t a & g t ; & l t ; R e l a t i o n s h i p s   x m l n s = " h t t p : / / s c h e m a s . o p e n x m l f o r m a t s . o r g / p a c k a g e / 2 0 0 6 / r e l a t i o n s h i p s " & g t ; & l t ; R e l a t i o n s h i p   I d = " r I d 1 "   T y p e = " h t t p : / / s c h e m a s . o p e n x m l f o r m a t s . o r g / o f f i c e D o c u m e n t / 2 0 0 6 / r e l a t i o n s h i p s / s t y l e s "   T a r g e t = " s t y l e s . x m l " / & g t ; & l t ; / R e l a t i o n s h i p s & g t ; & l t ; / p k g : x m l D a t a & g t ; & l t ; / p k g : p a r t & g t ; & l t ; p k g : p a r t   p k g : n a m e = " / w o r d / s t y l e s . x m l "   p k g : c o n t e n t T y p e = " a p p l i c a t i o n / v n d . o p e n x m l f o r m a t s - o f f i c e d o c u m e n t . w o r d p r o c e s s i n g m l . s t y l e s + x m l " & g t ; & l t ; p k g : x m l D a t a & g t ; & l t ; w : s t y l e s   x m l n s : m c = " h t t p : / / s c h e m a s . o p e n x m l f o r m a t s . o r g / m a r k u p - c o m p a t i b i l i t y / 2 0 0 6 "   x m l n s : r = " h t t p : / / s c h e m a s . o p e n x m l f o r m a t s . o r g / o f f i c e D o c u m e n t / 2 0 0 6 / r e l a t i o n s h i p s "   x m l n s : w = " h t t p : / / s c h e m a s . o p e n x m l f o r m a t s . o r g / w o r d p r o c e s s i n g m l / 2 0 0 6 / m a i n "   x m l n s : w 1 4 = " h t t p : / / s c h e m a s . m i c r o s o f t . c o m / o f f i c e / w o r d / 2 0 1 0 / w o r d m l "   x m l n s : w 1 5 = " h t t p : / / s c h e m a s . m i c r o s o f t . c o m / o f f i c e / w o r d / 2 0 1 2 / w o r d m l "   x m l n s : w 1 6 c e x = " h t t p : / / s c h e m a s . m i c r o s o f t . c o m / o f f i c e / w o r d / 2 0 1 8 / w o r d m l / c e x "   x m l n s : w 1 6 c i d = " h t t p : / / s c h e m a s . m i c r o s o f t . c o m / o f f i c e / w o r d / 2 0 1 6 / w o r d m l / c i d "   x m l n s : w 1 6 = " h t t p : / / s c h e m a s . m i c r o s o f t . c o m / o f f i c e / w o r d / 2 0 1 8 / w o r d m l "   x m l n s : w 1 6 d u = " h t t p : / / s c h e m a s . m i c r o s o f t . c o m / o f f i c e / w o r d / 2 0 2 3 / w o r d m l / w o r d 1 6 d u "   x m l n s : w 1 6 s d t d h = " h t t p : / / s c h e m a s . m i c r o s o f t . c o m / o f f i c e / w o r d / 2 0 2 0 / w o r d m l / s d t d a t a h a s h "   x m l n s : w 1 6 s d t f l = " h t t p : / / s c h e m a s . m i c r o s o f t . c o m / o f f i c e / w o r d / 2 0 2 4 / w o r d m l / s d t f o r m a t l o c k "   x m l n s : w 1 6 s e = " h t t p : / / s c h e m a s . m i c r o s o f t . c o m / o f f i c e / w o r d / 2 0 1 5 / w o r d m l / s y m e x "   m c : I g n o r a b l e = " w 1 4   w 1 5   w 1 6 s e   w 1 6 c i d   w 1 6   w 1 6 c e x   w 1 6 s d t d h   w 1 6 s d t f l   w 1 6 d u " & g t ; & l t ; w : d o c D e f a u l t s & g t ; & l t ; w : r P r D e f a u l t & g t ; & l t ; w : r P r & g t ; & l t ; w : r F o n t s   w : a s c i i T h e m e = " m i n o r H A n s i "   w : e a s t A s i a T h e m e = " m i n o r E a s t A s i a "   w : h A n s i T h e m e = " m i n o r H A n s i "   w : c s t h e m e = " m i n o r B i d i " / & g t ; & l t ; w : k e r n   w : v a l = " 2 " / & g t ; & l t ; w : s z   w : v a l = " 2 4 " / & g t ; & l t ; w : s z C s   w : v a l = " 2 4 " / & g t ; & l t ; w : l a n g   w : v a l = " e n - D K "   w : e a s t A s i a = " e n - D K "   w : b i d i = " a r - S A " / & g t ; & l t ; w 1 4 : l i g a t u r e s   w 1 4 : v a l = " s t a n d a r d C o n t e x t u a l " / & g t ; & l t ; / w : r P r & g t ; & l t ; / w : r P r D e f a u l t & g t ; & l t ; w : p P r D e f a u l t & g t ; & l t ; w : p P r & g t ; & l t ; w : s p a c i n g   w : a f t e r = " 1 6 0 "   w : l i n e = " 2 7 8 "   w : l i n e R u l e = " a u t o " / & g t ; & l t ; / w : p P r & g t ; & l t ; / w : p P r D e f a u l t & g t ; & l t ; / w : d o c D e f a u l t s & g t ; & l t ; w : s t y l e   w : t y p e = " p a r a g r a p h "   w : d e f a u l t = " 1 "   w : s t y l e I d = " N o r m a l " & g t ; & l t ; w : n a m e   w : v a l = " N o r m a l " / & g t ; & l t ; w : q F o r m a t / & g t ; & l t ; / w : s t y l e & g t ; & l t ; w : s t y l e   w : t y p e = " c h a r a c t e r "   w : d e f a u l t = " 1 "   w : s t y l e I d = " D e f a u l t P a r a g r a p h F o n t " & g t ; & l t ; w : n a m e   w : v a l = " D e f a u l t   P a r a g r a p h   F o n t " / & g t ; & l t ; w : u i P r i o r i t y   w : v a l = " 1 " / & g t ; & l t ; w : s e m i H i d d e n / & g t ; & l t ; w : u n h i d e W h e n U s e d / & g t ; & l t ; / w : s t y l e & g t ; & l t ; w : s t y l e   w : t y p e = " t a b l e "   w : d e f a u l t = " 1 "   w : s t y l e I d = " T a b l e N o r m a l " & g t ; & l t ; w : n a m e   w : v a l = " N o r m a l   T a b l e " / & g t ; & l t ; w : u i P r i o r i t y   w : v a l = " 9 9 " / & g t ; & l t ; w : s e m i H i d d e n / & g t ; & l t ; w : u n h i d e W h e n U s e d / & g t ; & l t ; w : t b l P r & g t ; & l t ; w : t b l I n d   w : w = " 0 "   w : t y p e = " d x a " / & g t ; & l t ; w : t b l C e l l M a r & g t ; & l t ; w : t o p   w : w = " 0 "   w : t y p e = " d x a " / & g t ; & l t ; w : l e f t   w : w = " 1 0 8 "   w : t y p e = " d x a " / & g t ; & l t ; w : b o t t o m   w : w = " 0 "   w : t y p e = " d x a " / & g t ; & l t ; w : r i g h t   w : w = " 1 0 8 "   w : t y p e = " d x a " / & g t ; & l t ; / w : t b l C e l l M a r & g t ; & l t ; / w : t b l P r & g t ; & l t ; / w : s t y l e & g t ; & l t ; w : s t y l e   w : t y p e = " n u m b e r i n g "   w : d e f a u l t = " 1 "   w : s t y l e I d = " N o L i s t " & g t ; & l t ; w : n a m e   w : v a l = " N o   L i s t " / & g t ; & l t ; w : u i P r i o r i t y   w : v a l = " 9 9 " / & g t ; & l t ; w : s e m i H i d d e n / & g t ; & l t ; w : u n h i d e W h e n U s e d / & g t ; & l t ; / w : s t y l e & g t ; & l t ; / w : s t y l e s & g t ; & l t ; / p k g : x m l D a t a & g t ; & l t ; / p k g : p a r t & g t ; & l t ; / p k g : p a c k a g e & g t ; - 
- < / C a p a c i t y N a m e > +             < C a p a c i t y N a m e > C a p a c i t y N a m e < / C a p a c i t y N a m e >   
              < C a p a c i t y T a s k L i s t C a p t > C a p a c i t y T a s k L i s t C a p t < / C a p a c i t y T a s k L i s t C a p t >   
@@ -4399,65 +4268,23 @@
  
              < C u r r R e p o r t P a g e N o C a p t > C u r r R e p o r t P a g e N o C a p t < / C u r r R e p o r t P a g e N o C a p t >   
-             < D e s c _ P r o d O r d e r R t n g L i n e > & l t ; ? x m l   v e r s i o n = " 1 . 0 "   s t a n d a l o n e = " y e s " ? & g t ; - 
- & l t ; ? m s o - a p p l i c a t i o n   p r o g i d = " W o r d . D o c u m e n t " ? & g t ; - 
- & l t ; p k g : p a c k a g e   x m l n s : p k g = " h t t p : / / s c h e m a s . m i c r o s o f t . c o m / o f f i c e / 2 0 0 6 / x m l P a c k a g e " & g t ; & l t ; p k g : p a r t   p k g : n a m e = " / _ r e l s / . r e l s "   p k g : c o n t e n t T y p e = " a p p l i c a t i o n / v n d . o p e n x m l f o r m a t s - p a c k a g e . r e l a t i o n s h i p s + x m l "   p k g : p a d d i n g = " 5 1 2 " & g t ; & l t ; p k g : x m l D a t a & g t ; & l t ; R e l a t i o n s h i p s   x m l n s = " h t t p : / / s c h e m a s . o p e n x m l f o r m a t s . o r g / p a c k a g e / 2 0 0 6 / r e l a t i o n s h i p s " & g t ; & l t ; R e l a t i o n s h i p   I d = " r I d 1 "   T y p e = " h t t p : / / s c h e m a s . o p e n x m l f o r m a t s . o r g / o f f i c e D o c u m e n t / 2 0 0 6 / r e l a t i o n s h i p s / o f f i c e D o c u m e n t "   T a r g e t = " w o r d / d o c u m e n t . x m l " / & g t ; & l t ; / R e l a t i o n s h i p s & g t ; & l t ; / p k g : x m l D a t a & g t ; & l t ; / p k g : p a r t & g t ; & l t ; p k g : p a r t   p k g : n a m e = " / w o r d / d o c u m e n t . x m l "   p k g : c o n t e n t T y p e = " a p p l i c a t i o n / v n d . o p e n x m l f o r m a t s - o f f i c e d o c u m e n t . w o r d p r o c e s s i n g m l . d o c u m e n t . m a i n + x m l " & g t ; & l t ; p k g : x m l D a t a & g t ; & l t ; w : d o c u m e n t   x m l n s : w p c = " h t t p : / / s c h e m a s . m i c r o s o f t . c o m / o f f i c e / w o r d / 2 0 1 0 / w o r d p r o c e s s i n g C a n v a s "   x m l n s : c x = " h t t p : / / s c h e m a s . m i c r o s o f t . c o m / o f f i c e / d r a w i n g / 2 0 1 4 / c h a r t e x "   x m l n s : c x 1 = " h t t p : / / s c h e m a s . m i c r o s o f t . c o m / o f f i c e / d r a w i n g / 2 0 1 5 / 9 / 8 / c h a r t e x "   x m l n s : c x 2 = " h t t p : / / s c h e m a s . m i c r o s o f t . c o m / o f f i c e / d r a w i n g / 2 0 1 5 / 1 0 / 2 1 / c h a r t e x "   x m l n s : c x 3 = " h t t p : / / s c h e m a s . m i c r o s o f t . c o m / o f f i c e / d r a w i n g / 2 0 1 6 / 5 / 9 / c h a r t e x "   x m l n s : c x 4 = " h t t p : / / s c h e m a s . m i c r o s o f t . c o m / o f f i c e / d r a w i n g / 2 0 1 6 / 5 / 1 0 / c h a r t e x "   x m l n s : c x 5 = " h t t p : / / s c h e m a s . m i c r o s o f t . c o m / o f f i c e / d r a w i n g / 2 0 1 6 / 5 / 1 1 / c h a r t e x "   x m l n s : c x 6 = " h t t p : / / s c h e m a s . m i c r o s o f t . c o m / o f f i c e / d r a w i n g / 2 0 1 6 / 5 / 1 2 / c h a r t e x "   x m l n s : c x 7 = " h t t p : / / s c h e m a s . m i c r o s o f t . c o m / o f f i c e / d r a w i n g / 2 0 1 6 / 5 / 1 3 / c h a r t e x "   x m l n s : c x 8 = " h t t p : / / s c h e m a s . m i c r o s o f t . c o m / o f f i c e / d r a w i n g / 2 0 1 6 / 5 / 1 4 / c h a r t e x "   x m l n s : m c = " h t t p : / / s c h e m a s . o p e n x m l f o r m a t s . o r g / m a r k u p - c o m p a t i b i l i t y / 2 0 0 6 "   x m l n s : a i n k = " h t t p : / / s c h e m a s . m i c r o s o f t . c o m / o f f i c e / d r a w i n g / 2 0 1 6 / i n k "   x m l n s : a m 3 d = " h t t p : / / s c h e m a s . m i c r o s o f t . c o m / o f f i c e / d r a w i n g / 2 0 1 7 / m o d e l 3 d "   x m l n s : o = " u r n : s c h e m a s - m i c r o s o f t - c o m : o f f i c e : o f f i c e "   x m l n s : o e l = " h t t p : / / s c h e m a s . m i c r o s o f t . c o m / o f f i c e / 2 0 1 9 / e x t l s t "   x m l n s : r = " h t t p : / / s c h e m a s . o p e n x m l f o r m a t s . o r g / o f f i c e D o c u m e n t / 2 0 0 6 / r e l a t i o n s h i p s "   x m l n s : m = " h t t p : / / s c h e m a s . o p e n x m l f o r m a t s . o r g / o f f i c e D o c u m e n t / 2 0 0 6 / m a t h "   x m l n s : v = " u r n : s c h e m a s - m i c r o s o f t - c o m : v m l "   x m l n s : w p 1 4 = " h t t p : / / s c h e m a s . m i c r o s o f t . c o m / o f f i c e / w o r d / 2 0 1 0 / w o r d p r o c e s s i n g D r a w i n g "   x m l n s : w p = " h t t p : / / s c h e m a s . o p e n x m l f o r m a t s . o r g / d r a w i n g m l / 2 0 0 6 / w o r d p r o c e s s i n g D r a w i n g "   x m l n s : w 1 0 = " u r n : s c h e m a s - m i c r o s o f t - c o m : o f f i c e : w o r d "   x m l n s : w = " h t t p : / / s c h e m a s . o p e n x m l f o r m a t s . o r g / w o r d p r o c e s s i n g m l / 2 0 0 6 / m a i n "   x m l n s : w 1 4 = " h t t p : / / s c h e m a s . m i c r o s o f t . c o m / o f f i c e / w o r d / 2 0 1 0 / w o r d m l "   x m l n s : w 1 5 = " h t t p : / / s c h e m a s . m i c r o s o f t . c o m / o f f i c e / w o r d / 2 0 1 2 / w o r d m l "   x m l n s : w 1 6 c e i = " h t t p : / / s c h e m a s . m i c r o s o f t . c o m / o f f i c e / w o r d / 2 0 2 6 / w o r d m l / c e i "   x m l n s : w 1 6 c e x = " h t t p : / / s c h e m a s . m i c r o s o f t . c o m / o f f i c e / w o r d / 2 0 1 8 / w o r d m l / c e x "   x m l n s : w 1 6 c i d = " h t t p : / / s c h e m a s . m i c r o s o f t . c o m / o f f i c e / w o r d / 2 0 1 6 / w o r d m l / c i d "   x m l n s : w 1 6 = " h t t p : / / s c h e m a s . m i c r o s o f t . c o m / o f f i c e / w o r d / 2 0 1 8 / w o r d m l "   x m l n s : w 1 6 d u = " h t t p : / / s c h e m a s . m i c r o s o f t . c o m / o f f i c e / w o r d / 2 0 2 3 / w o r d m l / w o r d 1 6 d u "   x m l n s : w 1 6 s d t d h = " h t t p : / / s c h e m a s . m i c r o s o f t . c o m / o f f i c e / w o r d / 2 0 2 0 / w o r d m l / s d t d a t a h a s h "   x m l n s : w 1 6 s d t f l = " h t t p : / / s c h e m a s . m i c r o s o f t . c o m / o f f i c e / w o r d / 2 0 2 4 / w o r d m l / s d t f o r m a t l o c k "   x m l n s : w 1 6 s e = " h t t p : / / s c h e m a s . m i c r o s o f t . c o m / o f f i c e / w o r d / 2 0 1 5 / w o r d m l / s y m e x "   x m l n s : w p g = " h t t p : / / s c h e m a s . m i c r o s o f t . c o m / o f f i c e / w o r d / 2 0 1 0 / w o r d p r o c e s s i n g G r o u p "   x m l n s : w p i = " h t t p : / / s c h e m a s . m i c r o s o f t . c o m / o f f i c e / w o r d / 2 0 1 0 / w o r d p r o c e s s i n g I n k "   x m l n s : w n e = " h t t p : / / s c h e m a s . m i c r o s o f t . c o m / o f f i c e / w o r d / 2 0 0 6 / w o r d m l "   x m l n s : w p s = " h t t p : / / s c h e m a s . m i c r o s o f t . c o m / o f f i c e / w o r d / 2 0 1 0 / w o r d p r o c e s s i n g S h a p e "   m c : I g n o r a b l e = " w 1 4   w 1 5   w 1 6 s e   w 1 6 c i d   w 1 6   w 1 6 c e x   w 1 6 s d t d h   w 1 6 s d t f l   w 1 6 d u   w p 1 4 " & g t ; & l t ; w : b o d y & g t ; & l t ; w : p   w 1 4 : p a r a I d = " 4 0 6 F 6 E 5 F "   w 1 4 : t e x t I d = " 3 A 9 2 8 8 6 B "   w : r s i d R = " 0 0 8 9 5 3 A 0 "   w : r s i d R D e f a u l t = " 0 0 8 9 5 3 A 0 " & g t ; & l t ; w : p P r & g t ; & l t ; w : f r a m e P r   w : h S p a c e = " 1 8 0 "   w : w r a p = " a r o u n d "   w : v A n c h o r = " t e x t "   w : h A n c h o r = " m a r g i n "   w : y = " - 1 1 " / & g t ; & l t ; w : s p a c i n g   w : a f t e r = " 0 "   w : l i n e = " 2 4 0 "   w : l i n e R u l e = " a u t o " / & g t ; & l t ; / w : p P r & g t ; & l t ; w : r   w : r s i d R P r = " 0 0 4 B 5 2 8 B " & g t ; & l t ; w : r P r & g t ; & l t ; w : r F o n t s   w : e a s t A s i a = " Y u   M i n c h o "   w : c s = " S e g o e   U I " / & g t ; & l t ; w : s z   w : v a l = " 2 2 " / & g t ; & l t ; w : s z C s   w : v a l = " 2 2 " / & g t ; & l t ; / w : r P r & g t ; & l t ; w : t & g t ; D e s c _ P r o d O r d e r R t n g L i n e & l t ; / w : t & g t ; & l t ; / w : r & g t ; & l t ; / w : p & g t ; & l t ; w : s e c t P r   w : r s i d R = " 0 0 8 9 5 3 A 0 " & g t ; & l t ; w : p g S z   w : w = " 1 2 2 4 0 "   w : h = " 1 5 8 4 0 " / & g t ; & l t ; w : p g M a r   w : t o p = " 1 4 4 0 "   w : r i g h t = " 1 4 4 0 "   w : b o t t o m = " 1 4 4 0 "   w : l e f t = " 1 4 4 0 "   w : h e a d e r = " 7 2 0 "   w : f o o t e r = " 7 2 0 "   w : g u t t e r = " 0 " / & g t ; & l t ; w : c o l s   w : s p a c e = " 7 2 0 " / & g t ; & l t ; / w : s e c t P r & g t ; & l t ; / w : b o d y & g t ; & l t ; / w : d o c u m e n t & g t ; & l t ; / p k g : x m l D a t a & g t ; & l t ; / p k g : p a r t & g t ; & l t ; p k g : p a r t   p k g : n a m e = " / w o r d / _ r e l s / d o c u m e n t . x m l . r e l s "   p k g : c o n t e n t T y p e = " a p p l i c a t i o n / v n d . o p e n x m l f o r m a t s - p a c k a g e . r e l a t i o n s h i p s + x m l "   p k g : p a d d i n g = " 2 5 6 " & g t ; & l t ; p k g : x m l D a t a & g t ; & l t ; R e l a t i o n s h i p s   x m l n s = " h t t p : / / s c h e m a s . o p e n x m l f o r m a t s . o r g / p a c k a g e / 2 0 0 6 / r e l a t i o n s h i p s " & g t ; & l t ; R e l a t i o n s h i p   I d = " r I d 1 "   T y p e = " h t t p : / / s c h e m a s . o p e n x m l f o r m a t s . o r g / o f f i c e D o c u m e n t / 2 0 0 6 / r e l a t i o n s h i p s / s t y l e s "   T a r g e t = " s t y l e s . x m l " / & g t ; & l t ; / R e l a t i o n s h i p s & g t ; & l t ; / p k g : x m l D a t a & g t ; & l t ; / p k g : p a r t & g t ; & l t ; p k g : p a r t   p k g : n a m e = " / w o r d / s t y l e s . x m l "   p k g : c o n t e n t T y p e = " a p p l i c a t i o n / v n d . o p e n x m l f o r m a t s - o f f i c e d o c u m e n t . w o r d p r o c e s s i n g m l . s t y l e s + x m l " & g t ; & l t ; p k g : x m l D a t a & g t ; & l t ; w : s t y l e s   x m l n s : m c = " h t t p : / / s c h e m a s . o p e n x m l f o r m a t s . o r g / m a r k u p - c o m p a t i b i l i t y / 2 0 0 6 "   x m l n s : r = " h t t p : / / s c h e m a s . o p e n x m l f o r m a t s . o r g / o f f i c e D o c u m e n t / 2 0 0 6 / r e l a t i o n s h i p s "   x m l n s : w = " h t t p : / / s c h e m a s . o p e n x m l f o r m a t s . o r g / w o r d p r o c e s s i n g m l / 2 0 0 6 / m a i n "   x m l n s : w 1 4 = " h t t p : / / s c h e m a s . m i c r o s o f t . c o m / o f f i c e / w o r d / 2 0 1 0 / w o r d m l "   x m l n s : w 1 5 = " h t t p : / / s c h e m a s . m i c r o s o f t . c o m / o f f i c e / w o r d / 2 0 1 2 / w o r d m l "   x m l n s : w 1 6 c e x = " h t t p : / / s c h e m a s . m i c r o s o f t . c o m / o f f i c e / w o r d / 2 0 1 8 / w o r d m l / c e x "   x m l n s : w 1 6 c i d = " h t t p : / / s c h e m a s . m i c r o s o f t . c o m / o f f i c e / w o r d / 2 0 1 6 / w o r d m l / c i d "   x m l n s : w 1 6 = " h t t p : / / s c h e m a s . m i c r o s o f t . c o m / o f f i c e / w o r d / 2 0 1 8 / w o r d m l "   x m l n s : w 1 6 d u = " h t t p : / / s c h e m a s . m i c r o s o f t . c o m / o f f i c e / w o r d / 2 0 2 3 / w o r d m l / w o r d 1 6 d u "   x m l n s : w 1 6 s d t d h = " h t t p : / / s c h e m a s . m i c r o s o f t . c o m / o f f i c e / w o r d / 2 0 2 0 / w o r d m l / s d t d a t a h a s h "   x m l n s : w 1 6 s d t f l = " h t t p : / / s c h e m a s . m i c r o s o f t . c o m / o f f i c e / w o r d / 2 0 2 4 / w o r d m l / s d t f o r m a t l o c k "   x m l n s : w 1 6 s e = " h t t p : / / s c h e m a s . m i c r o s o f t . c o m / o f f i c e / w o r d / 2 0 1 5 / w o r d m l / s y m e x "   m c : I g n o r a b l e = " w 1 4   w 1 5   w 1 6 s e   w 1 6 c i d   w 1 6   w 1 6 c e x   w 1 6 s d t d h   w 1 6 s d t f l   w 1 6 d u " & g t ; & l t ; w : d o c D e f a u l t s & g t ; & l t ; w : r P r D e f a u l t & g t ; & l t ; w : r P r & g t ; & l t ; w : r F o n t s   w : a s c i i T h e m e = " m i n o r H A n s i "   w : e a s t A s i a T h e m e = " m i n o r E a s t A s i a "   w : h A n s i T h e m e = " m i n o r H A n s i "   w : c s t h e m e = " m i n o r B i d i " / & g t ; & l t ; w : k e r n   w : v a l = " 2 " / & g t ; & l t ; w : s z   w : v a l = " 2 4 " / & g t ; & l t ; w : s z C s   w : v a l = " 2 4 " / & g t ; & l t ; w : l a n g   w : v a l = " e n - D K "   w : e a s t A s i a = " e n - D K "   w : b i d i = " a r - S A " / & g t ; & l t ; w 1 4 : l i g a t u r e s   w 1 4 : v a l = " s t a n d a r d C o n t e x t u a l " / & g t ; & l t ; / w : r P r & g t ; & l t ; / w : r P r D e f a u l t & g t ; & l t ; w : p P r D e f a u l t & g t ; & l t ; w : p P r & g t ; & l t ; w : s p a c i n g   w : a f t e r = " 1 6 0 "   w : l i n e = " 2 7 8 "   w : l i n e R u l e = " a u t o " / & g t ; & l t ; / w : p P r & g t ; & l t ; / w : p P r D e f a u l t & g t ; & l t ; / w : d o c D e f a u l t s & g t ; & l t ; w : s t y l e   w : t y p e = " p a r a g r a p h "   w : d e f a u l t = " 1 "   w : s t y l e I d = " N o r m a l " & g t ; & l t ; w : n a m e   w : v a l = " N o r m a l " / & g t ; & l t ; w : q F o r m a t / & g t ; & l t ; w : r s i d   w : v a l = " 0 0 4 D 5 B 8 F " / & g t ; & l t ; / w : s t y l e & g t ; & l t ; w : s t y l e   w : t y p e = " c h a r a c t e r "   w : d e f a u l t = " 1 "   w : s t y l e I d = " D e f a u l t P a r a g r a p h F o n t " & g t ; & l t ; w : n a m e   w : v a l = " D e f a u l t   P a r a g r a p h   F o n t " / & g t ; & l t ; w : u i P r i o r i t y   w : v a l = " 1 " / & g t ; & l t ; w : s e m i H i d d e n / & g t ; & l t ; w : u n h i d e W h e n U s e d / & g t ; & l t ; w : r s i d   w : v a l = " 0 0 4 D 5 B 8 F " / & g t ; & l t ; / w : s t y l e & g t ; & l t ; w : s t y l e   w : t y p e = " t a b l e "   w : d e f a u l t = " 1 "   w : s t y l e I d = " T a b l e N o r m a l " & g t ; & l t ; w : n a m e   w : v a l = " N o r m a l   T a b l e " / & g t ; & l t ; w : u i P r i o r i t y   w : v a l = " 9 9 " / & g t ; & l t ; w : s e m i H i d d e n / & g t ; & l t ; w : u n h i d e W h e n U s e d / & g t ; & l t ; w : t b l P r & g t ; & l t ; w : t b l I n d   w : w = " 0 "   w : t y p e = " d x a " / & g t ; & l t ; w : t b l C e l l M a r & g t ; & l t ; w : t o p   w : w = " 0 "   w : t y p e = " d x a " / & g t ; & l t ; w : l e f t   w : w = " 1 0 8 "   w : t y p e = " d x a " / & g t ; & l t ; w : b o t t o m   w : w = " 0 "   w : t y p e = " d x a " / & g t ; & l t ; w : r i g h t   w : w = " 1 0 8 "   w : t y p e = " d x a " / & g t ; & l t ; / w : t b l C e l l M a r & g t ; & l t ; / w : t b l P r & g t ; & l t ; / w : s t y l e & g t ; & l t ; w : s t y l e   w : t y p e = " n u m b e r i n g "   w : d e f a u l t = " 1 "   w : s t y l e I d = " N o L i s t " & g t ; & l t ; w : n a m e   w : v a l = " N o   L i s t " / & g t ; & l t ; w : u i P r i o r i t y   w : v a l = " 9 9 " / & g t ; & l t ; w : s e m i H i d d e n / & g t ; & l t ; w : u n h i d e W h e n U s e d / & g t ; & l t ; w : r s i d   w : v a l = " 0 0 4 D 5 B 8 F " / & g t ; & l t ; / w : s t y l e & g t ; & l t ; / w : s t y l e s & g t ; & l t ; / p k g : x m l D a t a & g t ; & l t ; / p k g : p a r t & g t ; & l t ; / p k g : p a c k a g e & g t ; - 
- < / D e s c _ P r o d O r d e r R t n g L i n e > - 
-             < E n d D a t e _ P r o d O r d e r R t n g L i n e > & l t ; ? x m l   v e r s i o n = " 1 . 0 "   s t a n d a l o n e = " y e s " ? & g t ; - 
- & l t ; ? m s o - a p p l i c a t i o n   p r o g i d = " W o r d . D o c u m e n t " ? & g t ; - 
- & l t ; p k g : p a c k a g e   x m l n s : p k g = " h t t p : / / s c h e m a s . m i c r o s o f t . c o m / o f f i c e / 2 0 0 6 / x m l P a c k a g e " & g t ; & l t ; p k g : p a r t   p k g : n a m e = " / _ r e l s / . r e l s "   p k g : c o n t e n t T y p e = " a p p l i c a t i o n / v n d . o p e n x m l f o r m a t s - p a c k a g e . r e l a t i o n s h i p s + x m l "   p k g : p a d d i n g = " 5 1 2 " & g t ; & l t ; p k g : x m l D a t a & g t ; & l t ; R e l a t i o n s h i p s   x m l n s = " h t t p : / / s c h e m a s . o p e n x m l f o r m a t s . o r g / p a c k a g e / 2 0 0 6 / r e l a t i o n s h i p s " & g t ; & l t ; R e l a t i o n s h i p   I d = " r I d 1 "   T y p e = " h t t p : / / s c h e m a s . o p e n x m l f o r m a t s . o r g / o f f i c e D o c u m e n t / 2 0 0 6 / r e l a t i o n s h i p s / o f f i c e D o c u m e n t "   T a r g e t = " w o r d / d o c u m e n t . x m l " / & g t ; & l t ; / R e l a t i o n s h i p s & g t ; & l t ; / p k g : x m l D a t a & g t ; & l t ; / p k g : p a r t & g t ; & l t ; p k g : p a r t   p k g : n a m e = " / w o r d / d o c u m e n t . x m l "   p k g : c o n t e n t T y p e = " a p p l i c a t i o n / v n d . o p e n x m l f o r m a t s - o f f i c e d o c u m e n t . w o r d p r o c e s s i n g m l . d o c u m e n t . m a i n + x m l " & g t ; & l t ; p k g : x m l D a t a & g t ; & l t ; w : d o c u m e n t   x m l n s : w p c = " h t t p : / / s c h e m a s . m i c r o s o f t . c o m / o f f i c e / w o r d / 2 0 1 0 / w o r d p r o c e s s i n g C a n v a s "   x m l n s : c x = " h t t p : / / s c h e m a s . m i c r o s o f t . c o m / o f f i c e / d r a w i n g / 2 0 1 4 / c h a r t e x "   x m l n s : c x 1 = " h t t p : / / s c h e m a s . m i c r o s o f t . c o m / o f f i c e / d r a w i n g / 2 0 1 5 / 9 / 8 / c h a r t e x "   x m l n s : c x 2 = " h t t p : / / s c h e m a s . m i c r o s o f t . c o m / o f f i c e / d r a w i n g / 2 0 1 5 / 1 0 / 2 1 / c h a r t e x "   x m l n s : c x 3 = " h t t p : / / s c h e m a s . m i c r o s o f t . c o m / o f f i c e / d r a w i n g / 2 0 1 6 / 5 / 9 / c h a r t e x "   x m l n s : c x 4 = " h t t p : / / s c h e m a s . m i c r o s o f t . c o m / o f f i c e / d r a w i n g / 2 0 1 6 / 5 / 1 0 / c h a r t e x "   x m l n s : c x 5 = " h t t p : / / s c h e m a s . m i c r o s o f t . c o m / o f f i c e / d r a w i n g / 2 0 1 6 / 5 / 1 1 / c h a r t e x "   x m l n s : c x 6 = " h t t p : / / s c h e m a s . m i c r o s o f t . c o m / o f f i c e / d r a w i n g / 2 0 1 6 / 5 / 1 2 / c h a r t e x "   x m l n s : c x 7 = " h t t p : / / s c h e m a s . m i c r o s o f t . c o m / o f f i c e / d r a w i n g / 2 0 1 6 / 5 / 1 3 / c h a r t e x "   x m l n s : c x 8 = " h t t p : / / s c h e m a s . m i c r o s o f t . c o m / o f f i c e / d r a w i n g / 2 0 1 6 / 5 / 1 4 / c h a r t e x "   x m l n s : m c = " h t t p : / / s c h e m a s . o p e n x m l f o r m a t s . o r g / m a r k u p - c o m p a t i b i l i t y / 2 0 0 6 "   x m l n s : a i n k = " h t t p : / / s c h e m a s . m i c r o s o f t . c o m / o f f i c e / d r a w i n g / 2 0 1 6 / i n k "   x m l n s : a m 3 d = " h t t p : / / s c h e m a s . m i c r o s o f t . c o m / o f f i c e / d r a w i n g / 2 0 1 7 / m o d e l 3 d "   x m l n s : o = " u r n : s c h e m a s - m i c r o s o f t - c o m : o f f i c e : o f f i c e "   x m l n s : o e l = " h t t p : / / s c h e m a s . m i c r o s o f t . c o m / o f f i c e / 2 0 1 9 / e x t l s t "   x m l n s : r = " h t t p : / / s c h e m a s . o p e n x m l f o r m a t s . o r g / o f f i c e D o c u m e n t / 2 0 0 6 / r e l a t i o n s h i p s "   x m l n s : m = " h t t p : / / s c h e m a s . o p e n x m l f o r m a t s . o r g / o f f i c e D o c u m e n t / 2 0 0 6 / m a t h "   x m l n s : v = " u r n : s c h e m a s - m i c r o s o f t - c o m : v m l "   x m l n s : w p 1 4 = " h t t p : / / s c h e m a s . m i c r o s o f t . c o m / o f f i c e / w o r d / 2 0 1 0 / w o r d p r o c e s s i n g D r a w i n g "   x m l n s : w p = " h t t p : / / s c h e m a s . o p e n x m l f o r m a t s . o r g / d r a w i n g m l / 2 0 0 6 / w o r d p r o c e s s i n g D r a w i n g "   x m l n s : w 1 0 = " u r n : s c h e m a s - m i c r o s o f t - c o m : o f f i c e : w o r d "   x m l n s : w = " h t t p : / / s c h e m a s . o p e n x m l f o r m a t s . o r g / w o r d p r o c e s s i n g m l / 2 0 0 6 / m a i n "   x m l n s : w 1 4 = " h t t p : / / s c h e m a s . m i c r o s o f t . c o m / o f f i c e / w o r d / 2 0 1 0 / w o r d m l "   x m l n s : w 1 5 = " h t t p : / / s c h e m a s . m i c r o s o f t . c o m / o f f i c e / w o r d / 2 0 1 2 / w o r d m l "   x m l n s : w 1 6 c e i = " h t t p : / / s c h e m a s . m i c r o s o f t . c o m / o f f i c e / w o r d / 2 0 2 6 / w o r d m l / c e i "   x m l n s : w 1 6 c e x = " h t t p : / / s c h e m a s . m i c r o s o f t . c o m / o f f i c e / w o r d / 2 0 1 8 / w o r d m l / c e x "   x m l n s : w 1 6 c i d = " h t t p : / / s c h e m a s . m i c r o s o f t . c o m / o f f i c e / w o r d / 2 0 1 6 / w o r d m l / c i d "   x m l n s : w 1 6 = " h t t p : / / s c h e m a s . m i c r o s o f t . c o m / o f f i c e / w o r d / 2 0 1 8 / w o r d m l "   x m l n s : w 1 6 d u = " h t t p : / / s c h e m a s . m i c r o s o f t . c o m / o f f i c e / w o r d / 2 0 2 3 / w o r d m l / w o r d 1 6 d u "   x m l n s : w 1 6 s d t d h = " h t t p : / / s c h e m a s . m i c r o s o f t . c o m / o f f i c e / w o r d / 2 0 2 0 / w o r d m l / s d t d a t a h a s h "   x m l n s : w 1 6 s d t f l = " h t t p : / / s c h e m a s . m i c r o s o f t . c o m / o f f i c e / w o r d / 2 0 2 4 / w o r d m l / s d t f o r m a t l o c k "   x m l n s : w 1 6 s e = " h t t p : / / s c h e m a s . m i c r o s o f t . c o m / o f f i c e / w o r d / 2 0 1 5 / w o r d m l / s y m e x "   x m l n s : w p g = " h t t p : / / s c h e m a s . m i c r o s o f t . c o m / o f f i c e / w o r d / 2 0 1 0 / w o r d p r o c e s s i n g G r o u p "   x m l n s : w p i = " h t t p : / / s c h e m a s . m i c r o s o f t . c o m / o f f i c e / w o r d / 2 0 1 0 / w o r d p r o c e s s i n g I n k "   x m l n s : w n e = " h t t p : / / s c h e m a s . m i c r o s o f t . c o m / o f f i c e / w o r d / 2 0 0 6 / w o r d m l "   x m l n s : w p s = " h t t p : / / s c h e m a s . m i c r o s o f t . c o m / o f f i c e / w o r d / 2 0 1 0 / w o r d p r o c e s s i n g S h a p e "   m c : I g n o r a b l e = " w 1 4   w 1 5   w 1 6 s e   w 1 6 c i d   w 1 6   w 1 6 c e x   w 1 6 s d t d h   w 1 6 s d t f l   w 1 6 d u   w p 1 4 " & g t ; & l t ; w : b o d y & g t ; & l t ; w : p   w 1 4 : p a r a I d = " 5 D 4 5 6 0 9 3 "   w 1 4 : t e x t I d = " 2 0 7 7 C 9 B 7 "   w : r s i d R = " 0 0 6 9 1 C F 0 "   w : r s i d R D e f a u l t = " 0 0 6 9 1 C F 0 " & g t ; & l t ; w : p P r & g t ; & l t ; w : f r a m e P r   w : h S p a c e = " 1 8 0 "   w : w r a p = " a r o u n d "   w : v A n c h o r = " t e x t "   w : h A n c h o r = " m a r g i n "   w : y = " - 1 1 " / & g t ; & l t ; w : s p a c i n g   w : a f t e r = " 0 "   w : l i n e = " 2 4 0 "   w : l i n e R u l e = " a u t o " / & g t ; & l t ; / w : p P r & g t ; & l t ; w : r   w : r s i d R P r = " 0 0 4 B 5 2 8 B " & g t ; & l t ; w : r P r & g t ; & l t ; w : r F o n t s   w : e a s t A s i a = " Y u   M i n c h o "   w : c s = " S e g o e   U I " / & g t ; & l t ; w : s z   w : v a l = " 2 2 " / & g t ; & l t ; w : s z C s   w : v a l = " 2 2 " / & g t ; & l t ; / w : r P r & g t ; & l t ; w : t & g t ; E n d D a t e _ P r o d O r d e r R t n g L i n e & l t ; / w : t & g t ; & l t ; / w : r & g t ; & l t ; / w : p & g t ; & l t ; w : s e c t P r   w : r s i d R = " 0 0 6 9 1 C F 0 " & g t ; & l t ; w : p g S z   w : w = " 1 2 2 4 0 "   w : h = " 1 5 8 4 0 " / & g t ; & l t ; w : p g M a r   w : t o p = " 1 4 4 0 "   w : r i g h t = " 1 4 4 0 "   w : b o t t o m = " 1 4 4 0 "   w : l e f t = " 1 4 4 0 "   w : h e a d e r = " 7 2 0 "   w : f o o t e r = " 7 2 0 "   w : g u t t e r = " 0 " / & g t ; & l t ; w : c o l s   w : s p a c e = " 7 2 0 " / & g t ; & l t ; / w : s e c t P r & g t ; & l t ; / w : b o d y & g t ; & l t ; / w : d o c u m e n t & g t ; & l t ; / p k g : x m l D a t a & g t ; & l t ; / p k g : p a r t & g t ; & l t ; p k g : p a r t   p k g : n a m e = " / w o r d / _ r e l s / d o c u m e n t . x m l . r e l s "   p k g : c o n t e n t T y p e = " a p p l i c a t i o n / v n d . o p e n x m l f o r m a t s - p a c k a g e . r e l a t i o n s h i p s + x m l "   p k g : p a d d i n g = " 2 5 6 " & g t ; & l t ; p k g : x m l D a t a & g t ; & l t ; R e l a t i o n s h i p s   x m l n s = " h t t p : / / s c h e m a s . o p e n x m l f o r m a t s . o r g / p a c k a g e / 2 0 0 6 / r e l a t i o n s h i p s " & g t ; & l t ; R e l a t i o n s h i p   I d = " r I d 1 "   T y p e = " h t t p : / / s c h e m a s . o p e n x m l f o r m a t s . o r g / o f f i c e D o c u m e n t / 2 0 0 6 / r e l a t i o n s h i p s / s t y l e s "   T a r g e t = " s t y l e s . x m l " / & g t ; & l t ; / R e l a t i o n s h i p s & g t ; & l t ; / p k g : x m l D a t a & g t ; & l t ; / p k g : p a r t & g t ; & l t ; p k g : p a r t   p k g : n a m e = " / w o r d / s t y l e s . x m l "   p k g : c o n t e n t T y p e = " a p p l i c a t i o n / v n d . o p e n x m l f o r m a t s - o f f i c e d o c u m e n t . w o r d p r o c e s s i n g m l . s t y l e s + x m l " & g t ; & l t ; p k g : x m l D a t a & g t ; & l t ; w : s t y l e s   x m l n s : m c = " h t t p : / / s c h e m a s . o p e n x m l f o r m a t s . o r g / m a r k u p - c o m p a t i b i l i t y / 2 0 0 6 "   x m l n s : r = " h t t p : / / s c h e m a s . o p e n x m l f o r m a t s . o r g / o f f i c e D o c u m e n t / 2 0 0 6 / r e l a t i o n s h i p s "   x m l n s : w = " h t t p : / / s c h e m a s . o p e n x m l f o r m a t s . o r g / w o r d p r o c e s s i n g m l / 2 0 0 6 / m a i n "   x m l n s : w 1 4 = " h t t p : / / s c h e m a s . m i c r o s o f t . c o m / o f f i c e / w o r d / 2 0 1 0 / w o r d m l "   x m l n s : w 1 5 = " h t t p : / / s c h e m a s . m i c r o s o f t . c o m / o f f i c e / w o r d / 2 0 1 2 / w o r d m l "   x m l n s : w 1 6 c e x = " h t t p : / / s c h e m a s . m i c r o s o f t . c o m / o f f i c e / w o r d / 2 0 1 8 / w o r d m l / c e x "   x m l n s : w 1 6 c i d = " h t t p : / / s c h e m a s . m i c r o s o f t . c o m / o f f i c e / w o r d / 2 0 1 6 / w o r d m l / c i d "   x m l n s : w 1 6 = " h t t p : / / s c h e m a s . m i c r o s o f t . c o m / o f f i c e / w o r d / 2 0 1 8 / w o r d m l "   x m l n s : w 1 6 d u = " h t t p : / / s c h e m a s . m i c r o s o f t . c o m / o f f i c e / w o r d / 2 0 2 3 / w o r d m l / w o r d 1 6 d u "   x m l n s : w 1 6 s d t d h = " h t t p : / / s c h e m a s . m i c r o s o f t . c o m / o f f i c e / w o r d / 2 0 2 0 / w o r d m l / s d t d a t a h a s h "   x m l n s : w 1 6 s d t f l = " h t t p : / / s c h e m a s . m i c r o s o f t . c o m / o f f i c e / w o r d / 2 0 2 4 / w o r d m l / s d t f o r m a t l o c k "   x m l n s : w 1 6 s e = " h t t p : / / s c h e m a s . m i c r o s o f t . c o m / o f f i c e / w o r d / 2 0 1 5 / w o r d m l / s y m e x "   m c : I g n o r a b l e = " w 1 4   w 1 5   w 1 6 s e   w 1 6 c i d   w 1 6   w 1 6 c e x   w 1 6 s d t d h   w 1 6 s d t f l   w 1 6 d u " & g t ; & l t ; w : d o c D e f a u l t s & g t ; & l t ; w : r P r D e f a u l t & g t ; & l t ; w : r P r & g t ; & l t ; w : r F o n t s   w : a s c i i T h e m e = " m i n o r H A n s i "   w : e a s t A s i a T h e m e = " m i n o r E a s t A s i a "   w : h A n s i T h e m e = " m i n o r H A n s i "   w : c s t h e m e = " m i n o r B i d i " / & g t ; & l t ; w : k e r n   w : v a l = " 2 " / & g t ; & l t ; w : s z   w : v a l = " 2 4 " / & g t ; & l t ; w : s z C s   w : v a l = " 2 4 " / & g t ; & l t ; w : l a n g   w : v a l = " e n - D K "   w : e a s t A s i a = " e n - D K "   w : b i d i = " a r - S A " / & g t ; & l t ; w 1 4 : l i g a t u r e s   w 1 4 : v a l = " s t a n d a r d C o n t e x t u a l " / & g t ; & l t ; / w : r P r & g t ; & l t ; / w : r P r D e f a u l t & g t ; & l t ; w : p P r D e f a u l t & g t ; & l t ; w : p P r & g t ; & l t ; w : s p a c i n g   w : a f t e r = " 1 6 0 "   w : l i n e = " 2 7 8 "   w : l i n e R u l e = " a u t o " / & g t ; & l t ; / w : p P r & g t ; & l t ; / w : p P r D e f a u l t & g t ; & l t ; / w : d o c D e f a u l t s & g t ; & l t ; w : s t y l e   w : t y p e = " p a r a g r a p h "   w : d e f a u l t = " 1 "   w : s t y l e I d = " N o r m a l " & g t ; & l t ; w : n a m e   w : v a l = " N o r m a l " / & g t ; & l t ; w : q F o r m a t / & g t ; & l t ; w : r s i d   w : v a l = " 0 0 5 A 1 E 8 2 " / & g t ; & l t ; / w : s t y l e & g t ; & l t ; w : s t y l e   w : t y p e = " c h a r a c t e r "   w : d e f a u l t = " 1 "   w : s t y l e I d = " D e f a u l t P a r a g r a p h F o n t " & g t ; & l t ; w : n a m e   w : v a l = " D e f a u l t   P a r a g r a p h   F o n t " / & g t ; & l t ; w : u i P r i o r i t y   w : v a l = " 1 " / & g t ; & l t ; w : s e m i H i d d e n / & g t ; & l t ; w : u n h i d e W h e n U s e d / & g t ; & l t ; w : r s i d   w : v a l = " 0 0 5 A 1 E 8 2 " / & g t ; & l t ; / w : s t y l e & g t ; & l t ; w : s t y l e   w : t y p e = " t a b l e "   w : d e f a u l t = " 1 "   w : s t y l e I d = " T a b l e N o r m a l " & g t ; & l t ; w : n a m e   w : v a l = " N o r m a l   T a b l e " / & g t ; & l t ; w : u i P r i o r i t y   w : v a l = " 9 9 " / & g t ; & l t ; w : s e m i H i d d e n / & g t ; & l t ; w : u n h i d e W h e n U s e d / & g t ; & l t ; w : t b l P r & g t ; & l t ; w : t b l I n d   w : w = " 0 "   w : t y p e = " d x a " / & g t ; & l t ; w : t b l C e l l M a r & g t ; & l t ; w : t o p   w : w = " 0 "   w : t y p e = " d x a " / & g t ; & l t ; w : l e f t   w : w = " 1 0 8 "   w : t y p e = " d x a " / & g t ; & l t ; w : b o t t o m   w : w = " 0 "   w : t y p e = " d x a " / & g t ; & l t ; w : r i g h t   w : w = " 1 0 8 "   w : t y p e = " d x a " / & g t ; & l t ; / w : t b l C e l l M a r & g t ; & l t ; / w : t b l P r & g t ; & l t ; / w : s t y l e & g t ; & l t ; w : s t y l e   w : t y p e = " n u m b e r i n g "   w : d e f a u l t = " 1 "   w : s t y l e I d = " N o L i s t " & g t ; & l t ; w : n a m e   w : v a l = " N o   L i s t " / & g t ; & l t ; w : u i P r i o r i t y   w : v a l = " 9 9 " / & g t ; & l t ; w : s e m i H i d d e n / & g t ; & l t ; w : u n h i d e W h e n U s e d / & g t ; & l t ; w : r s i d   w : v a l = " 0 0 5 A 1 E 8 2 " / & g t ; & l t ; / w : s t y l e & g t ; & l t ; / w : s t y l e s & g t ; & l t ; / p k g : x m l D a t a & g t ; & l t ; / p k g : p a r t & g t ; & l t ; / p k g : p a c k a g e & g t ; - 
- < / E n d D a t e _ P r o d O r d e r R t n g L i n e > +             < D e s c _ P r o d O r d e r R t n g L i n e > D e s c _ P r o d O r d e r R t n g L i n e < / D e s c _ P r o d O r d e r R t n g L i n e > + 
+             < E n d D a t e _ P r o d O r d e r R t n g L i n e > E n d D a t e _ P r o d O r d e r R t n g L i n e < / E n d D a t e _ P r o d O r d e r R t n g L i n e >   
              < E n d i n g D a t e T i m e > E n d i n g D a t e T i m e < / E n d i n g D a t e T i m e >   
-             < E n d T i m e _ P r o d O r d e r R t n g L i n e > & l t ; ? x m l   v e r s i o n = " 1 . 0 "   s t a n d a l o n e = " y e s " ? & g t ; - 
- & l t ; ? m s o - a p p l i c a t i o n   p r o g i d = " W o r d . D o c u m e n t " ? & g t ; - 
- & l t ; p k g : p a c k a g e   x m l n s : p k g = " h t t p : / / s c h e m a s . m i c r o s o f t . c o m / o f f i c e / 2 0 0 6 / x m l P a c k a g e " & g t ; & l t ; p k g : p a r t   p k g : n a m e = " / _ r e l s / . r e l s "   p k g : c o n t e n t T y p e = " a p p l i c a t i o n / v n d . o p e n x m l f o r m a t s - p a c k a g e . r e l a t i o n s h i p s + x m l "   p k g : p a d d i n g = " 5 1 2 " & g t ; & l t ; p k g : x m l D a t a & g t ; & l t ; R e l a t i o n s h i p s   x m l n s = " h t t p : / / s c h e m a s . o p e n x m l f o r m a t s . o r g / p a c k a g e / 2 0 0 6 / r e l a t i o n s h i p s " & g t ; & l t ; R e l a t i o n s h i p   I d = " r I d 1 "   T y p e = " h t t p : / / s c h e m a s . o p e n x m l f o r m a t s . o r g / o f f i c e D o c u m e n t / 2 0 0 6 / r e l a t i o n s h i p s / o f f i c e D o c u m e n t "   T a r g e t = " w o r d / d o c u m e n t . x m l " / & g t ; & l t ; / R e l a t i o n s h i p s & g t ; & l t ; / p k g : x m l D a t a & g t ; & l t ; / p k g : p a r t & g t ; & l t ; p k g : p a r t   p k g : n a m e = " / w o r d / d o c u m e n t . x m l "   p k g : c o n t e n t T y p e = " a p p l i c a t i o n / v n d . o p e n x m l f o r m a t s - o f f i c e d o c u m e n t . w o r d p r o c e s s i n g m l . d o c u m e n t . m a i n + x m l " & g t ; & l t ; p k g : x m l D a t a & g t ; & l t ; w : d o c u m e n t   x m l n s : w p c = " h t t p : / / s c h e m a s . m i c r o s o f t . c o m / o f f i c e / w o r d / 2 0 1 0 / w o r d p r o c e s s i n g C a n v a s "   x m l n s : c x = " h t t p : / / s c h e m a s . m i c r o s o f t . c o m / o f f i c e / d r a w i n g / 2 0 1 4 / c h a r t e x "   x m l n s : c x 1 = " h t t p : / / s c h e m a s . m i c r o s o f t . c o m / o f f i c e / d r a w i n g / 2 0 1 5 / 9 / 8 / c h a r t e x "   x m l n s : c x 2 = " h t t p : / / s c h e m a s . m i c r o s o f t . c o m / o f f i c e / d r a w i n g / 2 0 1 5 / 1 0 / 2 1 / c h a r t e x "   x m l n s : c x 3 = " h t t p : / / s c h e m a s . m i c r o s o f t . c o m / o f f i c e / d r a w i n g / 2 0 1 6 / 5 / 9 / c h a r t e x "   x m l n s : c x 4 = " h t t p : / / s c h e m a s . m i c r o s o f t . c o m / o f f i c e / d r a w i n g / 2 0 1 6 / 5 / 1 0 / c h a r t e x "   x m l n s : c x 5 = " h t t p : / / s c h e m a s . m i c r o s o f t . c o m / o f f i c e / d r a w i n g / 2 0 1 6 / 5 / 1 1 / c h a r t e x "   x m l n s : c x 6 = " h t t p : / / s c h e m a s . m i c r o s o f t . c o m / o f f i c e / d r a w i n g / 2 0 1 6 / 5 / 1 2 / c h a r t e x "   x m l n s : c x 7 = " h t t p : / / s c h e m a s . m i c r o s o f t . c o m / o f f i c e / d r a w i n g / 2 0 1 6 / 5 / 1 3 / c h a r t e x "   x m l n s : c x 8 = " h t t p : / / s c h e m a s . m i c r o s o f t . c o m / o f f i c e / d r a w i n g / 2 0 1 6 / 5 / 1 4 / c h a r t e x "   x m l n s : m c = " h t t p : / / s c h e m a s . o p e n x m l f o r m a t s . o r g / m a r k u p - c o m p a t i b i l i t y / 2 0 0 6 "   x m l n s : a i n k = " h t t p : / / s c h e m a s . m i c r o s o f t . c o m / o f f i c e / d r a w i n g / 2 0 1 6 / i n k "   x m l n s : a m 3 d = " h t t p : / / s c h e m a s . m i c r o s o f t . c o m / o f f i c e / d r a w i n g / 2 0 1 7 / m o d e l 3 d "   x m l n s : o = " u r n : s c h e m a s - m i c r o s o f t - c o m : o f f i c e : o f f i c e "   x m l n s : o e l = " h t t p : / / s c h e m a s . m i c r o s o f t . c o m / o f f i c e / 2 0 1 9 / e x t l s t "   x m l n s : r = " h t t p : / / s c h e m a s . o p e n x m l f o r m a t s . o r g / o f f i c e D o c u m e n t / 2 0 0 6 / r e l a t i o n s h i p s "   x m l n s : m = " h t t p : / / s c h e m a s . o p e n x m l f o r m a t s . o r g / o f f i c e D o c u m e n t / 2 0 0 6 / m a t h "   x m l n s : v = " u r n : s c h e m a s - m i c r o s o f t - c o m : v m l "   x m l n s : w p 1 4 = " h t t p : / / s c h e m a s . m i c r o s o f t . c o m / o f f i c e / w o r d / 2 0 1 0 / w o r d p r o c e s s i n g D r a w i n g "   x m l n s : w p = " h t t p : / / s c h e m a s . o p e n x m l f o r m a t s . o r g / d r a w i n g m l / 2 0 0 6 / w o r d p r o c e s s i n g D r a w i n g "   x m l n s : w 1 0 = " u r n : s c h e m a s - m i c r o s o f t - c o m : o f f i c e : w o r d "   x m l n s : w = " h t t p : / / s c h e m a s . o p e n x m l f o r m a t s . o r g / w o r d p r o c e s s i n g m l / 2 0 0 6 / m a i n "   x m l n s : w 1 4 = " h t t p : / / s c h e m a s . m i c r o s o f t . c o m / o f f i c e / w o r d / 2 0 1 0 / w o r d m l "   x m l n s : w 1 5 = " h t t p : / / s c h e m a s . m i c r o s o f t . c o m / o f f i c e / w o r d / 2 0 1 2 / w o r d m l "   x m l n s : w 1 6 c e i = " h t t p : / / s c h e m a s . m i c r o s o f t . c o m / o f f i c e / w o r d / 2 0 2 6 / w o r d m l / c e i "   x m l n s : w 1 6 c e x = " h t t p : / / s c h e m a s . m i c r o s o f t . c o m / o f f i c e / w o r d / 2 0 1 8 / w o r d m l / c e x "   x m l n s : w 1 6 c i d = " h t t p : / / s c h e m a s . m i c r o s o f t . c o m / o f f i c e / w o r d / 2 0 1 6 / w o r d m l / c i d "   x m l n s : w 1 6 = " h t t p : / / s c h e m a s . m i c r o s o f t . c o m / o f f i c e / w o r d / 2 0 1 8 / w o r d m l "   x m l n s : w 1 6 d u = " h t t p : / / s c h e m a s . m i c r o s o f t . c o m / o f f i c e / w o r d / 2 0 2 3 / w o r d m l / w o r d 1 6 d u "   x m l n s : w 1 6 s d t d h = " h t t p : / / s c h e m a s . m i c r o s o f t . c o m / o f f i c e / w o r d / 2 0 2 0 / w o r d m l / s d t d a t a h a s h "   x m l n s : w 1 6 s d t f l = " h t t p : / / s c h e m a s . m i c r o s o f t . c o m / o f f i c e / w o r d / 2 0 2 4 / w o r d m l / s d t f o r m a t l o c k "   x m l n s : w 1 6 s e = " h t t p : / / s c h e m a s . m i c r o s o f t . c o m / o f f i c e / w o r d / 2 0 1 5 / w o r d m l / s y m e x "   x m l n s : w p g = " h t t p : / / s c h e m a s . m i c r o s o f t . c o m / o f f i c e / w o r d / 2 0 1 0 / w o r d p r o c e s s i n g G r o u p "   x m l n s : w p i = " h t t p : / / s c h e m a s . m i c r o s o f t . c o m / o f f i c e / w o r d / 2 0 1 0 / w o r d p r o c e s s i n g I n k "   x m l n s : w n e = " h t t p : / / s c h e m a s . m i c r o s o f t . c o m / o f f i c e / w o r d / 2 0 0 6 / w o r d m l "   x m l n s : w p s = " h t t p : / / s c h e m a s . m i c r o s o f t . c o m / o f f i c e / w o r d / 2 0 1 0 / w o r d p r o c e s s i n g S h a p e "   m c : I g n o r a b l e = " w 1 4   w 1 5   w 1 6 s e   w 1 6 c i d   w 1 6   w 1 6 c e x   w 1 6 s d t d h   w 1 6 s d t f l   w 1 6 d u   w p 1 4 " & g t ; & l t ; w : b o d y & g t ; & l t ; w : p   w 1 4 : p a r a I d = " 3 3 3 F 3 1 6 0 "   w 1 4 : t e x t I d = " 4 9 D 4 A F F E "   w : r s i d R = " 0 0 4 3 1 0 1 1 "   w : r s i d R D e f a u l t = " 0 0 4 3 1 0 1 1 " & g t ; & l t ; w : p P r & g t ; & l t ; w : f r a m e P r   w : h S p a c e = " 1 8 0 "   w : w r a p = " a r o u n d "   w : v A n c h o r = " t e x t "   w : h A n c h o r = " m a r g i n "   w : y = " - 1 1 " / & g t ; & l t ; w : s p a c i n g   w : a f t e r = " 0 "   w : l i n e = " 2 4 0 "   w : l i n e R u l e = " a u t o " / & g t ; & l t ; / w : p P r & g t ; & l t ; w : r   w : r s i d R P r = " 0 0 4 B 5 2 8 B " & g t ; & l t ; w : r P r & g t ; & l t ; w : r F o n t s   w : e a s t A s i a = " Y u   M i n c h o "   w : c s = " S e g o e   U I " / & g t ; & l t ; w : s z   w : v a l = " 2 2 " / & g t ; & l t ; w : s z C s   w : v a l = " 2 2 " / & g t ; & l t ; / w : r P r & g t ; & l t ; w : t & g t ; E n d T i m e _ P r o d O r d e r R t n g L i n e & l t ; / w : t & g t ; & l t ; / w : r & g t ; & l t ; / w : p & g t ; & l t ; w : s e c t P r   w : r s i d R = " 0 0 4 3 1 0 1 1 " & g t ; & l t ; w : p g S z   w : w = " 1 2 2 4 0 "   w : h = " 1 5 8 4 0 " / & g t ; & l t ; w : p g M a r   w : t o p = " 1 4 4 0 "   w : r i g h t = " 1 4 4 0 "   w : b o t t o m = " 1 4 4 0 "   w : l e f t = " 1 4 4 0 "   w : h e a d e r = " 7 2 0 "   w : f o o t e r = " 7 2 0 "   w : g u t t e r = " 0 " / & g t ; & l t ; w : c o l s   w : s p a c e = " 7 2 0 " / & g t ; & l t ; / w : s e c t P r & g t ; & l t ; / w : b o d y & g t ; & l t ; / w : d o c u m e n t & g t ; & l t ; / p k g : x m l D a t a & g t ; & l t ; / p k g : p a r t & g t ; & l t ; p k g : p a r t   p k g : n a m e = " / w o r d / _ r e l s / d o c u m e n t . x m l . r e l s "   p k g : c o n t e n t T y p e = " a p p l i c a t i o n / v n d . o p e n x m l f o r m a t s - p a c k a g e . r e l a t i o n s h i p s + x m l "   p k g : p a d d i n g = " 2 5 6 " & g t ; & l t ; p k g : x m l D a t a & g t ; & l t ; R e l a t i o n s h i p s   x m l n s = " h t t p : / / s c h e m a s . o p e n x m l f o r m a t s . o r g / p a c k a g e / 2 0 0 6 / r e l a t i o n s h i p s " & g t ; & l t ; R e l a t i o n s h i p   I d = " r I d 1 "   T y p e = " h t t p : / / s c h e m a s . o p e n x m l f o r m a t s . o r g / o f f i c e D o c u m e n t / 2 0 0 6 / r e l a t i o n s h i p s / s t y l e s "   T a r g e t = " s t y l e s . x m l " / & g t ; & l t ; / R e l a t i o n s h i p s & g t ; & l t ; / p k g : x m l D a t a & g t ; & l t ; / p k g : p a r t & g t ; & l t ; p k g : p a r t   p k g : n a m e = " / w o r d / s t y l e s . x m l "   p k g : c o n t e n t T y p e = " a p p l i c a t i o n / v n d . o p e n x m l f o r m a t s - o f f i c e d o c u m e n t . w o r d p r o c e s s i n g m l . s t y l e s + x m l " & g t ; & l t ; p k g : x m l D a t a & g t ; & l t ; w : s t y l e s   x m l n s : m c = " h t t p : / / s c h e m a s . o p e n x m l f o r m a t s . o r g / m a r k u p - c o m p a t i b i l i t y / 2 0 0 6 "   x m l n s : r = " h t t p : / / s c h e m a s . o p e n x m l f o r m a t s . o r g / o f f i c e D o c u m e n t / 2 0 0 6 / r e l a t i o n s h i p s "   x m l n s : w = " h t t p : / / s c h e m a s . o p e n x m l f o r m a t s . o r g / w o r d p r o c e s s i n g m l / 2 0 0 6 / m a i n "   x m l n s : w 1 4 = " h t t p : / / s c h e m a s . m i c r o s o f t . c o m / o f f i c e / w o r d / 2 0 1 0 / w o r d m l "   x m l n s : w 1 5 = " h t t p : / / s c h e m a s . m i c r o s o f t . c o m / o f f i c e / w o r d / 2 0 1 2 / w o r d m l "   x m l n s : w 1 6 c e x = " h t t p : / / s c h e m a s . m i c r o s o f t . c o m / o f f i c e / w o r d / 2 0 1 8 / w o r d m l / c e x "   x m l n s : w 1 6 c i d = " h t t p : / / s c h e m a s . m i c r o s o f t . c o m / o f f i c e / w o r d / 2 0 1 6 / w o r d m l / c i d "   x m l n s : w 1 6 = " h t t p : / / s c h e m a s . m i c r o s o f t . c o m / o f f i c e / w o r d / 2 0 1 8 / w o r d m l "   x m l n s : w 1 6 d u = " h t t p : / / s c h e m a s . m i c r o s o f t . c o m / o f f i c e / w o r d / 2 0 2 3 / w o r d m l / w o r d 1 6 d u "   x m l n s : w 1 6 s d t d h = " h t t p : / / s c h e m a s . m i c r o s o f t . c o m / o f f i c e / w o r d / 2 0 2 0 / w o r d m l / s d t d a t a h a s h "   x m l n s : w 1 6 s d t f l = " h t t p : / / s c h e m a s . m i c r o s o f t . c o m / o f f i c e / w o r d / 2 0 2 4 / w o r d m l / s d t f o r m a t l o c k "   x m l n s : w 1 6 s e = " h t t p : / / s c h e m a s . m i c r o s o f t . c o m / o f f i c e / w o r d / 2 0 1 5 / w o r d m l / s y m e x "   m c : I g n o r a b l e = " w 1 4   w 1 5   w 1 6 s e   w 1 6 c i d   w 1 6   w 1 6 c e x   w 1 6 s d t d h   w 1 6 s d t f l   w 1 6 d u " & g t ; & l t ; w : d o c D e f a u l t s & g t ; & l t ; w : r P r D e f a u l t & g t ; & l t ; w : r P r & g t ; & l t ; w : r F o n t s   w : a s c i i T h e m e = " m i n o r H A n s i "   w : e a s t A s i a T h e m e = " m i n o r E a s t A s i a "   w : h A n s i T h e m e = " m i n o r H A n s i "   w : c s t h e m e = " m i n o r B i d i " / & g t ; & l t ; w : k e r n   w : v a l = " 2 " / & g t ; & l t ; w : s z   w : v a l = " 2 4 " / & g t ; & l t ; w : s z C s   w : v a l = " 2 4 " / & g t ; & l t ; w : l a n g   w : v a l = " e n - D K "   w : e a s t A s i a = " e n - D K "   w : b i d i = " a r - S A " / & g t ; & l t ; w 1 4 : l i g a t u r e s   w 1 4 : v a l = " s t a n d a r d C o n t e x t u a l " / & g t ; & l t ; / w : r P r & g t ; & l t ; / w : r P r D e f a u l t & g t ; & l t ; w : p P r D e f a u l t & g t ; & l t ; w : p P r & g t ; & l t ; w : s p a c i n g   w : a f t e r = " 1 6 0 "   w : l i n e = " 2 7 8 "   w : l i n e R u l e = " a u t o " / & g t ; & l t ; / w : p P r & g t ; & l t ; / w : p P r D e f a u l t & g t ; & l t ; / w : d o c D e f a u l t s & g t ; & l t ; w : s t y l e   w : t y p e = " p a r a g r a p h "   w : d e f a u l t = " 1 "   w : s t y l e I d = " N o r m a l " & g t ; & l t ; w : n a m e   w : v a l = " N o r m a l " / & g t ; & l t ; w : q F o r m a t / & g t ; & l t ; w : r s i d   w : v a l = " 0 0 5 F 2 D 7 3 " / & g t ; & l t ; / w : s t y l e & g t ; & l t ; w : s t y l e   w : t y p e = " c h a r a c t e r "   w : d e f a u l t = " 1 "   w : s t y l e I d = " D e f a u l t P a r a g r a p h F o n t " & g t ; & l t ; w : n a m e   w : v a l = " D e f a u l t   P a r a g r a p h   F o n t " / & g t ; & l t ; w : u i P r i o r i t y   w : v a l = " 1 " / & g t ; & l t ; w : s e m i H i d d e n / & g t ; & l t ; w : u n h i d e W h e n U s e d / & g t ; & l t ; w : r s i d   w : v a l = " 0 0 5 F 2 D 7 3 " / & g t ; & l t ; / w : s t y l e & g t ; & l t ; w : s t y l e   w : t y p e = " t a b l e "   w : d e f a u l t = " 1 "   w : s t y l e I d = " T a b l e N o r m a l " & g t ; & l t ; w : n a m e   w : v a l = " N o r m a l   T a b l e " / & g t ; & l t ; w : u i P r i o r i t y   w : v a l = " 9 9 " / & g t ; & l t ; w : s e m i H i d d e n / & g t ; & l t ; w : u n h i d e W h e n U s e d / & g t ; & l t ; w : t b l P r & g t ; & l t ; w : t b l I n d   w : w = " 0 "   w : t y p e = " d x a " / & g t ; & l t ; w : t b l C e l l M a r & g t ; & l t ; w : t o p   w : w = " 0 "   w : t y p e = " d x a " / & g t ; & l t ; w : l e f t   w : w = " 1 0 8 "   w : t y p e = " d x a " / & g t ; & l t ; w : b o t t o m   w : w = " 0 "   w : t y p e = " d x a " / & g t ; & l t ; w : r i g h t   w : w = " 1 0 8 "   w : t y p e = " d x a " / & g t ; & l t ; / w : t b l C e l l M a r & g t ; & l t ; / w : t b l P r & g t ; & l t ; / w : s t y l e & g t ; & l t ; w : s t y l e   w : t y p e = " n u m b e r i n g "   w : d e f a u l t = " 1 "   w : s t y l e I d = " N o L i s t " & g t ; & l t ; w : n a m e   w : v a l = " N o   L i s t " / & g t ; & l t ; w : u i P r i o r i t y   w : v a l = " 9 9 " / & g t ; & l t ; w : s e m i H i d d e n / & g t ; & l t ; w : u n h i d e W h e n U s e d / & g t ; & l t ; w : r s i d   w : v a l = " 0 0 5 F 2 D 7 3 " / & g t ; & l t ; / w : s t y l e & g t ; & l t ; / w : s t y l e s & g t ; & l t ; / p k g : x m l D a t a & g t ; & l t ; / p k g : p a r t & g t ; & l t ; / p k g : p a c k a g e & g t ; - 
- < / E n d T i m e _ P r o d O r d e r R t n g L i n e > - 
-             < E x p e c t e d C a p a c i t y N e e d > & l t ; ? x m l   v e r s i o n = " 1 . 0 "   s t a n d a l o n e = " y e s " ? & g t ; - 
- & l t ; ? m s o - a p p l i c a t i o n   p r o g i d = " W o r d . D o c u m e n t " ? & g t ; - 
- & l t ; p k g : p a c k a g e   x m l n s : p k g = " h t t p : / / s c h e m a s . m i c r o s o f t . c o m / o f f i c e / 2 0 0 6 / x m l P a c k a g e " & g t ; & l t ; p k g : p a r t   p k g : n a m e = " / _ r e l s / . r e l s "   p k g : c o n t e n t T y p e = " a p p l i c a t i o n / v n d . o p e n x m l f o r m a t s - p a c k a g e . r e l a t i o n s h i p s + x m l "   p k g : p a d d i n g = " 5 1 2 " & g t ; & l t ; p k g : x m l D a t a & g t ; & l t ; R e l a t i o n s h i p s   x m l n s = " h t t p : / / s c h e m a s . o p e n x m l f o r m a t s . o r g / p a c k a g e / 2 0 0 6 / r e l a t i o n s h i p s " & g t ; & l t ; R e l a t i o n s h i p   I d = " r I d 1 "   T y p e = " h t t p : / / s c h e m a s . o p e n x m l f o r m a t s . o r g / o f f i c e D o c u m e n t / 2 0 0 6 / r e l a t i o n s h i p s / o f f i c e D o c u m e n t "   T a r g e t = " w o r d / d o c u m e n t . x m l " / & g t ; & l t ; / R e l a t i o n s h i p s & g t ; & l t ; / p k g : x m l D a t a & g t ; & l t ; / p k g : p a r t & g t ; & l t ; p k g : p a r t   p k g : n a m e = " / w o r d / d o c u m e n t . x m l "   p k g : c o n t e n t T y p e = " a p p l i c a t i o n / v n d . o p e n x m l f o r m a t s - o f f i c e d o c u m e n t . w o r d p r o c e s s i n g m l . d o c u m e n t . m a i n + x m l " & g t ; & l t ; p k g : x m l D a t a & g t ; & l t ; w : d o c u m e n t   x m l n s : w p c = " h t t p : / / s c h e m a s . m i c r o s o f t . c o m / o f f i c e / w o r d / 2 0 1 0 / w o r d p r o c e s s i n g C a n v a s "   x m l n s : c x = " h t t p : / / s c h e m a s . m i c r o s o f t . c o m / o f f i c e / d r a w i n g / 2 0 1 4 / c h a r t e x "   x m l n s : c x 1 = " h t t p : / / s c h e m a s . m i c r o s o f t . c o m / o f f i c e / d r a w i n g / 2 0 1 5 / 9 / 8 / c h a r t e x "   x m l n s : c x 2 = " h t t p : / / s c h e m a s . m i c r o s o f t . c o m / o f f i c e / d r a w i n g / 2 0 1 5 / 1 0 / 2 1 / c h a r t e x "   x m l n s : c x 3 = " h t t p : / / s c h e m a s . m i c r o s o f t . c o m / o f f i c e / d r a w i n g / 2 0 1 6 / 5 / 9 / c h a r t e x "   x m l n s : c x 4 = " h t t p : / / s c h e m a s . m i c r o s o f t . c o m / o f f i c e / d r a w i n g / 2 0 1 6 / 5 / 1 0 / c h a r t e x "   x m l n s : c x 5 = " h t t p : / / s c h e m a s . m i c r o s o f t . c o m / o f f i c e / d r a w i n g / 2 0 1 6 / 5 / 1 1 / c h a r t e x "   x m l n s : c x 6 = " h t t p : / / s c h e m a s . m i c r o s o f t . c o m / o f f i c e / d r a w i n g / 2 0 1 6 / 5 / 1 2 / c h a r t e x "   x m l n s : c x 7 = " h t t p : / / s c h e m a s . m i c r o s o f t . c o m / o f f i c e / d r a w i n g / 2 0 1 6 / 5 / 1 3 / c h a r t e x "   x m l n s : c x 8 = " h t t p : / / s c h e m a s . m i c r o s o f t . c o m / o f f i c e / d r a w i n g / 2 0 1 6 / 5 / 1 4 / c h a r t e x "   x m l n s : m c = " h t t p : / / s c h e m a s . o p e n x m l f o r m a t s . o r g / m a r k u p - c o m p a t i b i l i t y / 2 0 0 6 "   x m l n s : a i n k = " h t t p : / / s c h e m a s . m i c r o s o f t . c o m / o f f i c e / d r a w i n g / 2 0 1 6 / i n k "   x m l n s : a m 3 d = " h t t p : / / s c h e m a s . m i c r o s o f t . c o m / o f f i c e / d r a w i n g / 2 0 1 7 / m o d e l 3 d "   x m l n s : o = " u r n : s c h e m a s - m i c r o s o f t - c o m : o f f i c e : o f f i c e "   x m l n s : o e l = " h t t p : / / s c h e m a s . m i c r o s o f t . c o m / o f f i c e / 2 0 1 9 / e x t l s t "   x m l n s : r = " h t t p : / / s c h e m a s . o p e n x m l f o r m a t s . o r g / o f f i c e D o c u m e n t / 2 0 0 6 / r e l a t i o n s h i p s "   x m l n s : m = " h t t p : / / s c h e m a s . o p e n x m l f o r m a t s . o r g / o f f i c e D o c u m e n t / 2 0 0 6 / m a t h "   x m l n s : v = " u r n : s c h e m a s - m i c r o s o f t - c o m : v m l "   x m l n s : w p 1 4 = " h t t p : / / s c h e m a s . m i c r o s o f t . c o m / o f f i c e / w o r d / 2 0 1 0 / w o r d p r o c e s s i n g D r a w i n g "   x m l n s : w p = " h t t p : / / s c h e m a s . o p e n x m l f o r m a t s . o r g / d r a w i n g m l / 2 0 0 6 / w o r d p r o c e s s i n g D r a w i n g "   x m l n s : w 1 0 = " u r n : s c h e m a s - m i c r o s o f t - c o m : o f f i c e : w o r d "   x m l n s : w = " h t t p : / / s c h e m a s . o p e n x m l f o r m a t s . o r g / w o r d p r o c e s s i n g m l / 2 0 0 6 / m a i n "   x m l n s : w 1 4 = " h t t p : / / s c h e m a s . m i c r o s o f t . c o m / o f f i c e / w o r d / 2 0 1 0 / w o r d m l "   x m l n s : w 1 5 = " h t t p : / / s c h e m a s . m i c r o s o f t . c o m / o f f i c e / w o r d / 2 0 1 2 / w o r d m l "   x m l n s : w 1 6 c e i = " h t t p : / / s c h e m a s . m i c r o s o f t . c o m / o f f i c e / w o r d / 2 0 2 6 / w o r d m l / c e i "   x m l n s : w 1 6 c e x = " h t t p : / / s c h e m a s . m i c r o s o f t . c o m / o f f i c e / w o r d / 2 0 1 8 / w o r d m l / c e x "   x m l n s : w 1 6 c i d = " h t t p : / / s c h e m a s . m i c r o s o f t . c o m / o f f i c e / w o r d / 2 0 1 6 / w o r d m l / c i d "   x m l n s : w 1 6 = " h t t p : / / s c h e m a s . m i c r o s o f t . c o m / o f f i c e / w o r d / 2 0 1 8 / w o r d m l "   x m l n s : w 1 6 d u = " h t t p : / / s c h e m a s . m i c r o s o f t . c o m / o f f i c e / w o r d / 2 0 2 3 / w o r d m l / w o r d 1 6 d u "   x m l n s : w 1 6 s d t d h = " h t t p : / / s c h e m a s . m i c r o s o f t . c o m / o f f i c e / w o r d / 2 0 2 0 / w o r d m l / s d t d a t a h a s h "   x m l n s : w 1 6 s d t f l = " h t t p : / / s c h e m a s . m i c r o s o f t . c o m / o f f i c e / w o r d / 2 0 2 4 / w o r d m l / s d t f o r m a t l o c k "   x m l n s : w 1 6 s e = " h t t p : / / s c h e m a s . m i c r o s o f t . c o m / o f f i c e / w o r d / 2 0 1 5 / w o r d m l / s y m e x "   x m l n s : w p g = " h t t p : / / s c h e m a s . m i c r o s o f t . c o m / o f f i c e / w o r d / 2 0 1 0 / w o r d p r o c e s s i n g G r o u p "   x m l n s : w p i = " h t t p : / / s c h e m a s . m i c r o s o f t . c o m / o f f i c e / w o r d / 2 0 1 0 / w o r d p r o c e s s i n g I n k "   x m l n s : w n e = " h t t p : / / s c h e m a s . m i c r o s o f t . c o m / o f f i c e / w o r d / 2 0 0 6 / w o r d m l "   x m l n s : w p s = " h t t p : / / s c h e m a s . m i c r o s o f t . c o m / o f f i c e / w o r d / 2 0 1 0 / w o r d p r o c e s s i n g S h a p e "   m c : I g n o r a b l e = " w 1 4   w 1 5   w 1 6 s e   w 1 6 c i d   w 1 6   w 1 6 c e x   w 1 6 s d t d h   w 1 6 s d t f l   w 1 6 d u   w p 1 4 " & g t ; & l t ; w : b o d y & g t ; & l t ; w : p   w 1 4 : p a r a I d = " 0 5 1 7 C A 2 7 "   w 1 4 : t e x t I d = " 1 A 8 F F 0 C B "   w : r s i d R = " 0 0 2 1 2 E F B "   w : r s i d R D e f a u l t = " 0 0 2 1 2 E F B " & g t ; & l t ; w : p P r & g t ; & l t ; w : f r a m e P r   w : h S p a c e = " 1 8 0 "   w : w r a p = " a r o u n d "   w : v A n c h o r = " t e x t "   w : h A n c h o r = " m a r g i n "   w : y = " - 1 1 " / & g t ; & l t ; w : s p a c i n g   w : a f t e r = " 0 "   w : l i n e = " 2 4 0 "   w : l i n e R u l e = " a u t o " / & g t ; & l t ; w : j c   w : v a l = " r i g h t " / & g t ; & l t ; / w : p P r & g t ; & l t ; w : r   w : r s i d R P r = " 0 0 4 B 5 2 8 B " & g t ; & l t ; w : r P r & g t ; & l t ; w : r F o n t s   w : e a s t A s i a = " Y u   M i n c h o "   w : c s = " S e g o e   U I " / & g t ; & l t ; w : s z   w : v a l = " 2 2 " / & g t ; & l t ; w : s z C s   w : v a l = " 2 2 " / & g t ; & l t ; / w : r P r & g t ; & l t ; w : t & g t ; E x p e c t e d C a p a c i t y N e e d & l t ; / w : t & g t ; & l t ; / w : r & g t ; & l t ; / w : p & g t ; & l t ; w : s e c t P r   w : r s i d R = " 0 0 2 1 2 E F B " & g t ; & l t ; w : p g S z   w : w = " 1 2 2 4 0 "   w : h = " 1 5 8 4 0 " / & g t ; & l t ; w : p g M a r   w : t o p = " 1 4 4 0 "   w : r i g h t = " 1 4 4 0 "   w : b o t t o m = " 1 4 4 0 "   w : l e f t = " 1 4 4 0 "   w : h e a d e r = " 7 2 0 "   w : f o o t e r = " 7 2 0 "   w : g u t t e r = " 0 " / & g t ; & l t ; w : c o l s   w : s p a c e = " 7 2 0 " / & g t ; & l t ; / w : s e c t P r & g t ; & l t ; / w : b o d y & g t ; & l t ; / w : d o c u m e n t & g t ; & l t ; / p k g : x m l D a t a & g t ; & l t ; / p k g : p a r t & g t ; & l t ; p k g : p a r t   p k g : n a m e = " / w o r d / _ r e l s / d o c u m e n t . x m l . r e l s "   p k g : c o n t e n t T y p e = " a p p l i c a t i o n / v n d . o p e n x m l f o r m a t s - p a c k a g e . r e l a t i o n s h i p s + x m l "   p k g : p a d d i n g = " 2 5 6 " & g t ; & l t ; p k g : x m l D a t a & g t ; & l t ; R e l a t i o n s h i p s   x m l n s = " h t t p : / / s c h e m a s . o p e n x m l f o r m a t s . o r g / p a c k a g e / 2 0 0 6 / r e l a t i o n s h i p s " & g t ; & l t ; R e l a t i o n s h i p   I d = " r I d 1 "   T y p e = " h t t p : / / s c h e m a s . o p e n x m l f o r m a t s . o r g / o f f i c e D o c u m e n t / 2 0 0 6 / r e l a t i o n s h i p s / s t y l e s "   T a r g e t = " s t y l e s . x m l " / & g t ; & l t ; / R e l a t i o n s h i p s & g t ; & l t ; / p k g : x m l D a t a & g t ; & l t ; / p k g : p a r t & g t ; & l t ; p k g : p a r t   p k g : n a m e = " / w o r d / s t y l e s . x m l "   p k g : c o n t e n t T y p e = " a p p l i c a t i o n / v n d . o p e n x m l f o r m a t s - o f f i c e d o c u m e n t . w o r d p r o c e s s i n g m l . s t y l e s + x m l " & g t ; & l t ; p k g : x m l D a t a & g t ; & l t ; w : s t y l e s   x m l n s : m c = " h t t p : / / s c h e m a s . o p e n x m l f o r m a t s . o r g / m a r k u p - c o m p a t i b i l i t y / 2 0 0 6 "   x m l n s : r = " h t t p : / / s c h e m a s . o p e n x m l f o r m a t s . o r g / o f f i c e D o c u m e n t / 2 0 0 6 / r e l a t i o n s h i p s "   x m l n s : w = " h t t p : / / s c h e m a s . o p e n x m l f o r m a t s . o r g / w o r d p r o c e s s i n g m l / 2 0 0 6 / m a i n "   x m l n s : w 1 4 = " h t t p : / / s c h e m a s . m i c r o s o f t . c o m / o f f i c e / w o r d / 2 0 1 0 / w o r d m l "   x m l n s : w 1 5 = " h t t p : / / s c h e m a s . m i c r o s o f t . c o m / o f f i c e / w o r d / 2 0 1 2 / w o r d m l "   x m l n s : w 1 6 c e x = " h t t p : / / s c h e m a s . m i c r o s o f t . c o m / o f f i c e / w o r d / 2 0 1 8 / w o r d m l / c e x "   x m l n s : w 1 6 c i d = " h t t p : / / s c h e m a s . m i c r o s o f t . c o m / o f f i c e / w o r d / 2 0 1 6 / w o r d m l / c i d "   x m l n s : w 1 6 = " h t t p : / / s c h e m a s . m i c r o s o f t . c o m / o f f i c e / w o r d / 2 0 1 8 / w o r d m l "   x m l n s : w 1 6 d u = " h t t p : / / s c h e m a s . m i c r o s o f t . c o m / o f f i c e / w o r d / 2 0 2 3 / w o r d m l / w o r d 1 6 d u "   x m l n s : w 1 6 s d t d h = " h t t p : / / s c h e m a s . m i c r o s o f t . c o m / o f f i c e / w o r d / 2 0 2 0 / w o r d m l / s d t d a t a h a s h "   x m l n s : w 1 6 s d t f l = " h t t p : / / s c h e m a s . m i c r o s o f t . c o m / o f f i c e / w o r d / 2 0 2 4 / w o r d m l / s d t f o r m a t l o c k "   x m l n s : w 1 6 s e = " h t t p : / / s c h e m a s . m i c r o s o f t . c o m / o f f i c e / w o r d / 2 0 1 5 / w o r d m l / s y m e x "   m c : I g n o r a b l e = " w 1 4   w 1 5   w 1 6 s e   w 1 6 c i d   w 1 6   w 1 6 c e x   w 1 6 s d t d h   w 1 6 s d t f l   w 1 6 d u " & g t ; & l t ; w : d o c D e f a u l t s & g t ; & l t ; w : r P r D e f a u l t & g t ; & l t ; w : r P r & g t ; & l t ; w : r F o n t s   w : a s c i i T h e m e = " m i n o r H A n s i "   w : e a s t A s i a T h e m e = " m i n o r E a s t A s i a "   w : h A n s i T h e m e = " m i n o r H A n s i "   w : c s t h e m e = " m i n o r B i d i " / & g t ; & l t ; w : k e r n   w : v a l = " 2 " / & g t ; & l t ; w : s z   w : v a l = " 2 4 " / & g t ; & l t ; w : s z C s   w : v a l = " 2 4 " / & g t ; & l t ; w : l a n g   w : v a l = " e n - D K "   w : e a s t A s i a = " e n - D K "   w : b i d i = " a r - S A " / & g t ; & l t ; w 1 4 : l i g a t u r e s   w 1 4 : v a l = " s t a n d a r d C o n t e x t u a l " / & g t ; & l t ; / w : r P r & g t ; & l t ; / w : r P r D e f a u l t & g t ; & l t ; w : p P r D e f a u l t & g t ; & l t ; w : p P r & g t ; & l t ; w : s p a c i n g   w : a f t e r = " 1 6 0 "   w : l i n e = " 2 7 8 "   w : l i n e R u l e = " a u t o " / & g t ; & l t ; / w : p P r & g t ; & l t ; / w : p P r D e f a u l t & g t ; & l t ; / w : d o c D e f a u l t s & g t ; & l t ; w : s t y l e   w : t y p e = " p a r a g r a p h "   w : d e f a u l t = " 1 "   w : s t y l e I d = " N o r m a l " & g t ; & l t ; w : n a m e   w : v a l = " N o r m a l " / & g t ; & l t ; w : q F o r m a t / & g t ; & l t ; w : r s i d   w : v a l = " 0 0 5 4 0 4 9 6 " / & g t ; & l t ; / w : s t y l e & g t ; & l t ; w : s t y l e   w : t y p e = " c h a r a c t e r "   w : d e f a u l t = " 1 "   w : s t y l e I d = " D e f a u l t P a r a g r a p h F o n t " & g t ; & l t ; w : n a m e   w : v a l = " D e f a u l t   P a r a g r a p h   F o n t " / & g t ; & l t ; w : u i P r i o r i t y   w : v a l = " 1 " / & g t ; & l t ; w : s e m i H i d d e n / & g t ; & l t ; w : u n h i d e W h e n U s e d / & g t ; & l t ; w : r s i d   w : v a l = " 0 0 5 4 0 4 9 6 " / & g t ; & l t ; / w : s t y l e & g t ; & l t ; w : s t y l e   w : t y p e = " t a b l e "   w : d e f a u l t = " 1 "   w : s t y l e I d = " T a b l e N o r m a l " & g t ; & l t ; w : n a m e   w : v a l = " N o r m a l   T a b l e " / & g t ; & l t ; w : u i P r i o r i t y   w : v a l = " 9 9 " / & g t ; & l t ; w : s e m i H i d d e n / & g t ; & l t ; w : u n h i d e W h e n U s e d / & g t ; & l t ; w : t b l P r & g t ; & l t ; w : t b l I n d   w : w = " 0 "   w : t y p e = " d x a " / & g t ; & l t ; w : t b l C e l l M a r & g t ; & l t ; w : t o p   w : w = " 0 "   w : t y p e = " d x a " / & g t ; & l t ; w : l e f t   w : w = " 1 0 8 "   w : t y p e = " d x a " / & g t ; & l t ; w : b o t t o m   w : w = " 0 "   w : t y p e = " d x a " / & g t ; & l t ; w : r i g h t   w : w = " 1 0 8 "   w : t y p e = " d x a " / & g t ; & l t ; / w : t b l C e l l M a r & g t ; & l t ; / w : t b l P r & g t ; & l t ; / w : s t y l e & g t ; & l t ; w : s t y l e   w : t y p e = " n u m b e r i n g "   w : d e f a u l t = " 1 "   w : s t y l e I d = " N o L i s t " & g t ; & l t ; w : n a m e   w : v a l = " N o   L i s t " / & g t ; & l t ; w : u i P r i o r i t y   w : v a l = " 9 9 " / & g t ; & l t ; w : s e m i H i d d e n / & g t ; & l t ; w : u n h i d e W h e n U s e d / & g t ; & l t ; w : r s i d   w : v a l = " 0 0 5 4 0 4 9 6 " / & g t ; & l t ; / w : s t y l e & g t ; & l t ; / w : s t y l e s & g t ; & l t ; / p k g : x m l D a t a & g t ; & l t ; / p k g : p a r t & g t ; & l t ; / p k g : p a c k a g e & g t ; - 
- < / E x p e c t e d C a p a c i t y N e e d > - 
-             < I n p t Q t y _ P r o d O r d e r R t n g L i n e > & l t ; ? x m l   v e r s i o n = " 1 . 0 "   s t a n d a l o n e = " y e s " ? & g t ; - 
- & l t ; ? m s o - a p p l i c a t i o n   p r o g i d = " W o r d . D o c u m e n t " ? & g t ; - 
- & l t ; p k g : p a c k a g e   x m l n s : p k g = " h t t p : / / s c h e m a s . m i c r o s o f t . c o m / o f f i c e / 2 0 0 6 / x m l P a c k a g e " & g t ; & l t ; p k g : p a r t   p k g : n a m e = " / _ r e l s / . r e l s "   p k g : c o n t e n t T y p e = " a p p l i c a t i o n / v n d . o p e n x m l f o r m a t s - p a c k a g e . r e l a t i o n s h i p s + x m l "   p k g : p a d d i n g = " 5 1 2 " & g t ; & l t ; p k g : x m l D a t a & g t ; & l t ; R e l a t i o n s h i p s   x m l n s = " h t t p : / / s c h e m a s . o p e n x m l f o r m a t s . o r g / p a c k a g e / 2 0 0 6 / r e l a t i o n s h i p s " & g t ; & l t ; R e l a t i o n s h i p   I d = " r I d 1 "   T y p e = " h t t p : / / s c h e m a s . o p e n x m l f o r m a t s . o r g / o f f i c e D o c u m e n t / 2 0 0 6 / r e l a t i o n s h i p s / o f f i c e D o c u m e n t "   T a r g e t = " w o r d / d o c u m e n t . x m l " / & g t ; & l t ; / R e l a t i o n s h i p s & g t ; & l t ; / p k g : x m l D a t a & g t ; & l t ; / p k g : p a r t & g t ; & l t ; p k g : p a r t   p k g : n a m e = " / w o r d / d o c u m e n t . x m l "   p k g : c o n t e n t T y p e = " a p p l i c a t i o n / v n d . o p e n x m l f o r m a t s - o f f i c e d o c u m e n t . w o r d p r o c e s s i n g m l . d o c u m e n t . m a i n + x m l " & g t ; & l t ; p k g : x m l D a t a & g t ; & l t ; w : d o c u m e n t   x m l n s : w p c = " h t t p : / / s c h e m a s . m i c r o s o f t . c o m / o f f i c e / w o r d / 2 0 1 0 / w o r d p r o c e s s i n g C a n v a s "   x m l n s : c x = " h t t p : / / s c h e m a s . m i c r o s o f t . c o m / o f f i c e / d r a w i n g / 2 0 1 4 / c h a r t e x "   x m l n s : c x 1 = " h t t p : / / s c h e m a s . m i c r o s o f t . c o m / o f f i c e / d r a w i n g / 2 0 1 5 / 9 / 8 / c h a r t e x "   x m l n s : c x 2 = " h t t p : / / s c h e m a s . m i c r o s o f t . c o m / o f f i c e / d r a w i n g / 2 0 1 5 / 1 0 / 2 1 / c h a r t e x "   x m l n s : c x 3 = " h t t p : / / s c h e m a s . m i c r o s o f t . c o m / o f f i c e / d r a w i n g / 2 0 1 6 / 5 / 9 / c h a r t e x "   x m l n s : c x 4 = " h t t p : / / s c h e m a s . m i c r o s o f t . c o m / o f f i c e / d r a w i n g / 2 0 1 6 / 5 / 1 0 / c h a r t e x "   x m l n s : c x 5 = " h t t p : / / s c h e m a s . m i c r o s o f t . c o m / o f f i c e / d r a w i n g / 2 0 1 6 / 5 / 1 1 / c h a r t e x "   x m l n s : c x 6 = " h t t p : / / s c h e m a s . m i c r o s o f t . c o m / o f f i c e / d r a w i n g / 2 0 1 6 / 5 / 1 2 / c h a r t e x "   x m l n s : c x 7 = " h t t p : / / s c h e m a s . m i c r o s o f t . c o m / o f f i c e / d r a w i n g / 2 0 1 6 / 5 / 1 3 / c h a r t e x "   x m l n s : c x 8 = " h t t p : / / s c h e m a s . m i c r o s o f t . c o m / o f f i c e / d r a w i n g / 2 0 1 6 / 5 / 1 4 / c h a r t e x "   x m l n s : m c = " h t t p : / / s c h e m a s . o p e n x m l f o r m a t s . o r g / m a r k u p - c o m p a t i b i l i t y / 2 0 0 6 "   x m l n s : a i n k = " h t t p : / / s c h e m a s . m i c r o s o f t . c o m / o f f i c e / d r a w i n g / 2 0 1 6 / i n k "   x m l n s : a m 3 d = " h t t p : / / s c h e m a s . m i c r o s o f t . c o m / o f f i c e / d r a w i n g / 2 0 1 7 / m o d e l 3 d "   x m l n s : o = " u r n : s c h e m a s - m i c r o s o f t - c o m : o f f i c e : o f f i c e "   x m l n s : o e l = " h t t p : / / s c h e m a s . m i c r o s o f t . c o m / o f f i c e / 2 0 1 9 / e x t l s t "   x m l n s : r = " h t t p : / / s c h e m a s . o p e n x m l f o r m a t s . o r g / o f f i c e D o c u m e n t / 2 0 0 6 / r e l a t i o n s h i p s "   x m l n s : m = " h t t p : / / s c h e m a s . o p e n x m l f o r m a t s . o r g / o f f i c e D o c u m e n t / 2 0 0 6 / m a t h "   x m l n s : v = " u r n : s c h e m a s - m i c r o s o f t - c o m : v m l "   x m l n s : w p 1 4 = " h t t p : / / s c h e m a s . m i c r o s o f t . c o m / o f f i c e / w o r d / 2 0 1 0 / w o r d p r o c e s s i n g D r a w i n g "   x m l n s : w p = " h t t p : / / s c h e m a s . o p e n x m l f o r m a t s . o r g / d r a w i n g m l / 2 0 0 6 / w o r d p r o c e s s i n g D r a w i n g "   x m l n s : w 1 0 = " u r n : s c h e m a s - m i c r o s o f t - c o m : o f f i c e : w o r d "   x m l n s : w = " h t t p : / / s c h e m a s . o p e n x m l f o r m a t s . o r g / w o r d p r o c e s s i n g m l / 2 0 0 6 / m a i n "   x m l n s : w 1 4 = " h t t p : / / s c h e m a s . m i c r o s o f t . c o m / o f f i c e / w o r d / 2 0 1 0 / w o r d m l "   x m l n s : w 1 5 = " h t t p : / / s c h e m a s . m i c r o s o f t . c o m / o f f i c e / w o r d / 2 0 1 2 / w o r d m l "   x m l n s : w 1 6 c e i = " h t t p : / / s c h e m a s . m i c r o s o f t . c o m / o f f i c e / w o r d / 2 0 2 6 / w o r d m l / c e i "   x m l n s : w 1 6 c e x = " h t t p : / / s c h e m a s . m i c r o s o f t . c o m / o f f i c e / w o r d / 2 0 1 8 / w o r d m l / c e x "   x m l n s : w 1 6 c i d = " h t t p : / / s c h e m a s . m i c r o s o f t . c o m / o f f i c e / w o r d / 2 0 1 6 / w o r d m l / c i d "   x m l n s : w 1 6 = " h t t p : / / s c h e m a s . m i c r o s o f t . c o m / o f f i c e / w o r d / 2 0 1 8 / w o r d m l "   x m l n s : w 1 6 d u = " h t t p : / / s c h e m a s . m i c r o s o f t . c o m / o f f i c e / w o r d / 2 0 2 3 / w o r d m l / w o r d 1 6 d u "   x m l n s : w 1 6 s d t d h = " h t t p : / / s c h e m a s . m i c r o s o f t . c o m / o f f i c e / w o r d / 2 0 2 0 / w o r d m l / s d t d a t a h a s h "   x m l n s : w 1 6 s d t f l = " h t t p : / / s c h e m a s . m i c r o s o f t . c o m / o f f i c e / w o r d / 2 0 2 4 / w o r d m l / s d t f o r m a t l o c k "   x m l n s : w 1 6 s e = " h t t p : / / s c h e m a s . m i c r o s o f t . c o m / o f f i c e / w o r d / 2 0 1 5 / w o r d m l / s y m e x "   x m l n s : w p g = " h t t p : / / s c h e m a s . m i c r o s o f t . c o m / o f f i c e / w o r d / 2 0 1 0 / w o r d p r o c e s s i n g G r o u p "   x m l n s : w p i = " h t t p : / / s c h e m a s . m i c r o s o f t . c o m / o f f i c e / w o r d / 2 0 1 0 / w o r d p r o c e s s i n g I n k "   x m l n s : w n e = " h t t p : / / s c h e m a s . m i c r o s o f t . c o m / o f f i c e / w o r d / 2 0 0 6 / w o r d m l "   x m l n s : w p s = " h t t p : / / s c h e m a s . m i c r o s o f t . c o m / o f f i c e / w o r d / 2 0 1 0 / w o r d p r o c e s s i n g S h a p e "   m c : I g n o r a b l e = " w 1 4   w 1 5   w 1 6 s e   w 1 6 c i d   w 1 6   w 1 6 c e x   w 1 6 s d t d h   w 1 6 s d t f l   w 1 6 d u   w p 1 4 " & g t ; & l t ; w : b o d y & g t ; & l t ; w : p   w 1 4 : p a r a I d = " 1 0 4 B F C D 9 "   w 1 4 : t e x t I d = " 7 9 9 D F 3 1 D "   w : r s i d R = " 0 0 9 C 4 1 C A "   w : r s i d R D e f a u l t = " 0 0 9 C 4 1 C A " & g t ; & l t ; w : p P r & g t ; & l t ; w : f r a m e P r   w : h S p a c e = " 1 8 0 "   w : w r a p = " a r o u n d "   w : v A n c h o r = " t e x t "   w : h A n c h o r = " m a r g i n "   w : y = " - 1 1 " / & g t ; & l t ; w : s p a c i n g   w : a f t e r = " 0 "   w : l i n e = " 2 4 0 "   w : l i n e R u l e = " a u t o " / & g t ; & l t ; / w : p P r & g t ; & l t ; w : r   w : r s i d R P r = " 0 0 4 B 5 2 8 B " & g t ; & l t ; w : r P r & g t ; & l t ; w : r F o n t s   w : e a s t A s i a = " Y u   M i n c h o "   w : c s = " S e g o e   U I " / & g t ; & l t ; w : s z   w : v a l = " 2 2 " / & g t ; & l t ; w : s z C s   w : v a l = " 2 2 " / & g t ; & l t ; / w : r P r & g t ; & l t ; w : t & g t ; I n p t Q t y _ P r o d O r d e r R t n g L i n e & l t ; / w : t & g t ; & l t ; / w : r & g t ; & l t ; / w : p & g t ; & l t ; w : s e c t P r   w : r s i d R = " 0 0 9 C 4 1 C A " & g t ; & l t ; w : p g S z   w : w = " 1 2 2 4 0 "   w : h = " 1 5 8 4 0 " / & g t ; & l t ; w : p g M a r   w : t o p = " 1 4 4 0 "   w : r i g h t = " 1 4 4 0 "   w : b o t t o m = " 1 4 4 0 "   w : l e f t = " 1 4 4 0 "   w : h e a d e r = " 7 2 0 "   w : f o o t e r = " 7 2 0 "   w : g u t t e r = " 0 " / & g t ; & l t ; w : c o l s   w : s p a c e = " 7 2 0 " / & g t ; & l t ; / w : s e c t P r & g t ; & l t ; / w : b o d y & g t ; & l t ; / w : d o c u m e n t & g t ; & l t ; / p k g : x m l D a t a & g t ; & l t ; / p k g : p a r t & g t ; & l t ; p k g : p a r t   p k g : n a m e = " / w o r d / _ r e l s / d o c u m e n t . x m l . r e l s "   p k g : c o n t e n t T y p e = " a p p l i c a t i o n / v n d . o p e n x m l f o r m a t s - p a c k a g e . r e l a t i o n s h i p s + x m l "   p k g : p a d d i n g = " 2 5 6 " & g t ; & l t ; p k g : x m l D a t a & g t ; & l t ; R e l a t i o n s h i p s   x m l n s = " h t t p : / / s c h e m a s . o p e n x m l f o r m a t s . o r g / p a c k a g e / 2 0 0 6 / r e l a t i o n s h i p s " & g t ; & l t ; R e l a t i o n s h i p   I d = " r I d 1 "   T y p e = " h t t p : / / s c h e m a s . o p e n x m l f o r m a t s . o r g / o f f i c e D o c u m e n t / 2 0 0 6 / r e l a t i o n s h i p s / s t y l e s "   T a r g e t = " s t y l e s . x m l " / & g t ; & l t ; / R e l a t i o n s h i p s & g t ; & l t ; / p k g : x m l D a t a & g t ; & l t ; / p k g : p a r t & g t ; & l t ; p k g : p a r t   p k g : n a m e = " / w o r d / s t y l e s . x m l "   p k g : c o n t e n t T y p e = " a p p l i c a t i o n / v n d . o p e n x m l f o r m a t s - o f f i c e d o c u m e n t . w o r d p r o c e s s i n g m l . s t y l e s + x m l " & g t ; & l t ; p k g : x m l D a t a & g t ; & l t ; w : s t y l e s   x m l n s : m c = " h t t p : / / s c h e m a s . o p e n x m l f o r m a t s . o r g / m a r k u p - c o m p a t i b i l i t y / 2 0 0 6 "   x m l n s : r = " h t t p : / / s c h e m a s . o p e n x m l f o r m a t s . o r g / o f f i c e D o c u m e n t / 2 0 0 6 / r e l a t i o n s h i p s "   x m l n s : w = " h t t p : / / s c h e m a s . o p e n x m l f o r m a t s . o r g / w o r d p r o c e s s i n g m l / 2 0 0 6 / m a i n "   x m l n s : w 1 4 = " h t t p : / / s c h e m a s . m i c r o s o f t . c o m / o f f i c e / w o r d / 2 0 1 0 / w o r d m l "   x m l n s : w 1 5 = " h t t p : / / s c h e m a s . m i c r o s o f t . c o m / o f f i c e / w o r d / 2 0 1 2 / w o r d m l "   x m l n s : w 1 6 c e x = " h t t p : / / s c h e m a s . m i c r o s o f t . c o m / o f f i c e / w o r d / 2 0 1 8 / w o r d m l / c e x "   x m l n s : w 1 6 c i d = " h t t p : / / s c h e m a s . m i c r o s o f t . c o m / o f f i c e / w o r d / 2 0 1 6 / w o r d m l / c i d "   x m l n s : w 1 6 = " h t t p : / / s c h e m a s . m i c r o s o f t . c o m / o f f i c e / w o r d / 2 0 1 8 / w o r d m l "   x m l n s : w 1 6 d u = " h t t p : / / s c h e m a s . m i c r o s o f t . c o m / o f f i c e / w o r d / 2 0 2 3 / w o r d m l / w o r d 1 6 d u "   x m l n s : w 1 6 s d t d h = " h t t p : / / s c h e m a s . m i c r o s o f t . c o m / o f f i c e / w o r d / 2 0 2 0 / w o r d m l / s d t d a t a h a s h "   x m l n s : w 1 6 s d t f l = " h t t p : / / s c h e m a s . m i c r o s o f t . c o m / o f f i c e / w o r d / 2 0 2 4 / w o r d m l / s d t f o r m a t l o c k "   x m l n s : w 1 6 s e = " h t t p : / / s c h e m a s . m i c r o s o f t . c o m / o f f i c e / w o r d / 2 0 1 5 / w o r d m l / s y m e x "   m c : I g n o r a b l e = " w 1 4   w 1 5   w 1 6 s e   w 1 6 c i d   w 1 6   w 1 6 c e x   w 1 6 s d t d h   w 1 6 s d t f l   w 1 6 d u " & g t ; & l t ; w : d o c D e f a u l t s & g t ; & l t ; w : r P r D e f a u l t & g t ; & l t ; w : r P r & g t ; & l t ; w : r F o n t s   w : a s c i i T h e m e = " m i n o r H A n s i "   w : e a s t A s i a T h e m e = " m i n o r E a s t A s i a "   w : h A n s i T h e m e = " m i n o r H A n s i "   w : c s t h e m e = " m i n o r B i d i " / & g t ; & l t ; w : k e r n   w : v a l = " 2 " / & g t ; & l t ; w : s z   w : v a l = " 2 4 " / & g t ; & l t ; w : s z C s   w : v a l = " 2 4 " / & g t ; & l t ; w : l a n g   w : v a l = " e n - D K "   w : e a s t A s i a = " e n - D K "   w : b i d i = " a r - S A " / & g t ; & l t ; w 1 4 : l i g a t u r e s   w 1 4 : v a l = " s t a n d a r d C o n t e x t u a l " / & g t ; & l t ; / w : r P r & g t ; & l t ; / w : r P r D e f a u l t & g t ; & l t ; w : p P r D e f a u l t & g t ; & l t ; w : p P r & g t ; & l t ; w : s p a c i n g   w : a f t e r = " 1 6 0 "   w : l i n e = " 2 7 8 "   w : l i n e R u l e = " a u t o " / & g t ; & l t ; / w : p P r & g t ; & l t ; / w : p P r D e f a u l t & g t ; & l t ; / w : d o c D e f a u l t s & g t ; & l t ; w : s t y l e   w : t y p e = " p a r a g r a p h "   w : d e f a u l t = " 1 "   w : s t y l e I d = " N o r m a l " & g t ; & l t ; w : n a m e   w : v a l = " N o r m a l " / & g t ; & l t ; w : q F o r m a t / & g t ; & l t ; w : r s i d   w : v a l = " 0 0 6 7 6 3 B 2 " / & g t ; & l t ; / w : s t y l e & g t ; & l t ; w : s t y l e   w : t y p e = " c h a r a c t e r "   w : d e f a u l t = " 1 "   w : s t y l e I d = " D e f a u l t P a r a g r a p h F o n t " & g t ; & l t ; w : n a m e   w : v a l = " D e f a u l t   P a r a g r a p h   F o n t " / & g t ; & l t ; w : u i P r i o r i t y   w : v a l = " 1 " / & g t ; & l t ; w : s e m i H i d d e n / & g t ; & l t ; w : u n h i d e W h e n U s e d / & g t ; & l t ; w : r s i d   w : v a l = " 0 0 6 7 6 3 B 2 " / & g t ; & l t ; / w : s t y l e & g t ; & l t ; w : s t y l e   w : t y p e = " t a b l e "   w : d e f a u l t = " 1 "   w : s t y l e I d = " T a b l e N o r m a l " & g t ; & l t ; w : n a m e   w : v a l = " N o r m a l   T a b l e " / & g t ; & l t ; w : u i P r i o r i t y   w : v a l = " 9 9 " / & g t ; & l t ; w : s e m i H i d d e n / & g t ; & l t ; w : u n h i d e W h e n U s e d / & g t ; & l t ; w : t b l P r & g t ; & l t ; w : t b l I n d   w : w = " 0 "   w : t y p e = " d x a " / & g t ; & l t ; w : t b l C e l l M a r & g t ; & l t ; w : t o p   w : w = " 0 "   w : t y p e = " d x a " / & g t ; & l t ; w : l e f t   w : w = " 1 0 8 "   w : t y p e = " d x a " / & g t ; & l t ; w : b o t t o m   w : w = " 0 "   w : t y p e = " d x a " / & g t ; & l t ; w : r i g h t   w : w = " 1 0 8 "   w : t y p e = " d x a " / & g t ; & l t ; / w : t b l C e l l M a r & g t ; & l t ; / w : t b l P r & g t ; & l t ; / w : s t y l e & g t ; & l t ; w : s t y l e   w : t y p e = " n u m b e r i n g "   w : d e f a u l t = " 1 "   w : s t y l e I d = " N o L i s t " & g t ; & l t ; w : n a m e   w : v a l = " N o   L i s t " / & g t ; & l t ; w : u i P r i o r i t y   w : v a l = " 9 9 " / & g t ; & l t ; w : s e m i H i d d e n / & g t ; & l t ; w : u n h i d e W h e n U s e d / & g t ; & l t ; w : r s i d   w : v a l = " 0 0 6 7 6 3 B 2 " / & g t ; & l t ; / w : s t y l e & g t ; & l t ; / w : s t y l e s & g t ; & l t ; / p k g : x m l D a t a & g t ; & l t ; / p k g : p a r t & g t ; & l t ; / p k g : p a c k a g e & g t ; - 
- < / I n p t Q t y _ P r o d O r d e r R t n g L i n e > +             < E n d T i m e _ P r o d O r d e r R t n g L i n e > E n d T i m e _ P r o d O r d e r R t n g L i n e < / E n d T i m e _ P r o d O r d e r R t n g L i n e > + 
+             < E x p e c t e d C a p a c i t y N e e d > E x p e c t e d C a p a c i t y N e e d < / E x p e c t e d C a p a c i t y N e e d > + 
+             < I n p t Q t y _ P r o d O r d e r R t n g L i n e > I n p t Q t y _ P r o d O r d e r R t n g L i n e < / I n p t Q t y _ P r o d O r d e r R t n g L i n e >   
              < N o _ P r o d O r d e r R t n g L i n e > N o _ P r o d O r d e r R t n g L i n e < / N o _ P r o d O r d e r R t n g L i n e >   
-             < O P N o _ P r o d O r d e r R t n g L i n e > & l t ; ? x m l   v e r s i o n = " 1 . 0 "   s t a n d a l o n e = " y e s " ? & g t ; - 
- & l t ; ? m s o - a p p l i c a t i o n   p r o g i d = " W o r d . D o c u m e n t " ? & g t ; - 
- & l t ; p k g : p a c k a g e   x m l n s : p k g = " h t t p : / / s c h e m a s . m i c r o s o f t . c o m / o f f i c e / 2 0 0 6 / x m l P a c k a g e " & g t ; & l t ; p k g : p a r t   p k g : n a m e = " / _ r e l s / . r e l s "   p k g : c o n t e n t T y p e = " a p p l i c a t i o n / v n d . o p e n x m l f o r m a t s - p a c k a g e . r e l a t i o n s h i p s + x m l "   p k g : p a d d i n g = " 5 1 2 " & g t ; & l t ; p k g : x m l D a t a & g t ; & l t ; R e l a t i o n s h i p s   x m l n s = " h t t p : / / s c h e m a s . o p e n x m l f o r m a t s . o r g / p a c k a g e / 2 0 0 6 / r e l a t i o n s h i p s " & g t ; & l t ; R e l a t i o n s h i p   I d = " r I d 1 "   T y p e = " h t t p : / / s c h e m a s . o p e n x m l f o r m a t s . o r g / o f f i c e D o c u m e n t / 2 0 0 6 / r e l a t i o n s h i p s / o f f i c e D o c u m e n t "   T a r g e t = " w o r d / d o c u m e n t . x m l " / & g t ; & l t ; / R e l a t i o n s h i p s & g t ; & l t ; / p k g : x m l D a t a & g t ; & l t ; / p k g : p a r t & g t ; & l t ; p k g : p a r t   p k g : n a m e = " / w o r d / d o c u m e n t . x m l "   p k g : c o n t e n t T y p e = " a p p l i c a t i o n / v n d . o p e n x m l f o r m a t s - o f f i c e d o c u m e n t . w o r d p r o c e s s i n g m l . d o c u m e n t . m a i n + x m l " & g t ; & l t ; p k g : x m l D a t a & g t ; & l t ; w : d o c u m e n t   x m l n s : w p c = " h t t p : / / s c h e m a s . m i c r o s o f t . c o m / o f f i c e / w o r d / 2 0 1 0 / w o r d p r o c e s s i n g C a n v a s "   x m l n s : c x = " h t t p : / / s c h e m a s . m i c r o s o f t . c o m / o f f i c e / d r a w i n g / 2 0 1 4 / c h a r t e x "   x m l n s : c x 1 = " h t t p : / / s c h e m a s . m i c r o s o f t . c o m / o f f i c e / d r a w i n g / 2 0 1 5 / 9 / 8 / c h a r t e x "   x m l n s : c x 2 = " h t t p : / / s c h e m a s . m i c r o s o f t . c o m / o f f i c e / d r a w i n g / 2 0 1 5 / 1 0 / 2 1 / c h a r t e x "   x m l n s : c x 3 = " h t t p : / / s c h e m a s . m i c r o s o f t . c o m / o f f i c e / d r a w i n g / 2 0 1 6 / 5 / 9 / c h a r t e x "   x m l n s : c x 4 = " h t t p : / / s c h e m a s . m i c r o s o f t . c o m / o f f i c e / d r a w i n g / 2 0 1 6 / 5 / 1 0 / c h a r t e x "   x m l n s : c x 5 = " h t t p : / / s c h e m a s . m i c r o s o f t . c o m / o f f i c e / d r a w i n g / 2 0 1 6 / 5 / 1 1 / c h a r t e x "   x m l n s : c x 6 = " h t t p : / / s c h e m a s . m i c r o s o f t . c o m / o f f i c e / d r a w i n g / 2 0 1 6 / 5 / 1 2 / c h a r t e x "   x m l n s : c x 7 = " h t t p : / / s c h e m a s . m i c r o s o f t . c o m / o f f i c e / d r a w i n g / 2 0 1 6 / 5 / 1 3 / c h a r t e x "   x m l n s : c x 8 = " h t t p : / / s c h e m a s . m i c r o s o f t . c o m / o f f i c e / d r a w i n g / 2 0 1 6 / 5 / 1 4 / c h a r t e x "   x m l n s : m c = " h t t p : / / s c h e m a s . o p e n x m l f o r m a t s . o r g / m a r k u p - c o m p a t i b i l i t y / 2 0 0 6 "   x m l n s : a i n k = " h t t p : / / s c h e m a s . m i c r o s o f t . c o m / o f f i c e / d r a w i n g / 2 0 1 6 / i n k "   x m l n s : a m 3 d = " h t t p : / / s c h e m a s . m i c r o s o f t . c o m / o f f i c e / d r a w i n g / 2 0 1 7 / m o d e l 3 d "   x m l n s : o = " u r n : s c h e m a s - m i c r o s o f t - c o m : o f f i c e : o f f i c e "   x m l n s : o e l = " h t t p : / / s c h e m a s . m i c r o s o f t . c o m / o f f i c e / 2 0 1 9 / e x t l s t "   x m l n s : r = " h t t p : / / s c h e m a s . o p e n x m l f o r m a t s . o r g / o f f i c e D o c u m e n t / 2 0 0 6 / r e l a t i o n s h i p s "   x m l n s : m = " h t t p : / / s c h e m a s . o p e n x m l f o r m a t s . o r g / o f f i c e D o c u m e n t / 2 0 0 6 / m a t h "   x m l n s : v = " u r n : s c h e m a s - m i c r o s o f t - c o m : v m l "   x m l n s : w p 1 4 = " h t t p : / / s c h e m a s . m i c r o s o f t . c o m / o f f i c e / w o r d / 2 0 1 0 / w o r d p r o c e s s i n g D r a w i n g "   x m l n s : w p = " h t t p : / / s c h e m a s . o p e n x m l f o r m a t s . o r g / d r a w i n g m l / 2 0 0 6 / w o r d p r o c e s s i n g D r a w i n g "   x m l n s : w 1 0 = " u r n : s c h e m a s - m i c r o s o f t - c o m : o f f i c e : w o r d "   x m l n s : w = " h t t p : / / s c h e m a s . o p e n x m l f o r m a t s . o r g / w o r d p r o c e s s i n g m l / 2 0 0 6 / m a i n "   x m l n s : w 1 4 = " h t t p : / / s c h e m a s . m i c r o s o f t . c o m / o f f i c e / w o r d / 2 0 1 0 / w o r d m l "   x m l n s : w 1 5 = " h t t p : / / s c h e m a s . m i c r o s o f t . c o m / o f f i c e / w o r d / 2 0 1 2 / w o r d m l "   x m l n s : w 1 6 c e i = " h t t p : / / s c h e m a s . m i c r o s o f t . c o m / o f f i c e / w o r d / 2 0 2 6 / w o r d m l / c e i "   x m l n s : w 1 6 c e x = " h t t p : / / s c h e m a s . m i c r o s o f t . c o m / o f f i c e / w o r d / 2 0 1 8 / w o r d m l / c e x "   x m l n s : w 1 6 c i d = " h t t p : / / s c h e m a s . m i c r o s o f t . c o m / o f f i c e / w o r d / 2 0 1 6 / w o r d m l / c i d "   x m l n s : w 1 6 = " h t t p : / / s c h e m a s . m i c r o s o f t . c o m / o f f i c e / w o r d / 2 0 1 8 / w o r d m l "   x m l n s : w 1 6 d u = " h t t p : / / s c h e m a s . m i c r o s o f t . c o m / o f f i c e / w o r d / 2 0 2 3 / w o r d m l / w o r d 1 6 d u "   x m l n s : w 1 6 s d t d h = " h t t p : / / s c h e m a s . m i c r o s o f t . c o m / o f f i c e / w o r d / 2 0 2 0 / w o r d m l / s d t d a t a h a s h "   x m l n s : w 1 6 s d t f l = " h t t p : / / s c h e m a s . m i c r o s o f t . c o m / o f f i c e / w o r d / 2 0 2 4 / w o r d m l / s d t f o r m a t l o c k "   x m l n s : w 1 6 s e = " h t t p : / / s c h e m a s . m i c r o s o f t . c o m / o f f i c e / w o r d / 2 0 1 5 / w o r d m l / s y m e x "   x m l n s : w p g = " h t t p : / / s c h e m a s . m i c r o s o f t . c o m / o f f i c e / w o r d / 2 0 1 0 / w o r d p r o c e s s i n g G r o u p "   x m l n s : w p i = " h t t p : / / s c h e m a s . m i c r o s o f t . c o m / o f f i c e / w o r d / 2 0 1 0 / w o r d p r o c e s s i n g I n k "   x m l n s : w n e = " h t t p : / / s c h e m a s . m i c r o s o f t . c o m / o f f i c e / w o r d / 2 0 0 6 / w o r d m l "   x m l n s : w p s = " h t t p : / / s c h e m a s . m i c r o s o f t . c o m / o f f i c e / w o r d / 2 0 1 0 / w o r d p r o c e s s i n g S h a p e "   m c : I g n o r a b l e = " w 1 4   w 1 5   w 1 6 s e   w 1 6 c i d   w 1 6   w 1 6 c e x   w 1 6 s d t d h   w 1 6 s d t f l   w 1 6 d u   w p 1 4 " & g t ; & l t ; w : b o d y & g t ; & l t ; w : p   w 1 4 : p a r a I d = " 1 2 6 5 A 1 8 6 "   w 1 4 : t e x t I d = " 1 A 2 F B 1 3 4 "   w : r s i d R = " 0 0 A E 6 8 4 7 "   w : r s i d R D e f a u l t = " 0 0 A E 6 8 4 7 " & g t ; & l t ; w : p P r & g t ; & l t ; w : f r a m e P r   w : h S p a c e = " 1 8 0 "   w : w r a p = " a r o u n d "   w : v A n c h o r = " t e x t "   w : h A n c h o r = " m a r g i n "   w : y = " - 1 1 " / & g t ; & l t ; w : s p a c i n g   w : a f t e r = " 0 "   w : l i n e = " 2 4 0 "   w : l i n e R u l e = " a u t o " / & g t ; & l t ; / w : p P r & g t ; & l t ; w : r   w : r s i d R P r = " 0 0 4 B 5 2 8 B " & g t ; & l t ; w : r P r & g t ; & l t ; w : r F o n t s   w : e a s t A s i a = " Y u   M i n c h o "   w : c s = " S e g o e   U I " / & g t ; & l t ; w : s z   w : v a l = " 2 2 " / & g t ; & l t ; w : s z C s   w : v a l = " 2 2 " / & g t ; & l t ; / w : r P r & g t ; & l t ; w : t & g t ; O P N o _ P r o d O r d e r R t n g L i n e & l t ; / w : t & g t ; & l t ; / w : r & g t ; & l t ; / w : p & g t ; & l t ; w : s e c t P r   w : r s i d R = " 0 0 A E 6 8 4 7 " & g t ; & l t ; w : p g S z   w : w = " 1 2 2 4 0 "   w : h = " 1 5 8 4 0 " / & g t ; & l t ; w : p g M a r   w : t o p = " 1 4 4 0 "   w : r i g h t = " 1 4 4 0 "   w : b o t t o m = " 1 4 4 0 "   w : l e f t = " 1 4 4 0 "   w : h e a d e r = " 7 2 0 "   w : f o o t e r = " 7 2 0 "   w : g u t t e r = " 0 " / & g t ; & l t ; w : c o l s   w : s p a c e = " 7 2 0 " / & g t ; & l t ; / w : s e c t P r & g t ; & l t ; / w : b o d y & g t ; & l t ; / w : d o c u m e n t & g t ; & l t ; / p k g : x m l D a t a & g t ; & l t ; / p k g : p a r t & g t ; & l t ; p k g : p a r t   p k g : n a m e = " / w o r d / _ r e l s / d o c u m e n t . x m l . r e l s "   p k g : c o n t e n t T y p e = " a p p l i c a t i o n / v n d . o p e n x m l f o r m a t s - p a c k a g e . r e l a t i o n s h i p s + x m l "   p k g : p a d d i n g = " 2 5 6 " & g t ; & l t ; p k g : x m l D a t a & g t ; & l t ; R e l a t i o n s h i p s   x m l n s = " h t t p : / / s c h e m a s . o p e n x m l f o r m a t s . o r g / p a c k a g e / 2 0 0 6 / r e l a t i o n s h i p s " & g t ; & l t ; R e l a t i o n s h i p   I d = " r I d 1 "   T y p e = " h t t p : / / s c h e m a s . o p e n x m l f o r m a t s . o r g / o f f i c e D o c u m e n t / 2 0 0 6 / r e l a t i o n s h i p s / s t y l e s "   T a r g e t = " s t y l e s . x m l " / & g t ; & l t ; / R e l a t i o n s h i p s & g t ; & l t ; / p k g : x m l D a t a & g t ; & l t ; / p k g : p a r t & g t ; & l t ; p k g : p a r t   p k g : n a m e = " / w o r d / s t y l e s . x m l "   p k g : c o n t e n t T y p e = " a p p l i c a t i o n / v n d . o p e n x m l f o r m a t s - o f f i c e d o c u m e n t . w o r d p r o c e s s i n g m l . s t y l e s + x m l " & g t ; & l t ; p k g : x m l D a t a & g t ; & l t ; w : s t y l e s   x m l n s : m c = " h t t p : / / s c h e m a s . o p e n x m l f o r m a t s . o r g / m a r k u p - c o m p a t i b i l i t y / 2 0 0 6 "   x m l n s : r = " h t t p : / / s c h e m a s . o p e n x m l f o r m a t s . o r g / o f f i c e D o c u m e n t / 2 0 0 6 / r e l a t i o n s h i p s "   x m l n s : w = " h t t p : / / s c h e m a s . o p e n x m l f o r m a t s . o r g / w o r d p r o c e s s i n g m l / 2 0 0 6 / m a i n "   x m l n s : w 1 4 = " h t t p : / / s c h e m a s . m i c r o s o f t . c o m / o f f i c e / w o r d / 2 0 1 0 / w o r d m l "   x m l n s : w 1 5 = " h t t p : / / s c h e m a s . m i c r o s o f t . c o m / o f f i c e / w o r d / 2 0 1 2 / w o r d m l "   x m l n s : w 1 6 c e x = " h t t p : / / s c h e m a s . m i c r o s o f t . c o m / o f f i c e / w o r d / 2 0 1 8 / w o r d m l / c e x "   x m l n s : w 1 6 c i d = " h t t p : / / s c h e m a s . m i c r o s o f t . c o m / o f f i c e / w o r d / 2 0 1 6 / w o r d m l / c i d "   x m l n s : w 1 6 = " h t t p : / / s c h e m a s . m i c r o s o f t . c o m / o f f i c e / w o r d / 2 0 1 8 / w o r d m l "   x m l n s : w 1 6 d u = " h t t p : / / s c h e m a s . m i c r o s o f t . c o m / o f f i c e / w o r d / 2 0 2 3 / w o r d m l / w o r d 1 6 d u "   x m l n s : w 1 6 s d t d h = " h t t p : / / s c h e m a s . m i c r o s o f t . c o m / o f f i c e / w o r d / 2 0 2 0 / w o r d m l / s d t d a t a h a s h "   x m l n s : w 1 6 s d t f l = " h t t p : / / s c h e m a s . m i c r o s o f t . c o m / o f f i c e / w o r d / 2 0 2 4 / w o r d m l / s d t f o r m a t l o c k "   x m l n s : w 1 6 s e = " h t t p : / / s c h e m a s . m i c r o s o f t . c o m / o f f i c e / w o r d / 2 0 1 5 / w o r d m l / s y m e x "   m c : I g n o r a b l e = " w 1 4   w 1 5   w 1 6 s e   w 1 6 c i d   w 1 6   w 1 6 c e x   w 1 6 s d t d h   w 1 6 s d t f l   w 1 6 d u " & g t ; & l t ; w : d o c D e f a u l t s & g t ; & l t ; w : r P r D e f a u l t & g t ; & l t ; w : r P r & g t ; & l t ; w : r F o n t s   w : a s c i i T h e m e = " m i n o r H A n s i "   w : e a s t A s i a T h e m e = " m i n o r E a s t A s i a "   w : h A n s i T h e m e = " m i n o r H A n s i "   w : c s t h e m e = " m i n o r B i d i " / & g t ; & l t ; w : k e r n   w : v a l = " 2 " / & g t ; & l t ; w : s z   w : v a l = " 2 4 " / & g t ; & l t ; w : s z C s   w : v a l = " 2 4 " / & g t ; & l t ; w : l a n g   w : v a l = " e n - D K "   w : e a s t A s i a = " e n - D K "   w : b i d i = " a r - S A " / & g t ; & l t ; w 1 4 : l i g a t u r e s   w 1 4 : v a l = " s t a n d a r d C o n t e x t u a l " / & g t ; & l t ; / w : r P r & g t ; & l t ; / w : r P r D e f a u l t & g t ; & l t ; w : p P r D e f a u l t & g t ; & l t ; w : p P r & g t ; & l t ; w : s p a c i n g   w : a f t e r = " 1 6 0 "   w : l i n e = " 2 7 8 "   w : l i n e R u l e = " a u t o " / & g t ; & l t ; / w : p P r & g t ; & l t ; / w : p P r D e f a u l t & g t ; & l t ; / w : d o c D e f a u l t s & g t ; & l t ; w : s t y l e   w : t y p e = " p a r a g r a p h "   w : d e f a u l t = " 1 "   w : s t y l e I d = " N o r m a l " & g t ; & l t ; w : n a m e   w : v a l = " N o r m a l " / & g t ; & l t ; w : q F o r m a t / & g t ; & l t ; w : r s i d   w : v a l = " 0 0 A 9 2 0 D 1 " / & g t ; & l t ; / w : s t y l e & g t ; & l t ; w : s t y l e   w : t y p e = " c h a r a c t e r "   w : d e f a u l t = " 1 "   w : s t y l e I d = " D e f a u l t P a r a g r a p h F o n t " & g t ; & l t ; w : n a m e   w : v a l = " D e f a u l t   P a r a g r a p h   F o n t " / & g t ; & l t ; w : u i P r i o r i t y   w : v a l = " 1 " / & g t ; & l t ; w : s e m i H i d d e n / & g t ; & l t ; w : u n h i d e W h e n U s e d / & g t ; & l t ; w : r s i d   w : v a l = " 0 0 A 9 2 0 D 1 " / & g t ; & l t ; / w : s t y l e & g t ; & l t ; w : s t y l e   w : t y p e = " t a b l e "   w : d e f a u l t = " 1 "   w : s t y l e I d = " T a b l e N o r m a l " & g t ; & l t ; w : n a m e   w : v a l = " N o r m a l   T a b l e " / & g t ; & l t ; w : u i P r i o r i t y   w : v a l = " 9 9 " / & g t ; & l t ; w : s e m i H i d d e n / & g t ; & l t ; w : u n h i d e W h e n U s e d / & g t ; & l t ; w : t b l P r & g t ; & l t ; w : t b l I n d   w : w = " 0 "   w : t y p e = " d x a " / & g t ; & l t ; w : t b l C e l l M a r & g t ; & l t ; w : t o p   w : w = " 0 "   w : t y p e = " d x a " / & g t ; & l t ; w : l e f t   w : w = " 1 0 8 "   w : t y p e = " d x a " / & g t ; & l t ; w : b o t t o m   w : w = " 0 "   w : t y p e = " d x a " / & g t ; & l t ; w : r i g h t   w : w = " 1 0 8 "   w : t y p e = " d x a " / & g t ; & l t ; / w : t b l C e l l M a r & g t ; & l t ; / w : t b l P r & g t ; & l t ; / w : s t y l e & g t ; & l t ; w : s t y l e   w : t y p e = " n u m b e r i n g "   w : d e f a u l t = " 1 "   w : s t y l e I d = " N o L i s t " & g t ; & l t ; w : n a m e   w : v a l = " N o   L i s t " / & g t ; & l t ; w : u i P r i o r i t y   w : v a l = " 9 9 " / & g t ; & l t ; w : s e m i H i d d e n / & g t ; & l t ; w : u n h i d e W h e n U s e d / & g t ; & l t ; w : r s i d   w : v a l = " 0 0 A 9 2 0 D 1 " / & g t ; & l t ; / w : s t y l e & g t ; & l t ; / w : s t y l e s & g t ; & l t ; / p k g : x m l D a t a & g t ; & l t ; / p k g : p a r t & g t ; & l t ; / p k g : p a c k a g e & g t ; - 
- < / O P N o _ P r o d O r d e r R t n g L i n e > - 
-             < P O N o _ P r o d O r d e r R t n g L i n e > & l t ; ? x m l   v e r s i o n = " 1 . 0 "   s t a n d a l o n e = " y e s " ? & g t ; - 
- & l t ; ? m s o - a p p l i c a t i o n   p r o g i d = " W o r d . D o c u m e n t " ? & g t ; - 
- & l t ; p k g : p a c k a g e   x m l n s : p k g = " h t t p : / / s c h e m a s . m i c r o s o f t . c o m / o f f i c e / 2 0 0 6 / x m l P a c k a g e " & g t ; & l t ; p k g : p a r t   p k g : n a m e = " / _ r e l s / . r e l s "   p k g : c o n t e n t T y p e = " a p p l i c a t i o n / v n d . o p e n x m l f o r m a t s - p a c k a g e . r e l a t i o n s h i p s + x m l "   p k g : p a d d i n g = " 5 1 2 " & g t ; & l t ; p k g : x m l D a t a & g t ; & l t ; R e l a t i o n s h i p s   x m l n s = " h t t p : / / s c h e m a s . o p e n x m l f o r m a t s . o r g / p a c k a g e / 2 0 0 6 / r e l a t i o n s h i p s " & g t ; & l t ; R e l a t i o n s h i p   I d = " r I d 1 "   T y p e = " h t t p : / / s c h e m a s . o p e n x m l f o r m a t s . o r g / o f f i c e D o c u m e n t / 2 0 0 6 / r e l a t i o n s h i p s / o f f i c e D o c u m e n t "   T a r g e t = " w o r d / d o c u m e n t . x m l " / & g t ; & l t ; / R e l a t i o n s h i p s & g t ; & l t ; / p k g : x m l D a t a & g t ; & l t ; / p k g : p a r t & g t ; & l t ; p k g : p a r t   p k g : n a m e = " / w o r d / d o c u m e n t . x m l "   p k g : c o n t e n t T y p e = " a p p l i c a t i o n / v n d . o p e n x m l f o r m a t s - o f f i c e d o c u m e n t . w o r d p r o c e s s i n g m l . d o c u m e n t . m a i n + x m l " & g t ; & l t ; p k g : x m l D a t a & g t ; & l t ; w : d o c u m e n t   x m l n s : w p c = " h t t p : / / s c h e m a s . m i c r o s o f t . c o m / o f f i c e / w o r d / 2 0 1 0 / w o r d p r o c e s s i n g C a n v a s "   x m l n s : c x = " h t t p : / / s c h e m a s . m i c r o s o f t . c o m / o f f i c e / d r a w i n g / 2 0 1 4 / c h a r t e x "   x m l n s : c x 1 = " h t t p : / / s c h e m a s . m i c r o s o f t . c o m / o f f i c e / d r a w i n g / 2 0 1 5 / 9 / 8 / c h a r t e x "   x m l n s : c x 2 = " h t t p : / / s c h e m a s . m i c r o s o f t . c o m / o f f i c e / d r a w i n g / 2 0 1 5 / 1 0 / 2 1 / c h a r t e x "   x m l n s : c x 3 = " h t t p : / / s c h e m a s . m i c r o s o f t . c o m / o f f i c e / d r a w i n g / 2 0 1 6 / 5 / 9 / c h a r t e x "   x m l n s : c x 4 = " h t t p : / / s c h e m a s . m i c r o s o f t . c o m / o f f i c e / d r a w i n g / 2 0 1 6 / 5 / 1 0 / c h a r t e x "   x m l n s : c x 5 = " h t t p : / / s c h e m a s . m i c r o s o f t . c o m / o f f i c e / d r a w i n g / 2 0 1 6 / 5 / 1 1 / c h a r t e x "   x m l n s : c x 6 = " h t t p : / / s c h e m a s . m i c r o s o f t . c o m / o f f i c e / d r a w i n g / 2 0 1 6 / 5 / 1 2 / c h a r t e x "   x m l n s : c x 7 = " h t t p : / / s c h e m a s . m i c r o s o f t . c o m / o f f i c e / d r a w i n g / 2 0 1 6 / 5 / 1 3 / c h a r t e x "   x m l n s : c x 8 = " h t t p : / / s c h e m a s . m i c r o s o f t . c o m / o f f i c e / d r a w i n g / 2 0 1 6 / 5 / 1 4 / c h a r t e x "   x m l n s : m c = " h t t p : / / s c h e m a s . o p e n x m l f o r m a t s . o r g / m a r k u p - c o m p a t i b i l i t y / 2 0 0 6 "   x m l n s : a i n k = " h t t p : / / s c h e m a s . m i c r o s o f t . c o m / o f f i c e / d r a w i n g / 2 0 1 6 / i n k "   x m l n s : a m 3 d = " h t t p : / / s c h e m a s . m i c r o s o f t . c o m / o f f i c e / d r a w i n g / 2 0 1 7 / m o d e l 3 d "   x m l n s : o = " u r n : s c h e m a s - m i c r o s o f t - c o m : o f f i c e : o f f i c e "   x m l n s : o e l = " h t t p : / / s c h e m a s . m i c r o s o f t . c o m / o f f i c e / 2 0 1 9 / e x t l s t "   x m l n s : r = " h t t p : / / s c h e m a s . o p e n x m l f o r m a t s . o r g / o f f i c e D o c u m e n t / 2 0 0 6 / r e l a t i o n s h i p s "   x m l n s : m = " h t t p : / / s c h e m a s . o p e n x m l f o r m a t s . o r g / o f f i c e D o c u m e n t / 2 0 0 6 / m a t h "   x m l n s : v = " u r n : s c h e m a s - m i c r o s o f t - c o m : v m l "   x m l n s : w p 1 4 = " h t t p : / / s c h e m a s . m i c r o s o f t . c o m / o f f i c e / w o r d / 2 0 1 0 / w o r d p r o c e s s i n g D r a w i n g "   x m l n s : w p = " h t t p : / / s c h e m a s . o p e n x m l f o r m a t s . o r g / d r a w i n g m l / 2 0 0 6 / w o r d p r o c e s s i n g D r a w i n g "   x m l n s : w 1 0 = " u r n : s c h e m a s - m i c r o s o f t - c o m : o f f i c e : w o r d "   x m l n s : w = " h t t p : / / s c h e m a s . o p e n x m l f o r m a t s . o r g / w o r d p r o c e s s i n g m l / 2 0 0 6 / m a i n "   x m l n s : w 1 4 = " h t t p : / / s c h e m a s . m i c r o s o f t . c o m / o f f i c e / w o r d / 2 0 1 0 / w o r d m l "   x m l n s : w 1 5 = " h t t p : / / s c h e m a s . m i c r o s o f t . c o m / o f f i c e / w o r d / 2 0 1 2 / w o r d m l "   x m l n s : w 1 6 c e i = " h t t p : / / s c h e m a s . m i c r o s o f t . c o m / o f f i c e / w o r d / 2 0 2 6 / w o r d m l / c e i "   x m l n s : w 1 6 c e x = " h t t p : / / s c h e m a s . m i c r o s o f t . c o m / o f f i c e / w o r d / 2 0 1 8 / w o r d m l / c e x "   x m l n s : w 1 6 c i d = " h t t p : / / s c h e m a s . m i c r o s o f t . c o m / o f f i c e / w o r d / 2 0 1 6 / w o r d m l / c i d "   x m l n s : w 1 6 = " h t t p : / / s c h e m a s . m i c r o s o f t . c o m / o f f i c e / w o r d / 2 0 1 8 / w o r d m l "   x m l n s : w 1 6 d u = " h t t p : / / s c h e m a s . m i c r o s o f t . c o m / o f f i c e / w o r d / 2 0 2 3 / w o r d m l / w o r d 1 6 d u "   x m l n s : w 1 6 s d t d h = " h t t p : / / s c h e m a s . m i c r o s o f t . c o m / o f f i c e / w o r d / 2 0 2 0 / w o r d m l / s d t d a t a h a s h "   x m l n s : w 1 6 s d t f l = " h t t p : / / s c h e m a s . m i c r o s o f t . c o m / o f f i c e / w o r d / 2 0 2 4 / w o r d m l / s d t f o r m a t l o c k "   x m l n s : w 1 6 s e = " h t t p : / / s c h e m a s . m i c r o s o f t . c o m / o f f i c e / w o r d / 2 0 1 5 / w o r d m l / s y m e x "   x m l n s : w p g = " h t t p : / / s c h e m a s . m i c r o s o f t . c o m / o f f i c e / w o r d / 2 0 1 0 / w o r d p r o c e s s i n g G r o u p "   x m l n s : w p i = " h t t p : / / s c h e m a s . m i c r o s o f t . c o m / o f f i c e / w o r d / 2 0 1 0 / w o r d p r o c e s s i n g I n k "   x m l n s : w n e = " h t t p : / / s c h e m a s . m i c r o s o f t . c o m / o f f i c e / w o r d / 2 0 0 6 / w o r d m l "   x m l n s : w p s = " h t t p : / / s c h e m a s . m i c r o s o f t . c o m / o f f i c e / w o r d / 2 0 1 0 / w o r d p r o c e s s i n g S h a p e "   m c : I g n o r a b l e = " w 1 4   w 1 5   w 1 6 s e   w 1 6 c i d   w 1 6   w 1 6 c e x   w 1 6 s d t d h   w 1 6 s d t f l   w 1 6 d u   w p 1 4 " & g t ; & l t ; w : b o d y & g t ; & l t ; w : p   w 1 4 : p a r a I d = " 1 9 D 5 D 6 7 4 "   w 1 4 : t e x t I d = " 5 7 4 A B 8 1 1 "   w : r s i d R = " 0 0 3 7 2 E D 5 "   w : r s i d R D e f a u l t = " 0 0 3 7 2 E D 5 " & g t ; & l t ; w : p P r & g t ; & l t ; w : f r a m e P r   w : h S p a c e = " 1 8 0 "   w : w r a p = " a r o u n d "   w : v A n c h o r = " t e x t "   w : h A n c h o r = " m a r g i n "   w : y = " - 1 1 " / & g t ; & l t ; w : s p a c i n g   w : a f t e r = " 0 "   w : l i n e = " 2 4 0 "   w : l i n e R u l e = " a u t o " / & g t ; & l t ; / w : p P r & g t ; & l t ; w : r   w : r s i d R P r = " 0 0 4 B 5 2 8 B " & g t ; & l t ; w : r P r & g t ; & l t ; w : r F o n t s   w : e a s t A s i a = " Y u   M i n c h o "   w : c s = " S e g o e   U I " / & g t ; & l t ; w : s z   w : v a l = " 2 2 " / & g t ; & l t ; w : s z C s   w : v a l = " 2 2 " / & g t ; & l t ; / w : r P r & g t ; & l t ; w : t & g t ; P O N o _ P r o d O r d e r R t n g L i n e & l t ; / w : t & g t ; & l t ; / w : r & g t ; & l t ; / w : p & g t ; & l t ; w : s e c t P r   w : r s i d R = " 0 0 3 7 2 E D 5 " & g t ; & l t ; w : p g S z   w : w = " 1 2 2 4 0 "   w : h = " 1 5 8 4 0 " / & g t ; & l t ; w : p g M a r   w : t o p = " 1 4 4 0 "   w : r i g h t = " 1 4 4 0 "   w : b o t t o m = " 1 4 4 0 "   w : l e f t = " 1 4 4 0 "   w : h e a d e r = " 7 2 0 "   w : f o o t e r = " 7 2 0 "   w : g u t t e r = " 0 " / & g t ; & l t ; w : c o l s   w : s p a c e = " 7 2 0 " / & g t ; & l t ; / w : s e c t P r & g t ; & l t ; / w : b o d y & g t ; & l t ; / w : d o c u m e n t & g t ; & l t ; / p k g : x m l D a t a & g t ; & l t ; / p k g : p a r t & g t ; & l t ; p k g : p a r t   p k g : n a m e = " / w o r d / _ r e l s / d o c u m e n t . x m l . r e l s "   p k g : c o n t e n t T y p e = " a p p l i c a t i o n / v n d . o p e n x m l f o r m a t s - p a c k a g e . r e l a t i o n s h i p s + x m l "   p k g : p a d d i n g = " 2 5 6 " & g t ; & l t ; p k g : x m l D a t a & g t ; & l t ; R e l a t i o n s h i p s   x m l n s = " h t t p : / / s c h e m a s . o p e n x m l f o r m a t s . o r g / p a c k a g e / 2 0 0 6 / r e l a t i o n s h i p s " & g t ; & l t ; R e l a t i o n s h i p   I d = " r I d 1 "   T y p e = " h t t p : / / s c h e m a s . o p e n x m l f o r m a t s . o r g / o f f i c e D o c u m e n t / 2 0 0 6 / r e l a t i o n s h i p s / s t y l e s "   T a r g e t = " s t y l e s . x m l " / & g t ; & l t ; / R e l a t i o n s h i p s & g t ; & l t ; / p k g : x m l D a t a & g t ; & l t ; / p k g : p a r t & g t ; & l t ; p k g : p a r t   p k g : n a m e = " / w o r d / s t y l e s . x m l "   p k g : c o n t e n t T y p e = " a p p l i c a t i o n / v n d . o p e n x m l f o r m a t s - o f f i c e d o c u m e n t . w o r d p r o c e s s i n g m l . s t y l e s + x m l " & g t ; & l t ; p k g : x m l D a t a & g t ; & l t ; w : s t y l e s   x m l n s : m c = " h t t p : / / s c h e m a s . o p e n x m l f o r m a t s . o r g / m a r k u p - c o m p a t i b i l i t y / 2 0 0 6 "   x m l n s : r = " h t t p : / / s c h e m a s . o p e n x m l f o r m a t s . o r g / o f f i c e D o c u m e n t / 2 0 0 6 / r e l a t i o n s h i p s "   x m l n s : w = " h t t p : / / s c h e m a s . o p e n x m l f o r m a t s . o r g / w o r d p r o c e s s i n g m l / 2 0 0 6 / m a i n "   x m l n s : w 1 4 = " h t t p : / / s c h e m a s . m i c r o s o f t . c o m / o f f i c e / w o r d / 2 0 1 0 / w o r d m l "   x m l n s : w 1 5 = " h t t p : / / s c h e m a s . m i c r o s o f t . c o m / o f f i c e / w o r d / 2 0 1 2 / w o r d m l "   x m l n s : w 1 6 c e x = " h t t p : / / s c h e m a s . m i c r o s o f t . c o m / o f f i c e / w o r d / 2 0 1 8 / w o r d m l / c e x "   x m l n s : w 1 6 c i d = " h t t p : / / s c h e m a s . m i c r o s o f t . c o m / o f f i c e / w o r d / 2 0 1 6 / w o r d m l / c i d "   x m l n s : w 1 6 = " h t t p : / / s c h e m a s . m i c r o s o f t . c o m / o f f i c e / w o r d / 2 0 1 8 / w o r d m l "   x m l n s : w 1 6 d u = " h t t p : / / s c h e m a s . m i c r o s o f t . c o m / o f f i c e / w o r d / 2 0 2 3 / w o r d m l / w o r d 1 6 d u "   x m l n s : w 1 6 s d t d h = " h t t p : / / s c h e m a s . m i c r o s o f t . c o m / o f f i c e / w o r d / 2 0 2 0 / w o r d m l / s d t d a t a h a s h "   x m l n s : w 1 6 s d t f l = " h t t p : / / s c h e m a s . m i c r o s o f t . c o m / o f f i c e / w o r d / 2 0 2 4 / w o r d m l / s d t f o r m a t l o c k "   x m l n s : w 1 6 s e = " h t t p : / / s c h e m a s . m i c r o s o f t . c o m / o f f i c e / w o r d / 2 0 1 5 / w o r d m l / s y m e x "   m c : I g n o r a b l e = " w 1 4   w 1 5   w 1 6 s e   w 1 6 c i d   w 1 6   w 1 6 c e x   w 1 6 s d t d h   w 1 6 s d t f l   w 1 6 d u " & g t ; & l t ; w : d o c D e f a u l t s & g t ; & l t ; w : r P r D e f a u l t & g t ; & l t ; w : r P r & g t ; & l t ; w : r F o n t s   w : a s c i i T h e m e = " m i n o r H A n s i "   w : e a s t A s i a T h e m e = " m i n o r E a s t A s i a "   w : h A n s i T h e m e = " m i n o r H A n s i "   w : c s t h e m e = " m i n o r B i d i " / & g t ; & l t ; w : k e r n   w : v a l = " 2 " / & g t ; & l t ; w : s z   w : v a l = " 2 4 " / & g t ; & l t ; w : s z C s   w : v a l = " 2 4 " / & g t ; & l t ; w : l a n g   w : v a l = " e n - D K "   w : e a s t A s i a = " e n - D K "   w : b i d i = " a r - S A " / & g t ; & l t ; w 1 4 : l i g a t u r e s   w 1 4 : v a l = " s t a n d a r d C o n t e x t u a l " / & g t ; & l t ; / w : r P r & g t ; & l t ; / w : r P r D e f a u l t & g t ; & l t ; w : p P r D e f a u l t & g t ; & l t ; w : p P r & g t ; & l t ; w : s p a c i n g   w : a f t e r = " 1 6 0 "   w : l i n e = " 2 7 8 "   w : l i n e R u l e = " a u t o " / & g t ; & l t ; / w : p P r & g t ; & l t ; / w : p P r D e f a u l t & g t ; & l t ; / w : d o c D e f a u l t s & g t ; & l t ; w : s t y l e   w : t y p e = " p a r a g r a p h "   w : d e f a u l t = " 1 "   w : s t y l e I d = " N o r m a l " & g t ; & l t ; w : n a m e   w : v a l = " N o r m a l " / & g t ; & l t ; w : q F o r m a t / & g t ; & l t ; w : r s i d   w : v a l = " 0 0 4 E 4 C 2 1 " / & g t ; & l t ; / w : s t y l e & g t ; & l t ; w : s t y l e   w : t y p e = " c h a r a c t e r "   w : d e f a u l t = " 1 "   w : s t y l e I d = " D e f a u l t P a r a g r a p h F o n t " & g t ; & l t ; w : n a m e   w : v a l = " D e f a u l t   P a r a g r a p h   F o n t " / & g t ; & l t ; w : u i P r i o r i t y   w : v a l = " 1 " / & g t ; & l t ; w : s e m i H i d d e n / & g t ; & l t ; w : u n h i d e W h e n U s e d / & g t ; & l t ; w : r s i d   w : v a l = " 0 0 4 E 4 C 2 1 " / & g t ; & l t ; / w : s t y l e & g t ; & l t ; w : s t y l e   w : t y p e = " t a b l e "   w : d e f a u l t = " 1 "   w : s t y l e I d = " T a b l e N o r m a l " & g t ; & l t ; w : n a m e   w : v a l = " N o r m a l   T a b l e " / & g t ; & l t ; w : u i P r i o r i t y   w : v a l = " 9 9 " / & g t ; & l t ; w : s e m i H i d d e n / & g t ; & l t ; w : u n h i d e W h e n U s e d / & g t ; & l t ; w : t b l P r & g t ; & l t ; w : t b l I n d   w : w = " 0 "   w : t y p e = " d x a " / & g t ; & l t ; w : t b l C e l l M a r & g t ; & l t ; w : t o p   w : w = " 0 "   w : t y p e = " d x a " / & g t ; & l t ; w : l e f t   w : w = " 1 0 8 "   w : t y p e = " d x a " / & g t ; & l t ; w : b o t t o m   w : w = " 0 "   w : t y p e = " d x a " / & g t ; & l t ; w : r i g h t   w : w = " 1 0 8 "   w : t y p e = " d x a " / & g t ; & l t ; / w : t b l C e l l M a r & g t ; & l t ; / w : t b l P r & g t ; & l t ; / w : s t y l e & g t ; & l t ; w : s t y l e   w : t y p e = " n u m b e r i n g "   w : d e f a u l t = " 1 "   w : s t y l e I d = " N o L i s t " & g t ; & l t ; w : n a m e   w : v a l = " N o   L i s t " / & g t ; & l t ; w : u i P r i o r i t y   w : v a l = " 9 9 " / & g t ; & l t ; w : s e m i H i d d e n / & g t ; & l t ; w : u n h i d e W h e n U s e d / & g t ; & l t ; w : r s i d   w : v a l = " 0 0 4 E 4 C 2 1 " / & g t ; & l t ; / w : s t y l e & g t ; & l t ; / w : s t y l e s & g t ; & l t ; / p k g : x m l D a t a & g t ; & l t ; / p k g : p a r t & g t ; & l t ; / p k g : p a c k a g e & g t ; - 
- < / P O N o _ P r o d O r d e r R t n g L i n e > +             < O P N o _ P r o d O r d e r R t n g L i n e > O P N o _ P r o d O r d e r R t n g L i n e < / O P N o _ P r o d O r d e r R t n g L i n e > + 
+             < P O N o _ P r o d O r d e r R t n g L i n e > P O N o _ P r o d O r d e r R t n g L i n e < / P O N o _ P r o d O r d e r R t n g L i n e >   
              < P O R t n g L i n e T a b l e C a p t F i l t e r > P O R t n g L i n e T a b l e C a p t F i l t e r < / P O R t n g L i n e T a b l e C a p t F i l t e r >   
@@ -4471,61 +4298,25 @@
  
              < P r o d O r d e r R t n g L n S t r t T i m e C a p t > P r o d O r d e r R t n g L n S t r t T i m e C a p t < / P r o d O r d e r R t n g L n S t r t T i m e C a p t >   
-             < R t n g N o _ P r o d O r d e r R t n g L i n e > & l t ; ? x m l   v e r s i o n = " 1 . 0 "   s t a n d a l o n e = " y e s " ? & g t ; - 
- & l t ; ? m s o - a p p l i c a t i o n   p r o g i d = " W o r d . D o c u m e n t " ? & g t ; - 
- & l t ; p k g : p a c k a g e   x m l n s : p k g = " h t t p : / / s c h e m a s . m i c r o s o f t . c o m / o f f i c e / 2 0 0 6 / x m l P a c k a g e " & g t ; & l t ; p k g : p a r t   p k g : n a m e = " / _ r e l s / . r e l s "   p k g : c o n t e n t T y p e = " a p p l i c a t i o n / v n d . o p e n x m l f o r m a t s - p a c k a g e . r e l a t i o n s h i p s + x m l "   p k g : p a d d i n g = " 5 1 2 " & g t ; & l t ; p k g : x m l D a t a & g t ; & l t ; R e l a t i o n s h i p s   x m l n s = " h t t p : / / s c h e m a s . o p e n x m l f o r m a t s . o r g / p a c k a g e / 2 0 0 6 / r e l a t i o n s h i p s " & g t ; & l t ; R e l a t i o n s h i p   I d = " r I d 1 "   T y p e = " h t t p : / / s c h e m a s . o p e n x m l f o r m a t s . o r g / o f f i c e D o c u m e n t / 2 0 0 6 / r e l a t i o n s h i p s / o f f i c e D o c u m e n t "   T a r g e t = " w o r d / d o c u m e n t . x m l " / & g t ; & l t ; / R e l a t i o n s h i p s & g t ; & l t ; / p k g : x m l D a t a & g t ; & l t ; / p k g : p a r t & g t ; & l t ; p k g : p a r t   p k g : n a m e = " / w o r d / d o c u m e n t . x m l "   p k g : c o n t e n t T y p e = " a p p l i c a t i o n / v n d . o p e n x m l f o r m a t s - o f f i c e d o c u m e n t . w o r d p r o c e s s i n g m l . d o c u m e n t . m a i n + x m l " & g t ; & l t ; p k g : x m l D a t a & g t ; & l t ; w : d o c u m e n t   x m l n s : w p c = " h t t p : / / s c h e m a s . m i c r o s o f t . c o m / o f f i c e / w o r d / 2 0 1 0 / w o r d p r o c e s s i n g C a n v a s "   x m l n s : c x = " h t t p : / / s c h e m a s . m i c r o s o f t . c o m / o f f i c e / d r a w i n g / 2 0 1 4 / c h a r t e x "   x m l n s : c x 1 = " h t t p : / / s c h e m a s . m i c r o s o f t . c o m / o f f i c e / d r a w i n g / 2 0 1 5 / 9 / 8 / c h a r t e x "   x m l n s : c x 2 = " h t t p : / / s c h e m a s . m i c r o s o f t . c o m / o f f i c e / d r a w i n g / 2 0 1 5 / 1 0 / 2 1 / c h a r t e x "   x m l n s : c x 3 = " h t t p : / / s c h e m a s . m i c r o s o f t . c o m / o f f i c e / d r a w i n g / 2 0 1 6 / 5 / 9 / c h a r t e x "   x m l n s : c x 4 = " h t t p : / / s c h e m a s . m i c r o s o f t . c o m / o f f i c e / d r a w i n g / 2 0 1 6 / 5 / 1 0 / c h a r t e x "   x m l n s : c x 5 = " h t t p : / / s c h e m a s . m i c r o s o f t . c o m / o f f i c e / d r a w i n g / 2 0 1 6 / 5 / 1 1 / c h a r t e x "   x m l n s : c x 6 = " h t t p : / / s c h e m a s . m i c r o s o f t . c o m / o f f i c e / d r a w i n g / 2 0 1 6 / 5 / 1 2 / c h a r t e x "   x m l n s : c x 7 = " h t t p : / / s c h e m a s . m i c r o s o f t . c o m / o f f i c e / d r a w i n g / 2 0 1 6 / 5 / 1 3 / c h a r t e x "   x m l n s : c x 8 = " h t t p : / / s c h e m a s . m i c r o s o f t . c o m / o f f i c e / d r a w i n g / 2 0 1 6 / 5 / 1 4 / c h a r t e x "   x m l n s : m c = " h t t p : / / s c h e m a s . o p e n x m l f o r m a t s . o r g / m a r k u p - c o m p a t i b i l i t y / 2 0 0 6 "   x m l n s : a i n k = " h t t p : / / s c h e m a s . m i c r o s o f t . c o m / o f f i c e / d r a w i n g / 2 0 1 6 / i n k "   x m l n s : a m 3 d = " h t t p : / / s c h e m a s . m i c r o s o f t . c o m / o f f i c e / d r a w i n g / 2 0 1 7 / m o d e l 3 d "   x m l n s : o = " u r n : s c h e m a s - m i c r o s o f t - c o m : o f f i c e : o f f i c e "   x m l n s : o e l = " h t t p : / / s c h e m a s . m i c r o s o f t . c o m / o f f i c e / 2 0 1 9 / e x t l s t "   x m l n s : r = " h t t p : / / s c h e m a s . o p e n x m l f o r m a t s . o r g / o f f i c e D o c u m e n t / 2 0 0 6 / r e l a t i o n s h i p s "   x m l n s : m = " h t t p : / / s c h e m a s . o p e n x m l f o r m a t s . o r g / o f f i c e D o c u m e n t / 2 0 0 6 / m a t h "   x m l n s : v = " u r n : s c h e m a s - m i c r o s o f t - c o m : v m l "   x m l n s : w p 1 4 = " h t t p : / / s c h e m a s . m i c r o s o f t . c o m / o f f i c e / w o r d / 2 0 1 0 / w o r d p r o c e s s i n g D r a w i n g "   x m l n s : w p = " h t t p : / / s c h e m a s . o p e n x m l f o r m a t s . o r g / d r a w i n g m l / 2 0 0 6 / w o r d p r o c e s s i n g D r a w i n g "   x m l n s : w 1 0 = " u r n : s c h e m a s - m i c r o s o f t - c o m : o f f i c e : w o r d "   x m l n s : w = " h t t p : / / s c h e m a s . o p e n x m l f o r m a t s . o r g / w o r d p r o c e s s i n g m l / 2 0 0 6 / m a i n "   x m l n s : w 1 4 = " h t t p : / / s c h e m a s . m i c r o s o f t . c o m / o f f i c e / w o r d / 2 0 1 0 / w o r d m l "   x m l n s : w 1 5 = " h t t p : / / s c h e m a s . m i c r o s o f t . c o m / o f f i c e / w o r d / 2 0 1 2 / w o r d m l "   x m l n s : w 1 6 c e i = " h t t p : / / s c h e m a s . m i c r o s o f t . c o m / o f f i c e / w o r d / 2 0 2 6 / w o r d m l / c e i "   x m l n s : w 1 6 c e x = " h t t p : / / s c h e m a s . m i c r o s o f t . c o m / o f f i c e / w o r d / 2 0 1 8 / w o r d m l / c e x "   x m l n s : w 1 6 c i d = " h t t p : / / s c h e m a s . m i c r o s o f t . c o m / o f f i c e / w o r d / 2 0 1 6 / w o r d m l / c i d "   x m l n s : w 1 6 = " h t t p : / / s c h e m a s . m i c r o s o f t . c o m / o f f i c e / w o r d / 2 0 1 8 / w o r d m l "   x m l n s : w 1 6 d u = " h t t p : / / s c h e m a s . m i c r o s o f t . c o m / o f f i c e / w o r d / 2 0 2 3 / w o r d m l / w o r d 1 6 d u "   x m l n s : w 1 6 s d t d h = " h t t p : / / s c h e m a s . m i c r o s o f t . c o m / o f f i c e / w o r d / 2 0 2 0 / w o r d m l / s d t d a t a h a s h "   x m l n s : w 1 6 s d t f l = " h t t p : / / s c h e m a s . m i c r o s o f t . c o m / o f f i c e / w o r d / 2 0 2 4 / w o r d m l / s d t f o r m a t l o c k "   x m l n s : w 1 6 s e = " h t t p : / / s c h e m a s . m i c r o s o f t . c o m / o f f i c e / w o r d / 2 0 1 5 / w o r d m l / s y m e x "   x m l n s : w p g = " h t t p : / / s c h e m a s . m i c r o s o f t . c o m / o f f i c e / w o r d / 2 0 1 0 / w o r d p r o c e s s i n g G r o u p "   x m l n s : w p i = " h t t p : / / s c h e m a s . m i c r o s o f t . c o m / o f f i c e / w o r d / 2 0 1 0 / w o r d p r o c e s s i n g I n k "   x m l n s : w n e = " h t t p : / / s c h e m a s . m i c r o s o f t . c o m / o f f i c e / w o r d / 2 0 0 6 / w o r d m l "   x m l n s : w p s = " h t t p : / / s c h e m a s . m i c r o s o f t . c o m / o f f i c e / w o r d / 2 0 1 0 / w o r d p r o c e s s i n g S h a p e "   m c : I g n o r a b l e = " w 1 4   w 1 5   w 1 6 s e   w 1 6 c i d   w 1 6   w 1 6 c e x   w 1 6 s d t d h   w 1 6 s d t f l   w 1 6 d u   w p 1 4 " & g t ; & l t ; w : b o d y & g t ; & l t ; w : p   w 1 4 : p a r a I d = " 4 B F 4 9 1 C 3 "   w 1 4 : t e x t I d = " 2 9 E 4 3 8 6 6 "   w : r s i d R = " 0 0 A 3 1 E 2 2 "   w : r s i d R D e f a u l t = " 0 0 A 3 1 E 2 2 " & g t ; & l t ; w : p P r & g t ; & l t ; w : f r a m e P r   w : h S p a c e = " 1 8 0 "   w : w r a p = " a r o u n d "   w : v A n c h o r = " t e x t "   w : h A n c h o r = " m a r g i n "   w : y = " - 1 1 " / & g t ; & l t ; w : s p a c i n g   w : a f t e r = " 0 "   w : l i n e = " 2 4 0 "   w : l i n e R u l e = " a u t o " / & g t ; & l t ; / w : p P r & g t ; & l t ; w : r   w : r s i d R P r = " 0 0 4 B 5 2 8 B " & g t ; & l t ; w : r P r & g t ; & l t ; w : r F o n t s   w : e a s t A s i a = " Y u   M i n c h o "   w : c s = " S e g o e   U I " / & g t ; & l t ; w : s z   w : v a l = " 2 2 " / & g t ; & l t ; w : s z C s   w : v a l = " 2 2 " / & g t ; & l t ; / w : r P r & g t ; & l t ; w : t & g t ; R t n g N o _ P r o d O r d e r R t n g L i n e & l t ; / w : t & g t ; & l t ; / w : r & g t ; & l t ; / w : p & g t ; & l t ; w : s e c t P r   w : r s i d R = " 0 0 A 3 1 E 2 2 " & g t ; & l t ; w : p g S z   w : w = " 1 2 2 4 0 "   w : h = " 1 5 8 4 0 " / & g t ; & l t ; w : p g M a r   w : t o p = " 1 4 4 0 "   w : r i g h t = " 1 4 4 0 "   w : b o t t o m = " 1 4 4 0 "   w : l e f t = " 1 4 4 0 "   w : h e a d e r = " 7 2 0 "   w : f o o t e r = " 7 2 0 "   w : g u t t e r = " 0 " / & g t ; & l t ; w : c o l s   w : s p a c e = " 7 2 0 " / & g t ; & l t ; / w : s e c t P r & g t ; & l t ; / w : b o d y & g t ; & l t ; / w : d o c u m e n t & g t ; & l t ; / p k g : x m l D a t a & g t ; & l t ; / p k g : p a r t & g t ; & l t ; p k g : p a r t   p k g : n a m e = " / w o r d / _ r e l s / d o c u m e n t . x m l . r e l s "   p k g : c o n t e n t T y p e = " a p p l i c a t i o n / v n d . o p e n x m l f o r m a t s - p a c k a g e . r e l a t i o n s h i p s + x m l "   p k g : p a d d i n g = " 2 5 6 " & g t ; & l t ; p k g : x m l D a t a & g t ; & l t ; R e l a t i o n s h i p s   x m l n s = " h t t p : / / s c h e m a s . o p e n x m l f o r m a t s . o r g / p a c k a g e / 2 0 0 6 / r e l a t i o n s h i p s " & g t ; & l t ; R e l a t i o n s h i p   I d = " r I d 1 "   T y p e = " h t t p : / / s c h e m a s . o p e n x m l f o r m a t s . o r g / o f f i c e D o c u m e n t / 2 0 0 6 / r e l a t i o n s h i p s / s t y l e s "   T a r g e t = " s t y l e s . x m l " / & g t ; & l t ; / R e l a t i o n s h i p s & g t ; & l t ; / p k g : x m l D a t a & g t ; & l t ; / p k g : p a r t & g t ; & l t ; p k g : p a r t   p k g : n a m e = " / w o r d / s t y l e s . x m l "   p k g : c o n t e n t T y p e = " a p p l i c a t i o n / v n d . o p e n x m l f o r m a t s - o f f i c e d o c u m e n t . w o r d p r o c e s s i n g m l . s t y l e s + x m l " & g t ; & l t ; p k g : x m l D a t a & g t ; & l t ; w : s t y l e s   x m l n s : m c = " h t t p : / / s c h e m a s . o p e n x m l f o r m a t s . o r g / m a r k u p - c o m p a t i b i l i t y / 2 0 0 6 "   x m l n s : r = " h t t p : / / s c h e m a s . o p e n x m l f o r m a t s . o r g / o f f i c e D o c u m e n t / 2 0 0 6 / r e l a t i o n s h i p s "   x m l n s : w = " h t t p : / / s c h e m a s . o p e n x m l f o r m a t s . o r g / w o r d p r o c e s s i n g m l / 2 0 0 6 / m a i n "   x m l n s : w 1 4 = " h t t p : / / s c h e m a s . m i c r o s o f t . c o m / o f f i c e / w o r d / 2 0 1 0 / w o r d m l "   x m l n s : w 1 5 = " h t t p : / / s c h e m a s . m i c r o s o f t . c o m / o f f i c e / w o r d / 2 0 1 2 / w o r d m l "   x m l n s : w 1 6 c e x = " h t t p : / / s c h e m a s . m i c r o s o f t . c o m / o f f i c e / w o r d / 2 0 1 8 / w o r d m l / c e x "   x m l n s : w 1 6 c i d = " h t t p : / / s c h e m a s . m i c r o s o f t . c o m / o f f i c e / w o r d / 2 0 1 6 / w o r d m l / c i d "   x m l n s : w 1 6 = " h t t p : / / s c h e m a s . m i c r o s o f t . c o m / o f f i c e / w o r d / 2 0 1 8 / w o r d m l "   x m l n s : w 1 6 d u = " h t t p : / / s c h e m a s . m i c r o s o f t . c o m / o f f i c e / w o r d / 2 0 2 3 / w o r d m l / w o r d 1 6 d u "   x m l n s : w 1 6 s d t d h = " h t t p : / / s c h e m a s . m i c r o s o f t . c o m / o f f i c e / w o r d / 2 0 2 0 / w o r d m l / s d t d a t a h a s h "   x m l n s : w 1 6 s d t f l = " h t t p : / / s c h e m a s . m i c r o s o f t . c o m / o f f i c e / w o r d / 2 0 2 4 / w o r d m l / s d t f o r m a t l o c k "   x m l n s : w 1 6 s e = " h t t p : / / s c h e m a s . m i c r o s o f t . c o m / o f f i c e / w o r d / 2 0 1 5 / w o r d m l / s y m e x "   m c : I g n o r a b l e = " w 1 4   w 1 5   w 1 6 s e   w 1 6 c i d   w 1 6   w 1 6 c e x   w 1 6 s d t d h   w 1 6 s d t f l   w 1 6 d u " & g t ; & l t ; w : d o c D e f a u l t s & g t ; & l t ; w : r P r D e f a u l t & g t ; & l t ; w : r P r & g t ; & l t ; w : r F o n t s   w : a s c i i T h e m e = " m i n o r H A n s i "   w : e a s t A s i a T h e m e = " m i n o r E a s t A s i a "   w : h A n s i T h e m e = " m i n o r H A n s i "   w : c s t h e m e = " m i n o r B i d i " / & g t ; & l t ; w : k e r n   w : v a l = " 2 " / & g t ; & l t ; w : s z   w : v a l = " 2 4 " / & g t ; & l t ; w : s z C s   w : v a l = " 2 4 " / & g t ; & l t ; w : l a n g   w : v a l = " e n - D K "   w : e a s t A s i a = " e n - D K "   w : b i d i = " a r - S A " / & g t ; & l t ; w 1 4 : l i g a t u r e s   w 1 4 : v a l = " s t a n d a r d C o n t e x t u a l " / & g t ; & l t ; / w : r P r & g t ; & l t ; / w : r P r D e f a u l t & g t ; & l t ; w : p P r D e f a u l t & g t ; & l t ; w : p P r & g t ; & l t ; w : s p a c i n g   w : a f t e r = " 1 6 0 "   w : l i n e = " 2 7 8 "   w : l i n e R u l e = " a u t o " / & g t ; & l t ; / w : p P r & g t ; & l t ; / w : p P r D e f a u l t & g t ; & l t ; / w : d o c D e f a u l t s & g t ; & l t ; w : s t y l e   w : t y p e = " p a r a g r a p h "   w : d e f a u l t = " 1 "   w : s t y l e I d = " N o r m a l " & g t ; & l t ; w : n a m e   w : v a l = " N o r m a l " / & g t ; & l t ; w : q F o r m a t / & g t ; & l t ; w : r s i d   w : v a l = " 0 0 F E 4 A B 1 " / & g t ; & l t ; / w : s t y l e & g t ; & l t ; w : s t y l e   w : t y p e = " c h a r a c t e r "   w : d e f a u l t = " 1 "   w : s t y l e I d = " D e f a u l t P a r a g r a p h F o n t " & g t ; & l t ; w : n a m e   w : v a l = " D e f a u l t   P a r a g r a p h   F o n t " / & g t ; & l t ; w : u i P r i o r i t y   w : v a l = " 1 " / & g t ; & l t ; w : s e m i H i d d e n / & g t ; & l t ; w : u n h i d e W h e n U s e d / & g t ; & l t ; w : r s i d   w : v a l = " 0 0 F E 4 A B 1 " / & g t ; & l t ; / w : s t y l e & g t ; & l t ; w : s t y l e   w : t y p e = " t a b l e "   w : d e f a u l t = " 1 "   w : s t y l e I d = " T a b l e N o r m a l " & g t ; & l t ; w : n a m e   w : v a l = " N o r m a l   T a b l e " / & g t ; & l t ; w : u i P r i o r i t y   w : v a l = " 9 9 " / & g t ; & l t ; w : s e m i H i d d e n / & g t ; & l t ; w : u n h i d e W h e n U s e d / & g t ; & l t ; w : t b l P r & g t ; & l t ; w : t b l I n d   w : w = " 0 "   w : t y p e = " d x a " / & g t ; & l t ; w : t b l C e l l M a r & g t ; & l t ; w : t o p   w : w = " 0 "   w : t y p e = " d x a " / & g t ; & l t ; w : l e f t   w : w = " 1 0 8 "   w : t y p e = " d x a " / & g t ; & l t ; w : b o t t o m   w : w = " 0 "   w : t y p e = " d x a " / & g t ; & l t ; w : r i g h t   w : w = " 1 0 8 "   w : t y p e = " d x a " / & g t ; & l t ; / w : t b l C e l l M a r & g t ; & l t ; / w : t b l P r & g t ; & l t ; / w : s t y l e & g t ; & l t ; w : s t y l e   w : t y p e = " n u m b e r i n g "   w : d e f a u l t = " 1 "   w : s t y l e I d = " N o L i s t " & g t ; & l t ; w : n a m e   w : v a l = " N o   L i s t " / & g t ; & l t ; w : u i P r i o r i t y   w : v a l = " 9 9 " / & g t ; & l t ; w : s e m i H i d d e n / & g t ; & l t ; w : u n h i d e W h e n U s e d / & g t ; & l t ; w : r s i d   w : v a l = " 0 0 F E 4 A B 1 " / & g t ; & l t ; / w : s t y l e & g t ; & l t ; / w : s t y l e s & g t ; & l t ; / p k g : x m l D a t a & g t ; & l t ; / p k g : p a r t & g t ; & l t ; / p k g : p a c k a g e & g t ; - 
- < / R t n g N o _ P r o d O r d e r R t n g L i n e > +             < R t n g N o _ P r o d O r d e r R t n g L i n e > R t n g N o _ P r o d O r d e r R t n g L i n e < / R t n g N o _ P r o d O r d e r R t n g L i n e >   
              < S t a r t i n g D a t e T i m e > S t a r t i n g D a t e T i m e < / S t a r t i n g D a t e T i m e >   
-             < S t r t D t _ P r o d O r d e r R t n g L i n e > & l t ; ? x m l   v e r s i o n = " 1 . 0 "   s t a n d a l o n e = " y e s " ? & g t ; - 
- & l t ; ? m s o - a p p l i c a t i o n   p r o g i d = " W o r d . D o c u m e n t " ? & g t ; - 
- & l t ; p k g : p a c k a g e   x m l n s : p k g = " h t t p : / / s c h e m a s . m i c r o s o f t . c o m / o f f i c e / 2 0 0 6 / x m l P a c k a g e " & g t ; & l t ; p k g : p a r t   p k g : n a m e = " / _ r e l s / . r e l s "   p k g : c o n t e n t T y p e = " a p p l i c a t i o n / v n d . o p e n x m l f o r m a t s - p a c k a g e . r e l a t i o n s h i p s + x m l "   p k g : p a d d i n g = " 5 1 2 " & g t ; & l t ; p k g : x m l D a t a & g t ; & l t ; R e l a t i o n s h i p s   x m l n s = " h t t p : / / s c h e m a s . o p e n x m l f o r m a t s . o r g / p a c k a g e / 2 0 0 6 / r e l a t i o n s h i p s " & g t ; & l t ; R e l a t i o n s h i p   I d = " r I d 1 "   T y p e = " h t t p : / / s c h e m a s . o p e n x m l f o r m a t s . o r g / o f f i c e D o c u m e n t / 2 0 0 6 / r e l a t i o n s h i p s / o f f i c e D o c u m e n t "   T a r g e t = " w o r d / d o c u m e n t . x m l " / & g t ; & l t ; / R e l a t i o n s h i p s & g t ; & l t ; / p k g : x m l D a t a & g t ; & l t ; / p k g : p a r t & g t ; & l t ; p k g : p a r t   p k g : n a m e = " / w o r d / d o c u m e n t . x m l "   p k g : c o n t e n t T y p e = " a p p l i c a t i o n / v n d . o p e n x m l f o r m a t s - o f f i c e d o c u m e n t . w o r d p r o c e s s i n g m l . d o c u m e n t . m a i n + x m l " & g t ; & l t ; p k g : x m l D a t a & g t ; & l t ; w : d o c u m e n t   x m l n s : w p c = " h t t p : / / s c h e m a s . m i c r o s o f t . c o m / o f f i c e / w o r d / 2 0 1 0 / w o r d p r o c e s s i n g C a n v a s "   x m l n s : c x = " h t t p : / / s c h e m a s . m i c r o s o f t . c o m / o f f i c e / d r a w i n g / 2 0 1 4 / c h a r t e x "   x m l n s : c x 1 = " h t t p : / / s c h e m a s . m i c r o s o f t . c o m / o f f i c e / d r a w i n g / 2 0 1 5 / 9 / 8 / c h a r t e x "   x m l n s : c x 2 = " h t t p : / / s c h e m a s . m i c r o s o f t . c o m / o f f i c e / d r a w i n g / 2 0 1 5 / 1 0 / 2 1 / c h a r t e x "   x m l n s : c x 3 = " h t t p : / / s c h e m a s . m i c r o s o f t . c o m / o f f i c e / d r a w i n g / 2 0 1 6 / 5 / 9 / c h a r t e x "   x m l n s : c x 4 = " h t t p : / / s c h e m a s . m i c r o s o f t . c o m / o f f i c e / d r a w i n g / 2 0 1 6 / 5 / 1 0 / c h a r t e x "   x m l n s : c x 5 = " h t t p : / / s c h e m a s . m i c r o s o f t . c o m / o f f i c e / d r a w i n g / 2 0 1 6 / 5 / 1 1 / c h a r t e x "   x m l n s : c x 6 = " h t t p : / / s c h e m a s . m i c r o s o f t . c o m / o f f i c e / d r a w i n g / 2 0 1 6 / 5 / 1 2 / c h a r t e x "   x m l n s : c x 7 = " h t t p : / / s c h e m a s . m i c r o s o f t . c o m / o f f i c e / d r a w i n g / 2 0 1 6 / 5 / 1 3 / c h a r t e x "   x m l n s : c x 8 = " h t t p : / / s c h e m a s . m i c r o s o f t . c o m / o f f i c e / d r a w i n g / 2 0 1 6 / 5 / 1 4 / c h a r t e x "   x m l n s : m c = " h t t p : / / s c h e m a s . o p e n x m l f o r m a t s . o r g / m a r k u p - c o m p a t i b i l i t y / 2 0 0 6 "   x m l n s : a i n k = " h t t p : / / s c h e m a s . m i c r o s o f t . c o m / o f f i c e / d r a w i n g / 2 0 1 6 / i n k "   x m l n s : a m 3 d = " h t t p : / / s c h e m a s . m i c r o s o f t . c o m / o f f i c e / d r a w i n g / 2 0 1 7 / m o d e l 3 d "   x m l n s : o = " u r n : s c h e m a s - m i c r o s o f t - c o m : o f f i c e : o f f i c e "   x m l n s : o e l = " h t t p : / / s c h e m a s . m i c r o s o f t . c o m / o f f i c e / 2 0 1 9 / e x t l s t "   x m l n s : r = " h t t p : / / s c h e m a s . o p e n x m l f o r m a t s . o r g / o f f i c e D o c u m e n t / 2 0 0 6 / r e l a t i o n s h i p s "   x m l n s : m = " h t t p : / / s c h e m a s . o p e n x m l f o r m a t s . o r g / o f f i c e D o c u m e n t / 2 0 0 6 / m a t h "   x m l n s : v = " u r n : s c h e m a s - m i c r o s o f t - c o m : v m l "   x m l n s : w p 1 4 = " h t t p : / / s c h e m a s . m i c r o s o f t . c o m / o f f i c e / w o r d / 2 0 1 0 / w o r d p r o c e s s i n g D r a w i n g "   x m l n s : w p = " h t t p : / / s c h e m a s . o p e n x m l f o r m a t s . o r g / d r a w i n g m l / 2 0 0 6 / w o r d p r o c e s s i n g D r a w i n g "   x m l n s : w 1 0 = " u r n : s c h e m a s - m i c r o s o f t - c o m : o f f i c e : w o r d "   x m l n s : w = " h t t p : / / s c h e m a s . o p e n x m l f o r m a t s . o r g / w o r d p r o c e s s i n g m l / 2 0 0 6 / m a i n "   x m l n s : w 1 4 = " h t t p : / / s c h e m a s . m i c r o s o f t . c o m / o f f i c e / w o r d / 2 0 1 0 / w o r d m l "   x m l n s : w 1 5 = " h t t p : / / s c h e m a s . m i c r o s o f t . c o m / o f f i c e / w o r d / 2 0 1 2 / w o r d m l "   x m l n s : w 1 6 c e i = " h t t p : / / s c h e m a s . m i c r o s o f t . c o m / o f f i c e / w o r d / 2 0 2 6 / w o r d m l / c e i "   x m l n s : w 1 6 c e x = " h t t p : / / s c h e m a s . m i c r o s o f t . c o m / o f f i c e / w o r d / 2 0 1 8 / w o r d m l / c e x "   x m l n s : w 1 6 c i d = " h t t p : / / s c h e m a s . m i c r o s o f t . c o m / o f f i c e / w o r d / 2 0 1 6 / w o r d m l / c i d "   x m l n s : w 1 6 = " h t t p : / / s c h e m a s . m i c r o s o f t . c o m / o f f i c e / w o r d / 2 0 1 8 / w o r d m l "   x m l n s : w 1 6 d u = " h t t p : / / s c h e m a s . m i c r o s o f t . c o m / o f f i c e / w o r d / 2 0 2 3 / w o r d m l / w o r d 1 6 d u "   x m l n s : w 1 6 s d t d h = " h t t p : / / s c h e m a s . m i c r o s o f t . c o m / o f f i c e / w o r d / 2 0 2 0 / w o r d m l / s d t d a t a h a s h "   x m l n s : w 1 6 s d t f l = " h t t p : / / s c h e m a s . m i c r o s o f t . c o m / o f f i c e / w o r d / 2 0 2 4 / w o r d m l / s d t f o r m a t l o c k "   x m l n s : w 1 6 s e = " h t t p : / / s c h e m a s . m i c r o s o f t . c o m / o f f i c e / w o r d / 2 0 1 5 / w o r d m l / s y m e x "   x m l n s : w p g = " h t t p : / / s c h e m a s . m i c r o s o f t . c o m / o f f i c e / w o r d / 2 0 1 0 / w o r d p r o c e s s i n g G r o u p "   x m l n s : w p i = " h t t p : / / s c h e m a s . m i c r o s o f t . c o m / o f f i c e / w o r d / 2 0 1 0 / w o r d p r o c e s s i n g I n k "   x m l n s : w n e = " h t t p : / / s c h e m a s . m i c r o s o f t . c o m / o f f i c e / w o r d / 2 0 0 6 / w o r d m l "   x m l n s : w p s = " h t t p : / / s c h e m a s . m i c r o s o f t . c o m / o f f i c e / w o r d / 2 0 1 0 / w o r d p r o c e s s i n g S h a p e "   m c : I g n o r a b l e = " w 1 4   w 1 5   w 1 6 s e   w 1 6 c i d   w 1 6   w 1 6 c e x   w 1 6 s d t d h   w 1 6 s d t f l   w 1 6 d u   w p 1 4 " & g t ; & l t ; w : b o d y & g t ; & l t ; w : p   w 1 4 : p a r a I d = " 7 2 F 4 8 0 E 7 "   w 1 4 : t e x t I d = " 4 D 2 A 6 0 C 4 "   w : r s i d R = " 0 0 7 8 5 0 0 3 "   w : r s i d R D e f a u l t = " 0 0 7 8 5 0 0 3 " & g t ; & l t ; w : p P r & g t ; & l t ; w : f r a m e P r   w : h S p a c e = " 1 8 0 "   w : w r a p = " a r o u n d "   w : v A n c h o r = " t e x t "   w : h A n c h o r = " m a r g i n "   w : y = " - 1 1 " / & g t ; & l t ; w : s p a c i n g   w : a f t e r = " 0 "   w : l i n e = " 2 4 0 "   w : l i n e R u l e = " a u t o " / & g t ; & l t ; / w : p P r & g t ; & l t ; w : r   w : r s i d R P r = " 0 0 4 B 5 2 8 B " & g t ; & l t ; w : r P r & g t ; & l t ; w : r F o n t s   w : e a s t A s i a = " Y u   M i n c h o "   w : c s = " S e g o e   U I " / & g t ; & l t ; w : s z   w : v a l = " 2 2 " / & g t ; & l t ; w : s z C s   w : v a l = " 2 2 " / & g t ; & l t ; / w : r P r & g t ; & l t ; w : t & g t ; S t r t D t _ P r o d O r d e r R t n g L i n e & l t ; / w : t & g t ; & l t ; / w : r & g t ; & l t ; / w : p & g t ; & l t ; w : s e c t P r   w : r s i d R = " 0 0 7 8 5 0 0 3 " & g t ; & l t ; w : p g S z   w : w = " 1 2 2 4 0 "   w : h = " 1 5 8 4 0 " / & g t ; & l t ; w : p g M a r   w : t o p = " 1 4 4 0 "   w : r i g h t = " 1 4 4 0 "   w : b o t t o m = " 1 4 4 0 "   w : l e f t = " 1 4 4 0 "   w : h e a d e r = " 7 2 0 "   w : f o o t e r = " 7 2 0 "   w : g u t t e r = " 0 " / & g t ; & l t ; w : c o l s   w : s p a c e = " 7 2 0 " / & g t ; & l t ; / w : s e c t P r & g t ; & l t ; / w : b o d y & g t ; & l t ; / w : d o c u m e n t & g t ; & l t ; / p k g : x m l D a t a & g t ; & l t ; / p k g : p a r t & g t ; & l t ; p k g : p a r t   p k g : n a m e = " / w o r d / _ r e l s / d o c u m e n t . x m l . r e l s "   p k g : c o n t e n t T y p e = " a p p l i c a t i o n / v n d . o p e n x m l f o r m a t s - p a c k a g e . r e l a t i o n s h i p s + x m l "   p k g : p a d d i n g = " 2 5 6 " & g t ; & l t ; p k g : x m l D a t a & g t ; & l t ; R e l a t i o n s h i p s   x m l n s = " h t t p : / / s c h e m a s . o p e n x m l f o r m a t s . o r g / p a c k a g e / 2 0 0 6 / r e l a t i o n s h i p s " & g t ; & l t ; R e l a t i o n s h i p   I d = " r I d 1 "   T y p e = " h t t p : / / s c h e m a s . o p e n x m l f o r m a t s . o r g / o f f i c e D o c u m e n t / 2 0 0 6 / r e l a t i o n s h i p s / s t y l e s "   T a r g e t = " s t y l e s . x m l " / & g t ; & l t ; / R e l a t i o n s h i p s & g t ; & l t ; / p k g : x m l D a t a & g t ; & l t ; / p k g : p a r t & g t ; & l t ; p k g : p a r t   p k g : n a m e = " / w o r d / s t y l e s . x m l "   p k g : c o n t e n t T y p e = " a p p l i c a t i o n / v n d . o p e n x m l f o r m a t s - o f f i c e d o c u m e n t . w o r d p r o c e s s i n g m l . s t y l e s + x m l " & g t ; & l t ; p k g : x m l D a t a & g t ; & l t ; w : s t y l e s   x m l n s : m c = " h t t p : / / s c h e m a s . o p e n x m l f o r m a t s . o r g / m a r k u p - c o m p a t i b i l i t y / 2 0 0 6 "   x m l n s : r = " h t t p : / / s c h e m a s . o p e n x m l f o r m a t s . o r g / o f f i c e D o c u m e n t / 2 0 0 6 / r e l a t i o n s h i p s "   x m l n s : w = " h t t p : / / s c h e m a s . o p e n x m l f o r m a t s . o r g / w o r d p r o c e s s i n g m l / 2 0 0 6 / m a i n "   x m l n s : w 1 4 = " h t t p : / / s c h e m a s . m i c r o s o f t . c o m / o f f i c e / w o r d / 2 0 1 0 / w o r d m l "   x m l n s : w 1 5 = " h t t p : / / s c h e m a s . m i c r o s o f t . c o m / o f f i c e / w o r d / 2 0 1 2 / w o r d m l "   x m l n s : w 1 6 c e x = " h t t p : / / s c h e m a s . m i c r o s o f t . c o m / o f f i c e / w o r d / 2 0 1 8 / w o r d m l / c e x "   x m l n s : w 1 6 c i d = " h t t p : / / s c h e m a s . m i c r o s o f t . c o m / o f f i c e / w o r d / 2 0 1 6 / w o r d m l / c i d "   x m l n s : w 1 6 = " h t t p : / / s c h e m a s . m i c r o s o f t . c o m / o f f i c e / w o r d / 2 0 1 8 / w o r d m l "   x m l n s : w 1 6 d u = " h t t p : / / s c h e m a s . m i c r o s o f t . c o m / o f f i c e / w o r d / 2 0 2 3 / w o r d m l / w o r d 1 6 d u "   x m l n s : w 1 6 s d t d h = " h t t p : / / s c h e m a s . m i c r o s o f t . c o m / o f f i c e / w o r d / 2 0 2 0 / w o r d m l / s d t d a t a h a s h "   x m l n s : w 1 6 s d t f l = " h t t p : / / s c h e m a s . m i c r o s o f t . c o m / o f f i c e / w o r d / 2 0 2 4 / w o r d m l / s d t f o r m a t l o c k "   x m l n s : w 1 6 s e = " h t t p : / / s c h e m a s . m i c r o s o f t . c o m / o f f i c e / w o r d / 2 0 1 5 / w o r d m l / s y m e x "   m c : I g n o r a b l e = " w 1 4   w 1 5   w 1 6 s e   w 1 6 c i d   w 1 6   w 1 6 c e x   w 1 6 s d t d h   w 1 6 s d t f l   w 1 6 d u " & g t ; & l t ; w : d o c D e f a u l t s & g t ; & l t ; w : r P r D e f a u l t & g t ; & l t ; w : r P r & g t ; & l t ; w : r F o n t s   w : a s c i i T h e m e = " m i n o r H A n s i "   w : e a s t A s i a T h e m e = " m i n o r E a s t A s i a "   w : h A n s i T h e m e = " m i n o r H A n s i "   w : c s t h e m e = " m i n o r B i d i " / & g t ; & l t ; w : k e r n   w : v a l = " 2 " / & g t ; & l t ; w : s z   w : v a l = " 2 4 " / & g t ; & l t ; w : s z C s   w : v a l = " 2 4 " / & g t ; & l t ; w : l a n g   w : v a l = " e n - D K "   w : e a s t A s i a = " e n - D K "   w : b i d i = " a r - S A " / & g t ; & l t ; w 1 4 : l i g a t u r e s   w 1 4 : v a l = " s t a n d a r d C o n t e x t u a l " / & g t ; & l t ; / w : r P r & g t ; & l t ; / w : r P r D e f a u l t & g t ; & l t ; w : p P r D e f a u l t & g t ; & l t ; w : p P r & g t ; & l t ; w : s p a c i n g   w : a f t e r = " 1 6 0 "   w : l i n e = " 2 7 8 "   w : l i n e R u l e = " a u t o " / & g t ; & l t ; / w : p P r & g t ; & l t ; / w : p P r D e f a u l t & g t ; & l t ; / w : d o c D e f a u l t s & g t ; & l t ; w : s t y l e   w : t y p e = " p a r a g r a p h "   w : d e f a u l t = " 1 "   w : s t y l e I d = " N o r m a l " & g t ; & l t ; w : n a m e   w : v a l = " N o r m a l " / & g t ; & l t ; w : q F o r m a t / & g t ; & l t ; w : r s i d   w : v a l = " 0 0 0 E 0 F 8 0 " / & g t ; & l t ; / w : s t y l e & g t ; & l t ; w : s t y l e   w : t y p e = " c h a r a c t e r "   w : d e f a u l t = " 1 "   w : s t y l e I d = " D e f a u l t P a r a g r a p h F o n t " & g t ; & l t ; w : n a m e   w : v a l = " D e f a u l t   P a r a g r a p h   F o n t " / & g t ; & l t ; w : u i P r i o r i t y   w : v a l = " 1 " / & g t ; & l t ; w : s e m i H i d d e n / & g t ; & l t ; w : u n h i d e W h e n U s e d / & g t ; & l t ; w : r s i d   w : v a l = " 0 0 0 E 0 F 8 0 " / & g t ; & l t ; / w : s t y l e & g t ; & l t ; w : s t y l e   w : t y p e = " t a b l e "   w : d e f a u l t = " 1 "   w : s t y l e I d = " T a b l e N o r m a l " & g t ; & l t ; w : n a m e   w : v a l = " N o r m a l   T a b l e " / & g t ; & l t ; w : u i P r i o r i t y   w : v a l = " 9 9 " / & g t ; & l t ; w : s e m i H i d d e n / & g t ; & l t ; w : u n h i d e W h e n U s e d / & g t ; & l t ; w : t b l P r & g t ; & l t ; w : t b l I n d   w : w = " 0 "   w : t y p e = " d x a " / & g t ; & l t ; w : t b l C e l l M a r & g t ; & l t ; w : t o p   w : w = " 0 "   w : t y p e = " d x a " / & g t ; & l t ; w : l e f t   w : w = " 1 0 8 "   w : t y p e = " d x a " / & g t ; & l t ; w : b o t t o m   w : w = " 0 "   w : t y p e = " d x a " / & g t ; & l t ; w : r i g h t   w : w = " 1 0 8 "   w : t y p e = " d x a " / & g t ; & l t ; / w : t b l C e l l M a r & g t ; & l t ; / w : t b l P r & g t ; & l t ; / w : s t y l e & g t ; & l t ; w : s t y l e   w : t y p e = " n u m b e r i n g "   w : d e f a u l t = " 1 "   w : s t y l e I d = " N o L i s t " & g t ; & l t ; w : n a m e   w : v a l = " N o   L i s t " / & g t ; & l t ; w : u i P r i o r i t y   w : v a l = " 9 9 " / & g t ; & l t ; w : s e m i H i d d e n / & g t ; & l t ; w : u n h i d e W h e n U s e d / & g t ; & l t ; w : r s i d   w : v a l = " 0 0 0 E 0 F 8 0 " / & g t ; & l t ; / w : s t y l e & g t ; & l t ; / w : s t y l e s & g t ; & l t ; / p k g : x m l D a t a & g t ; & l t ; / p k g : p a r t & g t ; & l t ; / p k g : p a c k a g e & g t ; - 
- < / S t r t D t _ P r o d O r d e r R t n g L i n e > - 
-             < S t r t T m _ P r o d O r d e r R t n g L i n e > & l t ; ? x m l   v e r s i o n = " 1 . 0 "   s t a n d a l o n e = " y e s " ? & g t ; - 
- & l t ; ? m s o - a p p l i c a t i o n   p r o g i d = " W o r d . D o c u m e n t " ? & g t ; - 
- & l t ; p k g : p a c k a g e   x m l n s : p k g = " h t t p : / / s c h e m a s . m i c r o s o f t . c o m / o f f i c e / 2 0 0 6 / x m l P a c k a g e " & g t ; & l t ; p k g : p a r t   p k g : n a m e = " / _ r e l s / . r e l s "   p k g : c o n t e n t T y p e = " a p p l i c a t i o n / v n d . o p e n x m l f o r m a t s - p a c k a g e . r e l a t i o n s h i p s + x m l "   p k g : p a d d i n g = " 5 1 2 " & g t ; & l t ; p k g : x m l D a t a & g t ; & l t ; R e l a t i o n s h i p s   x m l n s = " h t t p : / / s c h e m a s . o p e n x m l f o r m a t s . o r g / p a c k a g e / 2 0 0 6 / r e l a t i o n s h i p s " & g t ; & l t ; R e l a t i o n s h i p   I d = " r I d 1 "   T y p e = " h t t p : / / s c h e m a s . o p e n x m l f o r m a t s . o r g / o f f i c e D o c u m e n t / 2 0 0 6 / r e l a t i o n s h i p s / o f f i c e D o c u m e n t "   T a r g e t = " w o r d / d o c u m e n t . x m l " / & g t ; & l t ; / R e l a t i o n s h i p s & g t ; & l t ; / p k g : x m l D a t a & g t ; & l t ; / p k g : p a r t & g t ; & l t ; p k g : p a r t   p k g : n a m e = " / w o r d / d o c u m e n t . x m l "   p k g : c o n t e n t T y p e = " a p p l i c a t i o n / v n d . o p e n x m l f o r m a t s - o f f i c e d o c u m e n t . w o r d p r o c e s s i n g m l . d o c u m e n t . m a i n + x m l " & g t ; & l t ; p k g : x m l D a t a & g t ; & l t ; w : d o c u m e n t   x m l n s : w p c = " h t t p : / / s c h e m a s . m i c r o s o f t . c o m / o f f i c e / w o r d / 2 0 1 0 / w o r d p r o c e s s i n g C a n v a s "   x m l n s : c x = " h t t p : / / s c h e m a s . m i c r o s o f t . c o m / o f f i c e / d r a w i n g / 2 0 1 4 / c h a r t e x "   x m l n s : c x 1 = " h t t p : / / s c h e m a s . m i c r o s o f t . c o m / o f f i c e / d r a w i n g / 2 0 1 5 / 9 / 8 / c h a r t e x "   x m l n s : c x 2 = " h t t p : / / s c h e m a s . m i c r o s o f t . c o m / o f f i c e / d r a w i n g / 2 0 1 5 / 1 0 / 2 1 / c h a r t e x "   x m l n s : c x 3 = " h t t p : / / s c h e m a s . m i c r o s o f t . c o m / o f f i c e / d r a w i n g / 2 0 1 6 / 5 / 9 / c h a r t e x "   x m l n s : c x 4 = " h t t p : / / s c h e m a s . m i c r o s o f t . c o m / o f f i c e / d r a w i n g / 2 0 1 6 / 5 / 1 0 / c h a r t e x "   x m l n s : c x 5 = " h t t p : / / s c h e m a s . m i c r o s o f t . c o m / o f f i c e / d r a w i n g / 2 0 1 6 / 5 / 1 1 / c h a r t e x "   x m l n s : c x 6 = " h t t p : / / s c h e m a s . m i c r o s o f t . c o m / o f f i c e / d r a w i n g / 2 0 1 6 / 5 / 1 2 / c h a r t e x "   x m l n s : c x 7 = " h t t p : / / s c h e m a s . m i c r o s o f t . c o m / o f f i c e / d r a w i n g / 2 0 1 6 / 5 / 1 3 / c h a r t e x "   x m l n s : c x 8 = " h t t p : / / s c h e m a s . m i c r o s o f t . c o m / o f f i c e / d r a w i n g / 2 0 1 6 / 5 / 1 4 / c h a r t e x "   x m l n s : m c = " h t t p : / / s c h e m a s . o p e n x m l f o r m a t s . o r g / m a r k u p - c o m p a t i b i l i t y / 2 0 0 6 "   x m l n s : a i n k = " h t t p : / / s c h e m a s . m i c r o s o f t . c o m / o f f i c e / d r a w i n g / 2 0 1 6 / i n k "   x m l n s : a m 3 d = " h t t p : / / s c h e m a s . m i c r o s o f t . c o m / o f f i c e / d r a w i n g / 2 0 1 7 / m o d e l 3 d "   x m l n s : o = " u r n : s c h e m a s - m i c r o s o f t - c o m : o f f i c e : o f f i c e "   x m l n s : o e l = " h t t p : / / s c h e m a s . m i c r o s o f t . c o m / o f f i c e / 2 0 1 9 / e x t l s t "   x m l n s : r = " h t t p : / / s c h e m a s . o p e n x m l f o r m a t s . o r g / o f f i c e D o c u m e n t / 2 0 0 6 / r e l a t i o n s h i p s "   x m l n s : m = " h t t p : / / s c h e m a s . o p e n x m l f o r m a t s . o r g / o f f i c e D o c u m e n t / 2 0 0 6 / m a t h "   x m l n s : v = " u r n : s c h e m a s - m i c r o s o f t - c o m : v m l "   x m l n s : w p 1 4 = " h t t p : / / s c h e m a s . m i c r o s o f t . c o m / o f f i c e / w o r d / 2 0 1 0 / w o r d p r o c e s s i n g D r a w i n g "   x m l n s : w p = " h t t p : / / s c h e m a s . o p e n x m l f o r m a t s . o r g / d r a w i n g m l / 2 0 0 6 / w o r d p r o c e s s i n g D r a w i n g "   x m l n s : w 1 0 = " u r n : s c h e m a s - m i c r o s o f t - c o m : o f f i c e : w o r d "   x m l n s : w = " h t t p : / / s c h e m a s . o p e n x m l f o r m a t s . o r g / w o r d p r o c e s s i n g m l / 2 0 0 6 / m a i n "   x m l n s : w 1 4 = " h t t p : / / s c h e m a s . m i c r o s o f t . c o m / o f f i c e / w o r d / 2 0 1 0 / w o r d m l "   x m l n s : w 1 5 = " h t t p : / / s c h e m a s . m i c r o s o f t . c o m / o f f i c e / w o r d / 2 0 1 2 / w o r d m l "   x m l n s : w 1 6 c e i = " h t t p : / / s c h e m a s . m i c r o s o f t . c o m / o f f i c e / w o r d / 2 0 2 6 / w o r d m l / c e i "   x m l n s : w 1 6 c e x = " h t t p : / / s c h e m a s . m i c r o s o f t . c o m / o f f i c e / w o r d / 2 0 1 8 / w o r d m l / c e x "   x m l n s : w 1 6 c i d = " h t t p : / / s c h e m a s . m i c r o s o f t . c o m / o f f i c e / w o r d / 2 0 1 6 / w o r d m l / c i d "   x m l n s : w 1 6 = " h t t p : / / s c h e m a s . m i c r o s o f t . c o m / o f f i c e / w o r d / 2 0 1 8 / w o r d m l "   x m l n s : w 1 6 d u = " h t t p : / / s c h e m a s . m i c r o s o f t . c o m / o f f i c e / w o r d / 2 0 2 3 / w o r d m l / w o r d 1 6 d u "   x m l n s : w 1 6 s d t d h = " h t t p : / / s c h e m a s . m i c r o s o f t . c o m / o f f i c e / w o r d / 2 0 2 0 / w o r d m l / s d t d a t a h a s h "   x m l n s : w 1 6 s d t f l = " h t t p : / / s c h e m a s . m i c r o s o f t . c o m / o f f i c e / w o r d / 2 0 2 4 / w o r d m l / s d t f o r m a t l o c k "   x m l n s : w 1 6 s e = " h t t p : / / s c h e m a s . m i c r o s o f t . c o m / o f f i c e / w o r d / 2 0 1 5 / w o r d m l / s y m e x "   x m l n s : w p g = " h t t p : / / s c h e m a s . m i c r o s o f t . c o m / o f f i c e / w o r d / 2 0 1 0 / w o r d p r o c e s s i n g G r o u p "   x m l n s : w p i = " h t t p : / / s c h e m a s . m i c r o s o f t . c o m / o f f i c e / w o r d / 2 0 1 0 / w o r d p r o c e s s i n g I n k "   x m l n s : w n e = " h t t p : / / s c h e m a s . m i c r o s o f t . c o m / o f f i c e / w o r d / 2 0 0 6 / w o r d m l "   x m l n s : w p s = " h t t p : / / s c h e m a s . m i c r o s o f t . c o m / o f f i c e / w o r d / 2 0 1 0 / w o r d p r o c e s s i n g S h a p e "   m c : I g n o r a b l e = " w 1 4   w 1 5   w 1 6 s e   w 1 6 c i d   w 1 6   w 1 6 c e x   w 1 6 s d t d h   w 1 6 s d t f l   w 1 6 d u   w p 1 4 " & g t ; & l t ; w : b o d y & g t ; & l t ; w : p   w 1 4 : p a r a I d = " 6 3 1 F 7 F 3 E "   w 1 4 : t e x t I d = " 7 7 E 2 7 F E 7 "   w : r s i d R = " 0 0 A D 2 7 E 9 "   w : r s i d R D e f a u l t = " 0 0 A D 2 7 E 9 " & g t ; & l t ; w : p P r & g t ; & l t ; w : f r a m e P r   w : h S p a c e = " 1 8 0 "   w : w r a p = " a r o u n d "   w : v A n c h o r = " t e x t "   w : h A n c h o r = " m a r g i n "   w : y = " - 1 1 " / & g t ; & l t ; w : s p a c i n g   w : a f t e r = " 0 "   w : l i n e = " 2 4 0 "   w : l i n e R u l e = " a u t o " / & g t ; & l t ; / w : p P r & g t ; & l t ; w : r   w : r s i d R P r = " 0 0 4 B 5 2 8 B " & g t ; & l t ; w : r P r & g t ; & l t ; w : r F o n t s   w : e a s t A s i a = " Y u   M i n c h o "   w : c s = " S e g o e   U I " / & g t ; & l t ; w : s z   w : v a l = " 2 2 " / & g t ; & l t ; w : s z C s   w : v a l = " 2 2 " / & g t ; & l t ; / w : r P r & g t ; & l t ; w : t & g t ; S t r t T m _ P r o d O r d e r R t n g L i n e & l t ; / w : t & g t ; & l t ; / w : r & g t ; & l t ; / w : p & g t ; & l t ; w : s e c t P r   w : r s i d R = " 0 0 A D 2 7 E 9 " & g t ; & l t ; w : p g S z   w : w = " 1 2 2 4 0 "   w : h = " 1 5 8 4 0 " / & g t ; & l t ; w : p g M a r   w : t o p = " 1 4 4 0 "   w : r i g h t = " 1 4 4 0 "   w : b o t t o m = " 1 4 4 0 "   w : l e f t = " 1 4 4 0 "   w : h e a d e r = " 7 2 0 "   w : f o o t e r = " 7 2 0 "   w : g u t t e r = " 0 " / & g t ; & l t ; w : c o l s   w : s p a c e = " 7 2 0 " / & g t ; & l t ; / w : s e c t P r & g t ; & l t ; / w : b o d y & g t ; & l t ; / w : d o c u m e n t & g t ; & l t ; / p k g : x m l D a t a & g t ; & l t ; / p k g : p a r t & g t ; & l t ; p k g : p a r t   p k g : n a m e = " / w o r d / _ r e l s / d o c u m e n t . x m l . r e l s "   p k g : c o n t e n t T y p e = " a p p l i c a t i o n / v n d . o p e n x m l f o r m a t s - p a c k a g e . r e l a t i o n s h i p s + x m l "   p k g : p a d d i n g = " 2 5 6 " & g t ; & l t ; p k g : x m l D a t a & g t ; & l t ; R e l a t i o n s h i p s   x m l n s = " h t t p : / / s c h e m a s . o p e n x m l f o r m a t s . o r g / p a c k a g e / 2 0 0 6 / r e l a t i o n s h i p s " & g t ; & l t ; R e l a t i o n s h i p   I d = " r I d 1 "   T y p e = " h t t p : / / s c h e m a s . o p e n x m l f o r m a t s . o r g / o f f i c e D o c u m e n t / 2 0 0 6 / r e l a t i o n s h i p s / s t y l e s "   T a r g e t = " s t y l e s . x m l " / & g t ; & l t ; / R e l a t i o n s h i p s & g t ; & l t ; / p k g : x m l D a t a & g t ; & l t ; / p k g : p a r t & g t ; & l t ; p k g : p a r t   p k g : n a m e = " / w o r d / s t y l e s . x m l "   p k g : c o n t e n t T y p e = " a p p l i c a t i o n / v n d . o p e n x m l f o r m a t s - o f f i c e d o c u m e n t . w o r d p r o c e s s i n g m l . s t y l e s + x m l " & g t ; & l t ; p k g : x m l D a t a & g t ; & l t ; w : s t y l e s   x m l n s : m c = " h t t p : / / s c h e m a s . o p e n x m l f o r m a t s . o r g / m a r k u p - c o m p a t i b i l i t y / 2 0 0 6 "   x m l n s : r = " h t t p : / / s c h e m a s . o p e n x m l f o r m a t s . o r g / o f f i c e D o c u m e n t / 2 0 0 6 / r e l a t i o n s h i p s "   x m l n s : w = " h t t p : / / s c h e m a s . o p e n x m l f o r m a t s . o r g / w o r d p r o c e s s i n g m l / 2 0 0 6 / m a i n "   x m l n s : w 1 4 = " h t t p : / / s c h e m a s . m i c r o s o f t . c o m / o f f i c e / w o r d / 2 0 1 0 / w o r d m l "   x m l n s : w 1 5 = " h t t p : / / s c h e m a s . m i c r o s o f t . c o m / o f f i c e / w o r d / 2 0 1 2 / w o r d m l "   x m l n s : w 1 6 c e x = " h t t p : / / s c h e m a s . m i c r o s o f t . c o m / o f f i c e / w o r d / 2 0 1 8 / w o r d m l / c e x "   x m l n s : w 1 6 c i d = " h t t p : / / s c h e m a s . m i c r o s o f t . c o m / o f f i c e / w o r d / 2 0 1 6 / w o r d m l / c i d "   x m l n s : w 1 6 = " h t t p : / / s c h e m a s . m i c r o s o f t . c o m / o f f i c e / w o r d / 2 0 1 8 / w o r d m l "   x m l n s : w 1 6 d u = " h t t p : / / s c h e m a s . m i c r o s o f t . c o m / o f f i c e / w o r d / 2 0 2 3 / w o r d m l / w o r d 1 6 d u "   x m l n s : w 1 6 s d t d h = " h t t p : / / s c h e m a s . m i c r o s o f t . c o m / o f f i c e / w o r d / 2 0 2 0 / w o r d m l / s d t d a t a h a s h "   x m l n s : w 1 6 s d t f l = " h t t p : / / s c h e m a s . m i c r o s o f t . c o m / o f f i c e / w o r d / 2 0 2 4 / w o r d m l / s d t f o r m a t l o c k "   x m l n s : w 1 6 s e = " h t t p : / / s c h e m a s . m i c r o s o f t . c o m / o f f i c e / w o r d / 2 0 1 5 / w o r d m l / s y m e x "   m c : I g n o r a b l e = " w 1 4   w 1 5   w 1 6 s e   w 1 6 c i d   w 1 6   w 1 6 c e x   w 1 6 s d t d h   w 1 6 s d t f l   w 1 6 d u " & g t ; & l t ; w : d o c D e f a u l t s & g t ; & l t ; w : r P r D e f a u l t & g t ; & l t ; w : r P r & g t ; & l t ; w : r F o n t s   w : a s c i i T h e m e = " m i n o r H A n s i "   w : e a s t A s i a T h e m e = " m i n o r E a s t A s i a "   w : h A n s i T h e m e = " m i n o r H A n s i "   w : c s t h e m e = " m i n o r B i d i " / & g t ; & l t ; w : k e r n   w : v a l = " 2 " / & g t ; & l t ; w : s z   w : v a l = " 2 4 " / & g t ; & l t ; w : s z C s   w : v a l = " 2 4 " / & g t ; & l t ; w : l a n g   w : v a l = " e n - D K "   w : e a s t A s i a = " e n - D K "   w : b i d i = " a r - S A " / & g t ; & l t ; w 1 4 : l i g a t u r e s   w 1 4 : v a l = " s t a n d a r d C o n t e x t u a l " / & g t ; & l t ; / w : r P r & g t ; & l t ; / w : r P r D e f a u l t & g t ; & l t ; w : p P r D e f a u l t & g t ; & l t ; w : p P r & g t ; & l t ; w : s p a c i n g   w : a f t e r = " 1 6 0 "   w : l i n e = " 2 7 8 "   w : l i n e R u l e = " a u t o " / & g t ; & l t ; / w : p P r & g t ; & l t ; / w : p P r D e f a u l t & g t ; & l t ; / w : d o c D e f a u l t s & g t ; & l t ; w : s t y l e   w : t y p e = " p a r a g r a p h "   w : d e f a u l t = " 1 "   w : s t y l e I d = " N o r m a l " & g t ; & l t ; w : n a m e   w : v a l = " N o r m a l " / & g t ; & l t ; w : q F o r m a t / & g t ; & l t ; w : r s i d   w : v a l = " 0 0 F 2 0 F 8 1 " / & g t ; & l t ; / w : s t y l e & g t ; & l t ; w : s t y l e   w : t y p e = " c h a r a c t e r "   w : d e f a u l t = " 1 "   w : s t y l e I d = " D e f a u l t P a r a g r a p h F o n t " & g t ; & l t ; w : n a m e   w : v a l = " D e f a u l t   P a r a g r a p h   F o n t " / & g t ; & l t ; w : u i P r i o r i t y   w : v a l = " 1 " / & g t ; & l t ; w : s e m i H i d d e n / & g t ; & l t ; w : u n h i d e W h e n U s e d / & g t ; & l t ; w : r s i d   w : v a l = " 0 0 F 2 0 F 8 1 " / & g t ; & l t ; / w : s t y l e & g t ; & l t ; w : s t y l e   w : t y p e = " t a b l e "   w : d e f a u l t = " 1 "   w : s t y l e I d = " T a b l e N o r m a l " & g t ; & l t ; w : n a m e   w : v a l = " N o r m a l   T a b l e " / & g t ; & l t ; w : u i P r i o r i t y   w : v a l = " 9 9 " / & g t ; & l t ; w : s e m i H i d d e n / & g t ; & l t ; w : u n h i d e W h e n U s e d / & g t ; & l t ; w : t b l P r & g t ; & l t ; w : t b l I n d   w : w = " 0 "   w : t y p e = " d x a " / & g t ; & l t ; w : t b l C e l l M a r & g t ; & l t ; w : t o p   w : w = " 0 "   w : t y p e = " d x a " / & g t ; & l t ; w : l e f t   w : w = " 1 0 8 "   w : t y p e = " d x a " / & g t ; & l t ; w : b o t t o m   w : w = " 0 "   w : t y p e = " d x a " / & g t ; & l t ; w : r i g h t   w : w = " 1 0 8 "   w : t y p e = " d x a " / & g t ; & l t ; / w : t b l C e l l M a r & g t ; & l t ; / w : t b l P r & g t ; & l t ; / w : s t y l e & g t ; & l t ; w : s t y l e   w : t y p e = " n u m b e r i n g "   w : d e f a u l t = " 1 "   w : s t y l e I d = " N o L i s t " & g t ; & l t ; w : n a m e   w : v a l = " N o   L i s t " / & g t ; & l t ; w : u i P r i o r i t y   w : v a l = " 9 9 " / & g t ; & l t ; w : s e m i H i d d e n / & g t ; & l t ; w : u n h i d e W h e n U s e d / & g t ; & l t ; w : r s i d   w : v a l = " 0 0 F 2 0 F 8 1 " / & g t ; & l t ; / w : s t y l e & g t ; & l t ; / w : s t y l e s & g t ; & l t ; / p k g : x m l D a t a & g t ; & l t ; / p k g : p a r t & g t ; & l t ; / p k g : p a c k a g e & g t ; - 
- < / S t r t T m _ P r o d O r d e r R t n g L i n e > +             < S t r t D t _ P r o d O r d e r R t n g L i n e > S t r t D t _ P r o d O r d e r R t n g L i n e < / S t r t D t _ P r o d O r d e r R t n g L i n e > + 
+             < S t r t T m _ P r o d O r d e r R t n g L i n e > S t r t T m _ P r o d O r d e r R t n g L i n e < / S t r t T m _ P r o d O r d e r R t n g L i n e >   
              < T o d a y F o r m a t t e d > T o d a y F o r m a t t e d < / T o d a y F o r m a t t e d >   
              < T y p e _ P r o d O r d e r R t n g L i n e > T y p e _ P r o d O r d e r R t n g L i n e < / T y p e _ P r o d O r d e r R t n g L i n e >   
-             < U n i t o f M e a s u r e C o d e > & l t ; ? x m l   v e r s i o n = " 1 . 0 "   s t a n d a l o n e = " y e s " ? & g t ; - 
- & l t ; ? m s o - a p p l i c a t i o n   p r o g i d = " W o r d . D o c u m e n t " ? & g t ; - 
- & l t ; p k g : p a c k a g e   x m l n s : p k g = " h t t p : / / s c h e m a s . m i c r o s o f t . c o m / o f f i c e / 2 0 0 6 / x m l P a c k a g e " & g t ; & l t ; p k g : p a r t   p k g : n a m e = " / _ r e l s / . r e l s "   p k g : c o n t e n t T y p e = " a p p l i c a t i o n / v n d . o p e n x m l f o r m a t s - p a c k a g e . r e l a t i o n s h i p s + x m l "   p k g : p a d d i n g = " 5 1 2 " & g t ; & l t ; p k g : x m l D a t a & g t ; & l t ; R e l a t i o n s h i p s   x m l n s = " h t t p : / / s c h e m a s . o p e n x m l f o r m a t s . o r g / p a c k a g e / 2 0 0 6 / r e l a t i o n s h i p s " & g t ; & l t ; R e l a t i o n s h i p   I d = " r I d 1 "   T y p e = " h t t p : / / s c h e m a s . o p e n x m l f o r m a t s . o r g / o f f i c e D o c u m e n t / 2 0 0 6 / r e l a t i o n s h i p s / o f f i c e D o c u m e n t "   T a r g e t = " w o r d / d o c u m e n t . x m l " / & g t ; & l t ; / R e l a t i o n s h i p s & g t ; & l t ; / p k g : x m l D a t a & g t ; & l t ; / p k g : p a r t & g t ; & l t ; p k g : p a r t   p k g : n a m e = " / w o r d / d o c u m e n t . x m l "   p k g : c o n t e n t T y p e = " a p p l i c a t i o n / v n d . o p e n x m l f o r m a t s - o f f i c e d o c u m e n t . w o r d p r o c e s s i n g m l . d o c u m e n t . m a i n + x m l " & g t ; & l t ; p k g : x m l D a t a & g t ; & l t ; w : d o c u m e n t   x m l n s : w p c = " h t t p : / / s c h e m a s . m i c r o s o f t . c o m / o f f i c e / w o r d / 2 0 1 0 / w o r d p r o c e s s i n g C a n v a s "   x m l n s : c x = " h t t p : / / s c h e m a s . m i c r o s o f t . c o m / o f f i c e / d r a w i n g / 2 0 1 4 / c h a r t e x "   x m l n s : c x 1 = " h t t p : / / s c h e m a s . m i c r o s o f t . c o m / o f f i c e / d r a w i n g / 2 0 1 5 / 9 / 8 / c h a r t e x "   x m l n s : c x 2 = " h t t p : / / s c h e m a s . m i c r o s o f t . c o m / o f f i c e / d r a w i n g / 2 0 1 5 / 1 0 / 2 1 / c h a r t e x "   x m l n s : c x 3 = " h t t p : / / s c h e m a s . m i c r o s o f t . c o m / o f f i c e / d r a w i n g / 2 0 1 6 / 5 / 9 / c h a r t e x "   x m l n s : c x 4 = " h t t p : / / s c h e m a s . m i c r o s o f t . c o m / o f f i c e / d r a w i n g / 2 0 1 6 / 5 / 1 0 / c h a r t e x "   x m l n s : c x 5 = " h t t p : / / s c h e m a s . m i c r o s o f t . c o m / o f f i c e / d r a w i n g / 2 0 1 6 / 5 / 1 1 / c h a r t e x "   x m l n s : c x 6 = " h t t p : / / s c h e m a s . m i c r o s o f t . c o m / o f f i c e / d r a w i n g / 2 0 1 6 / 5 / 1 2 / c h a r t e x "   x m l n s : c x 7 = " h t t p : / / s c h e m a s . m i c r o s o f t . c o m / o f f i c e / d r a w i n g / 2 0 1 6 / 5 / 1 3 / c h a r t e x "   x m l n s : c x 8 = " h t t p : / / s c h e m a s . m i c r o s o f t . c o m / o f f i c e / d r a w i n g / 2 0 1 6 / 5 / 1 4 / c h a r t e x "   x m l n s : m c = " h t t p : / / s c h e m a s . o p e n x m l f o r m a t s . o r g / m a r k u p - c o m p a t i b i l i t y / 2 0 0 6 "   x m l n s : a i n k = " h t t p : / / s c h e m a s . m i c r o s o f t . c o m / o f f i c e / d r a w i n g / 2 0 1 6 / i n k "   x m l n s : a m 3 d = " h t t p : / / s c h e m a s . m i c r o s o f t . c o m / o f f i c e / d r a w i n g / 2 0 1 7 / m o d e l 3 d "   x m l n s : o = " u r n : s c h e m a s - m i c r o s o f t - c o m : o f f i c e : o f f i c e "   x m l n s : o e l = " h t t p : / / s c h e m a s . m i c r o s o f t . c o m / o f f i c e / 2 0 1 9 / e x t l s t "   x m l n s : r = " h t t p : / / s c h e m a s . o p e n x m l f o r m a t s . o r g / o f f i c e D o c u m e n t / 2 0 0 6 / r e l a t i o n s h i p s "   x m l n s : m = " h t t p : / / s c h e m a s . o p e n x m l f o r m a t s . o r g / o f f i c e D o c u m e n t / 2 0 0 6 / m a t h "   x m l n s : v = " u r n : s c h e m a s - m i c r o s o f t - c o m : v m l "   x m l n s : w p 1 4 = " h t t p : / / s c h e m a s . m i c r o s o f t . c o m / o f f i c e / w o r d / 2 0 1 0 / w o r d p r o c e s s i n g D r a w i n g "   x m l n s : w p = " h t t p : / / s c h e m a s . o p e n x m l f o r m a t s . o r g / d r a w i n g m l / 2 0 0 6 / w o r d p r o c e s s i n g D r a w i n g "   x m l n s : w 1 0 = " u r n : s c h e m a s - m i c r o s o f t - c o m : o f f i c e : w o r d "   x m l n s : w = " h t t p : / / s c h e m a s . o p e n x m l f o r m a t s . o r g / w o r d p r o c e s s i n g m l / 2 0 0 6 / m a i n "   x m l n s : w 1 4 = " h t t p : / / s c h e m a s . m i c r o s o f t . c o m / o f f i c e / w o r d / 2 0 1 0 / w o r d m l "   x m l n s : w 1 5 = " h t t p : / / s c h e m a s . m i c r o s o f t . c o m / o f f i c e / w o r d / 2 0 1 2 / w o r d m l "   x m l n s : w 1 6 c e i = " h t t p : / / s c h e m a s . m i c r o s o f t . c o m / o f f i c e / w o r d / 2 0 2 6 / w o r d m l / c e i "   x m l n s : w 1 6 c e x = " h t t p : / / s c h e m a s . m i c r o s o f t . c o m / o f f i c e / w o r d / 2 0 1 8 / w o r d m l / c e x "   x m l n s : w 1 6 c i d = " h t t p : / / s c h e m a s . m i c r o s o f t . c o m / o f f i c e / w o r d / 2 0 1 6 / w o r d m l / c i d "   x m l n s : w 1 6 = " h t t p : / / s c h e m a s . m i c r o s o f t . c o m / o f f i c e / w o r d / 2 0 1 8 / w o r d m l "   x m l n s : w 1 6 d u = " h t t p : / / s c h e m a s . m i c r o s o f t . c o m / o f f i c e / w o r d / 2 0 2 3 / w o r d m l / w o r d 1 6 d u "   x m l n s : w 1 6 s d t d h = " h t t p : / / s c h e m a s . m i c r o s o f t . c o m / o f f i c e / w o r d / 2 0 2 0 / w o r d m l / s d t d a t a h a s h "   x m l n s : w 1 6 s d t f l = " h t t p : / / s c h e m a s . m i c r o s o f t . c o m / o f f i c e / w o r d / 2 0 2 4 / w o r d m l / s d t f o r m a t l o c k "   x m l n s : w 1 6 s e = " h t t p : / / s c h e m a s . m i c r o s o f t . c o m / o f f i c e / w o r d / 2 0 1 5 / w o r d m l / s y m e x "   x m l n s : w p g = " h t t p : / / s c h e m a s . m i c r o s o f t . c o m / o f f i c e / w o r d / 2 0 1 0 / w o r d p r o c e s s i n g G r o u p "   x m l n s : w p i = " h t t p : / / s c h e m a s . m i c r o s o f t . c o m / o f f i c e / w o r d / 2 0 1 0 / w o r d p r o c e s s i n g I n k "   x m l n s : w n e = " h t t p : / / s c h e m a s . m i c r o s o f t . c o m / o f f i c e / w o r d / 2 0 0 6 / w o r d m l "   x m l n s : w p s = " h t t p : / / s c h e m a s . m i c r o s o f t . c o m / o f f i c e / w o r d / 2 0 1 0 / w o r d p r o c e s s i n g S h a p e "   m c : I g n o r a b l e = " w 1 4   w 1 5   w 1 6 s e   w 1 6 c i d   w 1 6   w 1 6 c e x   w 1 6 s d t d h   w 1 6 s d t f l   w 1 6 d u   w p 1 4 " & g t ; & l t ; w : b o d y & g t ; & l t ; w : p   w 1 4 : p a r a I d = " 7 1 4 9 E F 3 9 "   w 1 4 : t e x t I d = " 7 3 0 D 0 7 E 5 "   w : r s i d R = " 0 0 F 4 6 4 6 3 "   w : r s i d R D e f a u l t = " 0 0 F 4 6 4 6 3 " & g t ; & l t ; w : p P r & g t ; & l t ; w : f r a m e P r   w : h S p a c e = " 1 8 0 "   w : w r a p = " a r o u n d "   w : v A n c h o r = " t e x t "   w : h A n c h o r = " m a r g i n "   w : y = " - 1 1 " / & g t ; & l t ; w : s p a c i n g   w : a f t e r = " 0 "   w : l i n e = " 2 4 0 "   w : l i n e R u l e = " a u t o " / & g t ; & l t ; / w : p P r & g t ; & l t ; w : r   w : r s i d R P r = " 0 0 4 B 5 2 8 B " & g t ; & l t ; w : r P r & g t ; & l t ; w : r F o n t s   w : e a s t A s i a = " Y u   M i n c h o "   w : c s = " S e g o e   U I " / & g t ; & l t ; w : s z   w : v a l = " 2 2 " / & g t ; & l t ; w : s z C s   w : v a l = " 2 2 " / & g t ; & l t ; / w : r P r & g t ; & l t ; w : t & g t ; U n i t o f M e a s u r e C o d e & l t ; / w : t & g t ; & l t ; / w : r & g t ; & l t ; / w : p & g t ; & l t ; w : s e c t P r   w : r s i d R = " 0 0 F 4 6 4 6 3 " & g t ; & l t ; w : p g S z   w : w = " 1 2 2 4 0 "   w : h = " 1 5 8 4 0 " / & g t ; & l t ; w : p g M a r   w : t o p = " 1 4 4 0 "   w : r i g h t = " 1 4 4 0 "   w : b o t t o m = " 1 4 4 0 "   w : l e f t = " 1 4 4 0 "   w : h e a d e r = " 7 2 0 "   w : f o o t e r = " 7 2 0 "   w : g u t t e r = " 0 " / & g t ; & l t ; w : c o l s   w : s p a c e = " 7 2 0 " / & g t ; & l t ; / w : s e c t P r & g t ; & l t ; / w : b o d y & g t ; & l t ; / w : d o c u m e n t & g t ; & l t ; / p k g : x m l D a t a & g t ; & l t ; / p k g : p a r t & g t ; & l t ; p k g : p a r t   p k g : n a m e = " / w o r d / _ r e l s / d o c u m e n t . x m l . r e l s "   p k g : c o n t e n t T y p e = " a p p l i c a t i o n / v n d . o p e n x m l f o r m a t s - p a c k a g e . r e l a t i o n s h i p s + x m l "   p k g : p a d d i n g = " 2 5 6 " & g t ; & l t ; p k g : x m l D a t a & g t ; & l t ; R e l a t i o n s h i p s   x m l n s = " h t t p : / / s c h e m a s . o p e n x m l f o r m a t s . o r g / p a c k a g e / 2 0 0 6 / r e l a t i o n s h i p s " & g t ; & l t ; R e l a t i o n s h i p   I d = " r I d 1 "   T y p e = " h t t p : / / s c h e m a s . o p e n x m l f o r m a t s . o r g / o f f i c e D o c u m e n t / 2 0 0 6 / r e l a t i o n s h i p s / s t y l e s "   T a r g e t = " s t y l e s . x m l " / & g t ; & l t ; / R e l a t i o n s h i p s & g t ; & l t ; / p k g : x m l D a t a & g t ; & l t ; / p k g : p a r t & g t ; & l t ; p k g : p a r t   p k g : n a m e = " / w o r d / s t y l e s . x m l "   p k g : c o n t e n t T y p e = " a p p l i c a t i o n / v n d . o p e n x m l f o r m a t s - o f f i c e d o c u m e n t . w o r d p r o c e s s i n g m l . s t y l e s + x m l " & g t ; & l t ; p k g : x m l D a t a & g t ; & l t ; w : s t y l e s   x m l n s : m c = " h t t p : / / s c h e m a s . o p e n x m l f o r m a t s . o r g / m a r k u p - c o m p a t i b i l i t y / 2 0 0 6 "   x m l n s : r = " h t t p : / / s c h e m a s . o p e n x m l f o r m a t s . o r g / o f f i c e D o c u m e n t / 2 0 0 6 / r e l a t i o n s h i p s "   x m l n s : w = " h t t p : / / s c h e m a s . o p e n x m l f o r m a t s . o r g / w o r d p r o c e s s i n g m l / 2 0 0 6 / m a i n "   x m l n s : w 1 4 = " h t t p : / / s c h e m a s . m i c r o s o f t . c o m / o f f i c e / w o r d / 2 0 1 0 / w o r d m l "   x m l n s : w 1 5 = " h t t p : / / s c h e m a s . m i c r o s o f t . c o m / o f f i c e / w o r d / 2 0 1 2 / w o r d m l "   x m l n s : w 1 6 c e x = " h t t p : / / s c h e m a s . m i c r o s o f t . c o m / o f f i c e / w o r d / 2 0 1 8 / w o r d m l / c e x "   x m l n s : w 1 6 c i d = " h t t p : / / s c h e m a s . m i c r o s o f t . c o m / o f f i c e / w o r d / 2 0 1 6 / w o r d m l / c i d "   x m l n s : w 1 6 = " h t t p : / / s c h e m a s . m i c r o s o f t . c o m / o f f i c e / w o r d / 2 0 1 8 / w o r d m l "   x m l n s : w 1 6 d u = " h t t p : / / s c h e m a s . m i c r o s o f t . c o m / o f f i c e / w o r d / 2 0 2 3 / w o r d m l / w o r d 1 6 d u "   x m l n s : w 1 6 s d t d h = " h t t p : / / s c h e m a s . m i c r o s o f t . c o m / o f f i c e / w o r d / 2 0 2 0 / w o r d m l / s d t d a t a h a s h "   x m l n s : w 1 6 s d t f l = " h t t p : / / s c h e m a s . m i c r o s o f t . c o m / o f f i c e / w o r d / 2 0 2 4 / w o r d m l / s d t f o r m a t l o c k "   x m l n s : w 1 6 s e = " h t t p : / / s c h e m a s . m i c r o s o f t . c o m / o f f i c e / w o r d / 2 0 1 5 / w o r d m l / s y m e x "   m c : I g n o r a b l e = " w 1 4   w 1 5   w 1 6 s e   w 1 6 c i d   w 1 6   w 1 6 c e x   w 1 6 s d t d h   w 1 6 s d t f l   w 1 6 d u " & g t ; & l t ; w : d o c D e f a u l t s & g t ; & l t ; w : r P r D e f a u l t & g t ; & l t ; w : r P r & g t ; & l t ; w : r F o n t s   w : a s c i i T h e m e = " m i n o r H A n s i "   w : e a s t A s i a T h e m e = " m i n o r E a s t A s i a "   w : h A n s i T h e m e = " m i n o r H A n s i "   w : c s t h e m e = " m i n o r B i d i " / & g t ; & l t ; w : k e r n   w : v a l = " 2 " / & g t ; & l t ; w : s z   w : v a l = " 2 4 " / & g t ; & l t ; w : s z C s   w : v a l = " 2 4 " / & g t ; & l t ; w : l a n g   w : v a l = " e n - D K "   w : e a s t A s i a = " e n - D K "   w : b i d i = " a r - S A " / & g t ; & l t ; w 1 4 : l i g a t u r e s   w 1 4 : v a l = " s t a n d a r d C o n t e x t u a l " / & g t ; & l t ; / w : r P r & g t ; & l t ; / w : r P r D e f a u l t & g t ; & l t ; w : p P r D e f a u l t & g t ; & l t ; w : p P r & g t ; & l t ; w : s p a c i n g   w : a f t e r = " 1 6 0 "   w : l i n e = " 2 7 8 "   w : l i n e R u l e = " a u t o " / & g t ; & l t ; / w : p P r & g t ; & l t ; / w : p P r D e f a u l t & g t ; & l t ; / w : d o c D e f a u l t s & g t ; & l t ; w : s t y l e   w : t y p e = " p a r a g r a p h "   w : d e f a u l t = " 1 "   w : s t y l e I d = " N o r m a l " & g t ; & l t ; w : n a m e   w : v a l = " N o r m a l " / & g t ; & l t ; w : q F o r m a t / & g t ; & l t ; w : r s i d   w : v a l = " 0 0 4 5 5 5 F 2 " / & g t ; & l t ; / w : s t y l e & g t ; & l t ; w : s t y l e   w : t y p e = " c h a r a c t e r "   w : d e f a u l t = " 1 "   w : s t y l e I d = " D e f a u l t P a r a g r a p h F o n t " & g t ; & l t ; w : n a m e   w : v a l = " D e f a u l t   P a r a g r a p h   F o n t " / & g t ; & l t ; w : u i P r i o r i t y   w : v a l = " 1 " / & g t ; & l t ; w : s e m i H i d d e n / & g t ; & l t ; w : u n h i d e W h e n U s e d / & g t ; & l t ; w : r s i d   w : v a l = " 0 0 4 5 5 5 F 2 " / & g t ; & l t ; / w : s t y l e & g t ; & l t ; w : s t y l e   w : t y p e = " t a b l e "   w : d e f a u l t = " 1 "   w : s t y l e I d = " T a b l e N o r m a l " & g t ; & l t ; w : n a m e   w : v a l = " N o r m a l   T a b l e " / & g t ; & l t ; w : u i P r i o r i t y   w : v a l = " 9 9 " / & g t ; & l t ; w : s e m i H i d d e n / & g t ; & l t ; w : u n h i d e W h e n U s e d / & g t ; & l t ; w : t b l P r & g t ; & l t ; w : t b l I n d   w : w = " 0 "   w : t y p e = " d x a " / & g t ; & l t ; w : t b l C e l l M a r & g t ; & l t ; w : t o p   w : w = " 0 "   w : t y p e = " d x a " / & g t ; & l t ; w : l e f t   w : w = " 1 0 8 "   w : t y p e = " d x a " / & g t ; & l t ; w : b o t t o m   w : w = " 0 "   w : t y p e = " d x a " / & g t ; & l t ; w : r i g h t   w : w = " 1 0 8 "   w : t y p e = " d x a " / & g t ; & l t ; / w : t b l C e l l M a r & g t ; & l t ; / w : t b l P r & g t ; & l t ; / w : s t y l e & g t ; & l t ; w : s t y l e   w : t y p e = " n u m b e r i n g "   w : d e f a u l t = " 1 "   w : s t y l e I d = " N o L i s t " & g t ; & l t ; w : n a m e   w : v a l = " N o   L i s t " / & g t ; & l t ; w : u i P r i o r i t y   w : v a l = " 9 9 " / & g t ; & l t ; w : s e m i H i d d e n / & g t ; & l t ; w : u n h i d e W h e n U s e d / & g t ; & l t ; w : r s i d   w : v a l = " 0 0 4 5 5 5 F 2 " / & g t ; & l t ; / w : s t y l e & g t ; & l t ; / w : s t y l e s & g t ; & l t ; / p k g : x m l D a t a & g t ; & l t ; / p k g : p a r t & g t ; & l t ; / p k g : p a c k a g e & g t ; - 
- < / U n i t o f M e a s u r e C o d e > +             < U n i t o f M e a s u r e C o d e > U n i t o f M e a s u r e C o d e < / U n i t o f M e a s u r e C o d e >   
              < P r o d _ O r d e r _ L i n e >   
-                 < D e s c r i p t i o n > & l t ; ? x m l   v e r s i o n = " 1 . 0 "   s t a n d a l o n e = " y e s " ? & g t ; - 
- & l t ; ? m s o - a p p l i c a t i o n   p r o g i d = " W o r d . D o c u m e n t " ? & g t ; - 
- & l t ; p k g : p a c k a g e   x m l n s : p k g = " h t t p : / / s c h e m a s . m i c r o s o f t . c o m / o f f i c e / 2 0 0 6 / x m l P a c k a g e " & g t ; & l t ; p k g : p a r t   p k g : n a m e = " / _ r e l s / . r e l s "   p k g : c o n t e n t T y p e = " a p p l i c a t i o n / v n d . o p e n x m l f o r m a t s - p a c k a g e . r e l a t i o n s h i p s + x m l "   p k g : p a d d i n g = " 5 1 2 " & g t ; & l t ; p k g : x m l D a t a & g t ; & l t ; R e l a t i o n s h i p s   x m l n s = " h t t p : / / s c h e m a s . o p e n x m l f o r m a t s . o r g / p a c k a g e / 2 0 0 6 / r e l a t i o n s h i p s " & g t ; & l t ; R e l a t i o n s h i p   I d = " r I d 1 "   T y p e = " h t t p : / / s c h e m a s . o p e n x m l f o r m a t s . o r g / o f f i c e D o c u m e n t / 2 0 0 6 / r e l a t i o n s h i p s / o f f i c e D o c u m e n t "   T a r g e t = " w o r d / d o c u m e n t . x m l " / & g t ; & l t ; / R e l a t i o n s h i p s & g t ; & l t ; / p k g : x m l D a t a & g t ; & l t ; / p k g : p a r t & g t ; & l t ; p k g : p a r t   p k g : n a m e = " / w o r d / d o c u m e n t . x m l "   p k g : c o n t e n t T y p e = " a p p l i c a t i o n / v n d . o p e n x m l f o r m a t s - o f f i c e d o c u m e n t . w o r d p r o c e s s i n g m l . d o c u m e n t . m a i n + x m l " & g t ; & l t ; p k g : x m l D a t a & g t ; & l t ; w : d o c u m e n t   x m l n s : w p c = " h t t p : / / s c h e m a s . m i c r o s o f t . c o m / o f f i c e / w o r d / 2 0 1 0 / w o r d p r o c e s s i n g C a n v a s "   x m l n s : c x = " h t t p : / / s c h e m a s . m i c r o s o f t . c o m / o f f i c e / d r a w i n g / 2 0 1 4 / c h a r t e x "   x m l n s : c x 1 = " h t t p : / / s c h e m a s . m i c r o s o f t . c o m / o f f i c e / d r a w i n g / 2 0 1 5 / 9 / 8 / c h a r t e x "   x m l n s : c x 2 = " h t t p : / / s c h e m a s . m i c r o s o f t . c o m / o f f i c e / d r a w i n g / 2 0 1 5 / 1 0 / 2 1 / c h a r t e x "   x m l n s : c x 3 = " h t t p : / / s c h e m a s . m i c r o s o f t . c o m / o f f i c e / d r a w i n g / 2 0 1 6 / 5 / 9 / c h a r t e x "   x m l n s : c x 4 = " h t t p : / / s c h e m a s . m i c r o s o f t . c o m / o f f i c e / d r a w i n g / 2 0 1 6 / 5 / 1 0 / c h a r t e x "   x m l n s : c x 5 = " h t t p : / / s c h e m a s . m i c r o s o f t . c o m / o f f i c e / d r a w i n g / 2 0 1 6 / 5 / 1 1 / c h a r t e x "   x m l n s : c x 6 = " h t t p : / / s c h e m a s . m i c r o s o f t . c o m / o f f i c e / d r a w i n g / 2 0 1 6 / 5 / 1 2 / c h a r t e x "   x m l n s : c x 7 = " h t t p : / / s c h e m a s . m i c r o s o f t . c o m / o f f i c e / d r a w i n g / 2 0 1 6 / 5 / 1 3 / c h a r t e x "   x m l n s : c x 8 = " h t t p : / / s c h e m a s . m i c r o s o f t . c o m / o f f i c e / d r a w i n g / 2 0 1 6 / 5 / 1 4 / c h a r t e x "   x m l n s : m c = " h t t p : / / s c h e m a s . o p e n x m l f o r m a t s . o r g / m a r k u p - c o m p a t i b i l i t y / 2 0 0 6 "   x m l n s : a i n k = " h t t p : / / s c h e m a s . m i c r o s o f t . c o m / o f f i c e / d r a w i n g / 2 0 1 6 / i n k "   x m l n s : a m 3 d = " h t t p : / / s c h e m a s . m i c r o s o f t . c o m / o f f i c e / d r a w i n g / 2 0 1 7 / m o d e l 3 d "   x m l n s : o = " u r n : s c h e m a s - m i c r o s o f t - c o m : o f f i c e : o f f i c e "   x m l n s : o e l = " h t t p : / / s c h e m a s . m i c r o s o f t . c o m / o f f i c e / 2 0 1 9 / e x t l s t "   x m l n s : r = " h t t p : / / s c h e m a s . o p e n x m l f o r m a t s . o r g / o f f i c e D o c u m e n t / 2 0 0 6 / r e l a t i o n s h i p s "   x m l n s : m = " h t t p : / / s c h e m a s . o p e n x m l f o r m a t s . o r g / o f f i c e D o c u m e n t / 2 0 0 6 / m a t h "   x m l n s : v = " u r n : s c h e m a s - m i c r o s o f t - c o m : v m l "   x m l n s : w p 1 4 = " h t t p : / / s c h e m a s . m i c r o s o f t . c o m / o f f i c e / w o r d / 2 0 1 0 / w o r d p r o c e s s i n g D r a w i n g "   x m l n s : w p = " h t t p : / / s c h e m a s . o p e n x m l f o r m a t s . o r g / d r a w i n g m l / 2 0 0 6 / w o r d p r o c e s s i n g D r a w i n g "   x m l n s : w 1 0 = " u r n : s c h e m a s - m i c r o s o f t - c o m : o f f i c e : w o r d "   x m l n s : w = " h t t p : / / s c h e m a s . o p e n x m l f o r m a t s . o r g / w o r d p r o c e s s i n g m l / 2 0 0 6 / m a i n "   x m l n s : w 1 4 = " h t t p : / / s c h e m a s . m i c r o s o f t . c o m / o f f i c e / w o r d / 2 0 1 0 / w o r d m l "   x m l n s : w 1 5 = " h t t p : / / s c h e m a s . m i c r o s o f t . c o m / o f f i c e / w o r d / 2 0 1 2 / w o r d m l "   x m l n s : w 1 6 c e i = " h t t p : / / s c h e m a s . m i c r o s o f t . c o m / o f f i c e / w o r d / 2 0 2 6 / w o r d m l / c e i "   x m l n s : w 1 6 c e x = " h t t p : / / s c h e m a s . m i c r o s o f t . c o m / o f f i c e / w o r d / 2 0 1 8 / w o r d m l / c e x "   x m l n s : w 1 6 c i d = " h t t p : / / s c h e m a s . m i c r o s o f t . c o m / o f f i c e / w o r d / 2 0 1 6 / w o r d m l / c i d "   x m l n s : w 1 6 = " h t t p : / / s c h e m a s . m i c r o s o f t . c o m / o f f i c e / w o r d / 2 0 1 8 / w o r d m l "   x m l n s : w 1 6 d u = " h t t p : / / s c h e m a s . m i c r o s o f t . c o m / o f f i c e / w o r d / 2 0 2 3 / w o r d m l / w o r d 1 6 d u "   x m l n s : w 1 6 s d t d h = " h t t p : / / s c h e m a s . m i c r o s o f t . c o m / o f f i c e / w o r d / 2 0 2 0 / w o r d m l / s d t d a t a h a s h "   x m l n s : w 1 6 s d t f l = " h t t p : / / s c h e m a s . m i c r o s o f t . c o m / o f f i c e / w o r d / 2 0 2 4 / w o r d m l / s d t f o r m a t l o c k "   x m l n s : w 1 6 s e = " h t t p : / / s c h e m a s . m i c r o s o f t . c o m / o f f i c e / w o r d / 2 0 1 5 / w o r d m l / s y m e x "   x m l n s : w p g = " h t t p : / / s c h e m a s . m i c r o s o f t . c o m / o f f i c e / w o r d / 2 0 1 0 / w o r d p r o c e s s i n g G r o u p "   x m l n s : w p i = " h t t p : / / s c h e m a s . m i c r o s o f t . c o m / o f f i c e / w o r d / 2 0 1 0 / w o r d p r o c e s s i n g I n k "   x m l n s : w n e = " h t t p : / / s c h e m a s . m i c r o s o f t . c o m / o f f i c e / w o r d / 2 0 0 6 / w o r d m l "   x m l n s : w p s = " h t t p : / / s c h e m a s . m i c r o s o f t . c o m / o f f i c e / w o r d / 2 0 1 0 / w o r d p r o c e s s i n g S h a p e "   m c : I g n o r a b l e = " w 1 4   w 1 5   w 1 6 s e   w 1 6 c i d   w 1 6   w 1 6 c e x   w 1 6 s d t d h   w 1 6 s d t f l   w 1 6 d u   w p 1 4 " & g t ; & l t ; w : b o d y & g t ; & l t ; w : p   w 1 4 : p a r a I d = " 5 A 2 D 0 F C E "   w 1 4 : t e x t I d = " 4 5 1 1 6 7 9 F "   w : r s i d R = " 0 0 3 A 1 6 8 4 "   w : r s i d R D e f a u l t = " 0 0 3 A 1 6 8 4 " & g t ; & l t ; w : p P r & g t ; & l t ; w : f r a m e P r   w : h S p a c e = " 1 8 0 "   w : w r a p = " a r o u n d "   w : v A n c h o r = " t e x t "   w : h A n c h o r = " m a r g i n "   w : y = " - 1 1 " / & g t ; & l t ; w : s p a c i n g   w : a f t e r = " 0 "   w : l i n e = " 2 4 0 "   w : l i n e R u l e = " a u t o " / & g t ; & l t ; / w : p P r & g t ; & l t ; w : r   w : r s i d R P r = " 0 0 4 B 5 2 8 B " & g t ; & l t ; w : r P r & g t ; & l t ; w : r F o n t s   w : e a s t A s i a = " Y u   M i n c h o "   w : c s = " S e g o e   U I " / & g t ; & l t ; w : s z   w : v a l = " 2 2 " / & g t ; & l t ; w : s z C s   w : v a l = " 2 2 " / & g t ; & l t ; / w : r P r & g t ; & l t ; w : t & g t ; D e s c r i p t i o n & l t ; / w : t & g t ; & l t ; / w : r & g t ; & l t ; / w : p & g t ; & l t ; w : s e c t P r   w : r s i d R = " 0 0 3 A 1 6 8 4 " & g t ; & l t ; w : p g S z   w : w = " 1 2 2 4 0 "   w : h = " 1 5 8 4 0 " / & g t ; & l t ; w : p g M a r   w : t o p = " 1 4 4 0 "   w : r i g h t = " 1 4 4 0 "   w : b o t t o m = " 1 4 4 0 "   w : l e f t = " 1 4 4 0 "   w : h e a d e r = " 7 2 0 "   w : f o o t e r = " 7 2 0 "   w : g u t t e r = " 0 " / & g t ; & l t ; w : c o l s   w : s p a c e = " 7 2 0 " / & g t ; & l t ; / w : s e c t P r & g t ; & l t ; / w : b o d y & g t ; & l t ; / w : d o c u m e n t & g t ; & l t ; / p k g : x m l D a t a & g t ; & l t ; / p k g : p a r t & g t ; & l t ; p k g : p a r t   p k g : n a m e = " / w o r d / _ r e l s / d o c u m e n t . x m l . r e l s "   p k g : c o n t e n t T y p e = " a p p l i c a t i o n / v n d . o p e n x m l f o r m a t s - p a c k a g e . r e l a t i o n s h i p s + x m l "   p k g : p a d d i n g = " 2 5 6 " & g t ; & l t ; p k g : x m l D a t a & g t ; & l t ; R e l a t i o n s h i p s   x m l n s = " h t t p : / / s c h e m a s . o p e n x m l f o r m a t s . o r g / p a c k a g e / 2 0 0 6 / r e l a t i o n s h i p s " & g t ; & l t ; R e l a t i o n s h i p   I d = " r I d 1 "   T y p e = " h t t p : / / s c h e m a s . o p e n x m l f o r m a t s . o r g / o f f i c e D o c u m e n t / 2 0 0 6 / r e l a t i o n s h i p s / s t y l e s "   T a r g e t = " s t y l e s . x m l " / & g t ; & l t ; / R e l a t i o n s h i p s & g t ; & l t ; / p k g : x m l D a t a & g t ; & l t ; / p k g : p a r t & g t ; & l t ; p k g : p a r t   p k g : n a m e = " / w o r d / s t y l e s . x m l "   p k g : c o n t e n t T y p e = " a p p l i c a t i o n / v n d . o p e n x m l f o r m a t s - o f f i c e d o c u m e n t . w o r d p r o c e s s i n g m l . s t y l e s + x m l " & g t ; & l t ; p k g : x m l D a t a & g t ; & l t ; w : s t y l e s   x m l n s : m c = " h t t p : / / s c h e m a s . o p e n x m l f o r m a t s . o r g / m a r k u p - c o m p a t i b i l i t y / 2 0 0 6 "   x m l n s : r = " h t t p : / / s c h e m a s . o p e n x m l f o r m a t s . o r g / o f f i c e D o c u m e n t / 2 0 0 6 / r e l a t i o n s h i p s "   x m l n s : w = " h t t p : / / s c h e m a s . o p e n x m l f o r m a t s . o r g / w o r d p r o c e s s i n g m l / 2 0 0 6 / m a i n "   x m l n s : w 1 4 = " h t t p : / / s c h e m a s . m i c r o s o f t . c o m / o f f i c e / w o r d / 2 0 1 0 / w o r d m l "   x m l n s : w 1 5 = " h t t p : / / s c h e m a s . m i c r o s o f t . c o m / o f f i c e / w o r d / 2 0 1 2 / w o r d m l "   x m l n s : w 1 6 c e x = " h t t p : / / s c h e m a s . m i c r o s o f t . c o m / o f f i c e / w o r d / 2 0 1 8 / w o r d m l / c e x "   x m l n s : w 1 6 c i d = " h t t p : / / s c h e m a s . m i c r o s o f t . c o m / o f f i c e / w o r d / 2 0 1 6 / w o r d m l / c i d "   x m l n s : w 1 6 = " h t t p : / / s c h e m a s . m i c r o s o f t . c o m / o f f i c e / w o r d / 2 0 1 8 / w o r d m l "   x m l n s : w 1 6 d u = " h t t p : / / s c h e m a s . m i c r o s o f t . c o m / o f f i c e / w o r d / 2 0 2 3 / w o r d m l / w o r d 1 6 d u "   x m l n s : w 1 6 s d t d h = " h t t p : / / s c h e m a s . m i c r o s o f t . c o m / o f f i c e / w o r d / 2 0 2 0 / w o r d m l / s d t d a t a h a s h "   x m l n s : w 1 6 s d t f l = " h t t p : / / s c h e m a s . m i c r o s o f t . c o m / o f f i c e / w o r d / 2 0 2 4 / w o r d m l / s d t f o r m a t l o c k "   x m l n s : w 1 6 s e = " h t t p : / / s c h e m a s . m i c r o s o f t . c o m / o f f i c e / w o r d / 2 0 1 5 / w o r d m l / s y m e x "   m c : I g n o r a b l e = " w 1 4   w 1 5   w 1 6 s e   w 1 6 c i d   w 1 6   w 1 6 c e x   w 1 6 s d t d h   w 1 6 s d t f l   w 1 6 d u " & g t ; & l t ; w : d o c D e f a u l t s & g t ; & l t ; w : r P r D e f a u l t & g t ; & l t ; w : r P r & g t ; & l t ; w : r F o n t s   w : a s c i i T h e m e = " m i n o r H A n s i "   w : e a s t A s i a T h e m e = " m i n o r E a s t A s i a "   w : h A n s i T h e m e = " m i n o r H A n s i "   w : c s t h e m e = " m i n o r B i d i " / & g t ; & l t ; w : k e r n   w : v a l = " 2 " / & g t ; & l t ; w : s z   w : v a l = " 2 4 " / & g t ; & l t ; w : s z C s   w : v a l = " 2 4 " / & g t ; & l t ; w : l a n g   w : v a l = " e n - D K "   w : e a s t A s i a = " e n - D K "   w : b i d i = " a r - S A " / & g t ; & l t ; w 1 4 : l i g a t u r e s   w 1 4 : v a l = " s t a n d a r d C o n t e x t u a l " / & g t ; & l t ; / w : r P r & g t ; & l t ; / w : r P r D e f a u l t & g t ; & l t ; w : p P r D e f a u l t & g t ; & l t ; w : p P r & g t ; & l t ; w : s p a c i n g   w : a f t e r = " 1 6 0 "   w : l i n e = " 2 7 8 "   w : l i n e R u l e = " a u t o " / & g t ; & l t ; / w : p P r & g t ; & l t ; / w : p P r D e f a u l t & g t ; & l t ; / w : d o c D e f a u l t s & g t ; & l t ; w : s t y l e   w : t y p e = " p a r a g r a p h "   w : d e f a u l t = " 1 "   w : s t y l e I d = " N o r m a l " & g t ; & l t ; w : n a m e   w : v a l = " N o r m a l " / & g t ; & l t ; w : q F o r m a t / & g t ; & l t ; w : r s i d   w : v a l = " 0 0 2 6 0 5 D 4 " / & g t ; & l t ; / w : s t y l e & g t ; & l t ; w : s t y l e   w : t y p e = " c h a r a c t e r "   w : d e f a u l t = " 1 "   w : s t y l e I d = " D e f a u l t P a r a g r a p h F o n t " & g t ; & l t ; w : n a m e   w : v a l = " D e f a u l t   P a r a g r a p h   F o n t " / & g t ; & l t ; w : u i P r i o r i t y   w : v a l = " 1 " / & g t ; & l t ; w : s e m i H i d d e n / & g t ; & l t ; w : u n h i d e W h e n U s e d / & g t ; & l t ; w : r s i d   w : v a l = " 0 0 2 6 0 5 D 4 " / & g t ; & l t ; / w : s t y l e & g t ; & l t ; w : s t y l e   w : t y p e = " t a b l e "   w : d e f a u l t = " 1 "   w : s t y l e I d = " T a b l e N o r m a l " & g t ; & l t ; w : n a m e   w : v a l = " N o r m a l   T a b l e " / & g t ; & l t ; w : u i P r i o r i t y   w : v a l = " 9 9 " / & g t ; & l t ; w : s e m i H i d d e n / & g t ; & l t ; w : u n h i d e W h e n U s e d / & g t ; & l t ; w : t b l P r & g t ; & l t ; w : t b l I n d   w : w = " 0 "   w : t y p e = " d x a " / & g t ; & l t ; w : t b l C e l l M a r & g t ; & l t ; w : t o p   w : w = " 0 "   w : t y p e = " d x a " / & g t ; & l t ; w : l e f t   w : w = " 1 0 8 "   w : t y p e = " d x a " / & g t ; & l t ; w : b o t t o m   w : w = " 0 "   w : t y p e = " d x a " / & g t ; & l t ; w : r i g h t   w : w = " 1 0 8 "   w : t y p e = " d x a " / & g t ; & l t ; / w : t b l C e l l M a r & g t ; & l t ; / w : t b l P r & g t ; & l t ; / w : s t y l e & g t ; & l t ; w : s t y l e   w : t y p e = " n u m b e r i n g "   w : d e f a u l t = " 1 "   w : s t y l e I d = " N o L i s t " & g t ; & l t ; w : n a m e   w : v a l = " N o   L i s t " / & g t ; & l t ; w : u i P r i o r i t y   w : v a l = " 9 9 " / & g t ; & l t ; w : s e m i H i d d e n / & g t ; & l t ; w : u n h i d e W h e n U s e d / & g t ; & l t ; w : r s i d   w : v a l = " 0 0 2 6 0 5 D 4 " / & g t ; & l t ; / w : s t y l e & g t ; & l t ; / w : s t y l e s & g t ; & l t ; / p k g : x m l D a t a & g t ; & l t ; / p k g : p a r t & g t ; & l t ; / p k g : p a c k a g e & g t ; - 
- < / D e s c r i p t i o n > - 
-                 < I t e m N o > & l t ; ? x m l   v e r s i o n = " 1 . 0 "   s t a n d a l o n e = " y e s " ? & g t ; - 
- & l t ; ? m s o - a p p l i c a t i o n   p r o g i d = " W o r d . D o c u m e n t " ? & g t ; - 
- & l t ; p k g : p a c k a g e   x m l n s : p k g = " h t t p : / / s c h e m a s . m i c r o s o f t . c o m / o f f i c e / 2 0 0 6 / x m l P a c k a g e " & g t ; & l t ; p k g : p a r t   p k g : n a m e = " / _ r e l s / . r e l s "   p k g : c o n t e n t T y p e = " a p p l i c a t i o n / v n d . o p e n x m l f o r m a t s - p a c k a g e . r e l a t i o n s h i p s + x m l "   p k g : p a d d i n g = " 5 1 2 " & g t ; & l t ; p k g : x m l D a t a & g t ; & l t ; R e l a t i o n s h i p s   x m l n s = " h t t p : / / s c h e m a s . o p e n x m l f o r m a t s . o r g / p a c k a g e / 2 0 0 6 / r e l a t i o n s h i p s " & g t ; & l t ; R e l a t i o n s h i p   I d = " r I d 1 "   T y p e = " h t t p : / / s c h e m a s . o p e n x m l f o r m a t s . o r g / o f f i c e D o c u m e n t / 2 0 0 6 / r e l a t i o n s h i p s / o f f i c e D o c u m e n t "   T a r g e t = " w o r d / d o c u m e n t . x m l " / & g t ; & l t ; / R e l a t i o n s h i p s & g t ; & l t ; / p k g : x m l D a t a & g t ; & l t ; / p k g : p a r t & g t ; & l t ; p k g : p a r t   p k g : n a m e = " / w o r d / d o c u m e n t . x m l "   p k g : c o n t e n t T y p e = " a p p l i c a t i o n / v n d . o p e n x m l f o r m a t s - o f f i c e d o c u m e n t . w o r d p r o c e s s i n g m l . d o c u m e n t . m a i n + x m l " & g t ; & l t ; p k g : x m l D a t a & g t ; & l t ; w : d o c u m e n t   x m l n s : w p c = " h t t p : / / s c h e m a s . m i c r o s o f t . c o m / o f f i c e / w o r d / 2 0 1 0 / w o r d p r o c e s s i n g C a n v a s "   x m l n s : c x = " h t t p : / / s c h e m a s . m i c r o s o f t . c o m / o f f i c e / d r a w i n g / 2 0 1 4 / c h a r t e x "   x m l n s : c x 1 = " h t t p : / / s c h e m a s . m i c r o s o f t . c o m / o f f i c e / d r a w i n g / 2 0 1 5 / 9 / 8 / c h a r t e x "   x m l n s : c x 2 = " h t t p : / / s c h e m a s . m i c r o s o f t . c o m / o f f i c e / d r a w i n g / 2 0 1 5 / 1 0 / 2 1 / c h a r t e x "   x m l n s : c x 3 = " h t t p : / / s c h e m a s . m i c r o s o f t . c o m / o f f i c e / d r a w i n g / 2 0 1 6 / 5 / 9 / c h a r t e x "   x m l n s : c x 4 = " h t t p : / / s c h e m a s . m i c r o s o f t . c o m / o f f i c e / d r a w i n g / 2 0 1 6 / 5 / 1 0 / c h a r t e x "   x m l n s : c x 5 = " h t t p : / / s c h e m a s . m i c r o s o f t . c o m / o f f i c e / d r a w i n g / 2 0 1 6 / 5 / 1 1 / c h a r t e x "   x m l n s : c x 6 = " h t t p : / / s c h e m a s . m i c r o s o f t . c o m / o f f i c e / d r a w i n g / 2 0 1 6 / 5 / 1 2 / c h a r t e x "   x m l n s : c x 7 = " h t t p : / / s c h e m a s . m i c r o s o f t . c o m / o f f i c e / d r a w i n g / 2 0 1 6 / 5 / 1 3 / c h a r t e x "   x m l n s : c x 8 = " h t t p : / / s c h e m a s . m i c r o s o f t . c o m / o f f i c e / d r a w i n g / 2 0 1 6 / 5 / 1 4 / c h a r t e x "   x m l n s : m c = " h t t p : / / s c h e m a s . o p e n x m l f o r m a t s . o r g / m a r k u p - c o m p a t i b i l i t y / 2 0 0 6 "   x m l n s : a i n k = " h t t p : / / s c h e m a s . m i c r o s o f t . c o m / o f f i c e / d r a w i n g / 2 0 1 6 / i n k "   x m l n s : a m 3 d = " h t t p : / / s c h e m a s . m i c r o s o f t . c o m / o f f i c e / d r a w i n g / 2 0 1 7 / m o d e l 3 d "   x m l n s : o = " u r n : s c h e m a s - m i c r o s o f t - c o m : o f f i c e : o f f i c e "   x m l n s : o e l = " h t t p : / / s c h e m a s . m i c r o s o f t . c o m / o f f i c e / 2 0 1 9 / e x t l s t "   x m l n s : r = " h t t p : / / s c h e m a s . o p e n x m l f o r m a t s . o r g / o f f i c e D o c u m e n t / 2 0 0 6 / r e l a t i o n s h i p s "   x m l n s : m = " h t t p : / / s c h e m a s . o p e n x m l f o r m a t s . o r g / o f f i c e D o c u m e n t / 2 0 0 6 / m a t h "   x m l n s : v = " u r n : s c h e m a s - m i c r o s o f t - c o m : v m l "   x m l n s : w p 1 4 = " h t t p : / / s c h e m a s . m i c r o s o f t . c o m / o f f i c e / w o r d / 2 0 1 0 / w o r d p r o c e s s i n g D r a w i n g "   x m l n s : w p = " h t t p : / / s c h e m a s . o p e n x m l f o r m a t s . o r g / d r a w i n g m l / 2 0 0 6 / w o r d p r o c e s s i n g D r a w i n g "   x m l n s : w 1 0 = " u r n : s c h e m a s - m i c r o s o f t - c o m : o f f i c e : w o r d "   x m l n s : w = " h t t p : / / s c h e m a s . o p e n x m l f o r m a t s . o r g / w o r d p r o c e s s i n g m l / 2 0 0 6 / m a i n "   x m l n s : w 1 4 = " h t t p : / / s c h e m a s . m i c r o s o f t . c o m / o f f i c e / w o r d / 2 0 1 0 / w o r d m l "   x m l n s : w 1 5 = " h t t p : / / s c h e m a s . m i c r o s o f t . c o m / o f f i c e / w o r d / 2 0 1 2 / w o r d m l "   x m l n s : w 1 6 c e i = " h t t p : / / s c h e m a s . m i c r o s o f t . c o m / o f f i c e / w o r d / 2 0 2 6 / w o r d m l / c e i "   x m l n s : w 1 6 c e x = " h t t p : / / s c h e m a s . m i c r o s o f t . c o m / o f f i c e / w o r d / 2 0 1 8 / w o r d m l / c e x "   x m l n s : w 1 6 c i d = " h t t p : / / s c h e m a s . m i c r o s o f t . c o m / o f f i c e / w o r d / 2 0 1 6 / w o r d m l / c i d "   x m l n s : w 1 6 = " h t t p : / / s c h e m a s . m i c r o s o f t . c o m / o f f i c e / w o r d / 2 0 1 8 / w o r d m l "   x m l n s : w 1 6 d u = " h t t p : / / s c h e m a s . m i c r o s o f t . c o m / o f f i c e / w o r d / 2 0 2 3 / w o r d m l / w o r d 1 6 d u "   x m l n s : w 1 6 s d t d h = " h t t p : / / s c h e m a s . m i c r o s o f t . c o m / o f f i c e / w o r d / 2 0 2 0 / w o r d m l / s d t d a t a h a s h "   x m l n s : w 1 6 s d t f l = " h t t p : / / s c h e m a s . m i c r o s o f t . c o m / o f f i c e / w o r d / 2 0 2 4 / w o r d m l / s d t f o r m a t l o c k "   x m l n s : w 1 6 s e = " h t t p : / / s c h e m a s . m i c r o s o f t . c o m / o f f i c e / w o r d / 2 0 1 5 / w o r d m l / s y m e x "   x m l n s : w p g = " h t t p : / / s c h e m a s . m i c r o s o f t . c o m / o f f i c e / w o r d / 2 0 1 0 / w o r d p r o c e s s i n g G r o u p "   x m l n s : w p i = " h t t p : / / s c h e m a s . m i c r o s o f t . c o m / o f f i c e / w o r d / 2 0 1 0 / w o r d p r o c e s s i n g I n k "   x m l n s : w n e = " h t t p : / / s c h e m a s . m i c r o s o f t . c o m / o f f i c e / w o r d / 2 0 0 6 / w o r d m l "   x m l n s : w p s = " h t t p : / / s c h e m a s . m i c r o s o f t . c o m / o f f i c e / w o r d / 2 0 1 0 / w o r d p r o c e s s i n g S h a p e "   m c : I g n o r a b l e = " w 1 4   w 1 5   w 1 6 s e   w 1 6 c i d   w 1 6   w 1 6 c e x   w 1 6 s d t d h   w 1 6 s d t f l   w 1 6 d u   w p 1 4 " & g t ; & l t ; w : b o d y & g t ; & l t ; w : p   w 1 4 : p a r a I d = " 5 2 0 A E 7 E 0 "   w 1 4 : t e x t I d = " 2 B D 6 E A 2 D "   w : r s i d R = " 0 0 A C 4 A 5 C "   w : r s i d R D e f a u l t = " 0 0 A C 4 A 5 C " & g t ; & l t ; w : p P r & g t ; & l t ; w : f r a m e P r   w : h S p a c e = " 1 8 0 "   w : w r a p = " a r o u n d "   w : v A n c h o r = " t e x t "   w : h A n c h o r = " m a r g i n "   w : y = " - 1 1 " / & g t ; & l t ; w : s p a c i n g   w : a f t e r = " 0 "   w : l i n e = " 2 4 0 "   w : l i n e R u l e = " a u t o " / & g t ; & l t ; / w : p P r & g t ; & l t ; w : r   w : r s i d R P r = " 0 0 4 B 5 2 8 B " & g t ; & l t ; w : r P r & g t ; & l t ; w : r F o n t s   w : e a s t A s i a = " Y u   M i n c h o "   w : c s = " S e g o e   U I " / & g t ; & l t ; w : s z   w : v a l = " 2 2 " / & g t ; & l t ; w : s z C s   w : v a l = " 2 2 " / & g t ; & l t ; / w : r P r & g t ; & l t ; w : t & g t ; I t e m N o & l t ; / w : t & g t ; & l t ; / w : r & g t ; & l t ; / w : p & g t ; & l t ; w : s e c t P r   w : r s i d R = " 0 0 A C 4 A 5 C " & g t ; & l t ; w : p g S z   w : w = " 1 2 2 4 0 "   w : h = " 1 5 8 4 0 " / & g t ; & l t ; w : p g M a r   w : t o p = " 1 4 4 0 "   w : r i g h t = " 1 4 4 0 "   w : b o t t o m = " 1 4 4 0 "   w : l e f t = " 1 4 4 0 "   w : h e a d e r = " 7 2 0 "   w : f o o t e r = " 7 2 0 "   w : g u t t e r = " 0 " / & g t ; & l t ; w : c o l s   w : s p a c e = " 7 2 0 " / & g t ; & l t ; / w : s e c t P r & g t ; & l t ; / w : b o d y & g t ; & l t ; / w : d o c u m e n t & g t ; & l t ; / p k g : x m l D a t a & g t ; & l t ; / p k g : p a r t & g t ; & l t ; p k g : p a r t   p k g : n a m e = " / w o r d / _ r e l s / d o c u m e n t . x m l . r e l s "   p k g : c o n t e n t T y p e = " a p p l i c a t i o n / v n d . o p e n x m l f o r m a t s - p a c k a g e . r e l a t i o n s h i p s + x m l "   p k g : p a d d i n g = " 2 5 6 " & g t ; & l t ; p k g : x m l D a t a & g t ; & l t ; R e l a t i o n s h i p s   x m l n s = " h t t p : / / s c h e m a s . o p e n x m l f o r m a t s . o r g / p a c k a g e / 2 0 0 6 / r e l a t i o n s h i p s " & g t ; & l t ; R e l a t i o n s h i p   I d = " r I d 1 "   T y p e = " h t t p : / / s c h e m a s . o p e n x m l f o r m a t s . o r g / o f f i c e D o c u m e n t / 2 0 0 6 / r e l a t i o n s h i p s / s t y l e s "   T a r g e t = " s t y l e s . x m l " / & g t ; & l t ; / R e l a t i o n s h i p s & g t ; & l t ; / p k g : x m l D a t a & g t ; & l t ; / p k g : p a r t & g t ; & l t ; p k g : p a r t   p k g : n a m e = " / w o r d / s t y l e s . x m l "   p k g : c o n t e n t T y p e = " a p p l i c a t i o n / v n d . o p e n x m l f o r m a t s - o f f i c e d o c u m e n t . w o r d p r o c e s s i n g m l . s t y l e s + x m l " & g t ; & l t ; p k g : x m l D a t a & g t ; & l t ; w : s t y l e s   x m l n s : m c = " h t t p : / / s c h e m a s . o p e n x m l f o r m a t s . o r g / m a r k u p - c o m p a t i b i l i t y / 2 0 0 6 "   x m l n s : r = " h t t p : / / s c h e m a s . o p e n x m l f o r m a t s . o r g / o f f i c e D o c u m e n t / 2 0 0 6 / r e l a t i o n s h i p s "   x m l n s : w = " h t t p : / / s c h e m a s . o p e n x m l f o r m a t s . o r g / w o r d p r o c e s s i n g m l / 2 0 0 6 / m a i n "   x m l n s : w 1 4 = " h t t p : / / s c h e m a s . m i c r o s o f t . c o m / o f f i c e / w o r d / 2 0 1 0 / w o r d m l "   x m l n s : w 1 5 = " h t t p : / / s c h e m a s . m i c r o s o f t . c o m / o f f i c e / w o r d / 2 0 1 2 / w o r d m l "   x m l n s : w 1 6 c e x = " h t t p : / / s c h e m a s . m i c r o s o f t . c o m / o f f i c e / w o r d / 2 0 1 8 / w o r d m l / c e x "   x m l n s : w 1 6 c i d = " h t t p : / / s c h e m a s . m i c r o s o f t . c o m / o f f i c e / w o r d / 2 0 1 6 / w o r d m l / c i d "   x m l n s : w 1 6 = " h t t p : / / s c h e m a s . m i c r o s o f t . c o m / o f f i c e / w o r d / 2 0 1 8 / w o r d m l "   x m l n s : w 1 6 d u = " h t t p : / / s c h e m a s . m i c r o s o f t . c o m / o f f i c e / w o r d / 2 0 2 3 / w o r d m l / w o r d 1 6 d u "   x m l n s : w 1 6 s d t d h = " h t t p : / / s c h e m a s . m i c r o s o f t . c o m / o f f i c e / w o r d / 2 0 2 0 / w o r d m l / s d t d a t a h a s h "   x m l n s : w 1 6 s d t f l = " h t t p : / / s c h e m a s . m i c r o s o f t . c o m / o f f i c e / w o r d / 2 0 2 4 / w o r d m l / s d t f o r m a t l o c k "   x m l n s : w 1 6 s e = " h t t p : / / s c h e m a s . m i c r o s o f t . c o m / o f f i c e / w o r d / 2 0 1 5 / w o r d m l / s y m e x "   m c : I g n o r a b l e = " w 1 4   w 1 5   w 1 6 s e   w 1 6 c i d   w 1 6   w 1 6 c e x   w 1 6 s d t d h   w 1 6 s d t f l   w 1 6 d u " & g t ; & l t ; w : d o c D e f a u l t s & g t ; & l t ; w : r P r D e f a u l t & g t ; & l t ; w : r P r & g t ; & l t ; w : r F o n t s   w : a s c i i T h e m e = " m i n o r H A n s i "   w : e a s t A s i a T h e m e = " m i n o r E a s t A s i a "   w : h A n s i T h e m e = " m i n o r H A n s i "   w : c s t h e m e = " m i n o r B i d i " / & g t ; & l t ; w : k e r n   w : v a l = " 2 " / & g t ; & l t ; w : s z   w : v a l = " 2 4 " / & g t ; & l t ; w : s z C s   w : v a l = " 2 4 " / & g t ; & l t ; w : l a n g   w : v a l = " e n - D K "   w : e a s t A s i a = " e n - D K "   w : b i d i = " a r - S A " / & g t ; & l t ; w 1 4 : l i g a t u r e s   w 1 4 : v a l = " s t a n d a r d C o n t e x t u a l " / & g t ; & l t ; / w : r P r & g t ; & l t ; / w : r P r D e f a u l t & g t ; & l t ; w : p P r D e f a u l t & g t ; & l t ; w : p P r & g t ; & l t ; w : s p a c i n g   w : a f t e r = " 1 6 0 "   w : l i n e = " 2 7 8 "   w : l i n e R u l e = " a u t o " / & g t ; & l t ; / w : p P r & g t ; & l t ; / w : p P r D e f a u l t & g t ; & l t ; / w : d o c D e f a u l t s & g t ; & l t ; w : s t y l e   w : t y p e = " p a r a g r a p h "   w : d e f a u l t = " 1 "   w : s t y l e I d = " N o r m a l " & g t ; & l t ; w : n a m e   w : v a l = " N o r m a l " / & g t ; & l t ; w : q F o r m a t / & g t ; & l t ; w : r s i d   w : v a l = " 0 0 5 7 6 B 0 0 " / & g t ; & l t ; / w : s t y l e & g t ; & l t ; w : s t y l e   w : t y p e = " c h a r a c t e r "   w : d e f a u l t = " 1 "   w : s t y l e I d = " D e f a u l t P a r a g r a p h F o n t " & g t ; & l t ; w : n a m e   w : v a l = " D e f a u l t   P a r a g r a p h   F o n t " / & g t ; & l t ; w : u i P r i o r i t y   w : v a l = " 1 " / & g t ; & l t ; w : s e m i H i d d e n / & g t ; & l t ; w : u n h i d e W h e n U s e d / & g t ; & l t ; w : r s i d   w : v a l = " 0 0 5 7 6 B 0 0 " / & g t ; & l t ; / w : s t y l e & g t ; & l t ; w : s t y l e   w : t y p e = " t a b l e "   w : d e f a u l t = " 1 "   w : s t y l e I d = " T a b l e N o r m a l " & g t ; & l t ; w : n a m e   w : v a l = " N o r m a l   T a b l e " / & g t ; & l t ; w : u i P r i o r i t y   w : v a l = " 9 9 " / & g t ; & l t ; w : s e m i H i d d e n / & g t ; & l t ; w : u n h i d e W h e n U s e d / & g t ; & l t ; w : t b l P r & g t ; & l t ; w : t b l I n d   w : w = " 0 "   w : t y p e = " d x a " / & g t ; & l t ; w : t b l C e l l M a r & g t ; & l t ; w : t o p   w : w = " 0 "   w : t y p e = " d x a " / & g t ; & l t ; w : l e f t   w : w = " 1 0 8 "   w : t y p e = " d x a " / & g t ; & l t ; w : b o t t o m   w : w = " 0 "   w : t y p e = " d x a " / & g t ; & l t ; w : r i g h t   w : w = " 1 0 8 "   w : t y p e = " d x a " / & g t ; & l t ; / w : t b l C e l l M a r & g t ; & l t ; / w : t b l P r & g t ; & l t ; / w : s t y l e & g t ; & l t ; w : s t y l e   w : t y p e = " n u m b e r i n g "   w : d e f a u l t = " 1 "   w : s t y l e I d = " N o L i s t " & g t ; & l t ; w : n a m e   w : v a l = " N o   L i s t " / & g t ; & l t ; w : u i P r i o r i t y   w : v a l = " 9 9 " / & g t ; & l t ; w : s e m i H i d d e n / & g t ; & l t ; w : u n h i d e W h e n U s e d / & g t ; & l t ; w : r s i d   w : v a l = " 0 0 5 7 6 B 0 0 " / & g t ; & l t ; / w : s t y l e & g t ; & l t ; / w : s t y l e s & g t ; & l t ; / p k g : x m l D a t a & g t ; & l t ; / p k g : p a r t & g t ; & l t ; / p k g : p a c k a g e & g t ; - 
- < / I t e m N o > +                 < D e s c r i p t i o n > D e s c r i p t i o n < / D e s c r i p t i o n > + 
+                 < I t e m N o > I t e m N o < / I t e m N o >   
              < / P r o d _ O r d e r _ L i n e >   
@@ -4533,7 +4324,7 @@
  
      < / P r o d _ O r d e r _ R o u t i n g _ L i n e _ G r o u p >   
- < P r o d _ O r d e r _ R o u t i n g _ L i n e _ G r o u p   x m l n s = " u r n : m i c r o s o f t - d y n a m i c s - n a v / r e p o r t s / C a p a c i t y _ T a s k _ L i s t / 9 9 0 0 0 7 8 0 / " > < N o / > < T y p e / > < P r o d _ O r d e r _ R o u t i n g _ L i n e > < C a p a c i t y N a m e / > < C a p a c i t y T a s k L i s t C a p t / > < C o m p a n y N a m e / > < C u r r R e p o r t P a g e N o C a p t / > < D e s c _ P r o d O r d e r R t n g L i n e / > < E n d D a t e _ P r o d O r d e r R t n g L i n e / > < E n d i n g D a t e T i m e / > < E n d T i m e _ P r o d O r d e r R t n g L i n e / > < E x p e c t e d C a p a c i t y N e e d / > < I n p t Q t y _ P r o d O r d e r R t n g L i n e / > < N o _ P r o d O r d e r R t n g L i n e / > < O P N o _ P r o d O r d e r R t n g L i n e / > < P O N o _ P r o d O r d e r R t n g L i n e / > < P O R t n g L i n e T a b l e C a p t F i l t e r / > < P r o d O r d e r R t n g L i n e F i l t e r / > < P r o d O r d e r R t n g L n E n d D t C a p t / > < P r o d O r d e r R t n g L n E n d T i m e C a p t / > < P r o d O r d e r R t n g L n S t r t D t C a p t / > < P r o d O r d e r R t n g L n S t r t T i m e C a p t / > < R t n g N o _ P r o d O r d e r R t n g L i n e / > < S t a r t i n g D a t e T i m e / > < S t r t D t _ P r o d O r d e r R t n g L i n e / > < S t r t T m _ P r o d O r d e r R t n g L i n e / > < T o d a y F o r m a t t e d / > < T y p e _ P r o d O r d e r R t n g L i n e / > < U n i t o f M e a s u r e C o d e / > < P r o d _ O r d e r _ L i n e > < D e s c r i p t i o n / > < I t e m N o / > < / P r o d _ O r d e r _ L i n e > < / P r o d _ O r d e r _ R o u t i n g _ L i n e > < / P r o d _ O r d e r _ R o u t i n g _ L i n e _ G r o u p > < / N a v W o r d R e p o r t X m l P a r t > 
+ < / N a v W o r d R e p o r t X m l P a r t > 
 </file>
 
 <file path=customXml/item3.xml><?xml version="1.0" encoding="utf-8"?>
@@ -4541,7 +4332,7 @@
 </file>
 
 <file path=customXml/itemProps1.xml><?xml version="1.0" encoding="utf-8"?>
-<ds:datastoreItem xmlns:ds="http://schemas.openxmlformats.org/officeDocument/2006/customXml" ds:itemID="{E156CA01-332F-457D-8A1F-D31D60A1743C}">
+<ds:datastoreItem xmlns:ds="http://schemas.openxmlformats.org/officeDocument/2006/customXml" ds:itemID="{D2D27D9E-2762-471C-AFD0-6DE2408DF697}">
   <ds:schemaRefs>
     <ds:schemaRef ds:uri="urn:microsoft-dynamics-businesscentral/internal/extended/reports/Capacity_Task_List/99000780/"/>
   </ds:schemaRefs>
@@ -4549,7 +4340,7 @@
 </file>
 
 <file path=customXml/itemProps2.xml><?xml version="1.0" encoding="utf-8"?>
-<ds:datastoreItem xmlns:ds="http://schemas.openxmlformats.org/officeDocument/2006/customXml" ds:itemID="{08C9516C-9129-4036-888F-428CC6C93241}">
+<ds:datastoreItem xmlns:ds="http://schemas.openxmlformats.org/officeDocument/2006/customXml" ds:itemID="{3477E2A6-633E-4AB6-8111-1035C0D43D68}">
   <ds:schemaRefs>
     <ds:schemaRef ds:uri="urn:microsoft-dynamics-nav/reports/Capacity_Task_List/99000780/"/>
   </ds:schemaRefs>
@@ -4557,9 +4348,16 @@
 </file>
 
 <file path=customXml/itemProps3.xml><?xml version="1.0" encoding="utf-8"?>
-<ds:datastoreItem xmlns:ds="http://schemas.openxmlformats.org/officeDocument/2006/customXml" ds:itemID="{A8792E15-46EC-417F-8969-B184C6BAE16F}">
+<ds:datastoreItem xmlns:ds="http://schemas.openxmlformats.org/officeDocument/2006/customXml" ds:itemID="{104CB8CB-4FBA-408C-A95C-FB500C94A480}">
   <ds:schemaRefs>
     <ds:schemaRef ds:uri="http://schemas.openxmlformats.org/officeDocument/2006/bibliography"/>
   </ds:schemaRefs>
 </ds:datastoreItem>
+</file>
+
+<file path=docMetadata/LabelInfo.xml><?xml version="1.0" encoding="utf-8"?>
+<clbl:labelList xmlns:clbl="http://schemas.microsoft.com/office/2020/mipLabelMetadata">
+  <clbl:label id="{85ca8af4-763a-45c2-80ae-a5ca1b80bddc}" enabled="1" method="Standard" siteId="{06cdaf09-14f0-4cd1-8ac0-7bfed707a82c}" contentBits="0" removed="0"/>
+  <clbl:label id="{f42aa342-8706-4288-bd11-ebb85995028c}" enabled="1" method="Standard" siteId="{72f988bf-86f1-41af-91ab-2d7cd011db47}" contentBits="0" removed="0"/>
+</clbl:labelList>
 </file>
--- a/src/Layers/W1/BaseApp/Manufacturing/Reports/CapacityTaskListBody.docx
+++ b/src/Layers/W1/BaseApp/Manufacturing/Reports/CapacityTaskListBody.docx
@@ -3691,7 +3691,9 @@
 </a:theme>
 </file>
 
-<file path=customXml/item1.xml>��< ? x m l   v e r s i o n = " 1 . 0 "   e n c o d i n g = " u t f - 1 6 " ? > < N a v W o r d R e p o r t X m l P a r t   x m l n s = " u r n : m i c r o s o f t - d y n a m i c s - b u s i n e s s c e n t r a l / i n t e r n a l / e x t e n d e d / r e p o r t s / C a p a c i t y _ T a s k _ L i s t / 9 9 0 0 0 7 8 0 / " > +<file path=customXml/item1.xml>��< ? x m l   v e r s i o n = " 1 . 0 "   e n c o d i n g = " u t f - 1 6 " ? > + 
+ < N a v W o r d R e p o r t X m l P a r t   x m l n s = " u r n : m i c r o s o f t - d y n a m i c s - b u s i n e s s c e n t r a l / i n t e r n a l / e x t e n d e d / r e p o r t s / C a p a c i t y _ T a s k _ L i s t / 9 9 0 0 0 7 8 0 / " >   
      < B C R e p o r t I n f o r m a t i o n >   
@@ -3709,6 +3711,8 @@
  
              < R e p o r t N a m e > R e p o r t   N a m e < / R e p o r t N a m e >   
+             < R e p o r t C a p t i o n > R e p o r t   C a p t i o n < / R e p o r t C a p t i o n > + 
              < A b o u t T h i s R e p o r t T i t l e > A b o u t   T h i s   R e p o r t   T i t l e < / A b o u t T h i s R e p o r t T i t l e >   
              < A b o u t T h i s R e p o r t T e x t > A b o u t   T h i s   R e p o r t   T e x t < / A b o u t T h i s R e p o r t T e x t > @@ -3763,21 +3767,21 @@
  
              < C o m p a n y A d d r e s s L i n e s >   
-                 < C o m p a n y A d d r e s s L i n e > C o m p a n y   A d d r e s s   L i n e   1 < / C o m p a n y A d d r e s s L i n e > - 
-                 < C o m p a n y A d d r e s s L i n e > C o m p a n y   A d d r e s s   L i n e   2 < / C o m p a n y A d d r e s s L i n e > - 
-                 < C o m p a n y A d d r e s s L i n e > C o m p a n y   A d d r e s s   L i n e   3 < / C o m p a n y A d d r e s s L i n e > - 
-                 < C o m p a n y A d d r e s s L i n e > C o m p a n y   A d d r e s s   L i n e   4 < / C o m p a n y A d d r e s s L i n e > - 
-                 < C o m p a n y A d d r e s s L i n e > C o m p a n y   A d d r e s s   L i n e   5 < / C o m p a n y A d d r e s s L i n e > - 
-                 < C o m p a n y A d d r e s s L i n e > C o m p a n y   A d d r e s s   L i n e   6 < / C o m p a n y A d d r e s s L i n e > - 
-                 < C o m p a n y A d d r e s s L i n e > C o m p a n y   A d d r e s s   L i n e   7 < / C o m p a n y A d d r e s s L i n e > - 
-                 < C o m p a n y A d d r e s s L i n e > C o m p a n y   A d d r e s s   L i n e   8 < / C o m p a n y A d d r e s s L i n e > +                 < C o m p a n y A d d r e s s L i n e 1 > C o m p a n y   A d d r e s s   L i n e   1 < / C o m p a n y A d d r e s s L i n e 1 > + 
+                 < C o m p a n y A d d r e s s L i n e 2 > C o m p a n y   A d d r e s s   L i n e   2 < / C o m p a n y A d d r e s s L i n e 2 > + 
+                 < C o m p a n y A d d r e s s L i n e 3 > C o m p a n y   A d d r e s s   L i n e   3 < / C o m p a n y A d d r e s s L i n e 3 > + 
+                 < C o m p a n y A d d r e s s L i n e 4 > C o m p a n y   A d d r e s s   L i n e   4 < / C o m p a n y A d d r e s s L i n e 4 > + 
+                 < C o m p a n y A d d r e s s L i n e 5 > C o m p a n y   A d d r e s s   L i n e   5 < / C o m p a n y A d d r e s s L i n e 5 > + 
+                 < C o m p a n y A d d r e s s L i n e 6 > C o m p a n y   A d d r e s s   L i n e   6 < / C o m p a n y A d d r e s s L i n e 6 > + 
+                 < C o m p a n y A d d r e s s L i n e 7 > C o m p a n y   A d d r e s s   L i n e   7 < / C o m p a n y A d d r e s s L i n e 7 > + 
+                 < C o m p a n y A d d r e s s L i n e 8 > C o m p a n y   A d d r e s s   L i n e   8 < / C o m p a n y A d d r e s s L i n e 8 >   
              < / C o m p a n y A d d r e s s L i n e s >   
@@ -4060,6 +4064,8 @@
  
              < R e p o r t N a m e > R e p o r t   N a m e < / R e p o r t N a m e >   
+             < R e p o r t C a p t i o n > R e p o r t   C a p t i o n < / R e p o r t C a p t i o n > + 
              < A b o u t T h i s R e p o r t T i t l e > A b o u t   T h i s   R e p o r t   T i t l e < / A b o u t T h i s R e p o r t T i t l e >   
              < A b o u t T h i s R e p o r t T e x t > A b o u t   T h i s   R e p o r t   T e x t < / A b o u t T h i s R e p o r t T e x t > @@ -4114,21 +4120,21 @@
  
              < C o m p a n y A d d r e s s L i n e s >   
-                 < C o m p a n y A d d r e s s L i n e > C o m p a n y   A d d r e s s   L i n e   1 < / C o m p a n y A d d r e s s L i n e > - 
-                 < C o m p a n y A d d r e s s L i n e > C o m p a n y   A d d r e s s   L i n e   2 < / C o m p a n y A d d r e s s L i n e > - 
-                 < C o m p a n y A d d r e s s L i n e > C o m p a n y   A d d r e s s   L i n e   3 < / C o m p a n y A d d r e s s L i n e > - 
-                 < C o m p a n y A d d r e s s L i n e > C o m p a n y   A d d r e s s   L i n e   4 < / C o m p a n y A d d r e s s L i n e > - 
-                 < C o m p a n y A d d r e s s L i n e > C o m p a n y   A d d r e s s   L i n e   5 < / C o m p a n y A d d r e s s L i n e > - 
-                 < C o m p a n y A d d r e s s L i n e > C o m p a n y   A d d r e s s   L i n e   6 < / C o m p a n y A d d r e s s L i n e > - 
-                 < C o m p a n y A d d r e s s L i n e > C o m p a n y   A d d r e s s   L i n e   7 < / C o m p a n y A d d r e s s L i n e > - 
-                 < C o m p a n y A d d r e s s L i n e > C o m p a n y   A d d r e s s   L i n e   8 < / C o m p a n y A d d r e s s L i n e > +                 < C o m p a n y A d d r e s s L i n e 1 > C o m p a n y   A d d r e s s   L i n e   1 < / C o m p a n y A d d r e s s L i n e 1 > + 
+                 < C o m p a n y A d d r e s s L i n e 2 > C o m p a n y   A d d r e s s   L i n e   2 < / C o m p a n y A d d r e s s L i n e 2 > + 
+                 < C o m p a n y A d d r e s s L i n e 3 > C o m p a n y   A d d r e s s   L i n e   3 < / C o m p a n y A d d r e s s L i n e 3 > + 
+                 < C o m p a n y A d d r e s s L i n e 4 > C o m p a n y   A d d r e s s   L i n e   4 < / C o m p a n y A d d r e s s L i n e 4 > + 
+                 < C o m p a n y A d d r e s s L i n e 5 > C o m p a n y   A d d r e s s   L i n e   5 < / C o m p a n y A d d r e s s L i n e 5 > + 
+                 < C o m p a n y A d d r e s s L i n e 6 > C o m p a n y   A d d r e s s   L i n e   6 < / C o m p a n y A d d r e s s L i n e 6 > + 
+                 < C o m p a n y A d d r e s s L i n e 7 > C o m p a n y   A d d r e s s   L i n e   7 < / C o m p a n y A d d r e s s L i n e 7 > + 
+                 < C o m p a n y A d d r e s s L i n e 8 > C o m p a n y   A d d r e s s   L i n e   8 < / C o m p a n y A d d r e s s L i n e 8 >   
              < / C o m p a n y A d d r e s s L i n e s >   
